--- a/Báo cáo nhóm 12.docx
+++ b/Báo cáo nhóm 12.docx
@@ -360,7 +360,7 @@
           </mc:Choice>
           <mc:Fallback>
             <w:pict>
-              <v:shape w14:anchorId="4703743C" id="Graphic 1" o:spid="_x0000_s1026" style="position:absolute;margin-left:272.55pt;margin-top:11pt;width:21.65pt;height:.1pt;z-index:251528704;visibility:visible;mso-wrap-style:square;mso-wrap-distance-left:0;mso-wrap-distance-top:0;mso-wrap-distance-right:0;mso-wrap-distance-bottom:0;mso-position-horizontal:absolute;mso-position-horizontal-relative:page;mso-position-vertical:absolute;mso-position-vertical-relative:text;v-text-anchor:top" coordsize="274955,1270" o:gfxdata="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" path="m,l274326,e" filled="f" strokeweight=".33831mm">
+              <v:shape w14:anchorId="6286C0FC" id="Graphic 1" o:spid="_x0000_s1026" style="position:absolute;margin-left:272.55pt;margin-top:11pt;width:21.65pt;height:.1pt;z-index:251528704;visibility:visible;mso-wrap-style:square;mso-wrap-distance-left:0;mso-wrap-distance-top:0;mso-wrap-distance-right:0;mso-wrap-distance-bottom:0;mso-position-horizontal:absolute;mso-position-horizontal-relative:page;mso-position-vertical:absolute;mso-position-vertical-relative:text;v-text-anchor:top" coordsize="274955,1270" o:gfxdata="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" path="m,l274326,e" filled="f" strokeweight=".33831mm">
                 <v:stroke dashstyle="dash"/>
                 <v:path arrowok="t"/>
                 <w10:wrap anchorx="page"/>
@@ -441,7 +441,7 @@
           </mc:Choice>
           <mc:Fallback>
             <w:pict>
-              <v:shape w14:anchorId="32DBDFE1" id="Graphic 2" o:spid="_x0000_s1026" style="position:absolute;margin-left:311.55pt;margin-top:11pt;width:21.65pt;height:.1pt;z-index:251530752;visibility:visible;mso-wrap-style:square;mso-wrap-distance-left:0;mso-wrap-distance-top:0;mso-wrap-distance-right:0;mso-wrap-distance-bottom:0;mso-position-horizontal:absolute;mso-position-horizontal-relative:page;mso-position-vertical:absolute;mso-position-vertical-relative:text;v-text-anchor:top" coordsize="274955,1270" o:gfxdata="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" path="m,l274326,e" filled="f" strokeweight=".33831mm">
+              <v:shape w14:anchorId="776846A1" id="Graphic 2" o:spid="_x0000_s1026" style="position:absolute;margin-left:311.55pt;margin-top:11pt;width:21.65pt;height:.1pt;z-index:251530752;visibility:visible;mso-wrap-style:square;mso-wrap-distance-left:0;mso-wrap-distance-top:0;mso-wrap-distance-right:0;mso-wrap-distance-bottom:0;mso-position-horizontal:absolute;mso-position-horizontal-relative:page;mso-position-vertical:absolute;mso-position-vertical-relative:text;v-text-anchor:top" coordsize="274955,1270" o:gfxdata="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" path="m,l274326,e" filled="f" strokeweight=".33831mm">
                 <v:stroke dashstyle="dash"/>
                 <v:path arrowok="t"/>
                 <w10:wrap anchorx="page"/>
@@ -10912,8 +10912,90 @@
           <w:szCs w:val="26"/>
           <w:lang w:val="en-US"/>
         </w:rPr>
-        <w:t>. Code tạo cơ sở dữ liệu</w:t>
-      </w:r>
+        <w:t xml:space="preserve">. Code </w:t>
+      </w:r>
+      <w:proofErr w:type="spellStart"/>
+      <w:r>
+        <w:rPr>
+          <w:sz w:val="26"/>
+          <w:szCs w:val="26"/>
+          <w:lang w:val="en-US"/>
+        </w:rPr>
+        <w:t>tạo</w:t>
+      </w:r>
+      <w:proofErr w:type="spellEnd"/>
+      <w:r>
+        <w:rPr>
+          <w:sz w:val="26"/>
+          <w:szCs w:val="26"/>
+          <w:lang w:val="en-US"/>
+        </w:rPr>
+        <w:t xml:space="preserve"> </w:t>
+      </w:r>
+      <w:proofErr w:type="spellStart"/>
+      <w:r>
+        <w:rPr>
+          <w:sz w:val="26"/>
+          <w:szCs w:val="26"/>
+          <w:lang w:val="en-US"/>
+        </w:rPr>
+        <w:t>cơ</w:t>
+      </w:r>
+      <w:proofErr w:type="spellEnd"/>
+      <w:r>
+        <w:rPr>
+          <w:sz w:val="26"/>
+          <w:szCs w:val="26"/>
+          <w:lang w:val="en-US"/>
+        </w:rPr>
+        <w:t xml:space="preserve"> </w:t>
+      </w:r>
+      <w:proofErr w:type="spellStart"/>
+      <w:r>
+        <w:rPr>
+          <w:sz w:val="26"/>
+          <w:szCs w:val="26"/>
+          <w:lang w:val="en-US"/>
+        </w:rPr>
+        <w:t>sở</w:t>
+      </w:r>
+      <w:proofErr w:type="spellEnd"/>
+      <w:r>
+        <w:rPr>
+          <w:sz w:val="26"/>
+          <w:szCs w:val="26"/>
+          <w:lang w:val="en-US"/>
+        </w:rPr>
+        <w:t xml:space="preserve"> </w:t>
+      </w:r>
+      <w:proofErr w:type="spellStart"/>
+      <w:r>
+        <w:rPr>
+          <w:sz w:val="26"/>
+          <w:szCs w:val="26"/>
+          <w:lang w:val="en-US"/>
+        </w:rPr>
+        <w:t>dữ</w:t>
+      </w:r>
+      <w:proofErr w:type="spellEnd"/>
+      <w:r>
+        <w:rPr>
+          <w:sz w:val="26"/>
+          <w:szCs w:val="26"/>
+          <w:lang w:val="en-US"/>
+        </w:rPr>
+        <w:t xml:space="preserve"> </w:t>
+      </w:r>
+      <w:proofErr w:type="spellStart"/>
+      <w:r>
+        <w:rPr>
+          <w:sz w:val="26"/>
+          <w:szCs w:val="26"/>
+          <w:lang w:val="en-US"/>
+        </w:rPr>
+        <w:t>liệu</w:t>
+      </w:r>
+      <w:proofErr w:type="spellEnd"/>
     </w:p>
     <w:p>
       <w:pPr>
@@ -11949,7 +12031,24 @@
                 <w:lang w:val="vi-VN"/>
               </w:rPr>
               <w:tab/>
-              <w:t xml:space="preserve">ThGianBDau </w:t>
+            </w:r>
+            <w:proofErr w:type="spellStart"/>
+            <w:r>
+              <w:rPr>
+                <w:sz w:val="26"/>
+                <w:szCs w:val="26"/>
+                <w:lang w:val="vi-VN"/>
+              </w:rPr>
+              <w:t>ThGianBDau</w:t>
+            </w:r>
+            <w:proofErr w:type="spellEnd"/>
+            <w:r>
+              <w:rPr>
+                <w:sz w:val="26"/>
+                <w:szCs w:val="26"/>
+                <w:lang w:val="vi-VN"/>
+              </w:rPr>
+              <w:t xml:space="preserve"> </w:t>
             </w:r>
             <w:r>
               <w:rPr>
@@ -11965,7 +12064,43 @@
                 <w:szCs w:val="26"/>
                 <w:lang w:val="vi-VN"/>
               </w:rPr>
-              <w:t xml:space="preserve"> not null,</w:t>
+              <w:t xml:space="preserve"> </w:t>
+            </w:r>
+            <w:proofErr w:type="spellStart"/>
+            <w:r>
+              <w:rPr>
+                <w:sz w:val="26"/>
+                <w:szCs w:val="26"/>
+                <w:lang w:val="vi-VN"/>
+              </w:rPr>
+              <w:t>not</w:t>
+            </w:r>
+            <w:proofErr w:type="spellEnd"/>
+            <w:r>
+              <w:rPr>
+                <w:sz w:val="26"/>
+                <w:szCs w:val="26"/>
+                <w:lang w:val="vi-VN"/>
+              </w:rPr>
+              <w:t xml:space="preserve"> </w:t>
+            </w:r>
+            <w:proofErr w:type="spellStart"/>
+            <w:r>
+              <w:rPr>
+                <w:sz w:val="26"/>
+                <w:szCs w:val="26"/>
+                <w:lang w:val="vi-VN"/>
+              </w:rPr>
+              <w:t>null</w:t>
+            </w:r>
+            <w:proofErr w:type="spellEnd"/>
+            <w:r>
+              <w:rPr>
+                <w:sz w:val="26"/>
+                <w:szCs w:val="26"/>
+                <w:lang w:val="vi-VN"/>
+              </w:rPr>
+              <w:t>,</w:t>
             </w:r>
           </w:p>
           <w:p>
@@ -11983,8 +12118,71 @@
                 <w:lang w:val="vi-VN"/>
               </w:rPr>
               <w:tab/>
-              <w:t>ThGianKThuc Time not null</w:t>
-            </w:r>
+            </w:r>
+            <w:proofErr w:type="spellStart"/>
+            <w:r>
+              <w:rPr>
+                <w:sz w:val="26"/>
+                <w:szCs w:val="26"/>
+                <w:lang w:val="vi-VN"/>
+              </w:rPr>
+              <w:t>ThGianKThuc</w:t>
+            </w:r>
+            <w:proofErr w:type="spellEnd"/>
+            <w:r>
+              <w:rPr>
+                <w:sz w:val="26"/>
+                <w:szCs w:val="26"/>
+                <w:lang w:val="vi-VN"/>
+              </w:rPr>
+              <w:t xml:space="preserve"> </w:t>
+            </w:r>
+            <w:proofErr w:type="spellStart"/>
+            <w:r>
+              <w:rPr>
+                <w:sz w:val="26"/>
+                <w:szCs w:val="26"/>
+                <w:lang w:val="vi-VN"/>
+              </w:rPr>
+              <w:t>Time</w:t>
+            </w:r>
+            <w:proofErr w:type="spellEnd"/>
+            <w:r>
+              <w:rPr>
+                <w:sz w:val="26"/>
+                <w:szCs w:val="26"/>
+                <w:lang w:val="vi-VN"/>
+              </w:rPr>
+              <w:t xml:space="preserve"> </w:t>
+            </w:r>
+            <w:proofErr w:type="spellStart"/>
+            <w:r>
+              <w:rPr>
+                <w:sz w:val="26"/>
+                <w:szCs w:val="26"/>
+                <w:lang w:val="vi-VN"/>
+              </w:rPr>
+              <w:t>not</w:t>
+            </w:r>
+            <w:proofErr w:type="spellEnd"/>
+            <w:r>
+              <w:rPr>
+                <w:sz w:val="26"/>
+                <w:szCs w:val="26"/>
+                <w:lang w:val="vi-VN"/>
+              </w:rPr>
+              <w:t xml:space="preserve"> </w:t>
+            </w:r>
+            <w:proofErr w:type="spellStart"/>
+            <w:r>
+              <w:rPr>
+                <w:sz w:val="26"/>
+                <w:szCs w:val="26"/>
+                <w:lang w:val="vi-VN"/>
+              </w:rPr>
+              <w:t>null</w:t>
+            </w:r>
+            <w:proofErr w:type="spellEnd"/>
           </w:p>
           <w:p>
             <w:pPr>
@@ -14180,8 +14378,42 @@
           <w:szCs w:val="26"/>
           <w:lang w:val="en-US"/>
         </w:rPr>
-        <w:t>2.6. Lược đồ vật lý</w:t>
-      </w:r>
+        <w:t xml:space="preserve">2.6. </w:t>
+      </w:r>
+      <w:proofErr w:type="spellStart"/>
+      <w:r>
+        <w:rPr>
+          <w:b/>
+          <w:bCs/>
+          <w:sz w:val="26"/>
+          <w:szCs w:val="26"/>
+          <w:lang w:val="en-US"/>
+        </w:rPr>
+        <w:t>Lược</w:t>
+      </w:r>
+      <w:proofErr w:type="spellEnd"/>
+      <w:r>
+        <w:rPr>
+          <w:b/>
+          <w:bCs/>
+          <w:sz w:val="26"/>
+          <w:szCs w:val="26"/>
+          <w:lang w:val="en-US"/>
+        </w:rPr>
+        <w:t xml:space="preserve"> đồ vật </w:t>
+      </w:r>
+      <w:proofErr w:type="spellStart"/>
+      <w:r>
+        <w:rPr>
+          <w:b/>
+          <w:bCs/>
+          <w:sz w:val="26"/>
+          <w:szCs w:val="26"/>
+          <w:lang w:val="en-US"/>
+        </w:rPr>
+        <w:t>lý</w:t>
+      </w:r>
+      <w:proofErr w:type="spellEnd"/>
     </w:p>
     <w:p>
       <w:pPr>
@@ -19039,18 +19271,120 @@
         <w:rPr>
           <w:sz w:val="26"/>
           <w:szCs w:val="26"/>
-          <w:lang w:val="vi-VN"/>
-        </w:rPr>
-      </w:pPr>
+          <w:lang w:val="en-US"/>
+        </w:rPr>
+      </w:pPr>
+      <w:proofErr w:type="spellStart"/>
       <w:r>
         <w:rPr>
           <w:spacing w:val="-3"/>
           <w:sz w:val="26"/>
           <w:szCs w:val="26"/>
-          <w:lang w:val="vi-VN"/>
-        </w:rPr>
-        <w:t>Kết nối cơ sở dữ liệu</w:t>
-      </w:r>
+          <w:lang w:val="en-US"/>
+        </w:rPr>
+        <w:t>Kết</w:t>
+      </w:r>
+      <w:proofErr w:type="spellEnd"/>
+      <w:r>
+        <w:rPr>
+          <w:spacing w:val="-3"/>
+          <w:sz w:val="26"/>
+          <w:szCs w:val="26"/>
+          <w:lang w:val="en-US"/>
+        </w:rPr>
+        <w:t xml:space="preserve"> </w:t>
+      </w:r>
+      <w:proofErr w:type="spellStart"/>
+      <w:r>
+        <w:rPr>
+          <w:spacing w:val="-3"/>
+          <w:sz w:val="26"/>
+          <w:szCs w:val="26"/>
+          <w:lang w:val="en-US"/>
+        </w:rPr>
+        <w:t>nối</w:t>
+      </w:r>
+      <w:proofErr w:type="spellEnd"/>
+      <w:r>
+        <w:rPr>
+          <w:spacing w:val="-3"/>
+          <w:sz w:val="26"/>
+          <w:szCs w:val="26"/>
+          <w:lang w:val="en-US"/>
+        </w:rPr>
+        <w:t xml:space="preserve"> </w:t>
+      </w:r>
+      <w:proofErr w:type="spellStart"/>
+      <w:r>
+        <w:rPr>
+          <w:spacing w:val="-3"/>
+          <w:sz w:val="26"/>
+          <w:szCs w:val="26"/>
+          <w:lang w:val="en-US"/>
+        </w:rPr>
+        <w:t>cơ</w:t>
+      </w:r>
+      <w:proofErr w:type="spellEnd"/>
+      <w:r>
+        <w:rPr>
+          <w:spacing w:val="-3"/>
+          <w:sz w:val="26"/>
+          <w:szCs w:val="26"/>
+          <w:lang w:val="en-US"/>
+        </w:rPr>
+        <w:t xml:space="preserve"> </w:t>
+      </w:r>
+      <w:proofErr w:type="spellStart"/>
+      <w:r>
+        <w:rPr>
+          <w:spacing w:val="-3"/>
+          <w:sz w:val="26"/>
+          <w:szCs w:val="26"/>
+          <w:lang w:val="en-US"/>
+        </w:rPr>
+        <w:t>sở</w:t>
+      </w:r>
+      <w:proofErr w:type="spellEnd"/>
+      <w:r>
+        <w:rPr>
+          <w:spacing w:val="-3"/>
+          <w:sz w:val="26"/>
+          <w:szCs w:val="26"/>
+          <w:lang w:val="en-US"/>
+        </w:rPr>
+        <w:t xml:space="preserve"> </w:t>
+      </w:r>
+      <w:proofErr w:type="spellStart"/>
+      <w:r>
+        <w:rPr>
+          <w:spacing w:val="-3"/>
+          <w:sz w:val="26"/>
+          <w:szCs w:val="26"/>
+          <w:lang w:val="en-US"/>
+        </w:rPr>
+        <w:t>dữ</w:t>
+      </w:r>
+      <w:proofErr w:type="spellEnd"/>
+      <w:r>
+        <w:rPr>
+          <w:spacing w:val="-3"/>
+          <w:sz w:val="26"/>
+          <w:szCs w:val="26"/>
+          <w:lang w:val="en-US"/>
+        </w:rPr>
+        <w:t xml:space="preserve"> </w:t>
+      </w:r>
+      <w:proofErr w:type="spellStart"/>
+      <w:r>
+        <w:rPr>
+          <w:spacing w:val="-3"/>
+          <w:sz w:val="26"/>
+          <w:szCs w:val="26"/>
+          <w:lang w:val="en-US"/>
+        </w:rPr>
+        <w:t>liệu</w:t>
+      </w:r>
+      <w:proofErr w:type="spellEnd"/>
     </w:p>
     <w:p>
       <w:pPr>
@@ -19062,7 +19396,6 @@
           <w:right w:val="single" w:sz="4" w:space="4" w:color="auto"/>
         </w:pBdr>
         <w:adjustRightInd w:val="0"/>
-        <w:spacing w:line="276" w:lineRule="auto"/>
         <w:ind w:left="460"/>
         <w:rPr>
           <w:rFonts w:eastAsiaTheme="minorHAnsi"/>
@@ -19080,8 +19413,20 @@
           <w:szCs w:val="26"/>
           <w:lang w:val="en-US"/>
         </w:rPr>
-        <w:t>public class DBConn</w:t>
-      </w:r>
+        <w:t xml:space="preserve">public class </w:t>
+      </w:r>
+      <w:proofErr w:type="spellStart"/>
+      <w:r>
+        <w:rPr>
+          <w:rFonts w:eastAsiaTheme="minorHAnsi"/>
+          <w:color w:val="000000"/>
+          <w:sz w:val="26"/>
+          <w:szCs w:val="26"/>
+          <w:lang w:val="en-US"/>
+        </w:rPr>
+        <w:t>DBConn</w:t>
+      </w:r>
+      <w:proofErr w:type="spellEnd"/>
     </w:p>
     <w:p>
       <w:pPr>
@@ -19093,7 +19438,6 @@
           <w:right w:val="single" w:sz="4" w:space="4" w:color="auto"/>
         </w:pBdr>
         <w:adjustRightInd w:val="0"/>
-        <w:spacing w:line="276" w:lineRule="auto"/>
         <w:ind w:left="460"/>
         <w:rPr>
           <w:rFonts w:eastAsiaTheme="minorHAnsi"/>
@@ -19124,7 +19468,6 @@
           <w:right w:val="single" w:sz="4" w:space="4" w:color="auto"/>
         </w:pBdr>
         <w:adjustRightInd w:val="0"/>
-        <w:spacing w:line="276" w:lineRule="auto"/>
         <w:ind w:left="460"/>
         <w:rPr>
           <w:rFonts w:eastAsiaTheme="minorHAnsi"/>
@@ -19142,7 +19485,29 @@
           <w:szCs w:val="26"/>
           <w:lang w:val="en-US"/>
         </w:rPr>
-        <w:t xml:space="preserve">    private static string connStr = @"Data Source=(LocalDB)\MSSQLLocalDB;AttachDbFilename=|DataDirectory|\QLCuaHang.mdf;Integrated Security=True";</w:t>
+        <w:t xml:space="preserve">    private static string </w:t>
+      </w:r>
+      <w:proofErr w:type="spellStart"/>
+      <w:r>
+        <w:rPr>
+          <w:rFonts w:eastAsiaTheme="minorHAnsi"/>
+          <w:color w:val="000000"/>
+          <w:sz w:val="26"/>
+          <w:szCs w:val="26"/>
+          <w:lang w:val="en-US"/>
+        </w:rPr>
+        <w:t>connStr</w:t>
+      </w:r>
+      <w:proofErr w:type="spellEnd"/>
+      <w:r>
+        <w:rPr>
+          <w:rFonts w:eastAsiaTheme="minorHAnsi"/>
+          <w:color w:val="000000"/>
+          <w:sz w:val="26"/>
+          <w:szCs w:val="26"/>
+          <w:lang w:val="en-US"/>
+        </w:rPr>
+        <w:t xml:space="preserve"> = @"Data Source=(LocalDB)\MSSQLLocalDB;AttachDbFilename=|DataDirectory|\QLCuaHang.mdf;Integrated Security=True";</w:t>
       </w:r>
     </w:p>
     <w:p>
@@ -19155,7 +19520,6 @@
           <w:right w:val="single" w:sz="4" w:space="4" w:color="auto"/>
         </w:pBdr>
         <w:adjustRightInd w:val="0"/>
-        <w:spacing w:line="276" w:lineRule="auto"/>
         <w:ind w:left="460"/>
         <w:rPr>
           <w:rFonts w:eastAsiaTheme="minorHAnsi"/>
@@ -19173,7 +19537,29 @@
           <w:szCs w:val="26"/>
           <w:lang w:val="en-US"/>
         </w:rPr>
-        <w:t xml:space="preserve">    private static SqlConnection connection;</w:t>
+        <w:t xml:space="preserve">    private static </w:t>
+      </w:r>
+      <w:proofErr w:type="spellStart"/>
+      <w:r>
+        <w:rPr>
+          <w:rFonts w:eastAsiaTheme="minorHAnsi"/>
+          <w:color w:val="000000"/>
+          <w:sz w:val="26"/>
+          <w:szCs w:val="26"/>
+          <w:lang w:val="en-US"/>
+        </w:rPr>
+        <w:t>SqlConnection</w:t>
+      </w:r>
+      <w:proofErr w:type="spellEnd"/>
+      <w:r>
+        <w:rPr>
+          <w:rFonts w:eastAsiaTheme="minorHAnsi"/>
+          <w:color w:val="000000"/>
+          <w:sz w:val="26"/>
+          <w:szCs w:val="26"/>
+          <w:lang w:val="en-US"/>
+        </w:rPr>
+        <w:t xml:space="preserve"> connection;</w:t>
       </w:r>
     </w:p>
     <w:p>
@@ -19186,7 +19572,6 @@
           <w:right w:val="single" w:sz="4" w:space="4" w:color="auto"/>
         </w:pBdr>
         <w:adjustRightInd w:val="0"/>
-        <w:spacing w:line="276" w:lineRule="auto"/>
         <w:ind w:left="460"/>
         <w:rPr>
           <w:rFonts w:eastAsiaTheme="minorHAnsi"/>
@@ -19207,7 +19592,6 @@
           <w:right w:val="single" w:sz="4" w:space="4" w:color="auto"/>
         </w:pBdr>
         <w:adjustRightInd w:val="0"/>
-        <w:spacing w:line="276" w:lineRule="auto"/>
         <w:ind w:left="460"/>
         <w:rPr>
           <w:rFonts w:eastAsiaTheme="minorHAnsi"/>
@@ -19225,8 +19609,42 @@
           <w:szCs w:val="26"/>
           <w:lang w:val="en-US"/>
         </w:rPr>
-        <w:t xml:space="preserve">    public SqlConnection getConnection</w:t>
-      </w:r>
+        <w:t xml:space="preserve">    public </w:t>
+      </w:r>
+      <w:proofErr w:type="spellStart"/>
+      <w:r>
+        <w:rPr>
+          <w:rFonts w:eastAsiaTheme="minorHAnsi"/>
+          <w:color w:val="000000"/>
+          <w:sz w:val="26"/>
+          <w:szCs w:val="26"/>
+          <w:lang w:val="en-US"/>
+        </w:rPr>
+        <w:t>SqlConnection</w:t>
+      </w:r>
+      <w:proofErr w:type="spellEnd"/>
+      <w:r>
+        <w:rPr>
+          <w:rFonts w:eastAsiaTheme="minorHAnsi"/>
+          <w:color w:val="000000"/>
+          <w:sz w:val="26"/>
+          <w:szCs w:val="26"/>
+          <w:lang w:val="en-US"/>
+        </w:rPr>
+        <w:t xml:space="preserve"> </w:t>
+      </w:r>
+      <w:proofErr w:type="spellStart"/>
+      <w:r>
+        <w:rPr>
+          <w:rFonts w:eastAsiaTheme="minorHAnsi"/>
+          <w:color w:val="000000"/>
+          <w:sz w:val="26"/>
+          <w:szCs w:val="26"/>
+          <w:lang w:val="en-US"/>
+        </w:rPr>
+        <w:t>getConnection</w:t>
+      </w:r>
+      <w:proofErr w:type="spellEnd"/>
     </w:p>
     <w:p>
       <w:pPr>
@@ -19238,7 +19656,6 @@
           <w:right w:val="single" w:sz="4" w:space="4" w:color="auto"/>
         </w:pBdr>
         <w:adjustRightInd w:val="0"/>
-        <w:spacing w:line="276" w:lineRule="auto"/>
         <w:ind w:left="460"/>
         <w:rPr>
           <w:rFonts w:eastAsiaTheme="minorHAnsi"/>
@@ -19269,7 +19686,6 @@
           <w:right w:val="single" w:sz="4" w:space="4" w:color="auto"/>
         </w:pBdr>
         <w:adjustRightInd w:val="0"/>
-        <w:spacing w:line="276" w:lineRule="auto"/>
         <w:ind w:left="460"/>
         <w:rPr>
           <w:rFonts w:eastAsiaTheme="minorHAnsi"/>
@@ -19300,7 +19716,6 @@
           <w:right w:val="single" w:sz="4" w:space="4" w:color="auto"/>
         </w:pBdr>
         <w:adjustRightInd w:val="0"/>
-        <w:spacing w:line="276" w:lineRule="auto"/>
         <w:ind w:left="460"/>
         <w:rPr>
           <w:rFonts w:eastAsiaTheme="minorHAnsi"/>
@@ -19331,7 +19746,6 @@
           <w:right w:val="single" w:sz="4" w:space="4" w:color="auto"/>
         </w:pBdr>
         <w:adjustRightInd w:val="0"/>
-        <w:spacing w:line="276" w:lineRule="auto"/>
         <w:ind w:left="460"/>
         <w:rPr>
           <w:rFonts w:eastAsiaTheme="minorHAnsi"/>
@@ -19349,7 +19763,29 @@
           <w:szCs w:val="26"/>
           <w:lang w:val="en-US"/>
         </w:rPr>
-        <w:t xml:space="preserve">    public static void ConnOpen()</w:t>
+        <w:t xml:space="preserve">    public static void </w:t>
+      </w:r>
+      <w:proofErr w:type="spellStart"/>
+      <w:r>
+        <w:rPr>
+          <w:rFonts w:eastAsiaTheme="minorHAnsi"/>
+          <w:color w:val="000000"/>
+          <w:sz w:val="26"/>
+          <w:szCs w:val="26"/>
+          <w:lang w:val="en-US"/>
+        </w:rPr>
+        <w:t>ConnOpen</w:t>
+      </w:r>
+      <w:proofErr w:type="spellEnd"/>
+      <w:r>
+        <w:rPr>
+          <w:rFonts w:eastAsiaTheme="minorHAnsi"/>
+          <w:color w:val="000000"/>
+          <w:sz w:val="26"/>
+          <w:szCs w:val="26"/>
+          <w:lang w:val="en-US"/>
+        </w:rPr>
+        <w:t>()</w:t>
       </w:r>
     </w:p>
     <w:p>
@@ -19362,7 +19798,6 @@
           <w:right w:val="single" w:sz="4" w:space="4" w:color="auto"/>
         </w:pBdr>
         <w:adjustRightInd w:val="0"/>
-        <w:spacing w:line="276" w:lineRule="auto"/>
         <w:ind w:left="460"/>
         <w:rPr>
           <w:rFonts w:eastAsiaTheme="minorHAnsi"/>
@@ -19393,7 +19828,6 @@
           <w:right w:val="single" w:sz="4" w:space="4" w:color="auto"/>
         </w:pBdr>
         <w:adjustRightInd w:val="0"/>
-        <w:spacing w:line="276" w:lineRule="auto"/>
         <w:ind w:left="460"/>
         <w:rPr>
           <w:rFonts w:eastAsiaTheme="minorHAnsi"/>
@@ -19424,7 +19858,6 @@
           <w:right w:val="single" w:sz="4" w:space="4" w:color="auto"/>
         </w:pBdr>
         <w:adjustRightInd w:val="0"/>
-        <w:spacing w:line="276" w:lineRule="auto"/>
         <w:ind w:left="460"/>
         <w:rPr>
           <w:rFonts w:eastAsiaTheme="minorHAnsi"/>
@@ -19455,7 +19888,6 @@
           <w:right w:val="single" w:sz="4" w:space="4" w:color="auto"/>
         </w:pBdr>
         <w:adjustRightInd w:val="0"/>
-        <w:spacing w:line="276" w:lineRule="auto"/>
         <w:ind w:left="460"/>
         <w:rPr>
           <w:rFonts w:eastAsiaTheme="minorHAnsi"/>
@@ -19473,7 +19905,51 @@
           <w:szCs w:val="26"/>
           <w:lang w:val="en-US"/>
         </w:rPr>
-        <w:t xml:space="preserve">            connection = new SqlConnection(connStr);</w:t>
+        <w:t xml:space="preserve">            connection = new </w:t>
+      </w:r>
+      <w:proofErr w:type="spellStart"/>
+      <w:r>
+        <w:rPr>
+          <w:rFonts w:eastAsiaTheme="minorHAnsi"/>
+          <w:color w:val="000000"/>
+          <w:sz w:val="26"/>
+          <w:szCs w:val="26"/>
+          <w:lang w:val="en-US"/>
+        </w:rPr>
+        <w:t>SqlConnection</w:t>
+      </w:r>
+      <w:proofErr w:type="spellEnd"/>
+      <w:r>
+        <w:rPr>
+          <w:rFonts w:eastAsiaTheme="minorHAnsi"/>
+          <w:color w:val="000000"/>
+          <w:sz w:val="26"/>
+          <w:szCs w:val="26"/>
+          <w:lang w:val="en-US"/>
+        </w:rPr>
+        <w:t>(</w:t>
+      </w:r>
+      <w:proofErr w:type="spellStart"/>
+      <w:r>
+        <w:rPr>
+          <w:rFonts w:eastAsiaTheme="minorHAnsi"/>
+          <w:color w:val="000000"/>
+          <w:sz w:val="26"/>
+          <w:szCs w:val="26"/>
+          <w:lang w:val="en-US"/>
+        </w:rPr>
+        <w:t>connStr</w:t>
+      </w:r>
+      <w:proofErr w:type="spellEnd"/>
+      <w:r>
+        <w:rPr>
+          <w:rFonts w:eastAsiaTheme="minorHAnsi"/>
+          <w:color w:val="000000"/>
+          <w:sz w:val="26"/>
+          <w:szCs w:val="26"/>
+          <w:lang w:val="en-US"/>
+        </w:rPr>
+        <w:t>);</w:t>
       </w:r>
     </w:p>
     <w:p>
@@ -19486,7 +19962,6 @@
           <w:right w:val="single" w:sz="4" w:space="4" w:color="auto"/>
         </w:pBdr>
         <w:adjustRightInd w:val="0"/>
-        <w:spacing w:line="276" w:lineRule="auto"/>
         <w:ind w:left="460"/>
         <w:rPr>
           <w:rFonts w:eastAsiaTheme="minorHAnsi"/>
@@ -19507,7 +19982,6 @@
           <w:right w:val="single" w:sz="4" w:space="4" w:color="auto"/>
         </w:pBdr>
         <w:adjustRightInd w:val="0"/>
-        <w:spacing w:line="276" w:lineRule="auto"/>
         <w:ind w:left="460"/>
         <w:rPr>
           <w:rFonts w:eastAsiaTheme="minorHAnsi"/>
@@ -19525,7 +19999,51 @@
           <w:szCs w:val="26"/>
           <w:lang w:val="en-US"/>
         </w:rPr>
-        <w:t xml:space="preserve">            if (connection.State == ConnectionState.Closed)</w:t>
+        <w:t xml:space="preserve">            if (</w:t>
+      </w:r>
+      <w:proofErr w:type="spellStart"/>
+      <w:r>
+        <w:rPr>
+          <w:rFonts w:eastAsiaTheme="minorHAnsi"/>
+          <w:color w:val="000000"/>
+          <w:sz w:val="26"/>
+          <w:szCs w:val="26"/>
+          <w:lang w:val="en-US"/>
+        </w:rPr>
+        <w:t>connection.State</w:t>
+      </w:r>
+      <w:proofErr w:type="spellEnd"/>
+      <w:r>
+        <w:rPr>
+          <w:rFonts w:eastAsiaTheme="minorHAnsi"/>
+          <w:color w:val="000000"/>
+          <w:sz w:val="26"/>
+          <w:szCs w:val="26"/>
+          <w:lang w:val="en-US"/>
+        </w:rPr>
+        <w:t xml:space="preserve"> == </w:t>
+      </w:r>
+      <w:proofErr w:type="spellStart"/>
+      <w:r>
+        <w:rPr>
+          <w:rFonts w:eastAsiaTheme="minorHAnsi"/>
+          <w:color w:val="000000"/>
+          <w:sz w:val="26"/>
+          <w:szCs w:val="26"/>
+          <w:lang w:val="en-US"/>
+        </w:rPr>
+        <w:t>ConnectionState.Closed</w:t>
+      </w:r>
+      <w:proofErr w:type="spellEnd"/>
+      <w:r>
+        <w:rPr>
+          <w:rFonts w:eastAsiaTheme="minorHAnsi"/>
+          <w:color w:val="000000"/>
+          <w:sz w:val="26"/>
+          <w:szCs w:val="26"/>
+          <w:lang w:val="en-US"/>
+        </w:rPr>
+        <w:t>)</w:t>
       </w:r>
     </w:p>
     <w:p>
@@ -19538,7 +20056,6 @@
           <w:right w:val="single" w:sz="4" w:space="4" w:color="auto"/>
         </w:pBdr>
         <w:adjustRightInd w:val="0"/>
-        <w:spacing w:line="276" w:lineRule="auto"/>
         <w:ind w:left="460"/>
         <w:rPr>
           <w:rFonts w:eastAsiaTheme="minorHAnsi"/>
@@ -19569,7 +20086,6 @@
           <w:right w:val="single" w:sz="4" w:space="4" w:color="auto"/>
         </w:pBdr>
         <w:adjustRightInd w:val="0"/>
-        <w:spacing w:line="276" w:lineRule="auto"/>
         <w:ind w:left="460"/>
         <w:rPr>
           <w:rFonts w:eastAsiaTheme="minorHAnsi"/>
@@ -19587,7 +20103,29 @@
           <w:szCs w:val="26"/>
           <w:lang w:val="en-US"/>
         </w:rPr>
-        <w:t xml:space="preserve">                connection.Open();</w:t>
+        <w:t xml:space="preserve">                </w:t>
+      </w:r>
+      <w:proofErr w:type="spellStart"/>
+      <w:r>
+        <w:rPr>
+          <w:rFonts w:eastAsiaTheme="minorHAnsi"/>
+          <w:color w:val="000000"/>
+          <w:sz w:val="26"/>
+          <w:szCs w:val="26"/>
+          <w:lang w:val="en-US"/>
+        </w:rPr>
+        <w:t>connection.Open</w:t>
+      </w:r>
+      <w:proofErr w:type="spellEnd"/>
+      <w:r>
+        <w:rPr>
+          <w:rFonts w:eastAsiaTheme="minorHAnsi"/>
+          <w:color w:val="000000"/>
+          <w:sz w:val="26"/>
+          <w:szCs w:val="26"/>
+          <w:lang w:val="en-US"/>
+        </w:rPr>
+        <w:t>();</w:t>
       </w:r>
     </w:p>
     <w:p>
@@ -19600,7 +20138,6 @@
           <w:right w:val="single" w:sz="4" w:space="4" w:color="auto"/>
         </w:pBdr>
         <w:adjustRightInd w:val="0"/>
-        <w:spacing w:line="276" w:lineRule="auto"/>
         <w:ind w:left="460"/>
         <w:rPr>
           <w:rFonts w:eastAsiaTheme="minorHAnsi"/>
@@ -19631,7 +20168,6 @@
           <w:right w:val="single" w:sz="4" w:space="4" w:color="auto"/>
         </w:pBdr>
         <w:adjustRightInd w:val="0"/>
-        <w:spacing w:line="276" w:lineRule="auto"/>
         <w:ind w:left="460"/>
         <w:rPr>
           <w:rFonts w:eastAsiaTheme="minorHAnsi"/>
@@ -19662,7 +20198,6 @@
           <w:right w:val="single" w:sz="4" w:space="4" w:color="auto"/>
         </w:pBdr>
         <w:adjustRightInd w:val="0"/>
-        <w:spacing w:line="276" w:lineRule="auto"/>
         <w:ind w:left="460"/>
         <w:rPr>
           <w:rFonts w:eastAsiaTheme="minorHAnsi"/>
@@ -19683,7 +20218,6 @@
           <w:right w:val="single" w:sz="4" w:space="4" w:color="auto"/>
         </w:pBdr>
         <w:adjustRightInd w:val="0"/>
-        <w:spacing w:line="276" w:lineRule="auto"/>
         <w:ind w:left="460"/>
         <w:rPr>
           <w:rFonts w:eastAsiaTheme="minorHAnsi"/>
@@ -19714,7 +20248,6 @@
           <w:right w:val="single" w:sz="4" w:space="4" w:color="auto"/>
         </w:pBdr>
         <w:adjustRightInd w:val="0"/>
-        <w:spacing w:line="276" w:lineRule="auto"/>
         <w:ind w:left="460"/>
         <w:rPr>
           <w:rFonts w:eastAsiaTheme="minorHAnsi"/>
@@ -19745,7 +20278,6 @@
           <w:right w:val="single" w:sz="4" w:space="4" w:color="auto"/>
         </w:pBdr>
         <w:adjustRightInd w:val="0"/>
-        <w:spacing w:line="276" w:lineRule="auto"/>
         <w:ind w:left="460"/>
         <w:rPr>
           <w:rFonts w:eastAsiaTheme="minorHAnsi"/>
@@ -19763,7 +20295,51 @@
           <w:szCs w:val="26"/>
           <w:lang w:val="en-US"/>
         </w:rPr>
-        <w:t xml:space="preserve">            MessageBox.Show(ex.Message);</w:t>
+        <w:t xml:space="preserve">            </w:t>
+      </w:r>
+      <w:proofErr w:type="spellStart"/>
+      <w:r>
+        <w:rPr>
+          <w:rFonts w:eastAsiaTheme="minorHAnsi"/>
+          <w:color w:val="000000"/>
+          <w:sz w:val="26"/>
+          <w:szCs w:val="26"/>
+          <w:lang w:val="en-US"/>
+        </w:rPr>
+        <w:t>MessageBox.Show</w:t>
+      </w:r>
+      <w:proofErr w:type="spellEnd"/>
+      <w:r>
+        <w:rPr>
+          <w:rFonts w:eastAsiaTheme="minorHAnsi"/>
+          <w:color w:val="000000"/>
+          <w:sz w:val="26"/>
+          <w:szCs w:val="26"/>
+          <w:lang w:val="en-US"/>
+        </w:rPr>
+        <w:t>(</w:t>
+      </w:r>
+      <w:proofErr w:type="spellStart"/>
+      <w:r>
+        <w:rPr>
+          <w:rFonts w:eastAsiaTheme="minorHAnsi"/>
+          <w:color w:val="000000"/>
+          <w:sz w:val="26"/>
+          <w:szCs w:val="26"/>
+          <w:lang w:val="en-US"/>
+        </w:rPr>
+        <w:t>ex.Message</w:t>
+      </w:r>
+      <w:proofErr w:type="spellEnd"/>
+      <w:r>
+        <w:rPr>
+          <w:rFonts w:eastAsiaTheme="minorHAnsi"/>
+          <w:color w:val="000000"/>
+          <w:sz w:val="26"/>
+          <w:szCs w:val="26"/>
+          <w:lang w:val="en-US"/>
+        </w:rPr>
+        <w:t>);</w:t>
       </w:r>
     </w:p>
     <w:p>
@@ -19776,7 +20352,6 @@
           <w:right w:val="single" w:sz="4" w:space="4" w:color="auto"/>
         </w:pBdr>
         <w:adjustRightInd w:val="0"/>
-        <w:spacing w:line="276" w:lineRule="auto"/>
         <w:ind w:left="460"/>
         <w:rPr>
           <w:rFonts w:eastAsiaTheme="minorHAnsi"/>
@@ -19807,7 +20382,6 @@
           <w:right w:val="single" w:sz="4" w:space="4" w:color="auto"/>
         </w:pBdr>
         <w:adjustRightInd w:val="0"/>
-        <w:spacing w:line="276" w:lineRule="auto"/>
         <w:ind w:left="460"/>
         <w:rPr>
           <w:rFonts w:eastAsiaTheme="minorHAnsi"/>
@@ -19838,7 +20412,6 @@
           <w:right w:val="single" w:sz="4" w:space="4" w:color="auto"/>
         </w:pBdr>
         <w:adjustRightInd w:val="0"/>
-        <w:spacing w:line="276" w:lineRule="auto"/>
         <w:ind w:left="460"/>
         <w:rPr>
           <w:rFonts w:eastAsiaTheme="minorHAnsi"/>
@@ -19859,7 +20432,6 @@
           <w:right w:val="single" w:sz="4" w:space="4" w:color="auto"/>
         </w:pBdr>
         <w:adjustRightInd w:val="0"/>
-        <w:spacing w:line="276" w:lineRule="auto"/>
         <w:ind w:left="460"/>
         <w:rPr>
           <w:rFonts w:eastAsiaTheme="minorHAnsi"/>
@@ -19877,7 +20449,29 @@
           <w:szCs w:val="26"/>
           <w:lang w:val="en-US"/>
         </w:rPr>
-        <w:t xml:space="preserve">    public static void ConnClose()</w:t>
+        <w:t xml:space="preserve">    public static void </w:t>
+      </w:r>
+      <w:proofErr w:type="spellStart"/>
+      <w:r>
+        <w:rPr>
+          <w:rFonts w:eastAsiaTheme="minorHAnsi"/>
+          <w:color w:val="000000"/>
+          <w:sz w:val="26"/>
+          <w:szCs w:val="26"/>
+          <w:lang w:val="en-US"/>
+        </w:rPr>
+        <w:t>ConnClose</w:t>
+      </w:r>
+      <w:proofErr w:type="spellEnd"/>
+      <w:r>
+        <w:rPr>
+          <w:rFonts w:eastAsiaTheme="minorHAnsi"/>
+          <w:color w:val="000000"/>
+          <w:sz w:val="26"/>
+          <w:szCs w:val="26"/>
+          <w:lang w:val="en-US"/>
+        </w:rPr>
+        <w:t>()</w:t>
       </w:r>
     </w:p>
     <w:p>
@@ -19890,7 +20484,6 @@
           <w:right w:val="single" w:sz="4" w:space="4" w:color="auto"/>
         </w:pBdr>
         <w:adjustRightInd w:val="0"/>
-        <w:spacing w:line="276" w:lineRule="auto"/>
         <w:ind w:left="460"/>
         <w:rPr>
           <w:rFonts w:eastAsiaTheme="minorHAnsi"/>
@@ -19921,7 +20514,6 @@
           <w:right w:val="single" w:sz="4" w:space="4" w:color="auto"/>
         </w:pBdr>
         <w:adjustRightInd w:val="0"/>
-        <w:spacing w:line="276" w:lineRule="auto"/>
         <w:ind w:left="460"/>
         <w:rPr>
           <w:rFonts w:eastAsiaTheme="minorHAnsi"/>
@@ -19939,7 +20531,51 @@
           <w:szCs w:val="26"/>
           <w:lang w:val="en-US"/>
         </w:rPr>
-        <w:t xml:space="preserve">        if (connection != null &amp;&amp; connection.State == ConnectionState.Open)</w:t>
+        <w:t xml:space="preserve">        if (connection != null &amp;&amp; </w:t>
+      </w:r>
+      <w:proofErr w:type="spellStart"/>
+      <w:r>
+        <w:rPr>
+          <w:rFonts w:eastAsiaTheme="minorHAnsi"/>
+          <w:color w:val="000000"/>
+          <w:sz w:val="26"/>
+          <w:szCs w:val="26"/>
+          <w:lang w:val="en-US"/>
+        </w:rPr>
+        <w:t>connection.State</w:t>
+      </w:r>
+      <w:proofErr w:type="spellEnd"/>
+      <w:r>
+        <w:rPr>
+          <w:rFonts w:eastAsiaTheme="minorHAnsi"/>
+          <w:color w:val="000000"/>
+          <w:sz w:val="26"/>
+          <w:szCs w:val="26"/>
+          <w:lang w:val="en-US"/>
+        </w:rPr>
+        <w:t xml:space="preserve"> == </w:t>
+      </w:r>
+      <w:proofErr w:type="spellStart"/>
+      <w:r>
+        <w:rPr>
+          <w:rFonts w:eastAsiaTheme="minorHAnsi"/>
+          <w:color w:val="000000"/>
+          <w:sz w:val="26"/>
+          <w:szCs w:val="26"/>
+          <w:lang w:val="en-US"/>
+        </w:rPr>
+        <w:t>ConnectionState.Open</w:t>
+      </w:r>
+      <w:proofErr w:type="spellEnd"/>
+      <w:r>
+        <w:rPr>
+          <w:rFonts w:eastAsiaTheme="minorHAnsi"/>
+          <w:color w:val="000000"/>
+          <w:sz w:val="26"/>
+          <w:szCs w:val="26"/>
+          <w:lang w:val="en-US"/>
+        </w:rPr>
+        <w:t>)</w:t>
       </w:r>
     </w:p>
     <w:p>
@@ -19952,7 +20588,6 @@
           <w:right w:val="single" w:sz="4" w:space="4" w:color="auto"/>
         </w:pBdr>
         <w:adjustRightInd w:val="0"/>
-        <w:spacing w:line="276" w:lineRule="auto"/>
         <w:ind w:left="460"/>
         <w:rPr>
           <w:rFonts w:eastAsiaTheme="minorHAnsi"/>
@@ -19983,7 +20618,6 @@
           <w:right w:val="single" w:sz="4" w:space="4" w:color="auto"/>
         </w:pBdr>
         <w:adjustRightInd w:val="0"/>
-        <w:spacing w:line="276" w:lineRule="auto"/>
         <w:ind w:left="460"/>
         <w:rPr>
           <w:rFonts w:eastAsiaTheme="minorHAnsi"/>
@@ -20001,7 +20635,29 @@
           <w:szCs w:val="26"/>
           <w:lang w:val="en-US"/>
         </w:rPr>
-        <w:t xml:space="preserve">            connection.Close();</w:t>
+        <w:t xml:space="preserve">            </w:t>
+      </w:r>
+      <w:proofErr w:type="spellStart"/>
+      <w:r>
+        <w:rPr>
+          <w:rFonts w:eastAsiaTheme="minorHAnsi"/>
+          <w:color w:val="000000"/>
+          <w:sz w:val="26"/>
+          <w:szCs w:val="26"/>
+          <w:lang w:val="en-US"/>
+        </w:rPr>
+        <w:t>connection.Close</w:t>
+      </w:r>
+      <w:proofErr w:type="spellEnd"/>
+      <w:r>
+        <w:rPr>
+          <w:rFonts w:eastAsiaTheme="minorHAnsi"/>
+          <w:color w:val="000000"/>
+          <w:sz w:val="26"/>
+          <w:szCs w:val="26"/>
+          <w:lang w:val="en-US"/>
+        </w:rPr>
+        <w:t>();</w:t>
       </w:r>
     </w:p>
     <w:p>
@@ -20014,7 +20670,6 @@
           <w:right w:val="single" w:sz="4" w:space="4" w:color="auto"/>
         </w:pBdr>
         <w:adjustRightInd w:val="0"/>
-        <w:spacing w:line="276" w:lineRule="auto"/>
         <w:ind w:left="460"/>
         <w:rPr>
           <w:rFonts w:eastAsiaTheme="minorHAnsi"/>
@@ -20045,7 +20700,6 @@
           <w:right w:val="single" w:sz="4" w:space="4" w:color="auto"/>
         </w:pBdr>
         <w:adjustRightInd w:val="0"/>
-        <w:spacing w:line="276" w:lineRule="auto"/>
         <w:ind w:left="460"/>
         <w:rPr>
           <w:rFonts w:eastAsiaTheme="minorHAnsi"/>
@@ -20066,7 +20720,6 @@
           <w:right w:val="single" w:sz="4" w:space="4" w:color="auto"/>
         </w:pBdr>
         <w:adjustRightInd w:val="0"/>
-        <w:spacing w:line="276" w:lineRule="auto"/>
         <w:ind w:left="460"/>
         <w:rPr>
           <w:rFonts w:eastAsiaTheme="minorHAnsi"/>
@@ -20099,7 +20752,7 @@
         <w:tabs>
           <w:tab w:val="left" w:pos="3960"/>
         </w:tabs>
-        <w:spacing w:before="0" w:line="276" w:lineRule="auto"/>
+        <w:spacing w:before="0" w:line="360" w:lineRule="auto"/>
         <w:ind w:left="460"/>
         <w:rPr>
           <w:sz w:val="26"/>
@@ -20142,8 +20795,73 @@
           <w:szCs w:val="26"/>
           <w:lang w:val="en-US"/>
         </w:rPr>
-        <w:lastRenderedPageBreak/>
-        <w:t>Xem thông tin danh mục:</w:t>
+        <w:t xml:space="preserve">Xem </w:t>
+      </w:r>
+      <w:proofErr w:type="spellStart"/>
+      <w:r>
+        <w:rPr>
+          <w:b/>
+          <w:bCs/>
+          <w:sz w:val="26"/>
+          <w:szCs w:val="26"/>
+          <w:lang w:val="en-US"/>
+        </w:rPr>
+        <w:t>thông</w:t>
+      </w:r>
+      <w:proofErr w:type="spellEnd"/>
+      <w:r>
+        <w:rPr>
+          <w:b/>
+          <w:bCs/>
+          <w:sz w:val="26"/>
+          <w:szCs w:val="26"/>
+          <w:lang w:val="en-US"/>
+        </w:rPr>
+        <w:t xml:space="preserve"> tin </w:t>
+      </w:r>
+      <w:proofErr w:type="spellStart"/>
+      <w:r>
+        <w:rPr>
+          <w:b/>
+          <w:bCs/>
+          <w:sz w:val="26"/>
+          <w:szCs w:val="26"/>
+          <w:lang w:val="en-US"/>
+        </w:rPr>
+        <w:t>danh</w:t>
+      </w:r>
+      <w:proofErr w:type="spellEnd"/>
+      <w:r>
+        <w:rPr>
+          <w:b/>
+          <w:bCs/>
+          <w:sz w:val="26"/>
+          <w:szCs w:val="26"/>
+          <w:lang w:val="en-US"/>
+        </w:rPr>
+        <w:t xml:space="preserve"> </w:t>
+      </w:r>
+      <w:proofErr w:type="spellStart"/>
+      <w:r>
+        <w:rPr>
+          <w:b/>
+          <w:bCs/>
+          <w:sz w:val="26"/>
+          <w:szCs w:val="26"/>
+          <w:lang w:val="en-US"/>
+        </w:rPr>
+        <w:t>mục</w:t>
+      </w:r>
+      <w:proofErr w:type="spellEnd"/>
+      <w:r>
+        <w:rPr>
+          <w:b/>
+          <w:bCs/>
+          <w:sz w:val="26"/>
+          <w:szCs w:val="26"/>
+          <w:lang w:val="en-US"/>
+        </w:rPr>
+        <w:t>:</w:t>
       </w:r>
     </w:p>
     <w:p>
@@ -20153,2547 +20871,7 @@
         <w:rPr>
           <w:b/>
           <w:bCs/>
-          <w:sz w:val="26"/>
-          <w:szCs w:val="26"/>
-          <w:lang w:val="en-US"/>
-        </w:rPr>
-      </w:pPr>
-      <w:r>
-        <w:rPr>
-          <w:b/>
-          <w:bCs/>
-          <w:sz w:val="26"/>
-          <w:szCs w:val="26"/>
-          <w:lang w:val="en-US"/>
-        </w:rPr>
-        <w:t>Hàm chạy các danh mục trên C#:</w:t>
-      </w:r>
-    </w:p>
-    <w:p>
-      <w:pPr>
-        <w:pBdr>
-          <w:top w:val="single" w:sz="4" w:space="1" w:color="auto"/>
-          <w:left w:val="single" w:sz="4" w:space="4" w:color="auto"/>
-          <w:bottom w:val="single" w:sz="4" w:space="1" w:color="auto"/>
-          <w:right w:val="single" w:sz="4" w:space="4" w:color="auto"/>
-        </w:pBdr>
-        <w:spacing w:before="209"/>
-        <w:ind w:left="460"/>
-        <w:rPr>
-          <w:sz w:val="26"/>
-          <w:szCs w:val="26"/>
-          <w:lang w:val="en-US"/>
-        </w:rPr>
-      </w:pPr>
-      <w:r>
-        <w:rPr>
-          <w:sz w:val="26"/>
-          <w:szCs w:val="26"/>
-          <w:lang w:val="en-US"/>
-        </w:rPr>
-        <w:t>public static DataTable LoadTable(DBConn db, string sqlquery)</w:t>
-      </w:r>
-    </w:p>
-    <w:p>
-      <w:pPr>
-        <w:pBdr>
-          <w:top w:val="single" w:sz="4" w:space="1" w:color="auto"/>
-          <w:left w:val="single" w:sz="4" w:space="4" w:color="auto"/>
-          <w:bottom w:val="single" w:sz="4" w:space="1" w:color="auto"/>
-          <w:right w:val="single" w:sz="4" w:space="4" w:color="auto"/>
-        </w:pBdr>
-        <w:spacing w:before="209"/>
-        <w:ind w:left="460"/>
-        <w:rPr>
-          <w:sz w:val="26"/>
-          <w:szCs w:val="26"/>
-          <w:lang w:val="en-US"/>
-        </w:rPr>
-      </w:pPr>
-      <w:r>
-        <w:rPr>
-          <w:sz w:val="26"/>
-          <w:szCs w:val="26"/>
-          <w:lang w:val="en-US"/>
-        </w:rPr>
-        <w:t>{</w:t>
-      </w:r>
-    </w:p>
-    <w:p>
-      <w:pPr>
-        <w:pBdr>
-          <w:top w:val="single" w:sz="4" w:space="1" w:color="auto"/>
-          <w:left w:val="single" w:sz="4" w:space="4" w:color="auto"/>
-          <w:bottom w:val="single" w:sz="4" w:space="1" w:color="auto"/>
-          <w:right w:val="single" w:sz="4" w:space="4" w:color="auto"/>
-        </w:pBdr>
-        <w:spacing w:before="209"/>
-        <w:ind w:left="460"/>
-        <w:rPr>
-          <w:sz w:val="26"/>
-          <w:szCs w:val="26"/>
-          <w:lang w:val="en-US"/>
-        </w:rPr>
-      </w:pPr>
-      <w:r>
-        <w:rPr>
-          <w:sz w:val="26"/>
-          <w:szCs w:val="26"/>
-          <w:lang w:val="en-US"/>
-        </w:rPr>
-        <w:t xml:space="preserve">    SqlCommand cmd = new SqlCommand(sqlquery, db.getConnection);</w:t>
-      </w:r>
-    </w:p>
-    <w:p>
-      <w:pPr>
-        <w:pBdr>
-          <w:top w:val="single" w:sz="4" w:space="1" w:color="auto"/>
-          <w:left w:val="single" w:sz="4" w:space="4" w:color="auto"/>
-          <w:bottom w:val="single" w:sz="4" w:space="1" w:color="auto"/>
-          <w:right w:val="single" w:sz="4" w:space="4" w:color="auto"/>
-        </w:pBdr>
-        <w:spacing w:before="209"/>
-        <w:ind w:left="460"/>
-        <w:rPr>
-          <w:sz w:val="26"/>
-          <w:szCs w:val="26"/>
-          <w:lang w:val="en-US"/>
-        </w:rPr>
-      </w:pPr>
-      <w:r>
-        <w:rPr>
-          <w:sz w:val="26"/>
-          <w:szCs w:val="26"/>
-          <w:lang w:val="en-US"/>
-        </w:rPr>
-        <w:t xml:space="preserve">    SqlDataAdapter adapter = new SqlDataAdapter(cmd);</w:t>
-      </w:r>
-    </w:p>
-    <w:p>
-      <w:pPr>
-        <w:pBdr>
-          <w:top w:val="single" w:sz="4" w:space="1" w:color="auto"/>
-          <w:left w:val="single" w:sz="4" w:space="4" w:color="auto"/>
-          <w:bottom w:val="single" w:sz="4" w:space="1" w:color="auto"/>
-          <w:right w:val="single" w:sz="4" w:space="4" w:color="auto"/>
-        </w:pBdr>
-        <w:spacing w:before="209"/>
-        <w:ind w:left="460"/>
-        <w:rPr>
-          <w:sz w:val="26"/>
-          <w:szCs w:val="26"/>
-          <w:lang w:val="en-US"/>
-        </w:rPr>
-      </w:pPr>
-      <w:r>
-        <w:rPr>
-          <w:sz w:val="26"/>
-          <w:szCs w:val="26"/>
-          <w:lang w:val="en-US"/>
-        </w:rPr>
-        <w:t xml:space="preserve">    DataTable dataTable = new DataTable();</w:t>
-      </w:r>
-    </w:p>
-    <w:p>
-      <w:pPr>
-        <w:pBdr>
-          <w:top w:val="single" w:sz="4" w:space="1" w:color="auto"/>
-          <w:left w:val="single" w:sz="4" w:space="4" w:color="auto"/>
-          <w:bottom w:val="single" w:sz="4" w:space="1" w:color="auto"/>
-          <w:right w:val="single" w:sz="4" w:space="4" w:color="auto"/>
-        </w:pBdr>
-        <w:spacing w:before="209"/>
-        <w:ind w:left="460"/>
-        <w:rPr>
-          <w:sz w:val="26"/>
-          <w:szCs w:val="26"/>
-          <w:lang w:val="en-US"/>
-        </w:rPr>
-      </w:pPr>
-      <w:r>
-        <w:rPr>
-          <w:sz w:val="26"/>
-          <w:szCs w:val="26"/>
-          <w:lang w:val="en-US"/>
-        </w:rPr>
-        <w:t xml:space="preserve">    adapter.Fill(dataTable);</w:t>
-      </w:r>
-    </w:p>
-    <w:p>
-      <w:pPr>
-        <w:pBdr>
-          <w:top w:val="single" w:sz="4" w:space="1" w:color="auto"/>
-          <w:left w:val="single" w:sz="4" w:space="4" w:color="auto"/>
-          <w:bottom w:val="single" w:sz="4" w:space="1" w:color="auto"/>
-          <w:right w:val="single" w:sz="4" w:space="4" w:color="auto"/>
-        </w:pBdr>
-        <w:spacing w:before="209"/>
-        <w:ind w:left="460"/>
-        <w:rPr>
-          <w:sz w:val="26"/>
-          <w:szCs w:val="26"/>
-          <w:lang w:val="en-US"/>
-        </w:rPr>
-      </w:pPr>
-      <w:r>
-        <w:rPr>
-          <w:sz w:val="26"/>
-          <w:szCs w:val="26"/>
-          <w:lang w:val="en-US"/>
-        </w:rPr>
-        <w:t xml:space="preserve">    return dataTable;</w:t>
-      </w:r>
-    </w:p>
-    <w:p>
-      <w:pPr>
-        <w:pBdr>
-          <w:top w:val="single" w:sz="4" w:space="1" w:color="auto"/>
-          <w:left w:val="single" w:sz="4" w:space="4" w:color="auto"/>
-          <w:bottom w:val="single" w:sz="4" w:space="1" w:color="auto"/>
-          <w:right w:val="single" w:sz="4" w:space="4" w:color="auto"/>
-        </w:pBdr>
-        <w:spacing w:before="209"/>
-        <w:ind w:left="460"/>
-        <w:rPr>
-          <w:sz w:val="26"/>
-          <w:szCs w:val="26"/>
-          <w:lang w:val="en-US"/>
-        </w:rPr>
-      </w:pPr>
-      <w:r>
-        <w:rPr>
-          <w:sz w:val="26"/>
-          <w:szCs w:val="26"/>
-          <w:lang w:val="en-US"/>
-        </w:rPr>
-        <w:t>}</w:t>
-      </w:r>
-    </w:p>
-    <w:p>
-      <w:pPr>
-        <w:pStyle w:val="ListParagraph"/>
-        <w:numPr>
-          <w:ilvl w:val="1"/>
-          <w:numId w:val="20"/>
-        </w:numPr>
-        <w:spacing w:before="209"/>
-        <w:rPr>
-          <w:b/>
-          <w:bCs/>
-          <w:sz w:val="26"/>
-          <w:szCs w:val="26"/>
-          <w:lang w:val="en-US"/>
-        </w:rPr>
-      </w:pPr>
-      <w:r>
-        <w:rPr>
-          <w:b/>
-          <w:bCs/>
-          <w:sz w:val="26"/>
-          <w:szCs w:val="26"/>
-          <w:lang w:val="en-US"/>
-        </w:rPr>
-        <w:t xml:space="preserve"> </w:t>
-      </w:r>
-      <w:r>
-        <w:rPr>
-          <w:b/>
-          <w:bCs/>
-          <w:sz w:val="26"/>
-          <w:szCs w:val="26"/>
-          <w:lang w:val="en-US"/>
-        </w:rPr>
-        <w:t>Danh mục nhân viên:</w:t>
-      </w:r>
-    </w:p>
-    <w:p>
-      <w:pPr>
-        <w:widowControl/>
-        <w:adjustRightInd w:val="0"/>
-        <w:spacing w:line="276" w:lineRule="auto"/>
-        <w:ind w:left="460"/>
-        <w:rPr>
-          <w:rFonts w:eastAsiaTheme="minorHAnsi"/>
-          <w:color w:val="0000FF"/>
-          <w:sz w:val="26"/>
-          <w:szCs w:val="26"/>
-          <w:lang w:val="en-US"/>
-        </w:rPr>
-      </w:pPr>
-    </w:p>
-    <w:p>
-      <w:pPr>
-        <w:widowControl/>
-        <w:pBdr>
-          <w:top w:val="single" w:sz="4" w:space="1" w:color="auto"/>
-          <w:left w:val="single" w:sz="4" w:space="4" w:color="auto"/>
-          <w:bottom w:val="single" w:sz="4" w:space="1" w:color="auto"/>
-          <w:right w:val="single" w:sz="4" w:space="4" w:color="auto"/>
-        </w:pBdr>
-        <w:adjustRightInd w:val="0"/>
-        <w:spacing w:line="276" w:lineRule="auto"/>
-        <w:ind w:left="460"/>
-        <w:rPr>
-          <w:rFonts w:eastAsiaTheme="minorHAnsi"/>
-          <w:color w:val="000000"/>
-          <w:sz w:val="26"/>
-          <w:szCs w:val="26"/>
-          <w:lang w:val="en-US"/>
-        </w:rPr>
-      </w:pPr>
-      <w:r>
-        <w:rPr>
-          <w:rFonts w:eastAsiaTheme="minorHAnsi"/>
-          <w:color w:val="0000FF"/>
-          <w:sz w:val="26"/>
-          <w:szCs w:val="26"/>
-          <w:lang w:val="en-US"/>
-        </w:rPr>
-        <w:t>CREATE</w:t>
-      </w:r>
-      <w:r>
-        <w:rPr>
-          <w:rFonts w:eastAsiaTheme="minorHAnsi"/>
-          <w:color w:val="000000"/>
-          <w:sz w:val="26"/>
-          <w:szCs w:val="26"/>
-          <w:lang w:val="en-US"/>
-        </w:rPr>
-        <w:t xml:space="preserve"> </w:t>
-      </w:r>
-      <w:r>
-        <w:rPr>
-          <w:rFonts w:eastAsiaTheme="minorHAnsi"/>
-          <w:color w:val="0000FF"/>
-          <w:sz w:val="26"/>
-          <w:szCs w:val="26"/>
-          <w:lang w:val="en-US"/>
-        </w:rPr>
-        <w:t>View</w:t>
-      </w:r>
-      <w:r>
-        <w:rPr>
-          <w:rFonts w:eastAsiaTheme="minorHAnsi"/>
-          <w:color w:val="000000"/>
-          <w:sz w:val="26"/>
-          <w:szCs w:val="26"/>
-          <w:lang w:val="en-US"/>
-        </w:rPr>
-        <w:t xml:space="preserve"> </w:t>
-      </w:r>
-      <w:r>
-        <w:rPr>
-          <w:rFonts w:eastAsiaTheme="minorHAnsi"/>
-          <w:color w:val="000000"/>
-          <w:sz w:val="26"/>
-          <w:szCs w:val="26"/>
-          <w:lang w:val="en-US"/>
-        </w:rPr>
-        <w:t>v_</w:t>
-      </w:r>
-      <w:r>
-        <w:rPr>
-          <w:rFonts w:eastAsiaTheme="minorHAnsi"/>
-          <w:color w:val="000000"/>
-          <w:sz w:val="26"/>
-          <w:szCs w:val="26"/>
-          <w:lang w:val="en-US"/>
-        </w:rPr>
-        <w:t xml:space="preserve">ThongTinNhanVien </w:t>
-      </w:r>
-      <w:r>
-        <w:rPr>
-          <w:rFonts w:eastAsiaTheme="minorHAnsi"/>
-          <w:color w:val="0000FF"/>
-          <w:sz w:val="26"/>
-          <w:szCs w:val="26"/>
-          <w:lang w:val="en-US"/>
-        </w:rPr>
-        <w:t>as</w:t>
-      </w:r>
-    </w:p>
-    <w:p>
-      <w:pPr>
-        <w:widowControl/>
-        <w:pBdr>
-          <w:top w:val="single" w:sz="4" w:space="1" w:color="auto"/>
-          <w:left w:val="single" w:sz="4" w:space="4" w:color="auto"/>
-          <w:bottom w:val="single" w:sz="4" w:space="1" w:color="auto"/>
-          <w:right w:val="single" w:sz="4" w:space="4" w:color="auto"/>
-        </w:pBdr>
-        <w:adjustRightInd w:val="0"/>
-        <w:spacing w:line="276" w:lineRule="auto"/>
-        <w:ind w:left="460"/>
-        <w:rPr>
-          <w:rFonts w:eastAsiaTheme="minorHAnsi"/>
-          <w:color w:val="000000"/>
-          <w:sz w:val="26"/>
-          <w:szCs w:val="26"/>
-          <w:lang w:val="en-US"/>
-        </w:rPr>
-      </w:pPr>
-      <w:r>
-        <w:rPr>
-          <w:rFonts w:eastAsiaTheme="minorHAnsi"/>
-          <w:color w:val="0000FF"/>
-          <w:sz w:val="26"/>
-          <w:szCs w:val="26"/>
-          <w:lang w:val="en-US"/>
-        </w:rPr>
-        <w:t>SELECT</w:t>
-      </w:r>
-      <w:r>
-        <w:rPr>
-          <w:rFonts w:eastAsiaTheme="minorHAnsi"/>
-          <w:color w:val="000000"/>
-          <w:sz w:val="26"/>
-          <w:szCs w:val="26"/>
-          <w:lang w:val="en-US"/>
-        </w:rPr>
-        <w:t xml:space="preserve"> nv</w:t>
-      </w:r>
-      <w:r>
-        <w:rPr>
-          <w:rFonts w:eastAsiaTheme="minorHAnsi"/>
-          <w:color w:val="808080"/>
-          <w:sz w:val="26"/>
-          <w:szCs w:val="26"/>
-          <w:lang w:val="en-US"/>
-        </w:rPr>
-        <w:t>.</w:t>
-      </w:r>
-      <w:r>
-        <w:rPr>
-          <w:rFonts w:eastAsiaTheme="minorHAnsi"/>
-          <w:color w:val="000000"/>
-          <w:sz w:val="26"/>
-          <w:szCs w:val="26"/>
-          <w:lang w:val="en-US"/>
-        </w:rPr>
-        <w:t>MaNV</w:t>
-      </w:r>
-      <w:r>
-        <w:rPr>
-          <w:rFonts w:eastAsiaTheme="minorHAnsi"/>
-          <w:color w:val="808080"/>
-          <w:sz w:val="26"/>
-          <w:szCs w:val="26"/>
-          <w:lang w:val="en-US"/>
-        </w:rPr>
-        <w:t>,</w:t>
-      </w:r>
-      <w:r>
-        <w:rPr>
-          <w:rFonts w:eastAsiaTheme="minorHAnsi"/>
-          <w:color w:val="000000"/>
-          <w:sz w:val="26"/>
-          <w:szCs w:val="26"/>
-          <w:lang w:val="en-US"/>
-        </w:rPr>
-        <w:t xml:space="preserve"> HoTen</w:t>
-      </w:r>
-      <w:r>
-        <w:rPr>
-          <w:rFonts w:eastAsiaTheme="minorHAnsi"/>
-          <w:color w:val="808080"/>
-          <w:sz w:val="26"/>
-          <w:szCs w:val="26"/>
-          <w:lang w:val="en-US"/>
-        </w:rPr>
-        <w:t>,</w:t>
-      </w:r>
-      <w:r>
-        <w:rPr>
-          <w:rFonts w:eastAsiaTheme="minorHAnsi"/>
-          <w:color w:val="000000"/>
-          <w:sz w:val="26"/>
-          <w:szCs w:val="26"/>
-          <w:lang w:val="en-US"/>
-        </w:rPr>
-        <w:t xml:space="preserve"> GioiTinh</w:t>
-      </w:r>
-      <w:r>
-        <w:rPr>
-          <w:rFonts w:eastAsiaTheme="minorHAnsi"/>
-          <w:color w:val="808080"/>
-          <w:sz w:val="26"/>
-          <w:szCs w:val="26"/>
-          <w:lang w:val="en-US"/>
-        </w:rPr>
-        <w:t>,</w:t>
-      </w:r>
-      <w:r>
-        <w:rPr>
-          <w:rFonts w:eastAsiaTheme="minorHAnsi"/>
-          <w:color w:val="000000"/>
-          <w:sz w:val="26"/>
-          <w:szCs w:val="26"/>
-          <w:lang w:val="en-US"/>
-        </w:rPr>
-        <w:t xml:space="preserve"> NgaySinh</w:t>
-      </w:r>
-      <w:r>
-        <w:rPr>
-          <w:rFonts w:eastAsiaTheme="minorHAnsi"/>
-          <w:color w:val="808080"/>
-          <w:sz w:val="26"/>
-          <w:szCs w:val="26"/>
-          <w:lang w:val="en-US"/>
-        </w:rPr>
-        <w:t>,</w:t>
-      </w:r>
-      <w:r>
-        <w:rPr>
-          <w:rFonts w:eastAsiaTheme="minorHAnsi"/>
-          <w:color w:val="000000"/>
-          <w:sz w:val="26"/>
-          <w:szCs w:val="26"/>
-          <w:lang w:val="en-US"/>
-        </w:rPr>
-        <w:t xml:space="preserve"> SDT</w:t>
-      </w:r>
-      <w:r>
-        <w:rPr>
-          <w:rFonts w:eastAsiaTheme="minorHAnsi"/>
-          <w:color w:val="808080"/>
-          <w:sz w:val="26"/>
-          <w:szCs w:val="26"/>
-          <w:lang w:val="en-US"/>
-        </w:rPr>
-        <w:t>,</w:t>
-      </w:r>
-      <w:r>
-        <w:rPr>
-          <w:rFonts w:eastAsiaTheme="minorHAnsi"/>
-          <w:color w:val="000000"/>
-          <w:sz w:val="26"/>
-          <w:szCs w:val="26"/>
-          <w:lang w:val="en-US"/>
-        </w:rPr>
-        <w:t xml:space="preserve"> DChi</w:t>
-      </w:r>
-      <w:r>
-        <w:rPr>
-          <w:rFonts w:eastAsiaTheme="minorHAnsi"/>
-          <w:color w:val="808080"/>
-          <w:sz w:val="26"/>
-          <w:szCs w:val="26"/>
-          <w:lang w:val="en-US"/>
-        </w:rPr>
-        <w:t>,</w:t>
-      </w:r>
-      <w:r>
-        <w:rPr>
-          <w:rFonts w:eastAsiaTheme="minorHAnsi"/>
-          <w:color w:val="000000"/>
-          <w:sz w:val="26"/>
-          <w:szCs w:val="26"/>
-          <w:lang w:val="en-US"/>
-        </w:rPr>
-        <w:t xml:space="preserve"> NgTuyenDung</w:t>
-      </w:r>
-      <w:r>
-        <w:rPr>
-          <w:rFonts w:eastAsiaTheme="minorHAnsi"/>
-          <w:color w:val="808080"/>
-          <w:sz w:val="26"/>
-          <w:szCs w:val="26"/>
-          <w:lang w:val="en-US"/>
-        </w:rPr>
-        <w:t>,</w:t>
-      </w:r>
-      <w:r>
-        <w:rPr>
-          <w:rFonts w:eastAsiaTheme="minorHAnsi"/>
-          <w:color w:val="000000"/>
-          <w:sz w:val="26"/>
-          <w:szCs w:val="26"/>
-          <w:lang w:val="en-US"/>
-        </w:rPr>
-        <w:t xml:space="preserve"> ChucVu</w:t>
-      </w:r>
-      <w:r>
-        <w:rPr>
-          <w:rFonts w:eastAsiaTheme="minorHAnsi"/>
-          <w:color w:val="808080"/>
-          <w:sz w:val="26"/>
-          <w:szCs w:val="26"/>
-          <w:lang w:val="en-US"/>
-        </w:rPr>
-        <w:t>,</w:t>
-      </w:r>
-      <w:r>
-        <w:rPr>
-          <w:rFonts w:eastAsiaTheme="minorHAnsi"/>
-          <w:color w:val="000000"/>
-          <w:sz w:val="26"/>
-          <w:szCs w:val="26"/>
-          <w:lang w:val="en-US"/>
-        </w:rPr>
-        <w:t xml:space="preserve"> cv</w:t>
-      </w:r>
-      <w:r>
-        <w:rPr>
-          <w:rFonts w:eastAsiaTheme="minorHAnsi"/>
-          <w:color w:val="808080"/>
-          <w:sz w:val="26"/>
-          <w:szCs w:val="26"/>
-          <w:lang w:val="en-US"/>
-        </w:rPr>
-        <w:t>.</w:t>
-      </w:r>
-      <w:r>
-        <w:rPr>
-          <w:rFonts w:eastAsiaTheme="minorHAnsi"/>
-          <w:color w:val="000000"/>
-          <w:sz w:val="26"/>
-          <w:szCs w:val="26"/>
-          <w:lang w:val="en-US"/>
-        </w:rPr>
-        <w:t xml:space="preserve">TenCViec </w:t>
-      </w:r>
-    </w:p>
-    <w:p>
-      <w:pPr>
-        <w:widowControl/>
-        <w:pBdr>
-          <w:top w:val="single" w:sz="4" w:space="1" w:color="auto"/>
-          <w:left w:val="single" w:sz="4" w:space="4" w:color="auto"/>
-          <w:bottom w:val="single" w:sz="4" w:space="1" w:color="auto"/>
-          <w:right w:val="single" w:sz="4" w:space="4" w:color="auto"/>
-        </w:pBdr>
-        <w:adjustRightInd w:val="0"/>
-        <w:spacing w:line="276" w:lineRule="auto"/>
-        <w:ind w:left="460"/>
-        <w:rPr>
-          <w:rFonts w:eastAsiaTheme="minorHAnsi"/>
-          <w:color w:val="000000"/>
-          <w:sz w:val="26"/>
-          <w:szCs w:val="26"/>
-          <w:lang w:val="en-US"/>
-        </w:rPr>
-      </w:pPr>
-      <w:r>
-        <w:rPr>
-          <w:rFonts w:eastAsiaTheme="minorHAnsi"/>
-          <w:color w:val="0000FF"/>
-          <w:sz w:val="26"/>
-          <w:szCs w:val="26"/>
-          <w:lang w:val="en-US"/>
-        </w:rPr>
-        <w:t>FROM</w:t>
-      </w:r>
-      <w:r>
-        <w:rPr>
-          <w:rFonts w:eastAsiaTheme="minorHAnsi"/>
-          <w:color w:val="000000"/>
-          <w:sz w:val="26"/>
-          <w:szCs w:val="26"/>
-          <w:lang w:val="en-US"/>
-        </w:rPr>
-        <w:t xml:space="preserve"> NHANVIEN nv</w:t>
-      </w:r>
-      <w:r>
-        <w:rPr>
-          <w:rFonts w:eastAsiaTheme="minorHAnsi"/>
-          <w:color w:val="808080"/>
-          <w:sz w:val="26"/>
-          <w:szCs w:val="26"/>
-          <w:lang w:val="en-US"/>
-        </w:rPr>
-        <w:t>,</w:t>
-      </w:r>
-      <w:r>
-        <w:rPr>
-          <w:rFonts w:eastAsiaTheme="minorHAnsi"/>
-          <w:color w:val="000000"/>
-          <w:sz w:val="26"/>
-          <w:szCs w:val="26"/>
-          <w:lang w:val="en-US"/>
-        </w:rPr>
-        <w:t xml:space="preserve"> CONGVIEC cv</w:t>
-      </w:r>
-      <w:r>
-        <w:rPr>
-          <w:rFonts w:eastAsiaTheme="minorHAnsi"/>
-          <w:color w:val="808080"/>
-          <w:sz w:val="26"/>
-          <w:szCs w:val="26"/>
-          <w:lang w:val="en-US"/>
-        </w:rPr>
-        <w:t>,</w:t>
-      </w:r>
-      <w:r>
-        <w:rPr>
-          <w:rFonts w:eastAsiaTheme="minorHAnsi"/>
-          <w:color w:val="000000"/>
-          <w:sz w:val="26"/>
-          <w:szCs w:val="26"/>
-          <w:lang w:val="en-US"/>
-        </w:rPr>
-        <w:t xml:space="preserve"> LAMVIEC lv</w:t>
-      </w:r>
-    </w:p>
-    <w:p>
-      <w:pPr>
-        <w:widowControl/>
-        <w:pBdr>
-          <w:top w:val="single" w:sz="4" w:space="1" w:color="auto"/>
-          <w:left w:val="single" w:sz="4" w:space="4" w:color="auto"/>
-          <w:bottom w:val="single" w:sz="4" w:space="1" w:color="auto"/>
-          <w:right w:val="single" w:sz="4" w:space="4" w:color="auto"/>
-        </w:pBdr>
-        <w:adjustRightInd w:val="0"/>
-        <w:spacing w:line="276" w:lineRule="auto"/>
-        <w:ind w:left="460"/>
-        <w:rPr>
-          <w:rFonts w:eastAsiaTheme="minorHAnsi"/>
-          <w:color w:val="000000"/>
-          <w:sz w:val="26"/>
-          <w:szCs w:val="26"/>
-          <w:lang w:val="en-US"/>
-        </w:rPr>
-      </w:pPr>
-      <w:r>
-        <w:rPr>
-          <w:rFonts w:eastAsiaTheme="minorHAnsi"/>
-          <w:color w:val="0000FF"/>
-          <w:sz w:val="26"/>
-          <w:szCs w:val="26"/>
-          <w:lang w:val="en-US"/>
-        </w:rPr>
-        <w:t>WHERE</w:t>
-      </w:r>
-      <w:r>
-        <w:rPr>
-          <w:rFonts w:eastAsiaTheme="minorHAnsi"/>
-          <w:color w:val="000000"/>
-          <w:sz w:val="26"/>
-          <w:szCs w:val="26"/>
-          <w:lang w:val="en-US"/>
-        </w:rPr>
-        <w:t xml:space="preserve"> nv</w:t>
-      </w:r>
-      <w:r>
-        <w:rPr>
-          <w:rFonts w:eastAsiaTheme="minorHAnsi"/>
-          <w:color w:val="808080"/>
-          <w:sz w:val="26"/>
-          <w:szCs w:val="26"/>
-          <w:lang w:val="en-US"/>
-        </w:rPr>
-        <w:t>.</w:t>
-      </w:r>
-      <w:r>
-        <w:rPr>
-          <w:rFonts w:eastAsiaTheme="minorHAnsi"/>
-          <w:color w:val="000000"/>
-          <w:sz w:val="26"/>
-          <w:szCs w:val="26"/>
-          <w:lang w:val="en-US"/>
-        </w:rPr>
-        <w:t xml:space="preserve">MaNV </w:t>
-      </w:r>
-      <w:r>
-        <w:rPr>
-          <w:rFonts w:eastAsiaTheme="minorHAnsi"/>
-          <w:color w:val="808080"/>
-          <w:sz w:val="26"/>
-          <w:szCs w:val="26"/>
-          <w:lang w:val="en-US"/>
-        </w:rPr>
-        <w:t>=</w:t>
-      </w:r>
-      <w:r>
-        <w:rPr>
-          <w:rFonts w:eastAsiaTheme="minorHAnsi"/>
-          <w:color w:val="000000"/>
-          <w:sz w:val="26"/>
-          <w:szCs w:val="26"/>
-          <w:lang w:val="en-US"/>
-        </w:rPr>
-        <w:t xml:space="preserve"> lv</w:t>
-      </w:r>
-      <w:r>
-        <w:rPr>
-          <w:rFonts w:eastAsiaTheme="minorHAnsi"/>
-          <w:color w:val="808080"/>
-          <w:sz w:val="26"/>
-          <w:szCs w:val="26"/>
-          <w:lang w:val="en-US"/>
-        </w:rPr>
-        <w:t>.</w:t>
-      </w:r>
-      <w:r>
-        <w:rPr>
-          <w:rFonts w:eastAsiaTheme="minorHAnsi"/>
-          <w:color w:val="000000"/>
-          <w:sz w:val="26"/>
-          <w:szCs w:val="26"/>
-          <w:lang w:val="en-US"/>
-        </w:rPr>
-        <w:t>MaNV</w:t>
-      </w:r>
-    </w:p>
-    <w:p>
-      <w:pPr>
-        <w:pBdr>
-          <w:top w:val="single" w:sz="4" w:space="1" w:color="auto"/>
-          <w:left w:val="single" w:sz="4" w:space="4" w:color="auto"/>
-          <w:bottom w:val="single" w:sz="4" w:space="1" w:color="auto"/>
-          <w:right w:val="single" w:sz="4" w:space="4" w:color="auto"/>
-        </w:pBdr>
-        <w:tabs>
-          <w:tab w:val="right" w:pos="9246"/>
-        </w:tabs>
-        <w:spacing w:before="209" w:line="276" w:lineRule="auto"/>
-        <w:ind w:left="460"/>
-        <w:rPr>
-          <w:rFonts w:ascii="Cascadia Mono" w:eastAsiaTheme="minorHAnsi" w:hAnsi="Cascadia Mono" w:cs="Cascadia Mono"/>
-          <w:color w:val="000000"/>
-          <w:sz w:val="19"/>
-          <w:szCs w:val="19"/>
-          <w:lang w:val="en-US"/>
-        </w:rPr>
-      </w:pPr>
-      <w:r>
-        <w:rPr>
-          <w:rFonts w:eastAsiaTheme="minorHAnsi"/>
-          <w:color w:val="808080"/>
-          <w:sz w:val="26"/>
-          <w:szCs w:val="26"/>
-          <w:lang w:val="en-US"/>
-        </w:rPr>
-        <w:t>AND</w:t>
-      </w:r>
-      <w:r>
-        <w:rPr>
-          <w:rFonts w:eastAsiaTheme="minorHAnsi"/>
-          <w:color w:val="000000"/>
-          <w:sz w:val="26"/>
-          <w:szCs w:val="26"/>
-          <w:lang w:val="en-US"/>
-        </w:rPr>
-        <w:t xml:space="preserve"> lv</w:t>
-      </w:r>
-      <w:r>
-        <w:rPr>
-          <w:rFonts w:eastAsiaTheme="minorHAnsi"/>
-          <w:color w:val="808080"/>
-          <w:sz w:val="26"/>
-          <w:szCs w:val="26"/>
-          <w:lang w:val="en-US"/>
-        </w:rPr>
-        <w:t>.</w:t>
-      </w:r>
-      <w:r>
-        <w:rPr>
-          <w:rFonts w:eastAsiaTheme="minorHAnsi"/>
-          <w:color w:val="000000"/>
-          <w:sz w:val="26"/>
-          <w:szCs w:val="26"/>
-          <w:lang w:val="en-US"/>
-        </w:rPr>
-        <w:t xml:space="preserve">MaCViec </w:t>
-      </w:r>
-      <w:r>
-        <w:rPr>
-          <w:rFonts w:eastAsiaTheme="minorHAnsi"/>
-          <w:color w:val="808080"/>
-          <w:sz w:val="26"/>
-          <w:szCs w:val="26"/>
-          <w:lang w:val="en-US"/>
-        </w:rPr>
-        <w:t>=</w:t>
-      </w:r>
-      <w:r>
-        <w:rPr>
-          <w:rFonts w:eastAsiaTheme="minorHAnsi"/>
-          <w:color w:val="000000"/>
-          <w:sz w:val="26"/>
-          <w:szCs w:val="26"/>
-          <w:lang w:val="en-US"/>
-        </w:rPr>
-        <w:t xml:space="preserve"> cv</w:t>
-      </w:r>
-      <w:r>
-        <w:rPr>
-          <w:rFonts w:eastAsiaTheme="minorHAnsi"/>
-          <w:color w:val="808080"/>
-          <w:sz w:val="26"/>
-          <w:szCs w:val="26"/>
-          <w:lang w:val="en-US"/>
-        </w:rPr>
-        <w:t>.</w:t>
-      </w:r>
-      <w:r>
-        <w:rPr>
-          <w:rFonts w:eastAsiaTheme="minorHAnsi"/>
-          <w:color w:val="000000"/>
-          <w:sz w:val="26"/>
-          <w:szCs w:val="26"/>
-          <w:lang w:val="en-US"/>
-        </w:rPr>
-        <w:t>MaCViec</w:t>
-      </w:r>
-      <w:r>
-        <w:rPr>
-          <w:rFonts w:ascii="Cascadia Mono" w:eastAsiaTheme="minorHAnsi" w:hAnsi="Cascadia Mono" w:cs="Cascadia Mono"/>
-          <w:color w:val="000000"/>
-          <w:sz w:val="19"/>
-          <w:szCs w:val="19"/>
-          <w:lang w:val="en-US"/>
-        </w:rPr>
-        <w:tab/>
-      </w:r>
-    </w:p>
-    <w:p>
-      <w:pPr>
-        <w:tabs>
-          <w:tab w:val="right" w:pos="9246"/>
-        </w:tabs>
-        <w:spacing w:before="209"/>
-        <w:ind w:left="460"/>
-        <w:rPr>
-          <w:rFonts w:eastAsiaTheme="minorHAnsi"/>
-          <w:sz w:val="26"/>
-          <w:szCs w:val="26"/>
-          <w:lang w:val="en-US"/>
-        </w:rPr>
-      </w:pPr>
-      <w:r>
-        <w:rPr>
-          <w:rFonts w:eastAsiaTheme="minorHAnsi"/>
-          <w:sz w:val="26"/>
-          <w:szCs w:val="26"/>
-          <w:lang w:val="en-US"/>
-        </w:rPr>
-        <w:t>Thực thi trên C#:</w:t>
-      </w:r>
-    </w:p>
-    <w:p>
-      <w:pPr>
-        <w:tabs>
-          <w:tab w:val="right" w:pos="9246"/>
-        </w:tabs>
-        <w:spacing w:before="209"/>
-        <w:ind w:left="460"/>
-        <w:rPr>
-          <w:rFonts w:eastAsiaTheme="minorHAnsi"/>
-          <w:sz w:val="26"/>
-          <w:szCs w:val="26"/>
-          <w:lang w:val="en-US"/>
-        </w:rPr>
-      </w:pPr>
-    </w:p>
-    <w:p>
-      <w:pPr>
-        <w:widowControl/>
-        <w:pBdr>
-          <w:top w:val="single" w:sz="4" w:space="1" w:color="auto"/>
-          <w:left w:val="single" w:sz="4" w:space="4" w:color="auto"/>
-          <w:bottom w:val="single" w:sz="4" w:space="1" w:color="auto"/>
-          <w:right w:val="single" w:sz="4" w:space="4" w:color="auto"/>
-        </w:pBdr>
-        <w:adjustRightInd w:val="0"/>
-        <w:spacing w:line="276" w:lineRule="auto"/>
-        <w:ind w:left="460"/>
-        <w:rPr>
-          <w:rFonts w:eastAsiaTheme="minorHAnsi"/>
-          <w:color w:val="000000"/>
-          <w:sz w:val="26"/>
-          <w:szCs w:val="26"/>
-          <w:lang w:val="en-US"/>
-        </w:rPr>
-      </w:pPr>
-      <w:r>
-        <w:rPr>
-          <w:rFonts w:eastAsiaTheme="minorHAnsi"/>
-          <w:color w:val="000000"/>
-          <w:sz w:val="26"/>
-          <w:szCs w:val="26"/>
-          <w:lang w:val="en-US"/>
-        </w:rPr>
-        <w:t>public static DataTable getEmployees(DBConn db)</w:t>
-      </w:r>
-    </w:p>
-    <w:p>
-      <w:pPr>
-        <w:widowControl/>
-        <w:pBdr>
-          <w:top w:val="single" w:sz="4" w:space="1" w:color="auto"/>
-          <w:left w:val="single" w:sz="4" w:space="4" w:color="auto"/>
-          <w:bottom w:val="single" w:sz="4" w:space="1" w:color="auto"/>
-          <w:right w:val="single" w:sz="4" w:space="4" w:color="auto"/>
-        </w:pBdr>
-        <w:adjustRightInd w:val="0"/>
-        <w:spacing w:line="276" w:lineRule="auto"/>
-        <w:ind w:left="460"/>
-        <w:rPr>
-          <w:rFonts w:eastAsiaTheme="minorHAnsi"/>
-          <w:color w:val="000000"/>
-          <w:sz w:val="26"/>
-          <w:szCs w:val="26"/>
-          <w:lang w:val="en-US"/>
-        </w:rPr>
-      </w:pPr>
-      <w:r>
-        <w:rPr>
-          <w:rFonts w:eastAsiaTheme="minorHAnsi"/>
-          <w:color w:val="000000"/>
-          <w:sz w:val="26"/>
-          <w:szCs w:val="26"/>
-          <w:lang w:val="en-US"/>
-        </w:rPr>
-        <w:t>{</w:t>
-      </w:r>
-    </w:p>
-    <w:p>
-      <w:pPr>
-        <w:widowControl/>
-        <w:pBdr>
-          <w:top w:val="single" w:sz="4" w:space="1" w:color="auto"/>
-          <w:left w:val="single" w:sz="4" w:space="4" w:color="auto"/>
-          <w:bottom w:val="single" w:sz="4" w:space="1" w:color="auto"/>
-          <w:right w:val="single" w:sz="4" w:space="4" w:color="auto"/>
-        </w:pBdr>
-        <w:adjustRightInd w:val="0"/>
-        <w:spacing w:line="276" w:lineRule="auto"/>
-        <w:ind w:left="460"/>
-        <w:rPr>
-          <w:rFonts w:eastAsiaTheme="minorHAnsi"/>
-          <w:color w:val="000000"/>
-          <w:sz w:val="26"/>
-          <w:szCs w:val="26"/>
-          <w:lang w:val="en-US"/>
-        </w:rPr>
-      </w:pPr>
-      <w:r>
-        <w:rPr>
-          <w:rFonts w:eastAsiaTheme="minorHAnsi"/>
-          <w:color w:val="000000"/>
-          <w:sz w:val="26"/>
-          <w:szCs w:val="26"/>
-          <w:lang w:val="en-US"/>
-        </w:rPr>
-        <w:t xml:space="preserve">    </w:t>
-      </w:r>
-      <w:r>
-        <w:rPr>
-          <w:rFonts w:eastAsiaTheme="minorHAnsi"/>
-          <w:color w:val="000000"/>
-          <w:sz w:val="26"/>
-          <w:szCs w:val="26"/>
-          <w:lang w:val="en-US"/>
-        </w:rPr>
-        <w:t xml:space="preserve">string sqlquery = "SELECT * FROM </w:t>
-      </w:r>
-      <w:r>
-        <w:rPr>
-          <w:rFonts w:eastAsiaTheme="minorHAnsi"/>
-          <w:color w:val="000000"/>
-          <w:sz w:val="26"/>
-          <w:szCs w:val="26"/>
-          <w:lang w:val="en-US"/>
-        </w:rPr>
-        <w:t>v_</w:t>
-      </w:r>
-      <w:r>
-        <w:rPr>
-          <w:rFonts w:eastAsiaTheme="minorHAnsi"/>
-          <w:color w:val="000000"/>
-          <w:sz w:val="26"/>
-          <w:szCs w:val="26"/>
-          <w:lang w:val="en-US"/>
-        </w:rPr>
-        <w:t>ThongTinNhanVien";</w:t>
-      </w:r>
-    </w:p>
-    <w:p>
-      <w:pPr>
-        <w:widowControl/>
-        <w:pBdr>
-          <w:top w:val="single" w:sz="4" w:space="1" w:color="auto"/>
-          <w:left w:val="single" w:sz="4" w:space="4" w:color="auto"/>
-          <w:bottom w:val="single" w:sz="4" w:space="1" w:color="auto"/>
-          <w:right w:val="single" w:sz="4" w:space="4" w:color="auto"/>
-        </w:pBdr>
-        <w:adjustRightInd w:val="0"/>
-        <w:spacing w:line="276" w:lineRule="auto"/>
-        <w:ind w:left="460" w:firstLine="260"/>
-        <w:rPr>
-          <w:rFonts w:eastAsiaTheme="minorHAnsi"/>
-          <w:color w:val="000000"/>
-          <w:sz w:val="26"/>
-          <w:szCs w:val="26"/>
-          <w:lang w:val="en-US"/>
-        </w:rPr>
-      </w:pPr>
-      <w:r>
-        <w:rPr>
-          <w:rFonts w:eastAsiaTheme="minorHAnsi"/>
-          <w:color w:val="000000"/>
-          <w:sz w:val="26"/>
-          <w:szCs w:val="26"/>
-          <w:lang w:val="en-US"/>
-        </w:rPr>
-        <w:t>return LoadTable(db, sqlquery);</w:t>
-      </w:r>
-    </w:p>
-    <w:p>
-      <w:pPr>
-        <w:widowControl/>
-        <w:pBdr>
-          <w:top w:val="single" w:sz="4" w:space="1" w:color="auto"/>
-          <w:left w:val="single" w:sz="4" w:space="4" w:color="auto"/>
-          <w:bottom w:val="single" w:sz="4" w:space="1" w:color="auto"/>
-          <w:right w:val="single" w:sz="4" w:space="4" w:color="auto"/>
-        </w:pBdr>
-        <w:adjustRightInd w:val="0"/>
-        <w:spacing w:line="276" w:lineRule="auto"/>
-        <w:ind w:left="460"/>
-        <w:rPr>
-          <w:rFonts w:eastAsiaTheme="minorHAnsi"/>
-          <w:color w:val="000000"/>
-          <w:sz w:val="26"/>
-          <w:szCs w:val="26"/>
-          <w:lang w:val="en-US"/>
-        </w:rPr>
-      </w:pPr>
-      <w:r>
-        <w:rPr>
-          <w:rFonts w:eastAsiaTheme="minorHAnsi"/>
-          <w:color w:val="000000"/>
-          <w:sz w:val="26"/>
-          <w:szCs w:val="26"/>
-          <w:lang w:val="en-US"/>
-        </w:rPr>
-        <w:t>}</w:t>
-      </w:r>
-    </w:p>
-    <w:p>
-      <w:pPr>
-        <w:pStyle w:val="ListParagraph"/>
-        <w:numPr>
-          <w:ilvl w:val="1"/>
-          <w:numId w:val="20"/>
-        </w:numPr>
-        <w:spacing w:before="209"/>
-        <w:rPr>
-          <w:b/>
-          <w:bCs/>
-          <w:sz w:val="26"/>
-          <w:szCs w:val="26"/>
-          <w:lang w:val="en-US"/>
-        </w:rPr>
-      </w:pPr>
-      <w:r>
-        <w:rPr>
-          <w:b/>
-          <w:bCs/>
-          <w:sz w:val="26"/>
-          <w:szCs w:val="26"/>
-          <w:lang w:val="en-US"/>
-        </w:rPr>
-        <w:t xml:space="preserve"> </w:t>
-      </w:r>
-      <w:r>
-        <w:rPr>
-          <w:b/>
-          <w:bCs/>
-          <w:sz w:val="26"/>
-          <w:szCs w:val="26"/>
-          <w:lang w:val="en-US"/>
-        </w:rPr>
-        <w:t xml:space="preserve">Danh mục </w:t>
-      </w:r>
-      <w:r>
-        <w:rPr>
-          <w:b/>
-          <w:bCs/>
-          <w:sz w:val="26"/>
-          <w:szCs w:val="26"/>
-          <w:lang w:val="en-US"/>
-        </w:rPr>
-        <w:t>sản phẩm</w:t>
-      </w:r>
-      <w:r>
-        <w:rPr>
-          <w:b/>
-          <w:bCs/>
-          <w:sz w:val="26"/>
-          <w:szCs w:val="26"/>
-          <w:lang w:val="en-US"/>
-        </w:rPr>
-        <w:t>:</w:t>
-      </w:r>
-    </w:p>
-    <w:p>
-      <w:pPr>
-        <w:widowControl/>
-        <w:adjustRightInd w:val="0"/>
-        <w:ind w:left="460"/>
-        <w:rPr>
-          <w:rFonts w:eastAsiaTheme="minorHAnsi"/>
-          <w:color w:val="0000FF"/>
-          <w:sz w:val="26"/>
-          <w:szCs w:val="26"/>
-          <w:lang w:val="en-US"/>
-        </w:rPr>
-      </w:pPr>
-    </w:p>
-    <w:p>
-      <w:pPr>
-        <w:widowControl/>
-        <w:pBdr>
-          <w:top w:val="single" w:sz="4" w:space="1" w:color="auto"/>
-          <w:left w:val="single" w:sz="4" w:space="4" w:color="auto"/>
-          <w:bottom w:val="single" w:sz="4" w:space="1" w:color="auto"/>
-          <w:right w:val="single" w:sz="4" w:space="4" w:color="auto"/>
-        </w:pBdr>
-        <w:adjustRightInd w:val="0"/>
-        <w:spacing w:line="276" w:lineRule="auto"/>
-        <w:ind w:left="460"/>
-        <w:rPr>
-          <w:rFonts w:eastAsiaTheme="minorHAnsi"/>
-          <w:color w:val="000000"/>
-          <w:sz w:val="26"/>
-          <w:szCs w:val="26"/>
-          <w:lang w:val="en-US"/>
-        </w:rPr>
-      </w:pPr>
-      <w:r>
-        <w:rPr>
-          <w:rFonts w:eastAsiaTheme="minorHAnsi"/>
-          <w:color w:val="0000FF"/>
-          <w:sz w:val="26"/>
-          <w:szCs w:val="26"/>
-          <w:lang w:val="en-US"/>
-        </w:rPr>
-        <w:t>CREATE</w:t>
-      </w:r>
-      <w:r>
-        <w:rPr>
-          <w:rFonts w:eastAsiaTheme="minorHAnsi"/>
-          <w:color w:val="000000"/>
-          <w:sz w:val="26"/>
-          <w:szCs w:val="26"/>
-          <w:lang w:val="en-US"/>
-        </w:rPr>
-        <w:t xml:space="preserve"> </w:t>
-      </w:r>
-      <w:r>
-        <w:rPr>
-          <w:rFonts w:eastAsiaTheme="minorHAnsi"/>
-          <w:color w:val="0000FF"/>
-          <w:sz w:val="26"/>
-          <w:szCs w:val="26"/>
-          <w:lang w:val="en-US"/>
-        </w:rPr>
-        <w:t>VIEW</w:t>
-      </w:r>
-      <w:r>
-        <w:rPr>
-          <w:rFonts w:eastAsiaTheme="minorHAnsi"/>
-          <w:color w:val="000000"/>
-          <w:sz w:val="26"/>
-          <w:szCs w:val="26"/>
-          <w:lang w:val="en-US"/>
-        </w:rPr>
-        <w:t xml:space="preserve"> [dbo]</w:t>
-      </w:r>
-      <w:r>
-        <w:rPr>
-          <w:rFonts w:eastAsiaTheme="minorHAnsi"/>
-          <w:color w:val="808080"/>
-          <w:sz w:val="26"/>
-          <w:szCs w:val="26"/>
-          <w:lang w:val="en-US"/>
-        </w:rPr>
-        <w:t>.</w:t>
-      </w:r>
-      <w:r>
-        <w:rPr>
-          <w:rFonts w:eastAsiaTheme="minorHAnsi"/>
-          <w:color w:val="000000"/>
-          <w:sz w:val="26"/>
-          <w:szCs w:val="26"/>
-          <w:lang w:val="en-US"/>
-        </w:rPr>
-        <w:t>[</w:t>
-      </w:r>
-      <w:r>
-        <w:rPr>
-          <w:rFonts w:eastAsiaTheme="minorHAnsi"/>
-          <w:color w:val="000000"/>
-          <w:sz w:val="26"/>
-          <w:szCs w:val="26"/>
-          <w:lang w:val="en-US"/>
-        </w:rPr>
-        <w:t>v_</w:t>
-      </w:r>
-      <w:r>
-        <w:rPr>
-          <w:rFonts w:eastAsiaTheme="minorHAnsi"/>
-          <w:color w:val="000000"/>
-          <w:sz w:val="26"/>
-          <w:szCs w:val="26"/>
-          <w:lang w:val="en-US"/>
-        </w:rPr>
-        <w:t xml:space="preserve">DanhSachSanPham] </w:t>
-      </w:r>
-      <w:r>
-        <w:rPr>
-          <w:rFonts w:eastAsiaTheme="minorHAnsi"/>
-          <w:color w:val="0000FF"/>
-          <w:sz w:val="26"/>
-          <w:szCs w:val="26"/>
-          <w:lang w:val="en-US"/>
-        </w:rPr>
-        <w:t>AS</w:t>
-      </w:r>
-      <w:r>
-        <w:rPr>
-          <w:rFonts w:eastAsiaTheme="minorHAnsi"/>
-          <w:color w:val="000000"/>
-          <w:sz w:val="26"/>
-          <w:szCs w:val="26"/>
-          <w:lang w:val="en-US"/>
-        </w:rPr>
-        <w:t xml:space="preserve"> </w:t>
-      </w:r>
-    </w:p>
-    <w:p>
-      <w:pPr>
-        <w:widowControl/>
-        <w:pBdr>
-          <w:top w:val="single" w:sz="4" w:space="1" w:color="auto"/>
-          <w:left w:val="single" w:sz="4" w:space="4" w:color="auto"/>
-          <w:bottom w:val="single" w:sz="4" w:space="1" w:color="auto"/>
-          <w:right w:val="single" w:sz="4" w:space="4" w:color="auto"/>
-        </w:pBdr>
-        <w:adjustRightInd w:val="0"/>
-        <w:spacing w:line="276" w:lineRule="auto"/>
-        <w:ind w:left="460"/>
-        <w:rPr>
-          <w:rFonts w:eastAsiaTheme="minorHAnsi"/>
-          <w:color w:val="000000"/>
-          <w:sz w:val="26"/>
-          <w:szCs w:val="26"/>
-          <w:lang w:val="en-US"/>
-        </w:rPr>
-      </w:pPr>
-      <w:r>
-        <w:rPr>
-          <w:rFonts w:eastAsiaTheme="minorHAnsi"/>
-          <w:color w:val="0000FF"/>
-          <w:sz w:val="26"/>
-          <w:szCs w:val="26"/>
-          <w:lang w:val="en-US"/>
-        </w:rPr>
-        <w:t>SELECT</w:t>
-      </w:r>
-      <w:r>
-        <w:rPr>
-          <w:rFonts w:eastAsiaTheme="minorHAnsi"/>
-          <w:color w:val="000000"/>
-          <w:sz w:val="26"/>
-          <w:szCs w:val="26"/>
-          <w:lang w:val="en-US"/>
-        </w:rPr>
-        <w:t xml:space="preserve"> sp</w:t>
-      </w:r>
-      <w:r>
-        <w:rPr>
-          <w:rFonts w:eastAsiaTheme="minorHAnsi"/>
-          <w:color w:val="808080"/>
-          <w:sz w:val="26"/>
-          <w:szCs w:val="26"/>
-          <w:lang w:val="en-US"/>
-        </w:rPr>
-        <w:t>.</w:t>
-      </w:r>
-      <w:r>
-        <w:rPr>
-          <w:rFonts w:eastAsiaTheme="minorHAnsi"/>
-          <w:color w:val="000000"/>
-          <w:sz w:val="26"/>
-          <w:szCs w:val="26"/>
-          <w:lang w:val="en-US"/>
-        </w:rPr>
-        <w:t>MaSPham</w:t>
-      </w:r>
-      <w:r>
-        <w:rPr>
-          <w:rFonts w:eastAsiaTheme="minorHAnsi"/>
-          <w:color w:val="808080"/>
-          <w:sz w:val="26"/>
-          <w:szCs w:val="26"/>
-          <w:lang w:val="en-US"/>
-        </w:rPr>
-        <w:t>,</w:t>
-      </w:r>
-      <w:r>
-        <w:rPr>
-          <w:rFonts w:eastAsiaTheme="minorHAnsi"/>
-          <w:color w:val="000000"/>
-          <w:sz w:val="26"/>
-          <w:szCs w:val="26"/>
-          <w:lang w:val="en-US"/>
-        </w:rPr>
-        <w:t xml:space="preserve"> TenSPham</w:t>
-      </w:r>
-      <w:r>
-        <w:rPr>
-          <w:rFonts w:eastAsiaTheme="minorHAnsi"/>
-          <w:color w:val="808080"/>
-          <w:sz w:val="26"/>
-          <w:szCs w:val="26"/>
-          <w:lang w:val="en-US"/>
-        </w:rPr>
-        <w:t>,</w:t>
-      </w:r>
-      <w:r>
-        <w:rPr>
-          <w:rFonts w:eastAsiaTheme="minorHAnsi"/>
-          <w:color w:val="000000"/>
-          <w:sz w:val="26"/>
-          <w:szCs w:val="26"/>
-          <w:lang w:val="en-US"/>
-        </w:rPr>
-        <w:t xml:space="preserve"> HinhAnh</w:t>
-      </w:r>
-      <w:r>
-        <w:rPr>
-          <w:rFonts w:eastAsiaTheme="minorHAnsi"/>
-          <w:color w:val="808080"/>
-          <w:sz w:val="26"/>
-          <w:szCs w:val="26"/>
-          <w:lang w:val="en-US"/>
-        </w:rPr>
-        <w:t>,</w:t>
-      </w:r>
-      <w:r>
-        <w:rPr>
-          <w:rFonts w:eastAsiaTheme="minorHAnsi"/>
-          <w:color w:val="000000"/>
-          <w:sz w:val="26"/>
-          <w:szCs w:val="26"/>
-          <w:lang w:val="en-US"/>
-        </w:rPr>
-        <w:t xml:space="preserve"> NhaSanXuat</w:t>
-      </w:r>
-      <w:r>
-        <w:rPr>
-          <w:rFonts w:eastAsiaTheme="minorHAnsi"/>
-          <w:color w:val="808080"/>
-          <w:sz w:val="26"/>
-          <w:szCs w:val="26"/>
-          <w:lang w:val="en-US"/>
-        </w:rPr>
-        <w:t>,</w:t>
-      </w:r>
-      <w:r>
-        <w:rPr>
-          <w:rFonts w:eastAsiaTheme="minorHAnsi"/>
-          <w:color w:val="000000"/>
-          <w:sz w:val="26"/>
-          <w:szCs w:val="26"/>
-          <w:lang w:val="en-US"/>
-        </w:rPr>
-        <w:t xml:space="preserve"> GiaBan</w:t>
-      </w:r>
-      <w:r>
-        <w:rPr>
-          <w:rFonts w:eastAsiaTheme="minorHAnsi"/>
-          <w:color w:val="808080"/>
-          <w:sz w:val="26"/>
-          <w:szCs w:val="26"/>
-          <w:lang w:val="en-US"/>
-        </w:rPr>
-        <w:t>,</w:t>
-      </w:r>
-      <w:r>
-        <w:rPr>
-          <w:rFonts w:eastAsiaTheme="minorHAnsi"/>
-          <w:color w:val="000000"/>
-          <w:sz w:val="26"/>
-          <w:szCs w:val="26"/>
-          <w:lang w:val="en-US"/>
-        </w:rPr>
-        <w:t xml:space="preserve"> nsp</w:t>
-      </w:r>
-      <w:r>
-        <w:rPr>
-          <w:rFonts w:eastAsiaTheme="minorHAnsi"/>
-          <w:color w:val="808080"/>
-          <w:sz w:val="26"/>
-          <w:szCs w:val="26"/>
-          <w:lang w:val="en-US"/>
-        </w:rPr>
-        <w:t>.</w:t>
-      </w:r>
-      <w:r>
-        <w:rPr>
-          <w:rFonts w:eastAsiaTheme="minorHAnsi"/>
-          <w:color w:val="000000"/>
-          <w:sz w:val="26"/>
-          <w:szCs w:val="26"/>
-          <w:lang w:val="en-US"/>
-        </w:rPr>
-        <w:t xml:space="preserve">TenNhom </w:t>
-      </w:r>
-    </w:p>
-    <w:p>
-      <w:pPr>
-        <w:widowControl/>
-        <w:pBdr>
-          <w:top w:val="single" w:sz="4" w:space="1" w:color="auto"/>
-          <w:left w:val="single" w:sz="4" w:space="4" w:color="auto"/>
-          <w:bottom w:val="single" w:sz="4" w:space="1" w:color="auto"/>
-          <w:right w:val="single" w:sz="4" w:space="4" w:color="auto"/>
-        </w:pBdr>
-        <w:adjustRightInd w:val="0"/>
-        <w:spacing w:line="276" w:lineRule="auto"/>
-        <w:ind w:left="460"/>
-        <w:rPr>
-          <w:rFonts w:eastAsiaTheme="minorHAnsi"/>
-          <w:color w:val="000000"/>
-          <w:sz w:val="26"/>
-          <w:szCs w:val="26"/>
-          <w:lang w:val="en-US"/>
-        </w:rPr>
-      </w:pPr>
-      <w:r>
-        <w:rPr>
-          <w:rFonts w:eastAsiaTheme="minorHAnsi"/>
-          <w:color w:val="0000FF"/>
-          <w:sz w:val="26"/>
-          <w:szCs w:val="26"/>
-          <w:lang w:val="en-US"/>
-        </w:rPr>
-        <w:t>FROM</w:t>
-      </w:r>
-      <w:r>
-        <w:rPr>
-          <w:rFonts w:eastAsiaTheme="minorHAnsi"/>
-          <w:color w:val="000000"/>
-          <w:sz w:val="26"/>
-          <w:szCs w:val="26"/>
-          <w:lang w:val="en-US"/>
-        </w:rPr>
-        <w:t xml:space="preserve"> SANPHAM sp</w:t>
-      </w:r>
-      <w:r>
-        <w:rPr>
-          <w:rFonts w:eastAsiaTheme="minorHAnsi"/>
-          <w:color w:val="808080"/>
-          <w:sz w:val="26"/>
-          <w:szCs w:val="26"/>
-          <w:lang w:val="en-US"/>
-        </w:rPr>
-        <w:t>,</w:t>
-      </w:r>
-      <w:r>
-        <w:rPr>
-          <w:rFonts w:eastAsiaTheme="minorHAnsi"/>
-          <w:color w:val="000000"/>
-          <w:sz w:val="26"/>
-          <w:szCs w:val="26"/>
-          <w:lang w:val="en-US"/>
-        </w:rPr>
-        <w:t xml:space="preserve"> NHOMSANPHAM nsp</w:t>
-      </w:r>
-      <w:r>
-        <w:rPr>
-          <w:rFonts w:eastAsiaTheme="minorHAnsi"/>
-          <w:color w:val="808080"/>
-          <w:sz w:val="26"/>
-          <w:szCs w:val="26"/>
-          <w:lang w:val="en-US"/>
-        </w:rPr>
-        <w:t>,</w:t>
-      </w:r>
-      <w:r>
-        <w:rPr>
-          <w:rFonts w:eastAsiaTheme="minorHAnsi"/>
-          <w:color w:val="000000"/>
-          <w:sz w:val="26"/>
-          <w:szCs w:val="26"/>
-          <w:lang w:val="en-US"/>
-        </w:rPr>
-        <w:t xml:space="preserve"> PHANLOAI pl</w:t>
-      </w:r>
-    </w:p>
-    <w:p>
-      <w:pPr>
-        <w:widowControl/>
-        <w:pBdr>
-          <w:top w:val="single" w:sz="4" w:space="1" w:color="auto"/>
-          <w:left w:val="single" w:sz="4" w:space="4" w:color="auto"/>
-          <w:bottom w:val="single" w:sz="4" w:space="1" w:color="auto"/>
-          <w:right w:val="single" w:sz="4" w:space="4" w:color="auto"/>
-        </w:pBdr>
-        <w:adjustRightInd w:val="0"/>
-        <w:spacing w:line="276" w:lineRule="auto"/>
-        <w:ind w:left="460"/>
-        <w:rPr>
-          <w:rFonts w:eastAsiaTheme="minorHAnsi"/>
-          <w:color w:val="000000"/>
-          <w:sz w:val="26"/>
-          <w:szCs w:val="26"/>
-          <w:lang w:val="en-US"/>
-        </w:rPr>
-      </w:pPr>
-      <w:r>
-        <w:rPr>
-          <w:rFonts w:eastAsiaTheme="minorHAnsi"/>
-          <w:color w:val="0000FF"/>
-          <w:sz w:val="26"/>
-          <w:szCs w:val="26"/>
-          <w:lang w:val="en-US"/>
-        </w:rPr>
-        <w:t>WHERE</w:t>
-      </w:r>
-      <w:r>
-        <w:rPr>
-          <w:rFonts w:eastAsiaTheme="minorHAnsi"/>
-          <w:color w:val="000000"/>
-          <w:sz w:val="26"/>
-          <w:szCs w:val="26"/>
-          <w:lang w:val="en-US"/>
-        </w:rPr>
-        <w:t xml:space="preserve"> sp</w:t>
-      </w:r>
-      <w:r>
-        <w:rPr>
-          <w:rFonts w:eastAsiaTheme="minorHAnsi"/>
-          <w:color w:val="808080"/>
-          <w:sz w:val="26"/>
-          <w:szCs w:val="26"/>
-          <w:lang w:val="en-US"/>
-        </w:rPr>
-        <w:t>.</w:t>
-      </w:r>
-      <w:r>
-        <w:rPr>
-          <w:rFonts w:eastAsiaTheme="minorHAnsi"/>
-          <w:color w:val="000000"/>
-          <w:sz w:val="26"/>
-          <w:szCs w:val="26"/>
-          <w:lang w:val="en-US"/>
-        </w:rPr>
-        <w:t xml:space="preserve">MaSPham </w:t>
-      </w:r>
-      <w:r>
-        <w:rPr>
-          <w:rFonts w:eastAsiaTheme="minorHAnsi"/>
-          <w:color w:val="808080"/>
-          <w:sz w:val="26"/>
-          <w:szCs w:val="26"/>
-          <w:lang w:val="en-US"/>
-        </w:rPr>
-        <w:t>=</w:t>
-      </w:r>
-      <w:r>
-        <w:rPr>
-          <w:rFonts w:eastAsiaTheme="minorHAnsi"/>
-          <w:color w:val="000000"/>
-          <w:sz w:val="26"/>
-          <w:szCs w:val="26"/>
-          <w:lang w:val="en-US"/>
-        </w:rPr>
-        <w:t xml:space="preserve"> pl</w:t>
-      </w:r>
-      <w:r>
-        <w:rPr>
-          <w:rFonts w:eastAsiaTheme="minorHAnsi"/>
-          <w:color w:val="808080"/>
-          <w:sz w:val="26"/>
-          <w:szCs w:val="26"/>
-          <w:lang w:val="en-US"/>
-        </w:rPr>
-        <w:t>.</w:t>
-      </w:r>
-      <w:r>
-        <w:rPr>
-          <w:rFonts w:eastAsiaTheme="minorHAnsi"/>
-          <w:color w:val="000000"/>
-          <w:sz w:val="26"/>
-          <w:szCs w:val="26"/>
-          <w:lang w:val="en-US"/>
-        </w:rPr>
-        <w:t>MaSPham</w:t>
-      </w:r>
-      <w:r>
-        <w:rPr>
-          <w:rFonts w:eastAsiaTheme="minorHAnsi"/>
-          <w:color w:val="000000"/>
-          <w:sz w:val="26"/>
-          <w:szCs w:val="26"/>
-          <w:lang w:val="en-US"/>
-        </w:rPr>
-        <w:t xml:space="preserve"> </w:t>
-      </w:r>
-      <w:r>
-        <w:rPr>
-          <w:rFonts w:eastAsiaTheme="minorHAnsi"/>
-          <w:color w:val="808080"/>
-          <w:sz w:val="26"/>
-          <w:szCs w:val="26"/>
-          <w:lang w:val="en-US"/>
-        </w:rPr>
-        <w:t>AND</w:t>
-      </w:r>
-      <w:r>
-        <w:rPr>
-          <w:rFonts w:eastAsiaTheme="minorHAnsi"/>
-          <w:color w:val="000000"/>
-          <w:sz w:val="26"/>
-          <w:szCs w:val="26"/>
-          <w:lang w:val="en-US"/>
-        </w:rPr>
-        <w:t xml:space="preserve"> nsp</w:t>
-      </w:r>
-      <w:r>
-        <w:rPr>
-          <w:rFonts w:eastAsiaTheme="minorHAnsi"/>
-          <w:color w:val="808080"/>
-          <w:sz w:val="26"/>
-          <w:szCs w:val="26"/>
-          <w:lang w:val="en-US"/>
-        </w:rPr>
-        <w:t>.</w:t>
-      </w:r>
-      <w:r>
-        <w:rPr>
-          <w:rFonts w:eastAsiaTheme="minorHAnsi"/>
-          <w:color w:val="000000"/>
-          <w:sz w:val="26"/>
-          <w:szCs w:val="26"/>
-          <w:lang w:val="en-US"/>
-        </w:rPr>
-        <w:t xml:space="preserve">MaNhom </w:t>
-      </w:r>
-      <w:r>
-        <w:rPr>
-          <w:rFonts w:eastAsiaTheme="minorHAnsi"/>
-          <w:color w:val="808080"/>
-          <w:sz w:val="26"/>
-          <w:szCs w:val="26"/>
-          <w:lang w:val="en-US"/>
-        </w:rPr>
-        <w:t>=</w:t>
-      </w:r>
-      <w:r>
-        <w:rPr>
-          <w:rFonts w:eastAsiaTheme="minorHAnsi"/>
-          <w:color w:val="000000"/>
-          <w:sz w:val="26"/>
-          <w:szCs w:val="26"/>
-          <w:lang w:val="en-US"/>
-        </w:rPr>
-        <w:t xml:space="preserve"> pl</w:t>
-      </w:r>
-      <w:r>
-        <w:rPr>
-          <w:rFonts w:eastAsiaTheme="minorHAnsi"/>
-          <w:color w:val="808080"/>
-          <w:sz w:val="26"/>
-          <w:szCs w:val="26"/>
-          <w:lang w:val="en-US"/>
-        </w:rPr>
-        <w:t>.</w:t>
-      </w:r>
-      <w:r>
-        <w:rPr>
-          <w:rFonts w:eastAsiaTheme="minorHAnsi"/>
-          <w:color w:val="000000"/>
-          <w:sz w:val="26"/>
-          <w:szCs w:val="26"/>
-          <w:lang w:val="en-US"/>
-        </w:rPr>
-        <w:t>MaNhom</w:t>
-      </w:r>
-    </w:p>
-    <w:p>
-      <w:pPr>
-        <w:widowControl/>
-        <w:adjustRightInd w:val="0"/>
-        <w:ind w:left="460"/>
-        <w:rPr>
-          <w:rFonts w:eastAsiaTheme="minorHAnsi"/>
-          <w:sz w:val="26"/>
-          <w:szCs w:val="26"/>
-          <w:lang w:val="en-US"/>
-        </w:rPr>
-      </w:pPr>
-    </w:p>
-    <w:p>
-      <w:pPr>
-        <w:widowControl/>
-        <w:adjustRightInd w:val="0"/>
-        <w:ind w:left="460"/>
-        <w:rPr>
-          <w:rFonts w:eastAsiaTheme="minorHAnsi"/>
-          <w:sz w:val="26"/>
-          <w:szCs w:val="26"/>
-          <w:lang w:val="en-US"/>
-        </w:rPr>
-      </w:pPr>
-      <w:r>
-        <w:rPr>
-          <w:rFonts w:eastAsiaTheme="minorHAnsi"/>
-          <w:sz w:val="26"/>
-          <w:szCs w:val="26"/>
-          <w:lang w:val="en-US"/>
-        </w:rPr>
-        <w:t>Thực thi trên C#:</w:t>
-      </w:r>
-    </w:p>
-    <w:p>
-      <w:pPr>
-        <w:widowControl/>
-        <w:adjustRightInd w:val="0"/>
-        <w:ind w:left="460"/>
-        <w:rPr>
-          <w:rFonts w:eastAsiaTheme="minorHAnsi"/>
-          <w:sz w:val="26"/>
-          <w:szCs w:val="26"/>
-          <w:lang w:val="en-US"/>
-        </w:rPr>
-      </w:pPr>
-    </w:p>
-    <w:p>
-      <w:pPr>
-        <w:widowControl/>
-        <w:pBdr>
-          <w:top w:val="single" w:sz="4" w:space="1" w:color="auto"/>
-          <w:left w:val="single" w:sz="4" w:space="4" w:color="auto"/>
-          <w:bottom w:val="single" w:sz="4" w:space="1" w:color="auto"/>
-          <w:right w:val="single" w:sz="4" w:space="4" w:color="auto"/>
-        </w:pBdr>
-        <w:adjustRightInd w:val="0"/>
-        <w:spacing w:line="276" w:lineRule="auto"/>
-        <w:ind w:left="460"/>
-        <w:rPr>
-          <w:rFonts w:eastAsiaTheme="minorHAnsi"/>
-          <w:sz w:val="26"/>
-          <w:szCs w:val="26"/>
-          <w:lang w:val="en-US"/>
-        </w:rPr>
-      </w:pPr>
-      <w:r>
-        <w:rPr>
-          <w:rFonts w:eastAsiaTheme="minorHAnsi"/>
-          <w:sz w:val="26"/>
-          <w:szCs w:val="26"/>
-          <w:lang w:val="en-US"/>
-        </w:rPr>
-        <w:lastRenderedPageBreak/>
-        <w:t>public static DataTable loadProducts(DBConn db)</w:t>
-      </w:r>
-    </w:p>
-    <w:p>
-      <w:pPr>
-        <w:widowControl/>
-        <w:pBdr>
-          <w:top w:val="single" w:sz="4" w:space="1" w:color="auto"/>
-          <w:left w:val="single" w:sz="4" w:space="4" w:color="auto"/>
-          <w:bottom w:val="single" w:sz="4" w:space="1" w:color="auto"/>
-          <w:right w:val="single" w:sz="4" w:space="4" w:color="auto"/>
-        </w:pBdr>
-        <w:adjustRightInd w:val="0"/>
-        <w:spacing w:line="276" w:lineRule="auto"/>
-        <w:ind w:left="460"/>
-        <w:rPr>
-          <w:rFonts w:eastAsiaTheme="minorHAnsi"/>
-          <w:sz w:val="26"/>
-          <w:szCs w:val="26"/>
-          <w:lang w:val="en-US"/>
-        </w:rPr>
-      </w:pPr>
-      <w:r>
-        <w:rPr>
-          <w:rFonts w:eastAsiaTheme="minorHAnsi"/>
-          <w:sz w:val="26"/>
-          <w:szCs w:val="26"/>
-          <w:lang w:val="en-US"/>
-        </w:rPr>
-        <w:t>{</w:t>
-      </w:r>
-    </w:p>
-    <w:p>
-      <w:pPr>
-        <w:widowControl/>
-        <w:pBdr>
-          <w:top w:val="single" w:sz="4" w:space="1" w:color="auto"/>
-          <w:left w:val="single" w:sz="4" w:space="4" w:color="auto"/>
-          <w:bottom w:val="single" w:sz="4" w:space="1" w:color="auto"/>
-          <w:right w:val="single" w:sz="4" w:space="4" w:color="auto"/>
-        </w:pBdr>
-        <w:adjustRightInd w:val="0"/>
-        <w:spacing w:line="276" w:lineRule="auto"/>
-        <w:ind w:left="460"/>
-        <w:rPr>
-          <w:rFonts w:eastAsiaTheme="minorHAnsi"/>
-          <w:color w:val="000000"/>
-          <w:sz w:val="26"/>
-          <w:szCs w:val="26"/>
-          <w:lang w:val="en-US"/>
-        </w:rPr>
-      </w:pPr>
-      <w:r>
-        <w:rPr>
-          <w:rFonts w:eastAsiaTheme="minorHAnsi"/>
-          <w:sz w:val="26"/>
-          <w:szCs w:val="26"/>
-          <w:lang w:val="en-US"/>
-        </w:rPr>
-        <w:t xml:space="preserve">    </w:t>
-      </w:r>
-      <w:r>
-        <w:rPr>
-          <w:rFonts w:eastAsiaTheme="minorHAnsi"/>
-          <w:color w:val="000000"/>
-          <w:sz w:val="26"/>
-          <w:szCs w:val="26"/>
-          <w:lang w:val="en-US"/>
-        </w:rPr>
-        <w:t xml:space="preserve">string sqlquery = "SELECT * FROM </w:t>
-      </w:r>
-      <w:r>
-        <w:rPr>
-          <w:rFonts w:eastAsiaTheme="minorHAnsi"/>
-          <w:color w:val="000000"/>
-          <w:sz w:val="26"/>
-          <w:szCs w:val="26"/>
-          <w:lang w:val="en-US"/>
-        </w:rPr>
-        <w:t>v_</w:t>
-      </w:r>
-      <w:r>
-        <w:rPr>
-          <w:rFonts w:eastAsiaTheme="minorHAnsi"/>
-          <w:color w:val="000000"/>
-          <w:sz w:val="26"/>
-          <w:szCs w:val="26"/>
-          <w:lang w:val="en-US"/>
-        </w:rPr>
-        <w:t>DanhSachSanPham</w:t>
-      </w:r>
-      <w:r>
-        <w:rPr>
-          <w:rFonts w:eastAsiaTheme="minorHAnsi"/>
-          <w:color w:val="000000"/>
-          <w:sz w:val="26"/>
-          <w:szCs w:val="26"/>
-          <w:lang w:val="en-US"/>
-        </w:rPr>
-        <w:t>";</w:t>
-      </w:r>
-    </w:p>
-    <w:p>
-      <w:pPr>
-        <w:widowControl/>
-        <w:pBdr>
-          <w:top w:val="single" w:sz="4" w:space="1" w:color="auto"/>
-          <w:left w:val="single" w:sz="4" w:space="4" w:color="auto"/>
-          <w:bottom w:val="single" w:sz="4" w:space="1" w:color="auto"/>
-          <w:right w:val="single" w:sz="4" w:space="4" w:color="auto"/>
-        </w:pBdr>
-        <w:adjustRightInd w:val="0"/>
-        <w:spacing w:line="276" w:lineRule="auto"/>
-        <w:ind w:left="460" w:firstLine="260"/>
-        <w:rPr>
-          <w:rFonts w:eastAsiaTheme="minorHAnsi"/>
-          <w:color w:val="000000"/>
-          <w:sz w:val="26"/>
-          <w:szCs w:val="26"/>
-          <w:lang w:val="en-US"/>
-        </w:rPr>
-      </w:pPr>
-      <w:r>
-        <w:rPr>
-          <w:rFonts w:eastAsiaTheme="minorHAnsi"/>
-          <w:color w:val="000000"/>
-          <w:sz w:val="26"/>
-          <w:szCs w:val="26"/>
-          <w:lang w:val="en-US"/>
-        </w:rPr>
-        <w:t>return LoadTable(db, sqlquery);</w:t>
-      </w:r>
-    </w:p>
-    <w:p>
-      <w:pPr>
-        <w:widowControl/>
-        <w:pBdr>
-          <w:top w:val="single" w:sz="4" w:space="1" w:color="auto"/>
-          <w:left w:val="single" w:sz="4" w:space="4" w:color="auto"/>
-          <w:bottom w:val="single" w:sz="4" w:space="1" w:color="auto"/>
-          <w:right w:val="single" w:sz="4" w:space="4" w:color="auto"/>
-        </w:pBdr>
-        <w:adjustRightInd w:val="0"/>
-        <w:spacing w:line="276" w:lineRule="auto"/>
-        <w:ind w:left="460"/>
-        <w:rPr>
-          <w:rFonts w:eastAsiaTheme="minorHAnsi"/>
-          <w:sz w:val="26"/>
-          <w:szCs w:val="26"/>
-          <w:lang w:val="en-US"/>
-        </w:rPr>
-      </w:pPr>
-      <w:r>
-        <w:rPr>
-          <w:rFonts w:eastAsiaTheme="minorHAnsi"/>
-          <w:sz w:val="26"/>
-          <w:szCs w:val="26"/>
-          <w:lang w:val="en-US"/>
-        </w:rPr>
-        <w:t>}</w:t>
-      </w:r>
-    </w:p>
-    <w:p>
-      <w:pPr>
-        <w:widowControl/>
-        <w:adjustRightInd w:val="0"/>
-        <w:ind w:left="460"/>
-        <w:rPr>
-          <w:rFonts w:eastAsiaTheme="minorHAnsi"/>
-          <w:color w:val="000000"/>
-          <w:sz w:val="26"/>
-          <w:szCs w:val="26"/>
-          <w:lang w:val="en-US"/>
-        </w:rPr>
-      </w:pPr>
-    </w:p>
-    <w:p>
-      <w:pPr>
-        <w:widowControl/>
-        <w:adjustRightInd w:val="0"/>
-        <w:ind w:left="460"/>
-        <w:rPr>
-          <w:rFonts w:eastAsiaTheme="minorHAnsi"/>
-          <w:color w:val="000000"/>
-          <w:sz w:val="26"/>
-          <w:szCs w:val="26"/>
-          <w:lang w:val="en-US"/>
-        </w:rPr>
-      </w:pPr>
-    </w:p>
-    <w:p>
-      <w:pPr>
-        <w:pStyle w:val="ListParagraph"/>
-        <w:numPr>
-          <w:ilvl w:val="1"/>
-          <w:numId w:val="20"/>
-        </w:numPr>
-        <w:spacing w:before="209"/>
-        <w:rPr>
-          <w:b/>
-          <w:bCs/>
-          <w:sz w:val="26"/>
-          <w:szCs w:val="26"/>
-          <w:lang w:val="en-US"/>
-        </w:rPr>
-      </w:pPr>
-      <w:r>
-        <w:rPr>
-          <w:b/>
-          <w:bCs/>
-          <w:sz w:val="26"/>
-          <w:szCs w:val="26"/>
-          <w:lang w:val="en-US"/>
-        </w:rPr>
-        <w:t xml:space="preserve"> Danh mục bảng phân ca:</w:t>
-      </w:r>
-    </w:p>
-    <w:p>
-      <w:pPr>
-        <w:widowControl/>
-        <w:adjustRightInd w:val="0"/>
-        <w:ind w:left="460"/>
-        <w:rPr>
-          <w:rFonts w:eastAsiaTheme="minorHAnsi"/>
-          <w:color w:val="000000"/>
-          <w:sz w:val="26"/>
-          <w:szCs w:val="26"/>
-          <w:lang w:val="en-US"/>
-        </w:rPr>
-      </w:pPr>
-    </w:p>
-    <w:p>
-      <w:pPr>
-        <w:widowControl/>
-        <w:pBdr>
-          <w:top w:val="single" w:sz="4" w:space="1" w:color="auto"/>
-          <w:left w:val="single" w:sz="4" w:space="4" w:color="auto"/>
-          <w:bottom w:val="single" w:sz="4" w:space="1" w:color="auto"/>
-          <w:right w:val="single" w:sz="4" w:space="4" w:color="auto"/>
-        </w:pBdr>
-        <w:adjustRightInd w:val="0"/>
-        <w:ind w:left="460"/>
-        <w:rPr>
-          <w:rFonts w:eastAsiaTheme="minorHAnsi"/>
-          <w:color w:val="000000"/>
-          <w:sz w:val="26"/>
-          <w:szCs w:val="26"/>
-          <w:lang w:val="en-US"/>
-        </w:rPr>
-      </w:pPr>
-      <w:r>
-        <w:rPr>
-          <w:rFonts w:eastAsiaTheme="minorHAnsi"/>
-          <w:color w:val="000000"/>
-          <w:sz w:val="26"/>
-          <w:szCs w:val="26"/>
-          <w:lang w:val="en-US"/>
-        </w:rPr>
-        <w:t>CREATE VIEW [dbo].</w:t>
-      </w:r>
-      <w:r>
-        <w:rPr>
-          <w:rFonts w:ascii="Cascadia Mono" w:eastAsiaTheme="minorHAnsi" w:hAnsi="Cascadia Mono" w:cs="Cascadia Mono"/>
-          <w:color w:val="000000"/>
-          <w:sz w:val="19"/>
-          <w:szCs w:val="19"/>
-          <w:lang w:val="en-US"/>
-        </w:rPr>
-        <w:t xml:space="preserve"> </w:t>
-      </w:r>
-      <w:r>
-        <w:rPr>
-          <w:rFonts w:eastAsiaTheme="minorHAnsi"/>
-          <w:color w:val="000000"/>
-          <w:sz w:val="26"/>
-          <w:szCs w:val="26"/>
-          <w:lang w:val="en-US"/>
-        </w:rPr>
-        <w:t>v_BangPhanCa</w:t>
-      </w:r>
-      <w:r>
-        <w:rPr>
-          <w:rFonts w:eastAsiaTheme="minorHAnsi"/>
-          <w:color w:val="000000"/>
-          <w:sz w:val="26"/>
-          <w:szCs w:val="26"/>
-          <w:lang w:val="en-US"/>
-        </w:rPr>
-        <w:t xml:space="preserve"> </w:t>
-      </w:r>
-      <w:r>
-        <w:rPr>
-          <w:rFonts w:eastAsiaTheme="minorHAnsi"/>
-          <w:color w:val="000000"/>
-          <w:sz w:val="26"/>
-          <w:szCs w:val="26"/>
-          <w:lang w:val="en-US"/>
-        </w:rPr>
-        <w:t xml:space="preserve">AS </w:t>
-      </w:r>
-    </w:p>
-    <w:p>
-      <w:pPr>
-        <w:widowControl/>
-        <w:pBdr>
-          <w:top w:val="single" w:sz="4" w:space="1" w:color="auto"/>
-          <w:left w:val="single" w:sz="4" w:space="4" w:color="auto"/>
-          <w:bottom w:val="single" w:sz="4" w:space="1" w:color="auto"/>
-          <w:right w:val="single" w:sz="4" w:space="4" w:color="auto"/>
-        </w:pBdr>
-        <w:adjustRightInd w:val="0"/>
-        <w:ind w:left="460"/>
-        <w:rPr>
-          <w:rFonts w:eastAsiaTheme="minorHAnsi"/>
-          <w:color w:val="000000"/>
-          <w:sz w:val="26"/>
-          <w:szCs w:val="26"/>
-          <w:lang w:val="en-US"/>
-        </w:rPr>
-      </w:pPr>
-      <w:r>
-        <w:rPr>
-          <w:rFonts w:eastAsiaTheme="minorHAnsi"/>
-          <w:color w:val="000000"/>
-          <w:sz w:val="26"/>
-          <w:szCs w:val="26"/>
-          <w:lang w:val="en-US"/>
-        </w:rPr>
-        <w:t>SELECT nv.MaNV, nv.HoTen, nv.ChucVu, clv.MaCaLamViec, clv.ThGianBDau, clv.ThGianKThuc</w:t>
-      </w:r>
-    </w:p>
-    <w:p>
-      <w:pPr>
-        <w:widowControl/>
-        <w:pBdr>
-          <w:top w:val="single" w:sz="4" w:space="1" w:color="auto"/>
-          <w:left w:val="single" w:sz="4" w:space="4" w:color="auto"/>
-          <w:bottom w:val="single" w:sz="4" w:space="1" w:color="auto"/>
-          <w:right w:val="single" w:sz="4" w:space="4" w:color="auto"/>
-        </w:pBdr>
-        <w:adjustRightInd w:val="0"/>
-        <w:ind w:left="460"/>
-        <w:rPr>
-          <w:rFonts w:eastAsiaTheme="minorHAnsi"/>
-          <w:color w:val="000000"/>
-          <w:sz w:val="26"/>
-          <w:szCs w:val="26"/>
-          <w:lang w:val="en-US"/>
-        </w:rPr>
-      </w:pPr>
-      <w:r>
-        <w:rPr>
-          <w:rFonts w:eastAsiaTheme="minorHAnsi"/>
-          <w:color w:val="000000"/>
-          <w:sz w:val="26"/>
-          <w:szCs w:val="26"/>
-          <w:lang w:val="en-US"/>
-        </w:rPr>
-        <w:t>FROM NHANVIEN nv, CALAMVIEC clv, THAMGIA tg</w:t>
-      </w:r>
-    </w:p>
-    <w:p>
-      <w:pPr>
-        <w:widowControl/>
-        <w:pBdr>
-          <w:top w:val="single" w:sz="4" w:space="1" w:color="auto"/>
-          <w:left w:val="single" w:sz="4" w:space="4" w:color="auto"/>
-          <w:bottom w:val="single" w:sz="4" w:space="1" w:color="auto"/>
-          <w:right w:val="single" w:sz="4" w:space="4" w:color="auto"/>
-        </w:pBdr>
-        <w:adjustRightInd w:val="0"/>
-        <w:ind w:left="460"/>
-        <w:rPr>
-          <w:rFonts w:eastAsiaTheme="minorHAnsi"/>
-          <w:color w:val="000000"/>
-          <w:sz w:val="26"/>
-          <w:szCs w:val="26"/>
-          <w:lang w:val="en-US"/>
-        </w:rPr>
-      </w:pPr>
-      <w:r>
-        <w:rPr>
-          <w:rFonts w:eastAsiaTheme="minorHAnsi"/>
-          <w:color w:val="000000"/>
-          <w:sz w:val="26"/>
-          <w:szCs w:val="26"/>
-          <w:lang w:val="en-US"/>
-        </w:rPr>
-        <w:t>W</w:t>
-      </w:r>
-      <w:r>
-        <w:rPr>
-          <w:rFonts w:eastAsiaTheme="minorHAnsi"/>
-          <w:color w:val="000000"/>
-          <w:sz w:val="26"/>
-          <w:szCs w:val="26"/>
-          <w:lang w:val="en-US"/>
-        </w:rPr>
-        <w:t>HERE</w:t>
-      </w:r>
-      <w:r>
-        <w:rPr>
-          <w:rFonts w:eastAsiaTheme="minorHAnsi"/>
-          <w:color w:val="000000"/>
-          <w:sz w:val="26"/>
-          <w:szCs w:val="26"/>
-          <w:lang w:val="en-US"/>
-        </w:rPr>
-        <w:t xml:space="preserve"> nv.MaNV = tg.MaNV AND clv.MaCaLamViec = tg.MaCa</w:t>
-      </w:r>
-    </w:p>
-    <w:p>
-      <w:pPr>
-        <w:widowControl/>
-        <w:adjustRightInd w:val="0"/>
-        <w:ind w:left="460"/>
-        <w:rPr>
-          <w:rFonts w:eastAsiaTheme="minorHAnsi"/>
-          <w:color w:val="000000"/>
-          <w:sz w:val="26"/>
-          <w:szCs w:val="26"/>
-          <w:lang w:val="en-US"/>
-        </w:rPr>
-      </w:pPr>
-    </w:p>
-    <w:p>
-      <w:pPr>
-        <w:widowControl/>
-        <w:adjustRightInd w:val="0"/>
-        <w:ind w:left="460"/>
-        <w:rPr>
-          <w:rFonts w:eastAsiaTheme="minorHAnsi"/>
-          <w:color w:val="000000"/>
-          <w:sz w:val="26"/>
-          <w:szCs w:val="26"/>
-          <w:lang w:val="en-US"/>
-        </w:rPr>
-      </w:pPr>
-      <w:r>
-        <w:rPr>
-          <w:rFonts w:eastAsiaTheme="minorHAnsi"/>
-          <w:color w:val="000000"/>
-          <w:sz w:val="26"/>
-          <w:szCs w:val="26"/>
-          <w:lang w:val="en-US"/>
-        </w:rPr>
-        <w:t>Thực thi trên C#:</w:t>
-      </w:r>
-    </w:p>
-    <w:p>
-      <w:pPr>
-        <w:widowControl/>
-        <w:adjustRightInd w:val="0"/>
-        <w:ind w:left="460"/>
-        <w:rPr>
-          <w:rFonts w:eastAsiaTheme="minorHAnsi"/>
-          <w:color w:val="000000"/>
-          <w:sz w:val="26"/>
-          <w:szCs w:val="26"/>
-          <w:lang w:val="en-US"/>
-        </w:rPr>
-      </w:pPr>
-    </w:p>
-    <w:p>
-      <w:pPr>
-        <w:widowControl/>
-        <w:pBdr>
-          <w:top w:val="single" w:sz="4" w:space="1" w:color="auto"/>
-          <w:left w:val="single" w:sz="4" w:space="4" w:color="auto"/>
-          <w:bottom w:val="single" w:sz="4" w:space="1" w:color="auto"/>
-          <w:right w:val="single" w:sz="4" w:space="4" w:color="auto"/>
-        </w:pBdr>
-        <w:adjustRightInd w:val="0"/>
-        <w:ind w:left="460"/>
-        <w:rPr>
-          <w:rFonts w:eastAsiaTheme="minorHAnsi"/>
-          <w:color w:val="000000"/>
-          <w:sz w:val="26"/>
-          <w:szCs w:val="26"/>
-          <w:lang w:val="en-US"/>
-        </w:rPr>
-      </w:pPr>
-      <w:r>
-        <w:rPr>
-          <w:rFonts w:eastAsiaTheme="minorHAnsi"/>
-          <w:color w:val="000000"/>
-          <w:sz w:val="26"/>
-          <w:szCs w:val="26"/>
-          <w:lang w:val="en-US"/>
-        </w:rPr>
-        <w:t>public static DataTable shiftDivision(DBConn db)</w:t>
-      </w:r>
-    </w:p>
-    <w:p>
-      <w:pPr>
-        <w:widowControl/>
-        <w:pBdr>
-          <w:top w:val="single" w:sz="4" w:space="1" w:color="auto"/>
-          <w:left w:val="single" w:sz="4" w:space="4" w:color="auto"/>
-          <w:bottom w:val="single" w:sz="4" w:space="1" w:color="auto"/>
-          <w:right w:val="single" w:sz="4" w:space="4" w:color="auto"/>
-        </w:pBdr>
-        <w:adjustRightInd w:val="0"/>
-        <w:ind w:left="460"/>
-        <w:rPr>
-          <w:rFonts w:eastAsiaTheme="minorHAnsi"/>
-          <w:color w:val="000000"/>
-          <w:sz w:val="26"/>
-          <w:szCs w:val="26"/>
-          <w:lang w:val="en-US"/>
-        </w:rPr>
-      </w:pPr>
-      <w:r>
-        <w:rPr>
-          <w:rFonts w:eastAsiaTheme="minorHAnsi"/>
-          <w:color w:val="000000"/>
-          <w:sz w:val="26"/>
-          <w:szCs w:val="26"/>
-          <w:lang w:val="en-US"/>
-        </w:rPr>
-        <w:t>{</w:t>
-      </w:r>
-    </w:p>
-    <w:p>
-      <w:pPr>
-        <w:widowControl/>
-        <w:pBdr>
-          <w:top w:val="single" w:sz="4" w:space="1" w:color="auto"/>
-          <w:left w:val="single" w:sz="4" w:space="4" w:color="auto"/>
-          <w:bottom w:val="single" w:sz="4" w:space="1" w:color="auto"/>
-          <w:right w:val="single" w:sz="4" w:space="4" w:color="auto"/>
-        </w:pBdr>
-        <w:adjustRightInd w:val="0"/>
-        <w:ind w:left="460"/>
-        <w:rPr>
-          <w:rFonts w:eastAsiaTheme="minorHAnsi"/>
-          <w:color w:val="000000"/>
-          <w:sz w:val="26"/>
-          <w:szCs w:val="26"/>
-          <w:lang w:val="en-US"/>
-        </w:rPr>
-      </w:pPr>
-      <w:r>
-        <w:rPr>
-          <w:rFonts w:eastAsiaTheme="minorHAnsi"/>
-          <w:color w:val="000000"/>
-          <w:sz w:val="26"/>
-          <w:szCs w:val="26"/>
-          <w:lang w:val="en-US"/>
-        </w:rPr>
-        <w:t xml:space="preserve">    string sqlquery = "SELECT * FROM </w:t>
-      </w:r>
-      <w:r>
-        <w:rPr>
-          <w:rFonts w:eastAsiaTheme="minorHAnsi"/>
-          <w:color w:val="000000"/>
-          <w:sz w:val="26"/>
-          <w:szCs w:val="26"/>
-          <w:lang w:val="en-US"/>
-        </w:rPr>
-        <w:t>v_BangPhanCa</w:t>
-      </w:r>
-      <w:r>
-        <w:rPr>
-          <w:rFonts w:eastAsiaTheme="minorHAnsi"/>
-          <w:color w:val="000000"/>
-          <w:sz w:val="26"/>
-          <w:szCs w:val="26"/>
-          <w:lang w:val="en-US"/>
-        </w:rPr>
-        <w:t>";</w:t>
-      </w:r>
-    </w:p>
-    <w:p>
-      <w:pPr>
-        <w:widowControl/>
-        <w:pBdr>
-          <w:top w:val="single" w:sz="4" w:space="1" w:color="auto"/>
-          <w:left w:val="single" w:sz="4" w:space="4" w:color="auto"/>
-          <w:bottom w:val="single" w:sz="4" w:space="1" w:color="auto"/>
-          <w:right w:val="single" w:sz="4" w:space="4" w:color="auto"/>
-        </w:pBdr>
-        <w:adjustRightInd w:val="0"/>
-        <w:ind w:left="460"/>
-        <w:rPr>
-          <w:rFonts w:eastAsiaTheme="minorHAnsi"/>
-          <w:color w:val="000000"/>
-          <w:sz w:val="26"/>
-          <w:szCs w:val="26"/>
-          <w:lang w:val="en-US"/>
-        </w:rPr>
-      </w:pPr>
-      <w:r>
-        <w:rPr>
-          <w:rFonts w:eastAsiaTheme="minorHAnsi"/>
-          <w:color w:val="000000"/>
-          <w:sz w:val="26"/>
-          <w:szCs w:val="26"/>
-          <w:lang w:val="en-US"/>
-        </w:rPr>
-        <w:t xml:space="preserve">    return LoadTable(db, sqlquery);</w:t>
-      </w:r>
-    </w:p>
-    <w:p>
-      <w:pPr>
-        <w:widowControl/>
-        <w:pBdr>
-          <w:top w:val="single" w:sz="4" w:space="1" w:color="auto"/>
-          <w:left w:val="single" w:sz="4" w:space="4" w:color="auto"/>
-          <w:bottom w:val="single" w:sz="4" w:space="1" w:color="auto"/>
-          <w:right w:val="single" w:sz="4" w:space="4" w:color="auto"/>
-        </w:pBdr>
-        <w:adjustRightInd w:val="0"/>
-        <w:ind w:left="460"/>
-        <w:rPr>
-          <w:rFonts w:eastAsiaTheme="minorHAnsi"/>
-          <w:color w:val="000000"/>
-          <w:sz w:val="26"/>
-          <w:szCs w:val="26"/>
-          <w:lang w:val="en-US"/>
-        </w:rPr>
-      </w:pPr>
-      <w:r>
-        <w:rPr>
-          <w:rFonts w:eastAsiaTheme="minorHAnsi"/>
-          <w:color w:val="000000"/>
-          <w:sz w:val="26"/>
-          <w:szCs w:val="26"/>
-          <w:lang w:val="en-US"/>
-        </w:rPr>
-        <w:t>}</w:t>
-      </w:r>
-    </w:p>
-    <w:p>
-      <w:pPr>
-        <w:widowControl/>
-        <w:adjustRightInd w:val="0"/>
-        <w:ind w:left="460"/>
-        <w:rPr>
-          <w:rFonts w:eastAsiaTheme="minorHAnsi"/>
-          <w:color w:val="000000"/>
-          <w:sz w:val="26"/>
-          <w:szCs w:val="26"/>
-          <w:lang w:val="en-US"/>
-        </w:rPr>
-      </w:pPr>
-    </w:p>
-    <w:p>
-      <w:pPr>
-        <w:pStyle w:val="ListParagraph"/>
-        <w:numPr>
-          <w:ilvl w:val="1"/>
-          <w:numId w:val="20"/>
-        </w:numPr>
-        <w:spacing w:before="209"/>
-        <w:rPr>
-          <w:b/>
-          <w:bCs/>
-          <w:sz w:val="26"/>
-          <w:szCs w:val="26"/>
-          <w:lang w:val="en-US"/>
-        </w:rPr>
-      </w:pPr>
-      <w:r>
-        <w:rPr>
-          <w:b/>
-          <w:bCs/>
-          <w:sz w:val="26"/>
-          <w:szCs w:val="26"/>
-          <w:lang w:val="en-US"/>
-        </w:rPr>
-        <w:t>Danh mục bảng phân ca:</w:t>
-      </w:r>
-    </w:p>
-    <w:p>
-      <w:pPr>
-        <w:spacing w:before="209"/>
-        <w:ind w:left="460"/>
-        <w:rPr>
-          <w:sz w:val="26"/>
-          <w:szCs w:val="26"/>
-          <w:lang w:val="en-US"/>
-        </w:rPr>
-      </w:pPr>
-      <w:r>
-        <w:rPr>
-          <w:sz w:val="26"/>
-          <w:szCs w:val="26"/>
-          <w:lang w:val="en-US"/>
-        </w:rPr>
-        <w:t>Thực thi trên C#:</w:t>
-      </w:r>
-    </w:p>
-    <w:p>
-      <w:pPr>
-        <w:widowControl/>
-        <w:adjustRightInd w:val="0"/>
-        <w:ind w:left="460"/>
-        <w:rPr>
-          <w:rFonts w:eastAsiaTheme="minorHAnsi"/>
-          <w:color w:val="000000"/>
-          <w:sz w:val="26"/>
-          <w:szCs w:val="26"/>
+          <w:sz w:val="24"/>
           <w:lang w:val="en-US"/>
         </w:rPr>
       </w:pPr>
@@ -23061,7 +21239,13 @@
                             <w:rPr>
                               <w:spacing w:val="-5"/>
                             </w:rPr>
-                            <w:t>17</w:t>
+                            <w:t>1</w:t>
+                          </w:r>
+                          <w:r>
+                            <w:rPr>
+                              <w:spacing w:val="-5"/>
+                            </w:rPr>
+                            <w:t>7</w:t>
                           </w:r>
                           <w:r>
                             <w:rPr>
@@ -23117,7 +21301,13 @@
                       <w:rPr>
                         <w:spacing w:val="-5"/>
                       </w:rPr>
-                      <w:t>17</w:t>
+                      <w:t>1</w:t>
+                    </w:r>
+                    <w:r>
+                      <w:rPr>
+                        <w:spacing w:val="-5"/>
+                      </w:rPr>
+                      <w:t>7</w:t>
                     </w:r>
                     <w:r>
                       <w:rPr>
@@ -23274,9 +21464,9 @@
   </w:abstractNum>
   <w:abstractNum w:abstractNumId="1" w15:restartNumberingAfterBreak="0">
     <w:nsid w:val="12FE3B40"/>
-    <w:multiLevelType w:val="multilevel"/>
-    <w:tmpl w:val="2CDA2130"/>
-    <w:lvl w:ilvl="0">
+    <w:multiLevelType w:val="hybridMultilevel"/>
+    <w:tmpl w:val="C0AE82A4"/>
+    <w:lvl w:ilvl="0" w:tplc="18F6E9B0">
       <w:start w:val="1"/>
       <w:numFmt w:val="decimal"/>
       <w:lvlText w:val="%1."/>
@@ -23288,109 +21478,77 @@
         <w:rFonts w:hint="default"/>
       </w:rPr>
     </w:lvl>
-    <w:lvl w:ilvl="1">
+    <w:lvl w:ilvl="1" w:tplc="04090019" w:tentative="1">
+      <w:start w:val="1"/>
+      <w:numFmt w:val="lowerLetter"/>
+      <w:lvlText w:val="%2."/>
+      <w:lvlJc w:val="left"/>
+      <w:pPr>
+        <w:ind w:left="1540" w:hanging="360"/>
+      </w:pPr>
+    </w:lvl>
+    <w:lvl w:ilvl="2" w:tplc="0409001B" w:tentative="1">
+      <w:start w:val="1"/>
+      <w:numFmt w:val="lowerRoman"/>
+      <w:lvlText w:val="%3."/>
+      <w:lvlJc w:val="right"/>
+      <w:pPr>
+        <w:ind w:left="2260" w:hanging="180"/>
+      </w:pPr>
+    </w:lvl>
+    <w:lvl w:ilvl="3" w:tplc="0409000F" w:tentative="1">
       <w:start w:val="1"/>
       <w:numFmt w:val="decimal"/>
-      <w:isLgl/>
-      <w:lvlText w:val="%1.%2."/>
+      <w:lvlText w:val="%4."/>
       <w:lvlJc w:val="left"/>
       <w:pPr>
-        <w:ind w:left="820" w:hanging="360"/>
-      </w:pPr>
-      <w:rPr>
-        <w:rFonts w:hint="default"/>
-      </w:rPr>
+        <w:ind w:left="2980" w:hanging="360"/>
+      </w:pPr>
     </w:lvl>
-    <w:lvl w:ilvl="2">
+    <w:lvl w:ilvl="4" w:tplc="04090019" w:tentative="1">
+      <w:start w:val="1"/>
+      <w:numFmt w:val="lowerLetter"/>
+      <w:lvlText w:val="%5."/>
+      <w:lvlJc w:val="left"/>
+      <w:pPr>
+        <w:ind w:left="3700" w:hanging="360"/>
+      </w:pPr>
+    </w:lvl>
+    <w:lvl w:ilvl="5" w:tplc="0409001B" w:tentative="1">
+      <w:start w:val="1"/>
+      <w:numFmt w:val="lowerRoman"/>
+      <w:lvlText w:val="%6."/>
+      <w:lvlJc w:val="right"/>
+      <w:pPr>
+        <w:ind w:left="4420" w:hanging="180"/>
+      </w:pPr>
+    </w:lvl>
+    <w:lvl w:ilvl="6" w:tplc="0409000F" w:tentative="1">
       <w:start w:val="1"/>
       <w:numFmt w:val="decimal"/>
-      <w:isLgl/>
-      <w:lvlText w:val="%1.%2.%3."/>
+      <w:lvlText w:val="%7."/>
       <w:lvlJc w:val="left"/>
       <w:pPr>
-        <w:ind w:left="1180" w:hanging="720"/>
-      </w:pPr>
-      <w:rPr>
-        <w:rFonts w:hint="default"/>
-      </w:rPr>
+        <w:ind w:left="5140" w:hanging="360"/>
+      </w:pPr>
     </w:lvl>
-    <w:lvl w:ilvl="3">
+    <w:lvl w:ilvl="7" w:tplc="04090019" w:tentative="1">
       <w:start w:val="1"/>
-      <w:numFmt w:val="decimal"/>
-      <w:isLgl/>
-      <w:lvlText w:val="%1.%2.%3.%4."/>
+      <w:numFmt w:val="lowerLetter"/>
+      <w:lvlText w:val="%8."/>
       <w:lvlJc w:val="left"/>
       <w:pPr>
-        <w:ind w:left="1180" w:hanging="720"/>
-      </w:pPr>
-      <w:rPr>
-        <w:rFonts w:hint="default"/>
-      </w:rPr>
+        <w:ind w:left="5860" w:hanging="360"/>
+      </w:pPr>
     </w:lvl>
-    <w:lvl w:ilvl="4">
+    <w:lvl w:ilvl="8" w:tplc="0409001B" w:tentative="1">
       <w:start w:val="1"/>
-      <w:numFmt w:val="decimal"/>
-      <w:isLgl/>
-      <w:lvlText w:val="%1.%2.%3.%4.%5."/>
-      <w:lvlJc w:val="left"/>
-      <w:pPr>
-        <w:ind w:left="1540" w:hanging="1080"/>
-      </w:pPr>
-      <w:rPr>
-        <w:rFonts w:hint="default"/>
-      </w:rPr>
-    </w:lvl>
-    <w:lvl w:ilvl="5">
-      <w:start w:val="1"/>
-      <w:numFmt w:val="decimal"/>
-      <w:isLgl/>
-      <w:lvlText w:val="%1.%2.%3.%4.%5.%6."/>
-      <w:lvlJc w:val="left"/>
-      <w:pPr>
-        <w:ind w:left="1540" w:hanging="1080"/>
-      </w:pPr>
-      <w:rPr>
-        <w:rFonts w:hint="default"/>
-      </w:rPr>
-    </w:lvl>
-    <w:lvl w:ilvl="6">
-      <w:start w:val="1"/>
-      <w:numFmt w:val="decimal"/>
-      <w:isLgl/>
-      <w:lvlText w:val="%1.%2.%3.%4.%5.%6.%7."/>
-      <w:lvlJc w:val="left"/>
-      <w:pPr>
-        <w:ind w:left="1900" w:hanging="1440"/>
-      </w:pPr>
-      <w:rPr>
-        <w:rFonts w:hint="default"/>
-      </w:rPr>
-    </w:lvl>
-    <w:lvl w:ilvl="7">
-      <w:start w:val="1"/>
-      <w:numFmt w:val="decimal"/>
-      <w:isLgl/>
-      <w:lvlText w:val="%1.%2.%3.%4.%5.%6.%7.%8."/>
-      <w:lvlJc w:val="left"/>
-      <w:pPr>
-        <w:ind w:left="1900" w:hanging="1440"/>
-      </w:pPr>
-      <w:rPr>
-        <w:rFonts w:hint="default"/>
-      </w:rPr>
-    </w:lvl>
-    <w:lvl w:ilvl="8">
-      <w:start w:val="1"/>
-      <w:numFmt w:val="decimal"/>
-      <w:isLgl/>
-      <w:lvlText w:val="%1.%2.%3.%4.%5.%6.%7.%8.%9."/>
-      <w:lvlJc w:val="left"/>
-      <w:pPr>
-        <w:ind w:left="2260" w:hanging="1800"/>
-      </w:pPr>
-      <w:rPr>
-        <w:rFonts w:hint="default"/>
-      </w:rPr>
+      <w:numFmt w:val="lowerRoman"/>
+      <w:lvlText w:val="%9."/>
+      <w:lvlJc w:val="right"/>
+      <w:pPr>
+        <w:ind w:left="6580" w:hanging="180"/>
+      </w:pPr>
     </w:lvl>
   </w:abstractNum>
   <w:abstractNum w:abstractNumId="2" w15:restartNumberingAfterBreak="0">
@@ -25944,7 +24102,6 @@
   <w:style w:type="paragraph" w:default="1" w:styleId="Normal">
     <w:name w:val="Normal"/>
     <w:qFormat/>
-    <w:rsid w:val="009D202F"/>
     <w:rPr>
       <w:rFonts w:ascii="Times New Roman" w:eastAsia="Times New Roman" w:hAnsi="Times New Roman" w:cs="Times New Roman"/>
       <w:lang w:val="vi"/>
@@ -26040,7 +24197,6 @@
   <w:style w:type="character" w:default="1" w:styleId="DefaultParagraphFont">
     <w:name w:val="Default Paragraph Font"/>
     <w:uiPriority w:val="1"/>
-    <w:semiHidden/>
     <w:unhideWhenUsed/>
   </w:style>
   <w:style w:type="table" w:default="1" w:styleId="TableNormal">

--- a/Báo cáo nhóm 12.docx
+++ b/Báo cáo nhóm 12.docx
@@ -360,7 +360,7 @@
           </mc:Choice>
           <mc:Fallback>
             <w:pict>
-              <v:shape w14:anchorId="6286C0FC" id="Graphic 1" o:spid="_x0000_s1026" style="position:absolute;margin-left:272.55pt;margin-top:11pt;width:21.65pt;height:.1pt;z-index:251528704;visibility:visible;mso-wrap-style:square;mso-wrap-distance-left:0;mso-wrap-distance-top:0;mso-wrap-distance-right:0;mso-wrap-distance-bottom:0;mso-position-horizontal:absolute;mso-position-horizontal-relative:page;mso-position-vertical:absolute;mso-position-vertical-relative:text;v-text-anchor:top" coordsize="274955,1270" o:gfxdata="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" path="m,l274326,e" filled="f" strokeweight=".33831mm">
+              <v:shape w14:anchorId="4703743C" id="Graphic 1" o:spid="_x0000_s1026" style="position:absolute;margin-left:272.55pt;margin-top:11pt;width:21.65pt;height:.1pt;z-index:251528704;visibility:visible;mso-wrap-style:square;mso-wrap-distance-left:0;mso-wrap-distance-top:0;mso-wrap-distance-right:0;mso-wrap-distance-bottom:0;mso-position-horizontal:absolute;mso-position-horizontal-relative:page;mso-position-vertical:absolute;mso-position-vertical-relative:text;v-text-anchor:top" coordsize="274955,1270" o:gfxdata="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" path="m,l274326,e" filled="f" strokeweight=".33831mm">
                 <v:stroke dashstyle="dash"/>
                 <v:path arrowok="t"/>
                 <w10:wrap anchorx="page"/>
@@ -441,7 +441,7 @@
           </mc:Choice>
           <mc:Fallback>
             <w:pict>
-              <v:shape w14:anchorId="776846A1" id="Graphic 2" o:spid="_x0000_s1026" style="position:absolute;margin-left:311.55pt;margin-top:11pt;width:21.65pt;height:.1pt;z-index:251530752;visibility:visible;mso-wrap-style:square;mso-wrap-distance-left:0;mso-wrap-distance-top:0;mso-wrap-distance-right:0;mso-wrap-distance-bottom:0;mso-position-horizontal:absolute;mso-position-horizontal-relative:page;mso-position-vertical:absolute;mso-position-vertical-relative:text;v-text-anchor:top" coordsize="274955,1270" o:gfxdata="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" path="m,l274326,e" filled="f" strokeweight=".33831mm">
+              <v:shape w14:anchorId="32DBDFE1" id="Graphic 2" o:spid="_x0000_s1026" style="position:absolute;margin-left:311.55pt;margin-top:11pt;width:21.65pt;height:.1pt;z-index:251530752;visibility:visible;mso-wrap-style:square;mso-wrap-distance-left:0;mso-wrap-distance-top:0;mso-wrap-distance-right:0;mso-wrap-distance-bottom:0;mso-position-horizontal:absolute;mso-position-horizontal-relative:page;mso-position-vertical:absolute;mso-position-vertical-relative:text;v-text-anchor:top" coordsize="274955,1270" o:gfxdata="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" path="m,l274326,e" filled="f" strokeweight=".33831mm">
                 <v:stroke dashstyle="dash"/>
                 <v:path arrowok="t"/>
                 <w10:wrap anchorx="page"/>
@@ -10912,90 +10912,8 @@
           <w:szCs w:val="26"/>
           <w:lang w:val="en-US"/>
         </w:rPr>
-        <w:t xml:space="preserve">. Code </w:t>
-      </w:r>
-      <w:proofErr w:type="spellStart"/>
-      <w:r>
-        <w:rPr>
-          <w:sz w:val="26"/>
-          <w:szCs w:val="26"/>
-          <w:lang w:val="en-US"/>
-        </w:rPr>
-        <w:t>tạo</w:t>
-      </w:r>
-      <w:proofErr w:type="spellEnd"/>
-      <w:r>
-        <w:rPr>
-          <w:sz w:val="26"/>
-          <w:szCs w:val="26"/>
-          <w:lang w:val="en-US"/>
-        </w:rPr>
-        <w:t xml:space="preserve"> </w:t>
-      </w:r>
-      <w:proofErr w:type="spellStart"/>
-      <w:r>
-        <w:rPr>
-          <w:sz w:val="26"/>
-          <w:szCs w:val="26"/>
-          <w:lang w:val="en-US"/>
-        </w:rPr>
-        <w:t>cơ</w:t>
-      </w:r>
-      <w:proofErr w:type="spellEnd"/>
-      <w:r>
-        <w:rPr>
-          <w:sz w:val="26"/>
-          <w:szCs w:val="26"/>
-          <w:lang w:val="en-US"/>
-        </w:rPr>
-        <w:t xml:space="preserve"> </w:t>
-      </w:r>
-      <w:proofErr w:type="spellStart"/>
-      <w:r>
-        <w:rPr>
-          <w:sz w:val="26"/>
-          <w:szCs w:val="26"/>
-          <w:lang w:val="en-US"/>
-        </w:rPr>
-        <w:t>sở</w:t>
-      </w:r>
-      <w:proofErr w:type="spellEnd"/>
-      <w:r>
-        <w:rPr>
-          <w:sz w:val="26"/>
-          <w:szCs w:val="26"/>
-          <w:lang w:val="en-US"/>
-        </w:rPr>
-        <w:t xml:space="preserve"> </w:t>
-      </w:r>
-      <w:proofErr w:type="spellStart"/>
-      <w:r>
-        <w:rPr>
-          <w:sz w:val="26"/>
-          <w:szCs w:val="26"/>
-          <w:lang w:val="en-US"/>
-        </w:rPr>
-        <w:t>dữ</w:t>
-      </w:r>
-      <w:proofErr w:type="spellEnd"/>
-      <w:r>
-        <w:rPr>
-          <w:sz w:val="26"/>
-          <w:szCs w:val="26"/>
-          <w:lang w:val="en-US"/>
-        </w:rPr>
-        <w:t xml:space="preserve"> </w:t>
-      </w:r>
-      <w:proofErr w:type="spellStart"/>
-      <w:r>
-        <w:rPr>
-          <w:sz w:val="26"/>
-          <w:szCs w:val="26"/>
-          <w:lang w:val="en-US"/>
-        </w:rPr>
-        <w:t>liệu</w:t>
-      </w:r>
-      <w:proofErr w:type="spellEnd"/>
+        <w:t>. Code tạo cơ sở dữ liệu</w:t>
+      </w:r>
     </w:p>
     <w:p>
       <w:pPr>
@@ -12031,24 +11949,7 @@
                 <w:lang w:val="vi-VN"/>
               </w:rPr>
               <w:tab/>
-            </w:r>
-            <w:proofErr w:type="spellStart"/>
-            <w:r>
-              <w:rPr>
-                <w:sz w:val="26"/>
-                <w:szCs w:val="26"/>
-                <w:lang w:val="vi-VN"/>
-              </w:rPr>
-              <w:t>ThGianBDau</w:t>
-            </w:r>
-            <w:proofErr w:type="spellEnd"/>
-            <w:r>
-              <w:rPr>
-                <w:sz w:val="26"/>
-                <w:szCs w:val="26"/>
-                <w:lang w:val="vi-VN"/>
-              </w:rPr>
-              <w:t xml:space="preserve"> </w:t>
+              <w:t xml:space="preserve">ThGianBDau </w:t>
             </w:r>
             <w:r>
               <w:rPr>
@@ -12064,43 +11965,7 @@
                 <w:szCs w:val="26"/>
                 <w:lang w:val="vi-VN"/>
               </w:rPr>
-              <w:t xml:space="preserve"> </w:t>
-            </w:r>
-            <w:proofErr w:type="spellStart"/>
-            <w:r>
-              <w:rPr>
-                <w:sz w:val="26"/>
-                <w:szCs w:val="26"/>
-                <w:lang w:val="vi-VN"/>
-              </w:rPr>
-              <w:t>not</w:t>
-            </w:r>
-            <w:proofErr w:type="spellEnd"/>
-            <w:r>
-              <w:rPr>
-                <w:sz w:val="26"/>
-                <w:szCs w:val="26"/>
-                <w:lang w:val="vi-VN"/>
-              </w:rPr>
-              <w:t xml:space="preserve"> </w:t>
-            </w:r>
-            <w:proofErr w:type="spellStart"/>
-            <w:r>
-              <w:rPr>
-                <w:sz w:val="26"/>
-                <w:szCs w:val="26"/>
-                <w:lang w:val="vi-VN"/>
-              </w:rPr>
-              <w:t>null</w:t>
-            </w:r>
-            <w:proofErr w:type="spellEnd"/>
-            <w:r>
-              <w:rPr>
-                <w:sz w:val="26"/>
-                <w:szCs w:val="26"/>
-                <w:lang w:val="vi-VN"/>
-              </w:rPr>
-              <w:t>,</w:t>
+              <w:t xml:space="preserve"> not null,</w:t>
             </w:r>
           </w:p>
           <w:p>
@@ -12118,71 +11983,8 @@
                 <w:lang w:val="vi-VN"/>
               </w:rPr>
               <w:tab/>
-            </w:r>
-            <w:proofErr w:type="spellStart"/>
-            <w:r>
-              <w:rPr>
-                <w:sz w:val="26"/>
-                <w:szCs w:val="26"/>
-                <w:lang w:val="vi-VN"/>
-              </w:rPr>
-              <w:t>ThGianKThuc</w:t>
-            </w:r>
-            <w:proofErr w:type="spellEnd"/>
-            <w:r>
-              <w:rPr>
-                <w:sz w:val="26"/>
-                <w:szCs w:val="26"/>
-                <w:lang w:val="vi-VN"/>
-              </w:rPr>
-              <w:t xml:space="preserve"> </w:t>
-            </w:r>
-            <w:proofErr w:type="spellStart"/>
-            <w:r>
-              <w:rPr>
-                <w:sz w:val="26"/>
-                <w:szCs w:val="26"/>
-                <w:lang w:val="vi-VN"/>
-              </w:rPr>
-              <w:t>Time</w:t>
-            </w:r>
-            <w:proofErr w:type="spellEnd"/>
-            <w:r>
-              <w:rPr>
-                <w:sz w:val="26"/>
-                <w:szCs w:val="26"/>
-                <w:lang w:val="vi-VN"/>
-              </w:rPr>
-              <w:t xml:space="preserve"> </w:t>
-            </w:r>
-            <w:proofErr w:type="spellStart"/>
-            <w:r>
-              <w:rPr>
-                <w:sz w:val="26"/>
-                <w:szCs w:val="26"/>
-                <w:lang w:val="vi-VN"/>
-              </w:rPr>
-              <w:t>not</w:t>
-            </w:r>
-            <w:proofErr w:type="spellEnd"/>
-            <w:r>
-              <w:rPr>
-                <w:sz w:val="26"/>
-                <w:szCs w:val="26"/>
-                <w:lang w:val="vi-VN"/>
-              </w:rPr>
-              <w:t xml:space="preserve"> </w:t>
-            </w:r>
-            <w:proofErr w:type="spellStart"/>
-            <w:r>
-              <w:rPr>
-                <w:sz w:val="26"/>
-                <w:szCs w:val="26"/>
-                <w:lang w:val="vi-VN"/>
-              </w:rPr>
-              <w:t>null</w:t>
-            </w:r>
-            <w:proofErr w:type="spellEnd"/>
+              <w:t>ThGianKThuc Time not null</w:t>
+            </w:r>
           </w:p>
           <w:p>
             <w:pPr>
@@ -14378,42 +14180,8 @@
           <w:szCs w:val="26"/>
           <w:lang w:val="en-US"/>
         </w:rPr>
-        <w:t xml:space="preserve">2.6. </w:t>
-      </w:r>
-      <w:proofErr w:type="spellStart"/>
-      <w:r>
-        <w:rPr>
-          <w:b/>
-          <w:bCs/>
-          <w:sz w:val="26"/>
-          <w:szCs w:val="26"/>
-          <w:lang w:val="en-US"/>
-        </w:rPr>
-        <w:t>Lược</w:t>
-      </w:r>
-      <w:proofErr w:type="spellEnd"/>
-      <w:r>
-        <w:rPr>
-          <w:b/>
-          <w:bCs/>
-          <w:sz w:val="26"/>
-          <w:szCs w:val="26"/>
-          <w:lang w:val="en-US"/>
-        </w:rPr>
-        <w:t xml:space="preserve"> đồ vật </w:t>
-      </w:r>
-      <w:proofErr w:type="spellStart"/>
-      <w:r>
-        <w:rPr>
-          <w:b/>
-          <w:bCs/>
-          <w:sz w:val="26"/>
-          <w:szCs w:val="26"/>
-          <w:lang w:val="en-US"/>
-        </w:rPr>
-        <w:t>lý</w:t>
-      </w:r>
-      <w:proofErr w:type="spellEnd"/>
+        <w:t>2.6. Lược đồ vật lý</w:t>
+      </w:r>
     </w:p>
     <w:p>
       <w:pPr>
@@ -19271,120 +19039,18 @@
         <w:rPr>
           <w:sz w:val="26"/>
           <w:szCs w:val="26"/>
-          <w:lang w:val="en-US"/>
-        </w:rPr>
-      </w:pPr>
-      <w:proofErr w:type="spellStart"/>
+          <w:lang w:val="vi-VN"/>
+        </w:rPr>
+      </w:pPr>
       <w:r>
         <w:rPr>
           <w:spacing w:val="-3"/>
           <w:sz w:val="26"/>
           <w:szCs w:val="26"/>
-          <w:lang w:val="en-US"/>
-        </w:rPr>
-        <w:t>Kết</w:t>
-      </w:r>
-      <w:proofErr w:type="spellEnd"/>
-      <w:r>
-        <w:rPr>
-          <w:spacing w:val="-3"/>
-          <w:sz w:val="26"/>
-          <w:szCs w:val="26"/>
-          <w:lang w:val="en-US"/>
-        </w:rPr>
-        <w:t xml:space="preserve"> </w:t>
-      </w:r>
-      <w:proofErr w:type="spellStart"/>
-      <w:r>
-        <w:rPr>
-          <w:spacing w:val="-3"/>
-          <w:sz w:val="26"/>
-          <w:szCs w:val="26"/>
-          <w:lang w:val="en-US"/>
-        </w:rPr>
-        <w:t>nối</w:t>
-      </w:r>
-      <w:proofErr w:type="spellEnd"/>
-      <w:r>
-        <w:rPr>
-          <w:spacing w:val="-3"/>
-          <w:sz w:val="26"/>
-          <w:szCs w:val="26"/>
-          <w:lang w:val="en-US"/>
-        </w:rPr>
-        <w:t xml:space="preserve"> </w:t>
-      </w:r>
-      <w:proofErr w:type="spellStart"/>
-      <w:r>
-        <w:rPr>
-          <w:spacing w:val="-3"/>
-          <w:sz w:val="26"/>
-          <w:szCs w:val="26"/>
-          <w:lang w:val="en-US"/>
-        </w:rPr>
-        <w:t>cơ</w:t>
-      </w:r>
-      <w:proofErr w:type="spellEnd"/>
-      <w:r>
-        <w:rPr>
-          <w:spacing w:val="-3"/>
-          <w:sz w:val="26"/>
-          <w:szCs w:val="26"/>
-          <w:lang w:val="en-US"/>
-        </w:rPr>
-        <w:t xml:space="preserve"> </w:t>
-      </w:r>
-      <w:proofErr w:type="spellStart"/>
-      <w:r>
-        <w:rPr>
-          <w:spacing w:val="-3"/>
-          <w:sz w:val="26"/>
-          <w:szCs w:val="26"/>
-          <w:lang w:val="en-US"/>
-        </w:rPr>
-        <w:t>sở</w:t>
-      </w:r>
-      <w:proofErr w:type="spellEnd"/>
-      <w:r>
-        <w:rPr>
-          <w:spacing w:val="-3"/>
-          <w:sz w:val="26"/>
-          <w:szCs w:val="26"/>
-          <w:lang w:val="en-US"/>
-        </w:rPr>
-        <w:t xml:space="preserve"> </w:t>
-      </w:r>
-      <w:proofErr w:type="spellStart"/>
-      <w:r>
-        <w:rPr>
-          <w:spacing w:val="-3"/>
-          <w:sz w:val="26"/>
-          <w:szCs w:val="26"/>
-          <w:lang w:val="en-US"/>
-        </w:rPr>
-        <w:t>dữ</w:t>
-      </w:r>
-      <w:proofErr w:type="spellEnd"/>
-      <w:r>
-        <w:rPr>
-          <w:spacing w:val="-3"/>
-          <w:sz w:val="26"/>
-          <w:szCs w:val="26"/>
-          <w:lang w:val="en-US"/>
-        </w:rPr>
-        <w:t xml:space="preserve"> </w:t>
-      </w:r>
-      <w:proofErr w:type="spellStart"/>
-      <w:r>
-        <w:rPr>
-          <w:spacing w:val="-3"/>
-          <w:sz w:val="26"/>
-          <w:szCs w:val="26"/>
-          <w:lang w:val="en-US"/>
-        </w:rPr>
-        <w:t>liệu</w:t>
-      </w:r>
-      <w:proofErr w:type="spellEnd"/>
+          <w:lang w:val="vi-VN"/>
+        </w:rPr>
+        <w:t>Kết nối cơ sở dữ liệu</w:t>
+      </w:r>
     </w:p>
     <w:p>
       <w:pPr>
@@ -19396,6 +19062,7 @@
           <w:right w:val="single" w:sz="4" w:space="4" w:color="auto"/>
         </w:pBdr>
         <w:adjustRightInd w:val="0"/>
+        <w:spacing w:line="276" w:lineRule="auto"/>
         <w:ind w:left="460"/>
         <w:rPr>
           <w:rFonts w:eastAsiaTheme="minorHAnsi"/>
@@ -19413,20 +19080,8 @@
           <w:szCs w:val="26"/>
           <w:lang w:val="en-US"/>
         </w:rPr>
-        <w:t xml:space="preserve">public class </w:t>
-      </w:r>
-      <w:proofErr w:type="spellStart"/>
-      <w:r>
-        <w:rPr>
-          <w:rFonts w:eastAsiaTheme="minorHAnsi"/>
-          <w:color w:val="000000"/>
-          <w:sz w:val="26"/>
-          <w:szCs w:val="26"/>
-          <w:lang w:val="en-US"/>
-        </w:rPr>
-        <w:t>DBConn</w:t>
-      </w:r>
-      <w:proofErr w:type="spellEnd"/>
+        <w:t>public class DBConn</w:t>
+      </w:r>
     </w:p>
     <w:p>
       <w:pPr>
@@ -19438,6 +19093,7 @@
           <w:right w:val="single" w:sz="4" w:space="4" w:color="auto"/>
         </w:pBdr>
         <w:adjustRightInd w:val="0"/>
+        <w:spacing w:line="276" w:lineRule="auto"/>
         <w:ind w:left="460"/>
         <w:rPr>
           <w:rFonts w:eastAsiaTheme="minorHAnsi"/>
@@ -19468,6 +19124,7 @@
           <w:right w:val="single" w:sz="4" w:space="4" w:color="auto"/>
         </w:pBdr>
         <w:adjustRightInd w:val="0"/>
+        <w:spacing w:line="276" w:lineRule="auto"/>
         <w:ind w:left="460"/>
         <w:rPr>
           <w:rFonts w:eastAsiaTheme="minorHAnsi"/>
@@ -19485,29 +19142,7 @@
           <w:szCs w:val="26"/>
           <w:lang w:val="en-US"/>
         </w:rPr>
-        <w:t xml:space="preserve">    private static string </w:t>
-      </w:r>
-      <w:proofErr w:type="spellStart"/>
-      <w:r>
-        <w:rPr>
-          <w:rFonts w:eastAsiaTheme="minorHAnsi"/>
-          <w:color w:val="000000"/>
-          <w:sz w:val="26"/>
-          <w:szCs w:val="26"/>
-          <w:lang w:val="en-US"/>
-        </w:rPr>
-        <w:t>connStr</w:t>
-      </w:r>
-      <w:proofErr w:type="spellEnd"/>
-      <w:r>
-        <w:rPr>
-          <w:rFonts w:eastAsiaTheme="minorHAnsi"/>
-          <w:color w:val="000000"/>
-          <w:sz w:val="26"/>
-          <w:szCs w:val="26"/>
-          <w:lang w:val="en-US"/>
-        </w:rPr>
-        <w:t xml:space="preserve"> = @"Data Source=(LocalDB)\MSSQLLocalDB;AttachDbFilename=|DataDirectory|\QLCuaHang.mdf;Integrated Security=True";</w:t>
+        <w:t xml:space="preserve">    private static string connStr = @"Data Source=(LocalDB)\MSSQLLocalDB;AttachDbFilename=|DataDirectory|\QLCuaHang.mdf;Integrated Security=True";</w:t>
       </w:r>
     </w:p>
     <w:p>
@@ -19520,6 +19155,7 @@
           <w:right w:val="single" w:sz="4" w:space="4" w:color="auto"/>
         </w:pBdr>
         <w:adjustRightInd w:val="0"/>
+        <w:spacing w:line="276" w:lineRule="auto"/>
         <w:ind w:left="460"/>
         <w:rPr>
           <w:rFonts w:eastAsiaTheme="minorHAnsi"/>
@@ -19537,29 +19173,7 @@
           <w:szCs w:val="26"/>
           <w:lang w:val="en-US"/>
         </w:rPr>
-        <w:t xml:space="preserve">    private static </w:t>
-      </w:r>
-      <w:proofErr w:type="spellStart"/>
-      <w:r>
-        <w:rPr>
-          <w:rFonts w:eastAsiaTheme="minorHAnsi"/>
-          <w:color w:val="000000"/>
-          <w:sz w:val="26"/>
-          <w:szCs w:val="26"/>
-          <w:lang w:val="en-US"/>
-        </w:rPr>
-        <w:t>SqlConnection</w:t>
-      </w:r>
-      <w:proofErr w:type="spellEnd"/>
-      <w:r>
-        <w:rPr>
-          <w:rFonts w:eastAsiaTheme="minorHAnsi"/>
-          <w:color w:val="000000"/>
-          <w:sz w:val="26"/>
-          <w:szCs w:val="26"/>
-          <w:lang w:val="en-US"/>
-        </w:rPr>
-        <w:t xml:space="preserve"> connection;</w:t>
+        <w:t xml:space="preserve">    private static SqlConnection connection;</w:t>
       </w:r>
     </w:p>
     <w:p>
@@ -19572,6 +19186,7 @@
           <w:right w:val="single" w:sz="4" w:space="4" w:color="auto"/>
         </w:pBdr>
         <w:adjustRightInd w:val="0"/>
+        <w:spacing w:line="276" w:lineRule="auto"/>
         <w:ind w:left="460"/>
         <w:rPr>
           <w:rFonts w:eastAsiaTheme="minorHAnsi"/>
@@ -19592,6 +19207,7 @@
           <w:right w:val="single" w:sz="4" w:space="4" w:color="auto"/>
         </w:pBdr>
         <w:adjustRightInd w:val="0"/>
+        <w:spacing w:line="276" w:lineRule="auto"/>
         <w:ind w:left="460"/>
         <w:rPr>
           <w:rFonts w:eastAsiaTheme="minorHAnsi"/>
@@ -19609,42 +19225,8 @@
           <w:szCs w:val="26"/>
           <w:lang w:val="en-US"/>
         </w:rPr>
-        <w:t xml:space="preserve">    public </w:t>
-      </w:r>
-      <w:proofErr w:type="spellStart"/>
-      <w:r>
-        <w:rPr>
-          <w:rFonts w:eastAsiaTheme="minorHAnsi"/>
-          <w:color w:val="000000"/>
-          <w:sz w:val="26"/>
-          <w:szCs w:val="26"/>
-          <w:lang w:val="en-US"/>
-        </w:rPr>
-        <w:t>SqlConnection</w:t>
-      </w:r>
-      <w:proofErr w:type="spellEnd"/>
-      <w:r>
-        <w:rPr>
-          <w:rFonts w:eastAsiaTheme="minorHAnsi"/>
-          <w:color w:val="000000"/>
-          <w:sz w:val="26"/>
-          <w:szCs w:val="26"/>
-          <w:lang w:val="en-US"/>
-        </w:rPr>
-        <w:t xml:space="preserve"> </w:t>
-      </w:r>
-      <w:proofErr w:type="spellStart"/>
-      <w:r>
-        <w:rPr>
-          <w:rFonts w:eastAsiaTheme="minorHAnsi"/>
-          <w:color w:val="000000"/>
-          <w:sz w:val="26"/>
-          <w:szCs w:val="26"/>
-          <w:lang w:val="en-US"/>
-        </w:rPr>
-        <w:t>getConnection</w:t>
-      </w:r>
-      <w:proofErr w:type="spellEnd"/>
+        <w:t xml:space="preserve">    public SqlConnection getConnection</w:t>
+      </w:r>
     </w:p>
     <w:p>
       <w:pPr>
@@ -19656,6 +19238,7 @@
           <w:right w:val="single" w:sz="4" w:space="4" w:color="auto"/>
         </w:pBdr>
         <w:adjustRightInd w:val="0"/>
+        <w:spacing w:line="276" w:lineRule="auto"/>
         <w:ind w:left="460"/>
         <w:rPr>
           <w:rFonts w:eastAsiaTheme="minorHAnsi"/>
@@ -19686,6 +19269,7 @@
           <w:right w:val="single" w:sz="4" w:space="4" w:color="auto"/>
         </w:pBdr>
         <w:adjustRightInd w:val="0"/>
+        <w:spacing w:line="276" w:lineRule="auto"/>
         <w:ind w:left="460"/>
         <w:rPr>
           <w:rFonts w:eastAsiaTheme="minorHAnsi"/>
@@ -19716,6 +19300,7 @@
           <w:right w:val="single" w:sz="4" w:space="4" w:color="auto"/>
         </w:pBdr>
         <w:adjustRightInd w:val="0"/>
+        <w:spacing w:line="276" w:lineRule="auto"/>
         <w:ind w:left="460"/>
         <w:rPr>
           <w:rFonts w:eastAsiaTheme="minorHAnsi"/>
@@ -19746,6 +19331,7 @@
           <w:right w:val="single" w:sz="4" w:space="4" w:color="auto"/>
         </w:pBdr>
         <w:adjustRightInd w:val="0"/>
+        <w:spacing w:line="276" w:lineRule="auto"/>
         <w:ind w:left="460"/>
         <w:rPr>
           <w:rFonts w:eastAsiaTheme="minorHAnsi"/>
@@ -19763,29 +19349,7 @@
           <w:szCs w:val="26"/>
           <w:lang w:val="en-US"/>
         </w:rPr>
-        <w:t xml:space="preserve">    public static void </w:t>
-      </w:r>
-      <w:proofErr w:type="spellStart"/>
-      <w:r>
-        <w:rPr>
-          <w:rFonts w:eastAsiaTheme="minorHAnsi"/>
-          <w:color w:val="000000"/>
-          <w:sz w:val="26"/>
-          <w:szCs w:val="26"/>
-          <w:lang w:val="en-US"/>
-        </w:rPr>
-        <w:t>ConnOpen</w:t>
-      </w:r>
-      <w:proofErr w:type="spellEnd"/>
-      <w:r>
-        <w:rPr>
-          <w:rFonts w:eastAsiaTheme="minorHAnsi"/>
-          <w:color w:val="000000"/>
-          <w:sz w:val="26"/>
-          <w:szCs w:val="26"/>
-          <w:lang w:val="en-US"/>
-        </w:rPr>
-        <w:t>()</w:t>
+        <w:t xml:space="preserve">    public static void ConnOpen()</w:t>
       </w:r>
     </w:p>
     <w:p>
@@ -19798,6 +19362,7 @@
           <w:right w:val="single" w:sz="4" w:space="4" w:color="auto"/>
         </w:pBdr>
         <w:adjustRightInd w:val="0"/>
+        <w:spacing w:line="276" w:lineRule="auto"/>
         <w:ind w:left="460"/>
         <w:rPr>
           <w:rFonts w:eastAsiaTheme="minorHAnsi"/>
@@ -19828,6 +19393,7 @@
           <w:right w:val="single" w:sz="4" w:space="4" w:color="auto"/>
         </w:pBdr>
         <w:adjustRightInd w:val="0"/>
+        <w:spacing w:line="276" w:lineRule="auto"/>
         <w:ind w:left="460"/>
         <w:rPr>
           <w:rFonts w:eastAsiaTheme="minorHAnsi"/>
@@ -19858,6 +19424,7 @@
           <w:right w:val="single" w:sz="4" w:space="4" w:color="auto"/>
         </w:pBdr>
         <w:adjustRightInd w:val="0"/>
+        <w:spacing w:line="276" w:lineRule="auto"/>
         <w:ind w:left="460"/>
         <w:rPr>
           <w:rFonts w:eastAsiaTheme="minorHAnsi"/>
@@ -19888,6 +19455,7 @@
           <w:right w:val="single" w:sz="4" w:space="4" w:color="auto"/>
         </w:pBdr>
         <w:adjustRightInd w:val="0"/>
+        <w:spacing w:line="276" w:lineRule="auto"/>
         <w:ind w:left="460"/>
         <w:rPr>
           <w:rFonts w:eastAsiaTheme="minorHAnsi"/>
@@ -19905,51 +19473,7 @@
           <w:szCs w:val="26"/>
           <w:lang w:val="en-US"/>
         </w:rPr>
-        <w:t xml:space="preserve">            connection = new </w:t>
-      </w:r>
-      <w:proofErr w:type="spellStart"/>
-      <w:r>
-        <w:rPr>
-          <w:rFonts w:eastAsiaTheme="minorHAnsi"/>
-          <w:color w:val="000000"/>
-          <w:sz w:val="26"/>
-          <w:szCs w:val="26"/>
-          <w:lang w:val="en-US"/>
-        </w:rPr>
-        <w:t>SqlConnection</w:t>
-      </w:r>
-      <w:proofErr w:type="spellEnd"/>
-      <w:r>
-        <w:rPr>
-          <w:rFonts w:eastAsiaTheme="minorHAnsi"/>
-          <w:color w:val="000000"/>
-          <w:sz w:val="26"/>
-          <w:szCs w:val="26"/>
-          <w:lang w:val="en-US"/>
-        </w:rPr>
-        <w:t>(</w:t>
-      </w:r>
-      <w:proofErr w:type="spellStart"/>
-      <w:r>
-        <w:rPr>
-          <w:rFonts w:eastAsiaTheme="minorHAnsi"/>
-          <w:color w:val="000000"/>
-          <w:sz w:val="26"/>
-          <w:szCs w:val="26"/>
-          <w:lang w:val="en-US"/>
-        </w:rPr>
-        <w:t>connStr</w:t>
-      </w:r>
-      <w:proofErr w:type="spellEnd"/>
-      <w:r>
-        <w:rPr>
-          <w:rFonts w:eastAsiaTheme="minorHAnsi"/>
-          <w:color w:val="000000"/>
-          <w:sz w:val="26"/>
-          <w:szCs w:val="26"/>
-          <w:lang w:val="en-US"/>
-        </w:rPr>
-        <w:t>);</w:t>
+        <w:t xml:space="preserve">            connection = new SqlConnection(connStr);</w:t>
       </w:r>
     </w:p>
     <w:p>
@@ -19962,6 +19486,7 @@
           <w:right w:val="single" w:sz="4" w:space="4" w:color="auto"/>
         </w:pBdr>
         <w:adjustRightInd w:val="0"/>
+        <w:spacing w:line="276" w:lineRule="auto"/>
         <w:ind w:left="460"/>
         <w:rPr>
           <w:rFonts w:eastAsiaTheme="minorHAnsi"/>
@@ -19982,6 +19507,7 @@
           <w:right w:val="single" w:sz="4" w:space="4" w:color="auto"/>
         </w:pBdr>
         <w:adjustRightInd w:val="0"/>
+        <w:spacing w:line="276" w:lineRule="auto"/>
         <w:ind w:left="460"/>
         <w:rPr>
           <w:rFonts w:eastAsiaTheme="minorHAnsi"/>
@@ -19999,51 +19525,7 @@
           <w:szCs w:val="26"/>
           <w:lang w:val="en-US"/>
         </w:rPr>
-        <w:t xml:space="preserve">            if (</w:t>
-      </w:r>
-      <w:proofErr w:type="spellStart"/>
-      <w:r>
-        <w:rPr>
-          <w:rFonts w:eastAsiaTheme="minorHAnsi"/>
-          <w:color w:val="000000"/>
-          <w:sz w:val="26"/>
-          <w:szCs w:val="26"/>
-          <w:lang w:val="en-US"/>
-        </w:rPr>
-        <w:t>connection.State</w:t>
-      </w:r>
-      <w:proofErr w:type="spellEnd"/>
-      <w:r>
-        <w:rPr>
-          <w:rFonts w:eastAsiaTheme="minorHAnsi"/>
-          <w:color w:val="000000"/>
-          <w:sz w:val="26"/>
-          <w:szCs w:val="26"/>
-          <w:lang w:val="en-US"/>
-        </w:rPr>
-        <w:t xml:space="preserve"> == </w:t>
-      </w:r>
-      <w:proofErr w:type="spellStart"/>
-      <w:r>
-        <w:rPr>
-          <w:rFonts w:eastAsiaTheme="minorHAnsi"/>
-          <w:color w:val="000000"/>
-          <w:sz w:val="26"/>
-          <w:szCs w:val="26"/>
-          <w:lang w:val="en-US"/>
-        </w:rPr>
-        <w:t>ConnectionState.Closed</w:t>
-      </w:r>
-      <w:proofErr w:type="spellEnd"/>
-      <w:r>
-        <w:rPr>
-          <w:rFonts w:eastAsiaTheme="minorHAnsi"/>
-          <w:color w:val="000000"/>
-          <w:sz w:val="26"/>
-          <w:szCs w:val="26"/>
-          <w:lang w:val="en-US"/>
-        </w:rPr>
-        <w:t>)</w:t>
+        <w:t xml:space="preserve">            if (connection.State == ConnectionState.Closed)</w:t>
       </w:r>
     </w:p>
     <w:p>
@@ -20056,6 +19538,7 @@
           <w:right w:val="single" w:sz="4" w:space="4" w:color="auto"/>
         </w:pBdr>
         <w:adjustRightInd w:val="0"/>
+        <w:spacing w:line="276" w:lineRule="auto"/>
         <w:ind w:left="460"/>
         <w:rPr>
           <w:rFonts w:eastAsiaTheme="minorHAnsi"/>
@@ -20086,6 +19569,7 @@
           <w:right w:val="single" w:sz="4" w:space="4" w:color="auto"/>
         </w:pBdr>
         <w:adjustRightInd w:val="0"/>
+        <w:spacing w:line="276" w:lineRule="auto"/>
         <w:ind w:left="460"/>
         <w:rPr>
           <w:rFonts w:eastAsiaTheme="minorHAnsi"/>
@@ -20103,29 +19587,7 @@
           <w:szCs w:val="26"/>
           <w:lang w:val="en-US"/>
         </w:rPr>
-        <w:t xml:space="preserve">                </w:t>
-      </w:r>
-      <w:proofErr w:type="spellStart"/>
-      <w:r>
-        <w:rPr>
-          <w:rFonts w:eastAsiaTheme="minorHAnsi"/>
-          <w:color w:val="000000"/>
-          <w:sz w:val="26"/>
-          <w:szCs w:val="26"/>
-          <w:lang w:val="en-US"/>
-        </w:rPr>
-        <w:t>connection.Open</w:t>
-      </w:r>
-      <w:proofErr w:type="spellEnd"/>
-      <w:r>
-        <w:rPr>
-          <w:rFonts w:eastAsiaTheme="minorHAnsi"/>
-          <w:color w:val="000000"/>
-          <w:sz w:val="26"/>
-          <w:szCs w:val="26"/>
-          <w:lang w:val="en-US"/>
-        </w:rPr>
-        <w:t>();</w:t>
+        <w:t xml:space="preserve">                connection.Open();</w:t>
       </w:r>
     </w:p>
     <w:p>
@@ -20138,6 +19600,7 @@
           <w:right w:val="single" w:sz="4" w:space="4" w:color="auto"/>
         </w:pBdr>
         <w:adjustRightInd w:val="0"/>
+        <w:spacing w:line="276" w:lineRule="auto"/>
         <w:ind w:left="460"/>
         <w:rPr>
           <w:rFonts w:eastAsiaTheme="minorHAnsi"/>
@@ -20168,6 +19631,7 @@
           <w:right w:val="single" w:sz="4" w:space="4" w:color="auto"/>
         </w:pBdr>
         <w:adjustRightInd w:val="0"/>
+        <w:spacing w:line="276" w:lineRule="auto"/>
         <w:ind w:left="460"/>
         <w:rPr>
           <w:rFonts w:eastAsiaTheme="minorHAnsi"/>
@@ -20198,6 +19662,7 @@
           <w:right w:val="single" w:sz="4" w:space="4" w:color="auto"/>
         </w:pBdr>
         <w:adjustRightInd w:val="0"/>
+        <w:spacing w:line="276" w:lineRule="auto"/>
         <w:ind w:left="460"/>
         <w:rPr>
           <w:rFonts w:eastAsiaTheme="minorHAnsi"/>
@@ -20218,6 +19683,7 @@
           <w:right w:val="single" w:sz="4" w:space="4" w:color="auto"/>
         </w:pBdr>
         <w:adjustRightInd w:val="0"/>
+        <w:spacing w:line="276" w:lineRule="auto"/>
         <w:ind w:left="460"/>
         <w:rPr>
           <w:rFonts w:eastAsiaTheme="minorHAnsi"/>
@@ -20248,6 +19714,7 @@
           <w:right w:val="single" w:sz="4" w:space="4" w:color="auto"/>
         </w:pBdr>
         <w:adjustRightInd w:val="0"/>
+        <w:spacing w:line="276" w:lineRule="auto"/>
         <w:ind w:left="460"/>
         <w:rPr>
           <w:rFonts w:eastAsiaTheme="minorHAnsi"/>
@@ -20278,6 +19745,7 @@
           <w:right w:val="single" w:sz="4" w:space="4" w:color="auto"/>
         </w:pBdr>
         <w:adjustRightInd w:val="0"/>
+        <w:spacing w:line="276" w:lineRule="auto"/>
         <w:ind w:left="460"/>
         <w:rPr>
           <w:rFonts w:eastAsiaTheme="minorHAnsi"/>
@@ -20295,51 +19763,7 @@
           <w:szCs w:val="26"/>
           <w:lang w:val="en-US"/>
         </w:rPr>
-        <w:t xml:space="preserve">            </w:t>
-      </w:r>
-      <w:proofErr w:type="spellStart"/>
-      <w:r>
-        <w:rPr>
-          <w:rFonts w:eastAsiaTheme="minorHAnsi"/>
-          <w:color w:val="000000"/>
-          <w:sz w:val="26"/>
-          <w:szCs w:val="26"/>
-          <w:lang w:val="en-US"/>
-        </w:rPr>
-        <w:t>MessageBox.Show</w:t>
-      </w:r>
-      <w:proofErr w:type="spellEnd"/>
-      <w:r>
-        <w:rPr>
-          <w:rFonts w:eastAsiaTheme="minorHAnsi"/>
-          <w:color w:val="000000"/>
-          <w:sz w:val="26"/>
-          <w:szCs w:val="26"/>
-          <w:lang w:val="en-US"/>
-        </w:rPr>
-        <w:t>(</w:t>
-      </w:r>
-      <w:proofErr w:type="spellStart"/>
-      <w:r>
-        <w:rPr>
-          <w:rFonts w:eastAsiaTheme="minorHAnsi"/>
-          <w:color w:val="000000"/>
-          <w:sz w:val="26"/>
-          <w:szCs w:val="26"/>
-          <w:lang w:val="en-US"/>
-        </w:rPr>
-        <w:t>ex.Message</w:t>
-      </w:r>
-      <w:proofErr w:type="spellEnd"/>
-      <w:r>
-        <w:rPr>
-          <w:rFonts w:eastAsiaTheme="minorHAnsi"/>
-          <w:color w:val="000000"/>
-          <w:sz w:val="26"/>
-          <w:szCs w:val="26"/>
-          <w:lang w:val="en-US"/>
-        </w:rPr>
-        <w:t>);</w:t>
+        <w:t xml:space="preserve">            MessageBox.Show(ex.Message);</w:t>
       </w:r>
     </w:p>
     <w:p>
@@ -20352,6 +19776,7 @@
           <w:right w:val="single" w:sz="4" w:space="4" w:color="auto"/>
         </w:pBdr>
         <w:adjustRightInd w:val="0"/>
+        <w:spacing w:line="276" w:lineRule="auto"/>
         <w:ind w:left="460"/>
         <w:rPr>
           <w:rFonts w:eastAsiaTheme="minorHAnsi"/>
@@ -20382,6 +19807,7 @@
           <w:right w:val="single" w:sz="4" w:space="4" w:color="auto"/>
         </w:pBdr>
         <w:adjustRightInd w:val="0"/>
+        <w:spacing w:line="276" w:lineRule="auto"/>
         <w:ind w:left="460"/>
         <w:rPr>
           <w:rFonts w:eastAsiaTheme="minorHAnsi"/>
@@ -20412,6 +19838,7 @@
           <w:right w:val="single" w:sz="4" w:space="4" w:color="auto"/>
         </w:pBdr>
         <w:adjustRightInd w:val="0"/>
+        <w:spacing w:line="276" w:lineRule="auto"/>
         <w:ind w:left="460"/>
         <w:rPr>
           <w:rFonts w:eastAsiaTheme="minorHAnsi"/>
@@ -20432,6 +19859,7 @@
           <w:right w:val="single" w:sz="4" w:space="4" w:color="auto"/>
         </w:pBdr>
         <w:adjustRightInd w:val="0"/>
+        <w:spacing w:line="276" w:lineRule="auto"/>
         <w:ind w:left="460"/>
         <w:rPr>
           <w:rFonts w:eastAsiaTheme="minorHAnsi"/>
@@ -20449,29 +19877,7 @@
           <w:szCs w:val="26"/>
           <w:lang w:val="en-US"/>
         </w:rPr>
-        <w:t xml:space="preserve">    public static void </w:t>
-      </w:r>
-      <w:proofErr w:type="spellStart"/>
-      <w:r>
-        <w:rPr>
-          <w:rFonts w:eastAsiaTheme="minorHAnsi"/>
-          <w:color w:val="000000"/>
-          <w:sz w:val="26"/>
-          <w:szCs w:val="26"/>
-          <w:lang w:val="en-US"/>
-        </w:rPr>
-        <w:t>ConnClose</w:t>
-      </w:r>
-      <w:proofErr w:type="spellEnd"/>
-      <w:r>
-        <w:rPr>
-          <w:rFonts w:eastAsiaTheme="minorHAnsi"/>
-          <w:color w:val="000000"/>
-          <w:sz w:val="26"/>
-          <w:szCs w:val="26"/>
-          <w:lang w:val="en-US"/>
-        </w:rPr>
-        <w:t>()</w:t>
+        <w:t xml:space="preserve">    public static void ConnClose()</w:t>
       </w:r>
     </w:p>
     <w:p>
@@ -20484,6 +19890,7 @@
           <w:right w:val="single" w:sz="4" w:space="4" w:color="auto"/>
         </w:pBdr>
         <w:adjustRightInd w:val="0"/>
+        <w:spacing w:line="276" w:lineRule="auto"/>
         <w:ind w:left="460"/>
         <w:rPr>
           <w:rFonts w:eastAsiaTheme="minorHAnsi"/>
@@ -20514,6 +19921,7 @@
           <w:right w:val="single" w:sz="4" w:space="4" w:color="auto"/>
         </w:pBdr>
         <w:adjustRightInd w:val="0"/>
+        <w:spacing w:line="276" w:lineRule="auto"/>
         <w:ind w:left="460"/>
         <w:rPr>
           <w:rFonts w:eastAsiaTheme="minorHAnsi"/>
@@ -20531,51 +19939,7 @@
           <w:szCs w:val="26"/>
           <w:lang w:val="en-US"/>
         </w:rPr>
-        <w:t xml:space="preserve">        if (connection != null &amp;&amp; </w:t>
-      </w:r>
-      <w:proofErr w:type="spellStart"/>
-      <w:r>
-        <w:rPr>
-          <w:rFonts w:eastAsiaTheme="minorHAnsi"/>
-          <w:color w:val="000000"/>
-          <w:sz w:val="26"/>
-          <w:szCs w:val="26"/>
-          <w:lang w:val="en-US"/>
-        </w:rPr>
-        <w:t>connection.State</w:t>
-      </w:r>
-      <w:proofErr w:type="spellEnd"/>
-      <w:r>
-        <w:rPr>
-          <w:rFonts w:eastAsiaTheme="minorHAnsi"/>
-          <w:color w:val="000000"/>
-          <w:sz w:val="26"/>
-          <w:szCs w:val="26"/>
-          <w:lang w:val="en-US"/>
-        </w:rPr>
-        <w:t xml:space="preserve"> == </w:t>
-      </w:r>
-      <w:proofErr w:type="spellStart"/>
-      <w:r>
-        <w:rPr>
-          <w:rFonts w:eastAsiaTheme="minorHAnsi"/>
-          <w:color w:val="000000"/>
-          <w:sz w:val="26"/>
-          <w:szCs w:val="26"/>
-          <w:lang w:val="en-US"/>
-        </w:rPr>
-        <w:t>ConnectionState.Open</w:t>
-      </w:r>
-      <w:proofErr w:type="spellEnd"/>
-      <w:r>
-        <w:rPr>
-          <w:rFonts w:eastAsiaTheme="minorHAnsi"/>
-          <w:color w:val="000000"/>
-          <w:sz w:val="26"/>
-          <w:szCs w:val="26"/>
-          <w:lang w:val="en-US"/>
-        </w:rPr>
-        <w:t>)</w:t>
+        <w:t xml:space="preserve">        if (connection != null &amp;&amp; connection.State == ConnectionState.Open)</w:t>
       </w:r>
     </w:p>
     <w:p>
@@ -20588,6 +19952,7 @@
           <w:right w:val="single" w:sz="4" w:space="4" w:color="auto"/>
         </w:pBdr>
         <w:adjustRightInd w:val="0"/>
+        <w:spacing w:line="276" w:lineRule="auto"/>
         <w:ind w:left="460"/>
         <w:rPr>
           <w:rFonts w:eastAsiaTheme="minorHAnsi"/>
@@ -20618,6 +19983,7 @@
           <w:right w:val="single" w:sz="4" w:space="4" w:color="auto"/>
         </w:pBdr>
         <w:adjustRightInd w:val="0"/>
+        <w:spacing w:line="276" w:lineRule="auto"/>
         <w:ind w:left="460"/>
         <w:rPr>
           <w:rFonts w:eastAsiaTheme="minorHAnsi"/>
@@ -20635,29 +20001,7 @@
           <w:szCs w:val="26"/>
           <w:lang w:val="en-US"/>
         </w:rPr>
-        <w:t xml:space="preserve">            </w:t>
-      </w:r>
-      <w:proofErr w:type="spellStart"/>
-      <w:r>
-        <w:rPr>
-          <w:rFonts w:eastAsiaTheme="minorHAnsi"/>
-          <w:color w:val="000000"/>
-          <w:sz w:val="26"/>
-          <w:szCs w:val="26"/>
-          <w:lang w:val="en-US"/>
-        </w:rPr>
-        <w:t>connection.Close</w:t>
-      </w:r>
-      <w:proofErr w:type="spellEnd"/>
-      <w:r>
-        <w:rPr>
-          <w:rFonts w:eastAsiaTheme="minorHAnsi"/>
-          <w:color w:val="000000"/>
-          <w:sz w:val="26"/>
-          <w:szCs w:val="26"/>
-          <w:lang w:val="en-US"/>
-        </w:rPr>
-        <w:t>();</w:t>
+        <w:t xml:space="preserve">            connection.Close();</w:t>
       </w:r>
     </w:p>
     <w:p>
@@ -20670,6 +20014,7 @@
           <w:right w:val="single" w:sz="4" w:space="4" w:color="auto"/>
         </w:pBdr>
         <w:adjustRightInd w:val="0"/>
+        <w:spacing w:line="276" w:lineRule="auto"/>
         <w:ind w:left="460"/>
         <w:rPr>
           <w:rFonts w:eastAsiaTheme="minorHAnsi"/>
@@ -20700,6 +20045,7 @@
           <w:right w:val="single" w:sz="4" w:space="4" w:color="auto"/>
         </w:pBdr>
         <w:adjustRightInd w:val="0"/>
+        <w:spacing w:line="276" w:lineRule="auto"/>
         <w:ind w:left="460"/>
         <w:rPr>
           <w:rFonts w:eastAsiaTheme="minorHAnsi"/>
@@ -20720,6 +20066,7 @@
           <w:right w:val="single" w:sz="4" w:space="4" w:color="auto"/>
         </w:pBdr>
         <w:adjustRightInd w:val="0"/>
+        <w:spacing w:line="276" w:lineRule="auto"/>
         <w:ind w:left="460"/>
         <w:rPr>
           <w:rFonts w:eastAsiaTheme="minorHAnsi"/>
@@ -20752,7 +20099,7 @@
         <w:tabs>
           <w:tab w:val="left" w:pos="3960"/>
         </w:tabs>
-        <w:spacing w:before="0" w:line="360" w:lineRule="auto"/>
+        <w:spacing w:before="0" w:line="276" w:lineRule="auto"/>
         <w:ind w:left="460"/>
         <w:rPr>
           <w:sz w:val="26"/>
@@ -20795,10 +20142,14 @@
           <w:szCs w:val="26"/>
           <w:lang w:val="en-US"/>
         </w:rPr>
-        <w:t xml:space="preserve">Xem </w:t>
-      </w:r>
-      <w:proofErr w:type="spellStart"/>
-      <w:r>
+        <w:lastRenderedPageBreak/>
+        <w:t>Xem thông tin danh mục:</w:t>
+      </w:r>
+    </w:p>
+    <w:p>
+      <w:pPr>
+        <w:spacing w:before="209"/>
+        <w:ind w:left="460"/>
         <w:rPr>
           <w:b/>
           <w:bCs/>
@@ -20806,9 +20157,7 @@
           <w:szCs w:val="26"/>
           <w:lang w:val="en-US"/>
         </w:rPr>
-        <w:t>thông</w:t>
-      </w:r>
-      <w:proofErr w:type="spellEnd"/>
+      </w:pPr>
       <w:r>
         <w:rPr>
           <w:b/>
@@ -20817,10 +20166,217 @@
           <w:szCs w:val="26"/>
           <w:lang w:val="en-US"/>
         </w:rPr>
-        <w:t xml:space="preserve"> tin </w:t>
-      </w:r>
-      <w:proofErr w:type="spellStart"/>
-      <w:r>
+        <w:t>Hàm chạy các danh mục trên C#:</w:t>
+      </w:r>
+    </w:p>
+    <w:p>
+      <w:pPr>
+        <w:pBdr>
+          <w:top w:val="single" w:sz="4" w:space="1" w:color="auto"/>
+          <w:left w:val="single" w:sz="4" w:space="4" w:color="auto"/>
+          <w:bottom w:val="single" w:sz="4" w:space="1" w:color="auto"/>
+          <w:right w:val="single" w:sz="4" w:space="4" w:color="auto"/>
+        </w:pBdr>
+        <w:spacing w:before="209"/>
+        <w:ind w:left="460"/>
+        <w:rPr>
+          <w:sz w:val="26"/>
+          <w:szCs w:val="26"/>
+          <w:lang w:val="en-US"/>
+        </w:rPr>
+      </w:pPr>
+      <w:r>
+        <w:rPr>
+          <w:sz w:val="26"/>
+          <w:szCs w:val="26"/>
+          <w:lang w:val="en-US"/>
+        </w:rPr>
+        <w:t>public static DataTable LoadTable(DBConn db, string sqlquery)</w:t>
+      </w:r>
+    </w:p>
+    <w:p>
+      <w:pPr>
+        <w:pBdr>
+          <w:top w:val="single" w:sz="4" w:space="1" w:color="auto"/>
+          <w:left w:val="single" w:sz="4" w:space="4" w:color="auto"/>
+          <w:bottom w:val="single" w:sz="4" w:space="1" w:color="auto"/>
+          <w:right w:val="single" w:sz="4" w:space="4" w:color="auto"/>
+        </w:pBdr>
+        <w:spacing w:before="209"/>
+        <w:ind w:left="460"/>
+        <w:rPr>
+          <w:sz w:val="26"/>
+          <w:szCs w:val="26"/>
+          <w:lang w:val="en-US"/>
+        </w:rPr>
+      </w:pPr>
+      <w:r>
+        <w:rPr>
+          <w:sz w:val="26"/>
+          <w:szCs w:val="26"/>
+          <w:lang w:val="en-US"/>
+        </w:rPr>
+        <w:t>{</w:t>
+      </w:r>
+    </w:p>
+    <w:p>
+      <w:pPr>
+        <w:pBdr>
+          <w:top w:val="single" w:sz="4" w:space="1" w:color="auto"/>
+          <w:left w:val="single" w:sz="4" w:space="4" w:color="auto"/>
+          <w:bottom w:val="single" w:sz="4" w:space="1" w:color="auto"/>
+          <w:right w:val="single" w:sz="4" w:space="4" w:color="auto"/>
+        </w:pBdr>
+        <w:spacing w:before="209"/>
+        <w:ind w:left="460"/>
+        <w:rPr>
+          <w:sz w:val="26"/>
+          <w:szCs w:val="26"/>
+          <w:lang w:val="en-US"/>
+        </w:rPr>
+      </w:pPr>
+      <w:r>
+        <w:rPr>
+          <w:sz w:val="26"/>
+          <w:szCs w:val="26"/>
+          <w:lang w:val="en-US"/>
+        </w:rPr>
+        <w:t xml:space="preserve">    SqlCommand cmd = new SqlCommand(sqlquery, db.getConnection);</w:t>
+      </w:r>
+    </w:p>
+    <w:p>
+      <w:pPr>
+        <w:pBdr>
+          <w:top w:val="single" w:sz="4" w:space="1" w:color="auto"/>
+          <w:left w:val="single" w:sz="4" w:space="4" w:color="auto"/>
+          <w:bottom w:val="single" w:sz="4" w:space="1" w:color="auto"/>
+          <w:right w:val="single" w:sz="4" w:space="4" w:color="auto"/>
+        </w:pBdr>
+        <w:spacing w:before="209"/>
+        <w:ind w:left="460"/>
+        <w:rPr>
+          <w:sz w:val="26"/>
+          <w:szCs w:val="26"/>
+          <w:lang w:val="en-US"/>
+        </w:rPr>
+      </w:pPr>
+      <w:r>
+        <w:rPr>
+          <w:sz w:val="26"/>
+          <w:szCs w:val="26"/>
+          <w:lang w:val="en-US"/>
+        </w:rPr>
+        <w:t xml:space="preserve">    SqlDataAdapter adapter = new SqlDataAdapter(cmd);</w:t>
+      </w:r>
+    </w:p>
+    <w:p>
+      <w:pPr>
+        <w:pBdr>
+          <w:top w:val="single" w:sz="4" w:space="1" w:color="auto"/>
+          <w:left w:val="single" w:sz="4" w:space="4" w:color="auto"/>
+          <w:bottom w:val="single" w:sz="4" w:space="1" w:color="auto"/>
+          <w:right w:val="single" w:sz="4" w:space="4" w:color="auto"/>
+        </w:pBdr>
+        <w:spacing w:before="209"/>
+        <w:ind w:left="460"/>
+        <w:rPr>
+          <w:sz w:val="26"/>
+          <w:szCs w:val="26"/>
+          <w:lang w:val="en-US"/>
+        </w:rPr>
+      </w:pPr>
+      <w:r>
+        <w:rPr>
+          <w:sz w:val="26"/>
+          <w:szCs w:val="26"/>
+          <w:lang w:val="en-US"/>
+        </w:rPr>
+        <w:t xml:space="preserve">    DataTable dataTable = new DataTable();</w:t>
+      </w:r>
+    </w:p>
+    <w:p>
+      <w:pPr>
+        <w:pBdr>
+          <w:top w:val="single" w:sz="4" w:space="1" w:color="auto"/>
+          <w:left w:val="single" w:sz="4" w:space="4" w:color="auto"/>
+          <w:bottom w:val="single" w:sz="4" w:space="1" w:color="auto"/>
+          <w:right w:val="single" w:sz="4" w:space="4" w:color="auto"/>
+        </w:pBdr>
+        <w:spacing w:before="209"/>
+        <w:ind w:left="460"/>
+        <w:rPr>
+          <w:sz w:val="26"/>
+          <w:szCs w:val="26"/>
+          <w:lang w:val="en-US"/>
+        </w:rPr>
+      </w:pPr>
+      <w:r>
+        <w:rPr>
+          <w:sz w:val="26"/>
+          <w:szCs w:val="26"/>
+          <w:lang w:val="en-US"/>
+        </w:rPr>
+        <w:t xml:space="preserve">    adapter.Fill(dataTable);</w:t>
+      </w:r>
+    </w:p>
+    <w:p>
+      <w:pPr>
+        <w:pBdr>
+          <w:top w:val="single" w:sz="4" w:space="1" w:color="auto"/>
+          <w:left w:val="single" w:sz="4" w:space="4" w:color="auto"/>
+          <w:bottom w:val="single" w:sz="4" w:space="1" w:color="auto"/>
+          <w:right w:val="single" w:sz="4" w:space="4" w:color="auto"/>
+        </w:pBdr>
+        <w:spacing w:before="209"/>
+        <w:ind w:left="460"/>
+        <w:rPr>
+          <w:sz w:val="26"/>
+          <w:szCs w:val="26"/>
+          <w:lang w:val="en-US"/>
+        </w:rPr>
+      </w:pPr>
+      <w:r>
+        <w:rPr>
+          <w:sz w:val="26"/>
+          <w:szCs w:val="26"/>
+          <w:lang w:val="en-US"/>
+        </w:rPr>
+        <w:t xml:space="preserve">    return dataTable;</w:t>
+      </w:r>
+    </w:p>
+    <w:p>
+      <w:pPr>
+        <w:pBdr>
+          <w:top w:val="single" w:sz="4" w:space="1" w:color="auto"/>
+          <w:left w:val="single" w:sz="4" w:space="4" w:color="auto"/>
+          <w:bottom w:val="single" w:sz="4" w:space="1" w:color="auto"/>
+          <w:right w:val="single" w:sz="4" w:space="4" w:color="auto"/>
+        </w:pBdr>
+        <w:spacing w:before="209"/>
+        <w:ind w:left="460"/>
+        <w:rPr>
+          <w:sz w:val="26"/>
+          <w:szCs w:val="26"/>
+          <w:lang w:val="en-US"/>
+        </w:rPr>
+      </w:pPr>
+      <w:r>
+        <w:rPr>
+          <w:sz w:val="26"/>
+          <w:szCs w:val="26"/>
+          <w:lang w:val="en-US"/>
+        </w:rPr>
+        <w:t>}</w:t>
+      </w:r>
+    </w:p>
+    <w:p>
+      <w:pPr>
+        <w:pStyle w:val="ListParagraph"/>
+        <w:numPr>
+          <w:ilvl w:val="1"/>
+          <w:numId w:val="20"/>
+        </w:numPr>
+        <w:spacing w:before="209"/>
         <w:rPr>
           <w:b/>
           <w:bCs/>
@@ -20828,9 +20384,7 @@
           <w:szCs w:val="26"/>
           <w:lang w:val="en-US"/>
         </w:rPr>
-        <w:t>danh</w:t>
-      </w:r>
-      <w:proofErr w:type="spellEnd"/>
+      </w:pPr>
       <w:r>
         <w:rPr>
           <w:b/>
@@ -20841,7 +20395,6 @@
         </w:rPr>
         <w:t xml:space="preserve"> </w:t>
       </w:r>
-      <w:proofErr w:type="spellStart"/>
       <w:r>
         <w:rPr>
           <w:b/>
@@ -20850,10 +20403,882 @@
           <w:szCs w:val="26"/>
           <w:lang w:val="en-US"/>
         </w:rPr>
-        <w:t>mục</w:t>
-      </w:r>
-      <w:proofErr w:type="spellEnd"/>
-      <w:r>
+        <w:t>Danh mục nhân viên:</w:t>
+      </w:r>
+    </w:p>
+    <w:p>
+      <w:pPr>
+        <w:widowControl/>
+        <w:adjustRightInd w:val="0"/>
+        <w:spacing w:line="276" w:lineRule="auto"/>
+        <w:ind w:left="460"/>
+        <w:rPr>
+          <w:rFonts w:eastAsiaTheme="minorHAnsi"/>
+          <w:color w:val="0000FF"/>
+          <w:sz w:val="26"/>
+          <w:szCs w:val="26"/>
+          <w:lang w:val="en-US"/>
+        </w:rPr>
+      </w:pPr>
+    </w:p>
+    <w:p>
+      <w:pPr>
+        <w:widowControl/>
+        <w:pBdr>
+          <w:top w:val="single" w:sz="4" w:space="1" w:color="auto"/>
+          <w:left w:val="single" w:sz="4" w:space="4" w:color="auto"/>
+          <w:bottom w:val="single" w:sz="4" w:space="1" w:color="auto"/>
+          <w:right w:val="single" w:sz="4" w:space="4" w:color="auto"/>
+        </w:pBdr>
+        <w:adjustRightInd w:val="0"/>
+        <w:spacing w:line="276" w:lineRule="auto"/>
+        <w:ind w:left="460"/>
+        <w:rPr>
+          <w:rFonts w:eastAsiaTheme="minorHAnsi"/>
+          <w:color w:val="000000"/>
+          <w:sz w:val="26"/>
+          <w:szCs w:val="26"/>
+          <w:lang w:val="en-US"/>
+        </w:rPr>
+      </w:pPr>
+      <w:r>
+        <w:rPr>
+          <w:rFonts w:eastAsiaTheme="minorHAnsi"/>
+          <w:color w:val="0000FF"/>
+          <w:sz w:val="26"/>
+          <w:szCs w:val="26"/>
+          <w:lang w:val="en-US"/>
+        </w:rPr>
+        <w:t>CREATE</w:t>
+      </w:r>
+      <w:r>
+        <w:rPr>
+          <w:rFonts w:eastAsiaTheme="minorHAnsi"/>
+          <w:color w:val="000000"/>
+          <w:sz w:val="26"/>
+          <w:szCs w:val="26"/>
+          <w:lang w:val="en-US"/>
+        </w:rPr>
+        <w:t xml:space="preserve"> </w:t>
+      </w:r>
+      <w:r>
+        <w:rPr>
+          <w:rFonts w:eastAsiaTheme="minorHAnsi"/>
+          <w:color w:val="0000FF"/>
+          <w:sz w:val="26"/>
+          <w:szCs w:val="26"/>
+          <w:lang w:val="en-US"/>
+        </w:rPr>
+        <w:t>View</w:t>
+      </w:r>
+      <w:r>
+        <w:rPr>
+          <w:rFonts w:eastAsiaTheme="minorHAnsi"/>
+          <w:color w:val="000000"/>
+          <w:sz w:val="26"/>
+          <w:szCs w:val="26"/>
+          <w:lang w:val="en-US"/>
+        </w:rPr>
+        <w:t xml:space="preserve"> </w:t>
+      </w:r>
+      <w:r>
+        <w:rPr>
+          <w:rFonts w:eastAsiaTheme="minorHAnsi"/>
+          <w:color w:val="000000"/>
+          <w:sz w:val="26"/>
+          <w:szCs w:val="26"/>
+          <w:lang w:val="en-US"/>
+        </w:rPr>
+        <w:t>v_</w:t>
+      </w:r>
+      <w:r>
+        <w:rPr>
+          <w:rFonts w:eastAsiaTheme="minorHAnsi"/>
+          <w:color w:val="000000"/>
+          <w:sz w:val="26"/>
+          <w:szCs w:val="26"/>
+          <w:lang w:val="en-US"/>
+        </w:rPr>
+        <w:t xml:space="preserve">ThongTinNhanVien </w:t>
+      </w:r>
+      <w:r>
+        <w:rPr>
+          <w:rFonts w:eastAsiaTheme="minorHAnsi"/>
+          <w:color w:val="0000FF"/>
+          <w:sz w:val="26"/>
+          <w:szCs w:val="26"/>
+          <w:lang w:val="en-US"/>
+        </w:rPr>
+        <w:t>as</w:t>
+      </w:r>
+    </w:p>
+    <w:p>
+      <w:pPr>
+        <w:widowControl/>
+        <w:pBdr>
+          <w:top w:val="single" w:sz="4" w:space="1" w:color="auto"/>
+          <w:left w:val="single" w:sz="4" w:space="4" w:color="auto"/>
+          <w:bottom w:val="single" w:sz="4" w:space="1" w:color="auto"/>
+          <w:right w:val="single" w:sz="4" w:space="4" w:color="auto"/>
+        </w:pBdr>
+        <w:adjustRightInd w:val="0"/>
+        <w:spacing w:line="276" w:lineRule="auto"/>
+        <w:ind w:left="460"/>
+        <w:rPr>
+          <w:rFonts w:eastAsiaTheme="minorHAnsi"/>
+          <w:color w:val="000000"/>
+          <w:sz w:val="26"/>
+          <w:szCs w:val="26"/>
+          <w:lang w:val="en-US"/>
+        </w:rPr>
+      </w:pPr>
+      <w:r>
+        <w:rPr>
+          <w:rFonts w:eastAsiaTheme="minorHAnsi"/>
+          <w:color w:val="0000FF"/>
+          <w:sz w:val="26"/>
+          <w:szCs w:val="26"/>
+          <w:lang w:val="en-US"/>
+        </w:rPr>
+        <w:t>SELECT</w:t>
+      </w:r>
+      <w:r>
+        <w:rPr>
+          <w:rFonts w:eastAsiaTheme="minorHAnsi"/>
+          <w:color w:val="000000"/>
+          <w:sz w:val="26"/>
+          <w:szCs w:val="26"/>
+          <w:lang w:val="en-US"/>
+        </w:rPr>
+        <w:t xml:space="preserve"> nv</w:t>
+      </w:r>
+      <w:r>
+        <w:rPr>
+          <w:rFonts w:eastAsiaTheme="minorHAnsi"/>
+          <w:color w:val="808080"/>
+          <w:sz w:val="26"/>
+          <w:szCs w:val="26"/>
+          <w:lang w:val="en-US"/>
+        </w:rPr>
+        <w:t>.</w:t>
+      </w:r>
+      <w:r>
+        <w:rPr>
+          <w:rFonts w:eastAsiaTheme="minorHAnsi"/>
+          <w:color w:val="000000"/>
+          <w:sz w:val="26"/>
+          <w:szCs w:val="26"/>
+          <w:lang w:val="en-US"/>
+        </w:rPr>
+        <w:t>MaNV</w:t>
+      </w:r>
+      <w:r>
+        <w:rPr>
+          <w:rFonts w:eastAsiaTheme="minorHAnsi"/>
+          <w:color w:val="808080"/>
+          <w:sz w:val="26"/>
+          <w:szCs w:val="26"/>
+          <w:lang w:val="en-US"/>
+        </w:rPr>
+        <w:t>,</w:t>
+      </w:r>
+      <w:r>
+        <w:rPr>
+          <w:rFonts w:eastAsiaTheme="minorHAnsi"/>
+          <w:color w:val="000000"/>
+          <w:sz w:val="26"/>
+          <w:szCs w:val="26"/>
+          <w:lang w:val="en-US"/>
+        </w:rPr>
+        <w:t xml:space="preserve"> HoTen</w:t>
+      </w:r>
+      <w:r>
+        <w:rPr>
+          <w:rFonts w:eastAsiaTheme="minorHAnsi"/>
+          <w:color w:val="808080"/>
+          <w:sz w:val="26"/>
+          <w:szCs w:val="26"/>
+          <w:lang w:val="en-US"/>
+        </w:rPr>
+        <w:t>,</w:t>
+      </w:r>
+      <w:r>
+        <w:rPr>
+          <w:rFonts w:eastAsiaTheme="minorHAnsi"/>
+          <w:color w:val="000000"/>
+          <w:sz w:val="26"/>
+          <w:szCs w:val="26"/>
+          <w:lang w:val="en-US"/>
+        </w:rPr>
+        <w:t xml:space="preserve"> GioiTinh</w:t>
+      </w:r>
+      <w:r>
+        <w:rPr>
+          <w:rFonts w:eastAsiaTheme="minorHAnsi"/>
+          <w:color w:val="808080"/>
+          <w:sz w:val="26"/>
+          <w:szCs w:val="26"/>
+          <w:lang w:val="en-US"/>
+        </w:rPr>
+        <w:t>,</w:t>
+      </w:r>
+      <w:r>
+        <w:rPr>
+          <w:rFonts w:eastAsiaTheme="minorHAnsi"/>
+          <w:color w:val="000000"/>
+          <w:sz w:val="26"/>
+          <w:szCs w:val="26"/>
+          <w:lang w:val="en-US"/>
+        </w:rPr>
+        <w:t xml:space="preserve"> NgaySinh</w:t>
+      </w:r>
+      <w:r>
+        <w:rPr>
+          <w:rFonts w:eastAsiaTheme="minorHAnsi"/>
+          <w:color w:val="808080"/>
+          <w:sz w:val="26"/>
+          <w:szCs w:val="26"/>
+          <w:lang w:val="en-US"/>
+        </w:rPr>
+        <w:t>,</w:t>
+      </w:r>
+      <w:r>
+        <w:rPr>
+          <w:rFonts w:eastAsiaTheme="minorHAnsi"/>
+          <w:color w:val="000000"/>
+          <w:sz w:val="26"/>
+          <w:szCs w:val="26"/>
+          <w:lang w:val="en-US"/>
+        </w:rPr>
+        <w:t xml:space="preserve"> SDT</w:t>
+      </w:r>
+      <w:r>
+        <w:rPr>
+          <w:rFonts w:eastAsiaTheme="minorHAnsi"/>
+          <w:color w:val="808080"/>
+          <w:sz w:val="26"/>
+          <w:szCs w:val="26"/>
+          <w:lang w:val="en-US"/>
+        </w:rPr>
+        <w:t>,</w:t>
+      </w:r>
+      <w:r>
+        <w:rPr>
+          <w:rFonts w:eastAsiaTheme="minorHAnsi"/>
+          <w:color w:val="000000"/>
+          <w:sz w:val="26"/>
+          <w:szCs w:val="26"/>
+          <w:lang w:val="en-US"/>
+        </w:rPr>
+        <w:t xml:space="preserve"> DChi</w:t>
+      </w:r>
+      <w:r>
+        <w:rPr>
+          <w:rFonts w:eastAsiaTheme="minorHAnsi"/>
+          <w:color w:val="808080"/>
+          <w:sz w:val="26"/>
+          <w:szCs w:val="26"/>
+          <w:lang w:val="en-US"/>
+        </w:rPr>
+        <w:t>,</w:t>
+      </w:r>
+      <w:r>
+        <w:rPr>
+          <w:rFonts w:eastAsiaTheme="minorHAnsi"/>
+          <w:color w:val="000000"/>
+          <w:sz w:val="26"/>
+          <w:szCs w:val="26"/>
+          <w:lang w:val="en-US"/>
+        </w:rPr>
+        <w:t xml:space="preserve"> NgTuyenDung</w:t>
+      </w:r>
+      <w:r>
+        <w:rPr>
+          <w:rFonts w:eastAsiaTheme="minorHAnsi"/>
+          <w:color w:val="808080"/>
+          <w:sz w:val="26"/>
+          <w:szCs w:val="26"/>
+          <w:lang w:val="en-US"/>
+        </w:rPr>
+        <w:t>,</w:t>
+      </w:r>
+      <w:r>
+        <w:rPr>
+          <w:rFonts w:eastAsiaTheme="minorHAnsi"/>
+          <w:color w:val="000000"/>
+          <w:sz w:val="26"/>
+          <w:szCs w:val="26"/>
+          <w:lang w:val="en-US"/>
+        </w:rPr>
+        <w:t xml:space="preserve"> ChucVu</w:t>
+      </w:r>
+      <w:r>
+        <w:rPr>
+          <w:rFonts w:eastAsiaTheme="minorHAnsi"/>
+          <w:color w:val="808080"/>
+          <w:sz w:val="26"/>
+          <w:szCs w:val="26"/>
+          <w:lang w:val="en-US"/>
+        </w:rPr>
+        <w:t>,</w:t>
+      </w:r>
+      <w:r>
+        <w:rPr>
+          <w:rFonts w:eastAsiaTheme="minorHAnsi"/>
+          <w:color w:val="000000"/>
+          <w:sz w:val="26"/>
+          <w:szCs w:val="26"/>
+          <w:lang w:val="en-US"/>
+        </w:rPr>
+        <w:t xml:space="preserve"> cv</w:t>
+      </w:r>
+      <w:r>
+        <w:rPr>
+          <w:rFonts w:eastAsiaTheme="minorHAnsi"/>
+          <w:color w:val="808080"/>
+          <w:sz w:val="26"/>
+          <w:szCs w:val="26"/>
+          <w:lang w:val="en-US"/>
+        </w:rPr>
+        <w:t>.</w:t>
+      </w:r>
+      <w:r>
+        <w:rPr>
+          <w:rFonts w:eastAsiaTheme="minorHAnsi"/>
+          <w:color w:val="000000"/>
+          <w:sz w:val="26"/>
+          <w:szCs w:val="26"/>
+          <w:lang w:val="en-US"/>
+        </w:rPr>
+        <w:t xml:space="preserve">TenCViec </w:t>
+      </w:r>
+    </w:p>
+    <w:p>
+      <w:pPr>
+        <w:widowControl/>
+        <w:pBdr>
+          <w:top w:val="single" w:sz="4" w:space="1" w:color="auto"/>
+          <w:left w:val="single" w:sz="4" w:space="4" w:color="auto"/>
+          <w:bottom w:val="single" w:sz="4" w:space="1" w:color="auto"/>
+          <w:right w:val="single" w:sz="4" w:space="4" w:color="auto"/>
+        </w:pBdr>
+        <w:adjustRightInd w:val="0"/>
+        <w:spacing w:line="276" w:lineRule="auto"/>
+        <w:ind w:left="460"/>
+        <w:rPr>
+          <w:rFonts w:eastAsiaTheme="minorHAnsi"/>
+          <w:color w:val="000000"/>
+          <w:sz w:val="26"/>
+          <w:szCs w:val="26"/>
+          <w:lang w:val="en-US"/>
+        </w:rPr>
+      </w:pPr>
+      <w:r>
+        <w:rPr>
+          <w:rFonts w:eastAsiaTheme="minorHAnsi"/>
+          <w:color w:val="0000FF"/>
+          <w:sz w:val="26"/>
+          <w:szCs w:val="26"/>
+          <w:lang w:val="en-US"/>
+        </w:rPr>
+        <w:t>FROM</w:t>
+      </w:r>
+      <w:r>
+        <w:rPr>
+          <w:rFonts w:eastAsiaTheme="minorHAnsi"/>
+          <w:color w:val="000000"/>
+          <w:sz w:val="26"/>
+          <w:szCs w:val="26"/>
+          <w:lang w:val="en-US"/>
+        </w:rPr>
+        <w:t xml:space="preserve"> NHANVIEN nv</w:t>
+      </w:r>
+      <w:r>
+        <w:rPr>
+          <w:rFonts w:eastAsiaTheme="minorHAnsi"/>
+          <w:color w:val="808080"/>
+          <w:sz w:val="26"/>
+          <w:szCs w:val="26"/>
+          <w:lang w:val="en-US"/>
+        </w:rPr>
+        <w:t>,</w:t>
+      </w:r>
+      <w:r>
+        <w:rPr>
+          <w:rFonts w:eastAsiaTheme="minorHAnsi"/>
+          <w:color w:val="000000"/>
+          <w:sz w:val="26"/>
+          <w:szCs w:val="26"/>
+          <w:lang w:val="en-US"/>
+        </w:rPr>
+        <w:t xml:space="preserve"> CONGVIEC cv</w:t>
+      </w:r>
+      <w:r>
+        <w:rPr>
+          <w:rFonts w:eastAsiaTheme="minorHAnsi"/>
+          <w:color w:val="808080"/>
+          <w:sz w:val="26"/>
+          <w:szCs w:val="26"/>
+          <w:lang w:val="en-US"/>
+        </w:rPr>
+        <w:t>,</w:t>
+      </w:r>
+      <w:r>
+        <w:rPr>
+          <w:rFonts w:eastAsiaTheme="minorHAnsi"/>
+          <w:color w:val="000000"/>
+          <w:sz w:val="26"/>
+          <w:szCs w:val="26"/>
+          <w:lang w:val="en-US"/>
+        </w:rPr>
+        <w:t xml:space="preserve"> LAMVIEC lv</w:t>
+      </w:r>
+    </w:p>
+    <w:p>
+      <w:pPr>
+        <w:widowControl/>
+        <w:pBdr>
+          <w:top w:val="single" w:sz="4" w:space="1" w:color="auto"/>
+          <w:left w:val="single" w:sz="4" w:space="4" w:color="auto"/>
+          <w:bottom w:val="single" w:sz="4" w:space="1" w:color="auto"/>
+          <w:right w:val="single" w:sz="4" w:space="4" w:color="auto"/>
+        </w:pBdr>
+        <w:adjustRightInd w:val="0"/>
+        <w:spacing w:line="276" w:lineRule="auto"/>
+        <w:ind w:left="460"/>
+        <w:rPr>
+          <w:rFonts w:eastAsiaTheme="minorHAnsi"/>
+          <w:color w:val="000000"/>
+          <w:sz w:val="26"/>
+          <w:szCs w:val="26"/>
+          <w:lang w:val="en-US"/>
+        </w:rPr>
+      </w:pPr>
+      <w:r>
+        <w:rPr>
+          <w:rFonts w:eastAsiaTheme="minorHAnsi"/>
+          <w:color w:val="0000FF"/>
+          <w:sz w:val="26"/>
+          <w:szCs w:val="26"/>
+          <w:lang w:val="en-US"/>
+        </w:rPr>
+        <w:t>WHERE</w:t>
+      </w:r>
+      <w:r>
+        <w:rPr>
+          <w:rFonts w:eastAsiaTheme="minorHAnsi"/>
+          <w:color w:val="000000"/>
+          <w:sz w:val="26"/>
+          <w:szCs w:val="26"/>
+          <w:lang w:val="en-US"/>
+        </w:rPr>
+        <w:t xml:space="preserve"> nv</w:t>
+      </w:r>
+      <w:r>
+        <w:rPr>
+          <w:rFonts w:eastAsiaTheme="minorHAnsi"/>
+          <w:color w:val="808080"/>
+          <w:sz w:val="26"/>
+          <w:szCs w:val="26"/>
+          <w:lang w:val="en-US"/>
+        </w:rPr>
+        <w:t>.</w:t>
+      </w:r>
+      <w:r>
+        <w:rPr>
+          <w:rFonts w:eastAsiaTheme="minorHAnsi"/>
+          <w:color w:val="000000"/>
+          <w:sz w:val="26"/>
+          <w:szCs w:val="26"/>
+          <w:lang w:val="en-US"/>
+        </w:rPr>
+        <w:t xml:space="preserve">MaNV </w:t>
+      </w:r>
+      <w:r>
+        <w:rPr>
+          <w:rFonts w:eastAsiaTheme="minorHAnsi"/>
+          <w:color w:val="808080"/>
+          <w:sz w:val="26"/>
+          <w:szCs w:val="26"/>
+          <w:lang w:val="en-US"/>
+        </w:rPr>
+        <w:t>=</w:t>
+      </w:r>
+      <w:r>
+        <w:rPr>
+          <w:rFonts w:eastAsiaTheme="minorHAnsi"/>
+          <w:color w:val="000000"/>
+          <w:sz w:val="26"/>
+          <w:szCs w:val="26"/>
+          <w:lang w:val="en-US"/>
+        </w:rPr>
+        <w:t xml:space="preserve"> lv</w:t>
+      </w:r>
+      <w:r>
+        <w:rPr>
+          <w:rFonts w:eastAsiaTheme="minorHAnsi"/>
+          <w:color w:val="808080"/>
+          <w:sz w:val="26"/>
+          <w:szCs w:val="26"/>
+          <w:lang w:val="en-US"/>
+        </w:rPr>
+        <w:t>.</w:t>
+      </w:r>
+      <w:r>
+        <w:rPr>
+          <w:rFonts w:eastAsiaTheme="minorHAnsi"/>
+          <w:color w:val="000000"/>
+          <w:sz w:val="26"/>
+          <w:szCs w:val="26"/>
+          <w:lang w:val="en-US"/>
+        </w:rPr>
+        <w:t>MaNV</w:t>
+      </w:r>
+    </w:p>
+    <w:p>
+      <w:pPr>
+        <w:pBdr>
+          <w:top w:val="single" w:sz="4" w:space="1" w:color="auto"/>
+          <w:left w:val="single" w:sz="4" w:space="4" w:color="auto"/>
+          <w:bottom w:val="single" w:sz="4" w:space="1" w:color="auto"/>
+          <w:right w:val="single" w:sz="4" w:space="4" w:color="auto"/>
+        </w:pBdr>
+        <w:tabs>
+          <w:tab w:val="right" w:pos="9246"/>
+        </w:tabs>
+        <w:spacing w:before="209" w:line="276" w:lineRule="auto"/>
+        <w:ind w:left="460"/>
+        <w:rPr>
+          <w:rFonts w:ascii="Cascadia Mono" w:eastAsiaTheme="minorHAnsi" w:hAnsi="Cascadia Mono" w:cs="Cascadia Mono"/>
+          <w:color w:val="000000"/>
+          <w:sz w:val="19"/>
+          <w:szCs w:val="19"/>
+          <w:lang w:val="en-US"/>
+        </w:rPr>
+      </w:pPr>
+      <w:r>
+        <w:rPr>
+          <w:rFonts w:eastAsiaTheme="minorHAnsi"/>
+          <w:color w:val="808080"/>
+          <w:sz w:val="26"/>
+          <w:szCs w:val="26"/>
+          <w:lang w:val="en-US"/>
+        </w:rPr>
+        <w:t>AND</w:t>
+      </w:r>
+      <w:r>
+        <w:rPr>
+          <w:rFonts w:eastAsiaTheme="minorHAnsi"/>
+          <w:color w:val="000000"/>
+          <w:sz w:val="26"/>
+          <w:szCs w:val="26"/>
+          <w:lang w:val="en-US"/>
+        </w:rPr>
+        <w:t xml:space="preserve"> lv</w:t>
+      </w:r>
+      <w:r>
+        <w:rPr>
+          <w:rFonts w:eastAsiaTheme="minorHAnsi"/>
+          <w:color w:val="808080"/>
+          <w:sz w:val="26"/>
+          <w:szCs w:val="26"/>
+          <w:lang w:val="en-US"/>
+        </w:rPr>
+        <w:t>.</w:t>
+      </w:r>
+      <w:r>
+        <w:rPr>
+          <w:rFonts w:eastAsiaTheme="minorHAnsi"/>
+          <w:color w:val="000000"/>
+          <w:sz w:val="26"/>
+          <w:szCs w:val="26"/>
+          <w:lang w:val="en-US"/>
+        </w:rPr>
+        <w:t xml:space="preserve">MaCViec </w:t>
+      </w:r>
+      <w:r>
+        <w:rPr>
+          <w:rFonts w:eastAsiaTheme="minorHAnsi"/>
+          <w:color w:val="808080"/>
+          <w:sz w:val="26"/>
+          <w:szCs w:val="26"/>
+          <w:lang w:val="en-US"/>
+        </w:rPr>
+        <w:t>=</w:t>
+      </w:r>
+      <w:r>
+        <w:rPr>
+          <w:rFonts w:eastAsiaTheme="minorHAnsi"/>
+          <w:color w:val="000000"/>
+          <w:sz w:val="26"/>
+          <w:szCs w:val="26"/>
+          <w:lang w:val="en-US"/>
+        </w:rPr>
+        <w:t xml:space="preserve"> cv</w:t>
+      </w:r>
+      <w:r>
+        <w:rPr>
+          <w:rFonts w:eastAsiaTheme="minorHAnsi"/>
+          <w:color w:val="808080"/>
+          <w:sz w:val="26"/>
+          <w:szCs w:val="26"/>
+          <w:lang w:val="en-US"/>
+        </w:rPr>
+        <w:t>.</w:t>
+      </w:r>
+      <w:r>
+        <w:rPr>
+          <w:rFonts w:eastAsiaTheme="minorHAnsi"/>
+          <w:color w:val="000000"/>
+          <w:sz w:val="26"/>
+          <w:szCs w:val="26"/>
+          <w:lang w:val="en-US"/>
+        </w:rPr>
+        <w:t>MaCViec</w:t>
+      </w:r>
+      <w:r>
+        <w:rPr>
+          <w:rFonts w:ascii="Cascadia Mono" w:eastAsiaTheme="minorHAnsi" w:hAnsi="Cascadia Mono" w:cs="Cascadia Mono"/>
+          <w:color w:val="000000"/>
+          <w:sz w:val="19"/>
+          <w:szCs w:val="19"/>
+          <w:lang w:val="en-US"/>
+        </w:rPr>
+        <w:tab/>
+      </w:r>
+    </w:p>
+    <w:p>
+      <w:pPr>
+        <w:tabs>
+          <w:tab w:val="right" w:pos="9246"/>
+        </w:tabs>
+        <w:spacing w:before="209"/>
+        <w:ind w:left="460"/>
+        <w:rPr>
+          <w:rFonts w:eastAsiaTheme="minorHAnsi"/>
+          <w:sz w:val="26"/>
+          <w:szCs w:val="26"/>
+          <w:lang w:val="en-US"/>
+        </w:rPr>
+      </w:pPr>
+      <w:r>
+        <w:rPr>
+          <w:rFonts w:eastAsiaTheme="minorHAnsi"/>
+          <w:sz w:val="26"/>
+          <w:szCs w:val="26"/>
+          <w:lang w:val="en-US"/>
+        </w:rPr>
+        <w:t>Thực thi trên C#:</w:t>
+      </w:r>
+    </w:p>
+    <w:p>
+      <w:pPr>
+        <w:tabs>
+          <w:tab w:val="right" w:pos="9246"/>
+        </w:tabs>
+        <w:spacing w:before="209"/>
+        <w:ind w:left="460"/>
+        <w:rPr>
+          <w:rFonts w:eastAsiaTheme="minorHAnsi"/>
+          <w:sz w:val="26"/>
+          <w:szCs w:val="26"/>
+          <w:lang w:val="en-US"/>
+        </w:rPr>
+      </w:pPr>
+    </w:p>
+    <w:p>
+      <w:pPr>
+        <w:widowControl/>
+        <w:pBdr>
+          <w:top w:val="single" w:sz="4" w:space="1" w:color="auto"/>
+          <w:left w:val="single" w:sz="4" w:space="4" w:color="auto"/>
+          <w:bottom w:val="single" w:sz="4" w:space="1" w:color="auto"/>
+          <w:right w:val="single" w:sz="4" w:space="4" w:color="auto"/>
+        </w:pBdr>
+        <w:adjustRightInd w:val="0"/>
+        <w:spacing w:line="276" w:lineRule="auto"/>
+        <w:ind w:left="460"/>
+        <w:rPr>
+          <w:rFonts w:eastAsiaTheme="minorHAnsi"/>
+          <w:color w:val="000000"/>
+          <w:sz w:val="26"/>
+          <w:szCs w:val="26"/>
+          <w:lang w:val="en-US"/>
+        </w:rPr>
+      </w:pPr>
+      <w:r>
+        <w:rPr>
+          <w:rFonts w:eastAsiaTheme="minorHAnsi"/>
+          <w:color w:val="000000"/>
+          <w:sz w:val="26"/>
+          <w:szCs w:val="26"/>
+          <w:lang w:val="en-US"/>
+        </w:rPr>
+        <w:t>public static DataTable getEmployees(DBConn db)</w:t>
+      </w:r>
+    </w:p>
+    <w:p>
+      <w:pPr>
+        <w:widowControl/>
+        <w:pBdr>
+          <w:top w:val="single" w:sz="4" w:space="1" w:color="auto"/>
+          <w:left w:val="single" w:sz="4" w:space="4" w:color="auto"/>
+          <w:bottom w:val="single" w:sz="4" w:space="1" w:color="auto"/>
+          <w:right w:val="single" w:sz="4" w:space="4" w:color="auto"/>
+        </w:pBdr>
+        <w:adjustRightInd w:val="0"/>
+        <w:spacing w:line="276" w:lineRule="auto"/>
+        <w:ind w:left="460"/>
+        <w:rPr>
+          <w:rFonts w:eastAsiaTheme="minorHAnsi"/>
+          <w:color w:val="000000"/>
+          <w:sz w:val="26"/>
+          <w:szCs w:val="26"/>
+          <w:lang w:val="en-US"/>
+        </w:rPr>
+      </w:pPr>
+      <w:r>
+        <w:rPr>
+          <w:rFonts w:eastAsiaTheme="minorHAnsi"/>
+          <w:color w:val="000000"/>
+          <w:sz w:val="26"/>
+          <w:szCs w:val="26"/>
+          <w:lang w:val="en-US"/>
+        </w:rPr>
+        <w:t>{</w:t>
+      </w:r>
+    </w:p>
+    <w:p>
+      <w:pPr>
+        <w:widowControl/>
+        <w:pBdr>
+          <w:top w:val="single" w:sz="4" w:space="1" w:color="auto"/>
+          <w:left w:val="single" w:sz="4" w:space="4" w:color="auto"/>
+          <w:bottom w:val="single" w:sz="4" w:space="1" w:color="auto"/>
+          <w:right w:val="single" w:sz="4" w:space="4" w:color="auto"/>
+        </w:pBdr>
+        <w:adjustRightInd w:val="0"/>
+        <w:spacing w:line="276" w:lineRule="auto"/>
+        <w:ind w:left="460"/>
+        <w:rPr>
+          <w:rFonts w:eastAsiaTheme="minorHAnsi"/>
+          <w:color w:val="000000"/>
+          <w:sz w:val="26"/>
+          <w:szCs w:val="26"/>
+          <w:lang w:val="en-US"/>
+        </w:rPr>
+      </w:pPr>
+      <w:r>
+        <w:rPr>
+          <w:rFonts w:eastAsiaTheme="minorHAnsi"/>
+          <w:color w:val="000000"/>
+          <w:sz w:val="26"/>
+          <w:szCs w:val="26"/>
+          <w:lang w:val="en-US"/>
+        </w:rPr>
+        <w:t xml:space="preserve">    </w:t>
+      </w:r>
+      <w:r>
+        <w:rPr>
+          <w:rFonts w:eastAsiaTheme="minorHAnsi"/>
+          <w:color w:val="000000"/>
+          <w:sz w:val="26"/>
+          <w:szCs w:val="26"/>
+          <w:lang w:val="en-US"/>
+        </w:rPr>
+        <w:t xml:space="preserve">string sqlquery = "SELECT * FROM </w:t>
+      </w:r>
+      <w:r>
+        <w:rPr>
+          <w:rFonts w:eastAsiaTheme="minorHAnsi"/>
+          <w:color w:val="000000"/>
+          <w:sz w:val="26"/>
+          <w:szCs w:val="26"/>
+          <w:lang w:val="en-US"/>
+        </w:rPr>
+        <w:t>v_</w:t>
+      </w:r>
+      <w:r>
+        <w:rPr>
+          <w:rFonts w:eastAsiaTheme="minorHAnsi"/>
+          <w:color w:val="000000"/>
+          <w:sz w:val="26"/>
+          <w:szCs w:val="26"/>
+          <w:lang w:val="en-US"/>
+        </w:rPr>
+        <w:t>ThongTinNhanVien";</w:t>
+      </w:r>
+    </w:p>
+    <w:p>
+      <w:pPr>
+        <w:widowControl/>
+        <w:pBdr>
+          <w:top w:val="single" w:sz="4" w:space="1" w:color="auto"/>
+          <w:left w:val="single" w:sz="4" w:space="4" w:color="auto"/>
+          <w:bottom w:val="single" w:sz="4" w:space="1" w:color="auto"/>
+          <w:right w:val="single" w:sz="4" w:space="4" w:color="auto"/>
+        </w:pBdr>
+        <w:adjustRightInd w:val="0"/>
+        <w:spacing w:line="276" w:lineRule="auto"/>
+        <w:ind w:left="460" w:firstLine="260"/>
+        <w:rPr>
+          <w:rFonts w:eastAsiaTheme="minorHAnsi"/>
+          <w:color w:val="000000"/>
+          <w:sz w:val="26"/>
+          <w:szCs w:val="26"/>
+          <w:lang w:val="en-US"/>
+        </w:rPr>
+      </w:pPr>
+      <w:r>
+        <w:rPr>
+          <w:rFonts w:eastAsiaTheme="minorHAnsi"/>
+          <w:color w:val="000000"/>
+          <w:sz w:val="26"/>
+          <w:szCs w:val="26"/>
+          <w:lang w:val="en-US"/>
+        </w:rPr>
+        <w:t>return LoadTable(db, sqlquery);</w:t>
+      </w:r>
+    </w:p>
+    <w:p>
+      <w:pPr>
+        <w:widowControl/>
+        <w:pBdr>
+          <w:top w:val="single" w:sz="4" w:space="1" w:color="auto"/>
+          <w:left w:val="single" w:sz="4" w:space="4" w:color="auto"/>
+          <w:bottom w:val="single" w:sz="4" w:space="1" w:color="auto"/>
+          <w:right w:val="single" w:sz="4" w:space="4" w:color="auto"/>
+        </w:pBdr>
+        <w:adjustRightInd w:val="0"/>
+        <w:spacing w:line="276" w:lineRule="auto"/>
+        <w:ind w:left="460"/>
+        <w:rPr>
+          <w:rFonts w:eastAsiaTheme="minorHAnsi"/>
+          <w:color w:val="000000"/>
+          <w:sz w:val="26"/>
+          <w:szCs w:val="26"/>
+          <w:lang w:val="en-US"/>
+        </w:rPr>
+      </w:pPr>
+      <w:r>
+        <w:rPr>
+          <w:rFonts w:eastAsiaTheme="minorHAnsi"/>
+          <w:color w:val="000000"/>
+          <w:sz w:val="26"/>
+          <w:szCs w:val="26"/>
+          <w:lang w:val="en-US"/>
+        </w:rPr>
+        <w:t>}</w:t>
+      </w:r>
+    </w:p>
+    <w:p>
+      <w:pPr>
+        <w:pStyle w:val="ListParagraph"/>
+        <w:numPr>
+          <w:ilvl w:val="1"/>
+          <w:numId w:val="20"/>
+        </w:numPr>
+        <w:spacing w:before="209"/>
         <w:rPr>
           <w:b/>
           <w:bCs/>
@@ -20861,7 +21286,1383 @@
           <w:szCs w:val="26"/>
           <w:lang w:val="en-US"/>
         </w:rPr>
+      </w:pPr>
+      <w:r>
+        <w:rPr>
+          <w:b/>
+          <w:bCs/>
+          <w:sz w:val="26"/>
+          <w:szCs w:val="26"/>
+          <w:lang w:val="en-US"/>
+        </w:rPr>
+        <w:t xml:space="preserve"> </w:t>
+      </w:r>
+      <w:r>
+        <w:rPr>
+          <w:b/>
+          <w:bCs/>
+          <w:sz w:val="26"/>
+          <w:szCs w:val="26"/>
+          <w:lang w:val="en-US"/>
+        </w:rPr>
+        <w:t xml:space="preserve">Danh mục </w:t>
+      </w:r>
+      <w:r>
+        <w:rPr>
+          <w:b/>
+          <w:bCs/>
+          <w:sz w:val="26"/>
+          <w:szCs w:val="26"/>
+          <w:lang w:val="en-US"/>
+        </w:rPr>
+        <w:t>sản phẩm</w:t>
+      </w:r>
+      <w:r>
+        <w:rPr>
+          <w:b/>
+          <w:bCs/>
+          <w:sz w:val="26"/>
+          <w:szCs w:val="26"/>
+          <w:lang w:val="en-US"/>
+        </w:rPr>
         <w:t>:</w:t>
+      </w:r>
+    </w:p>
+    <w:p>
+      <w:pPr>
+        <w:widowControl/>
+        <w:adjustRightInd w:val="0"/>
+        <w:ind w:left="460"/>
+        <w:rPr>
+          <w:rFonts w:eastAsiaTheme="minorHAnsi"/>
+          <w:color w:val="0000FF"/>
+          <w:sz w:val="26"/>
+          <w:szCs w:val="26"/>
+          <w:lang w:val="en-US"/>
+        </w:rPr>
+      </w:pPr>
+    </w:p>
+    <w:p>
+      <w:pPr>
+        <w:widowControl/>
+        <w:pBdr>
+          <w:top w:val="single" w:sz="4" w:space="1" w:color="auto"/>
+          <w:left w:val="single" w:sz="4" w:space="4" w:color="auto"/>
+          <w:bottom w:val="single" w:sz="4" w:space="1" w:color="auto"/>
+          <w:right w:val="single" w:sz="4" w:space="4" w:color="auto"/>
+        </w:pBdr>
+        <w:adjustRightInd w:val="0"/>
+        <w:spacing w:line="276" w:lineRule="auto"/>
+        <w:ind w:left="460"/>
+        <w:rPr>
+          <w:rFonts w:eastAsiaTheme="minorHAnsi"/>
+          <w:color w:val="000000"/>
+          <w:sz w:val="26"/>
+          <w:szCs w:val="26"/>
+          <w:lang w:val="en-US"/>
+        </w:rPr>
+      </w:pPr>
+      <w:r>
+        <w:rPr>
+          <w:rFonts w:eastAsiaTheme="minorHAnsi"/>
+          <w:color w:val="0000FF"/>
+          <w:sz w:val="26"/>
+          <w:szCs w:val="26"/>
+          <w:lang w:val="en-US"/>
+        </w:rPr>
+        <w:t>CREATE</w:t>
+      </w:r>
+      <w:r>
+        <w:rPr>
+          <w:rFonts w:eastAsiaTheme="minorHAnsi"/>
+          <w:color w:val="000000"/>
+          <w:sz w:val="26"/>
+          <w:szCs w:val="26"/>
+          <w:lang w:val="en-US"/>
+        </w:rPr>
+        <w:t xml:space="preserve"> </w:t>
+      </w:r>
+      <w:r>
+        <w:rPr>
+          <w:rFonts w:eastAsiaTheme="minorHAnsi"/>
+          <w:color w:val="0000FF"/>
+          <w:sz w:val="26"/>
+          <w:szCs w:val="26"/>
+          <w:lang w:val="en-US"/>
+        </w:rPr>
+        <w:t>VIEW</w:t>
+      </w:r>
+      <w:r>
+        <w:rPr>
+          <w:rFonts w:eastAsiaTheme="minorHAnsi"/>
+          <w:color w:val="000000"/>
+          <w:sz w:val="26"/>
+          <w:szCs w:val="26"/>
+          <w:lang w:val="en-US"/>
+        </w:rPr>
+        <w:t xml:space="preserve"> [dbo]</w:t>
+      </w:r>
+      <w:r>
+        <w:rPr>
+          <w:rFonts w:eastAsiaTheme="minorHAnsi"/>
+          <w:color w:val="808080"/>
+          <w:sz w:val="26"/>
+          <w:szCs w:val="26"/>
+          <w:lang w:val="en-US"/>
+        </w:rPr>
+        <w:t>.</w:t>
+      </w:r>
+      <w:r>
+        <w:rPr>
+          <w:rFonts w:eastAsiaTheme="minorHAnsi"/>
+          <w:color w:val="000000"/>
+          <w:sz w:val="26"/>
+          <w:szCs w:val="26"/>
+          <w:lang w:val="en-US"/>
+        </w:rPr>
+        <w:t>[</w:t>
+      </w:r>
+      <w:r>
+        <w:rPr>
+          <w:rFonts w:eastAsiaTheme="minorHAnsi"/>
+          <w:color w:val="000000"/>
+          <w:sz w:val="26"/>
+          <w:szCs w:val="26"/>
+          <w:lang w:val="en-US"/>
+        </w:rPr>
+        <w:t>v_</w:t>
+      </w:r>
+      <w:r>
+        <w:rPr>
+          <w:rFonts w:eastAsiaTheme="minorHAnsi"/>
+          <w:color w:val="000000"/>
+          <w:sz w:val="26"/>
+          <w:szCs w:val="26"/>
+          <w:lang w:val="en-US"/>
+        </w:rPr>
+        <w:t xml:space="preserve">DanhSachSanPham] </w:t>
+      </w:r>
+      <w:r>
+        <w:rPr>
+          <w:rFonts w:eastAsiaTheme="minorHAnsi"/>
+          <w:color w:val="0000FF"/>
+          <w:sz w:val="26"/>
+          <w:szCs w:val="26"/>
+          <w:lang w:val="en-US"/>
+        </w:rPr>
+        <w:t>AS</w:t>
+      </w:r>
+      <w:r>
+        <w:rPr>
+          <w:rFonts w:eastAsiaTheme="minorHAnsi"/>
+          <w:color w:val="000000"/>
+          <w:sz w:val="26"/>
+          <w:szCs w:val="26"/>
+          <w:lang w:val="en-US"/>
+        </w:rPr>
+        <w:t xml:space="preserve"> </w:t>
+      </w:r>
+    </w:p>
+    <w:p>
+      <w:pPr>
+        <w:widowControl/>
+        <w:pBdr>
+          <w:top w:val="single" w:sz="4" w:space="1" w:color="auto"/>
+          <w:left w:val="single" w:sz="4" w:space="4" w:color="auto"/>
+          <w:bottom w:val="single" w:sz="4" w:space="1" w:color="auto"/>
+          <w:right w:val="single" w:sz="4" w:space="4" w:color="auto"/>
+        </w:pBdr>
+        <w:adjustRightInd w:val="0"/>
+        <w:spacing w:line="276" w:lineRule="auto"/>
+        <w:ind w:left="460"/>
+        <w:rPr>
+          <w:rFonts w:eastAsiaTheme="minorHAnsi"/>
+          <w:color w:val="000000"/>
+          <w:sz w:val="26"/>
+          <w:szCs w:val="26"/>
+          <w:lang w:val="en-US"/>
+        </w:rPr>
+      </w:pPr>
+      <w:r>
+        <w:rPr>
+          <w:rFonts w:eastAsiaTheme="minorHAnsi"/>
+          <w:color w:val="0000FF"/>
+          <w:sz w:val="26"/>
+          <w:szCs w:val="26"/>
+          <w:lang w:val="en-US"/>
+        </w:rPr>
+        <w:t>SELECT</w:t>
+      </w:r>
+      <w:r>
+        <w:rPr>
+          <w:rFonts w:eastAsiaTheme="minorHAnsi"/>
+          <w:color w:val="000000"/>
+          <w:sz w:val="26"/>
+          <w:szCs w:val="26"/>
+          <w:lang w:val="en-US"/>
+        </w:rPr>
+        <w:t xml:space="preserve"> sp</w:t>
+      </w:r>
+      <w:r>
+        <w:rPr>
+          <w:rFonts w:eastAsiaTheme="minorHAnsi"/>
+          <w:color w:val="808080"/>
+          <w:sz w:val="26"/>
+          <w:szCs w:val="26"/>
+          <w:lang w:val="en-US"/>
+        </w:rPr>
+        <w:t>.</w:t>
+      </w:r>
+      <w:r>
+        <w:rPr>
+          <w:rFonts w:eastAsiaTheme="minorHAnsi"/>
+          <w:color w:val="000000"/>
+          <w:sz w:val="26"/>
+          <w:szCs w:val="26"/>
+          <w:lang w:val="en-US"/>
+        </w:rPr>
+        <w:t>MaSPham</w:t>
+      </w:r>
+      <w:r>
+        <w:rPr>
+          <w:rFonts w:eastAsiaTheme="minorHAnsi"/>
+          <w:color w:val="808080"/>
+          <w:sz w:val="26"/>
+          <w:szCs w:val="26"/>
+          <w:lang w:val="en-US"/>
+        </w:rPr>
+        <w:t>,</w:t>
+      </w:r>
+      <w:r>
+        <w:rPr>
+          <w:rFonts w:eastAsiaTheme="minorHAnsi"/>
+          <w:color w:val="000000"/>
+          <w:sz w:val="26"/>
+          <w:szCs w:val="26"/>
+          <w:lang w:val="en-US"/>
+        </w:rPr>
+        <w:t xml:space="preserve"> TenSPham</w:t>
+      </w:r>
+      <w:r>
+        <w:rPr>
+          <w:rFonts w:eastAsiaTheme="minorHAnsi"/>
+          <w:color w:val="808080"/>
+          <w:sz w:val="26"/>
+          <w:szCs w:val="26"/>
+          <w:lang w:val="en-US"/>
+        </w:rPr>
+        <w:t>,</w:t>
+      </w:r>
+      <w:r>
+        <w:rPr>
+          <w:rFonts w:eastAsiaTheme="minorHAnsi"/>
+          <w:color w:val="000000"/>
+          <w:sz w:val="26"/>
+          <w:szCs w:val="26"/>
+          <w:lang w:val="en-US"/>
+        </w:rPr>
+        <w:t xml:space="preserve"> HinhAnh</w:t>
+      </w:r>
+      <w:r>
+        <w:rPr>
+          <w:rFonts w:eastAsiaTheme="minorHAnsi"/>
+          <w:color w:val="808080"/>
+          <w:sz w:val="26"/>
+          <w:szCs w:val="26"/>
+          <w:lang w:val="en-US"/>
+        </w:rPr>
+        <w:t>,</w:t>
+      </w:r>
+      <w:r>
+        <w:rPr>
+          <w:rFonts w:eastAsiaTheme="minorHAnsi"/>
+          <w:color w:val="000000"/>
+          <w:sz w:val="26"/>
+          <w:szCs w:val="26"/>
+          <w:lang w:val="en-US"/>
+        </w:rPr>
+        <w:t xml:space="preserve"> NhaSanXuat</w:t>
+      </w:r>
+      <w:r>
+        <w:rPr>
+          <w:rFonts w:eastAsiaTheme="minorHAnsi"/>
+          <w:color w:val="808080"/>
+          <w:sz w:val="26"/>
+          <w:szCs w:val="26"/>
+          <w:lang w:val="en-US"/>
+        </w:rPr>
+        <w:t>,</w:t>
+      </w:r>
+      <w:r>
+        <w:rPr>
+          <w:rFonts w:eastAsiaTheme="minorHAnsi"/>
+          <w:color w:val="000000"/>
+          <w:sz w:val="26"/>
+          <w:szCs w:val="26"/>
+          <w:lang w:val="en-US"/>
+        </w:rPr>
+        <w:t xml:space="preserve"> GiaBan</w:t>
+      </w:r>
+      <w:r>
+        <w:rPr>
+          <w:rFonts w:eastAsiaTheme="minorHAnsi"/>
+          <w:color w:val="808080"/>
+          <w:sz w:val="26"/>
+          <w:szCs w:val="26"/>
+          <w:lang w:val="en-US"/>
+        </w:rPr>
+        <w:t>,</w:t>
+      </w:r>
+      <w:r>
+        <w:rPr>
+          <w:rFonts w:eastAsiaTheme="minorHAnsi"/>
+          <w:color w:val="000000"/>
+          <w:sz w:val="26"/>
+          <w:szCs w:val="26"/>
+          <w:lang w:val="en-US"/>
+        </w:rPr>
+        <w:t xml:space="preserve"> nsp</w:t>
+      </w:r>
+      <w:r>
+        <w:rPr>
+          <w:rFonts w:eastAsiaTheme="minorHAnsi"/>
+          <w:color w:val="808080"/>
+          <w:sz w:val="26"/>
+          <w:szCs w:val="26"/>
+          <w:lang w:val="en-US"/>
+        </w:rPr>
+        <w:t>.</w:t>
+      </w:r>
+      <w:r>
+        <w:rPr>
+          <w:rFonts w:eastAsiaTheme="minorHAnsi"/>
+          <w:color w:val="000000"/>
+          <w:sz w:val="26"/>
+          <w:szCs w:val="26"/>
+          <w:lang w:val="en-US"/>
+        </w:rPr>
+        <w:t xml:space="preserve">TenNhom </w:t>
+      </w:r>
+    </w:p>
+    <w:p>
+      <w:pPr>
+        <w:widowControl/>
+        <w:pBdr>
+          <w:top w:val="single" w:sz="4" w:space="1" w:color="auto"/>
+          <w:left w:val="single" w:sz="4" w:space="4" w:color="auto"/>
+          <w:bottom w:val="single" w:sz="4" w:space="1" w:color="auto"/>
+          <w:right w:val="single" w:sz="4" w:space="4" w:color="auto"/>
+        </w:pBdr>
+        <w:adjustRightInd w:val="0"/>
+        <w:spacing w:line="276" w:lineRule="auto"/>
+        <w:ind w:left="460"/>
+        <w:rPr>
+          <w:rFonts w:eastAsiaTheme="minorHAnsi"/>
+          <w:color w:val="000000"/>
+          <w:sz w:val="26"/>
+          <w:szCs w:val="26"/>
+          <w:lang w:val="en-US"/>
+        </w:rPr>
+      </w:pPr>
+      <w:r>
+        <w:rPr>
+          <w:rFonts w:eastAsiaTheme="minorHAnsi"/>
+          <w:color w:val="0000FF"/>
+          <w:sz w:val="26"/>
+          <w:szCs w:val="26"/>
+          <w:lang w:val="en-US"/>
+        </w:rPr>
+        <w:t>FROM</w:t>
+      </w:r>
+      <w:r>
+        <w:rPr>
+          <w:rFonts w:eastAsiaTheme="minorHAnsi"/>
+          <w:color w:val="000000"/>
+          <w:sz w:val="26"/>
+          <w:szCs w:val="26"/>
+          <w:lang w:val="en-US"/>
+        </w:rPr>
+        <w:t xml:space="preserve"> SANPHAM sp</w:t>
+      </w:r>
+      <w:r>
+        <w:rPr>
+          <w:rFonts w:eastAsiaTheme="minorHAnsi"/>
+          <w:color w:val="808080"/>
+          <w:sz w:val="26"/>
+          <w:szCs w:val="26"/>
+          <w:lang w:val="en-US"/>
+        </w:rPr>
+        <w:t>,</w:t>
+      </w:r>
+      <w:r>
+        <w:rPr>
+          <w:rFonts w:eastAsiaTheme="minorHAnsi"/>
+          <w:color w:val="000000"/>
+          <w:sz w:val="26"/>
+          <w:szCs w:val="26"/>
+          <w:lang w:val="en-US"/>
+        </w:rPr>
+        <w:t xml:space="preserve"> NHOMSANPHAM nsp</w:t>
+      </w:r>
+      <w:r>
+        <w:rPr>
+          <w:rFonts w:eastAsiaTheme="minorHAnsi"/>
+          <w:color w:val="808080"/>
+          <w:sz w:val="26"/>
+          <w:szCs w:val="26"/>
+          <w:lang w:val="en-US"/>
+        </w:rPr>
+        <w:t>,</w:t>
+      </w:r>
+      <w:r>
+        <w:rPr>
+          <w:rFonts w:eastAsiaTheme="minorHAnsi"/>
+          <w:color w:val="000000"/>
+          <w:sz w:val="26"/>
+          <w:szCs w:val="26"/>
+          <w:lang w:val="en-US"/>
+        </w:rPr>
+        <w:t xml:space="preserve"> PHANLOAI pl</w:t>
+      </w:r>
+    </w:p>
+    <w:p>
+      <w:pPr>
+        <w:widowControl/>
+        <w:pBdr>
+          <w:top w:val="single" w:sz="4" w:space="1" w:color="auto"/>
+          <w:left w:val="single" w:sz="4" w:space="4" w:color="auto"/>
+          <w:bottom w:val="single" w:sz="4" w:space="1" w:color="auto"/>
+          <w:right w:val="single" w:sz="4" w:space="4" w:color="auto"/>
+        </w:pBdr>
+        <w:adjustRightInd w:val="0"/>
+        <w:spacing w:line="276" w:lineRule="auto"/>
+        <w:ind w:left="460"/>
+        <w:rPr>
+          <w:rFonts w:eastAsiaTheme="minorHAnsi"/>
+          <w:color w:val="000000"/>
+          <w:sz w:val="26"/>
+          <w:szCs w:val="26"/>
+          <w:lang w:val="en-US"/>
+        </w:rPr>
+      </w:pPr>
+      <w:r>
+        <w:rPr>
+          <w:rFonts w:eastAsiaTheme="minorHAnsi"/>
+          <w:color w:val="0000FF"/>
+          <w:sz w:val="26"/>
+          <w:szCs w:val="26"/>
+          <w:lang w:val="en-US"/>
+        </w:rPr>
+        <w:t>WHERE</w:t>
+      </w:r>
+      <w:r>
+        <w:rPr>
+          <w:rFonts w:eastAsiaTheme="minorHAnsi"/>
+          <w:color w:val="000000"/>
+          <w:sz w:val="26"/>
+          <w:szCs w:val="26"/>
+          <w:lang w:val="en-US"/>
+        </w:rPr>
+        <w:t xml:space="preserve"> sp</w:t>
+      </w:r>
+      <w:r>
+        <w:rPr>
+          <w:rFonts w:eastAsiaTheme="minorHAnsi"/>
+          <w:color w:val="808080"/>
+          <w:sz w:val="26"/>
+          <w:szCs w:val="26"/>
+          <w:lang w:val="en-US"/>
+        </w:rPr>
+        <w:t>.</w:t>
+      </w:r>
+      <w:r>
+        <w:rPr>
+          <w:rFonts w:eastAsiaTheme="minorHAnsi"/>
+          <w:color w:val="000000"/>
+          <w:sz w:val="26"/>
+          <w:szCs w:val="26"/>
+          <w:lang w:val="en-US"/>
+        </w:rPr>
+        <w:t xml:space="preserve">MaSPham </w:t>
+      </w:r>
+      <w:r>
+        <w:rPr>
+          <w:rFonts w:eastAsiaTheme="minorHAnsi"/>
+          <w:color w:val="808080"/>
+          <w:sz w:val="26"/>
+          <w:szCs w:val="26"/>
+          <w:lang w:val="en-US"/>
+        </w:rPr>
+        <w:t>=</w:t>
+      </w:r>
+      <w:r>
+        <w:rPr>
+          <w:rFonts w:eastAsiaTheme="minorHAnsi"/>
+          <w:color w:val="000000"/>
+          <w:sz w:val="26"/>
+          <w:szCs w:val="26"/>
+          <w:lang w:val="en-US"/>
+        </w:rPr>
+        <w:t xml:space="preserve"> pl</w:t>
+      </w:r>
+      <w:r>
+        <w:rPr>
+          <w:rFonts w:eastAsiaTheme="minorHAnsi"/>
+          <w:color w:val="808080"/>
+          <w:sz w:val="26"/>
+          <w:szCs w:val="26"/>
+          <w:lang w:val="en-US"/>
+        </w:rPr>
+        <w:t>.</w:t>
+      </w:r>
+      <w:r>
+        <w:rPr>
+          <w:rFonts w:eastAsiaTheme="minorHAnsi"/>
+          <w:color w:val="000000"/>
+          <w:sz w:val="26"/>
+          <w:szCs w:val="26"/>
+          <w:lang w:val="en-US"/>
+        </w:rPr>
+        <w:t>MaSPham</w:t>
+      </w:r>
+      <w:r>
+        <w:rPr>
+          <w:rFonts w:eastAsiaTheme="minorHAnsi"/>
+          <w:color w:val="000000"/>
+          <w:sz w:val="26"/>
+          <w:szCs w:val="26"/>
+          <w:lang w:val="en-US"/>
+        </w:rPr>
+        <w:t xml:space="preserve"> </w:t>
+      </w:r>
+      <w:r>
+        <w:rPr>
+          <w:rFonts w:eastAsiaTheme="minorHAnsi"/>
+          <w:color w:val="808080"/>
+          <w:sz w:val="26"/>
+          <w:szCs w:val="26"/>
+          <w:lang w:val="en-US"/>
+        </w:rPr>
+        <w:t>AND</w:t>
+      </w:r>
+      <w:r>
+        <w:rPr>
+          <w:rFonts w:eastAsiaTheme="minorHAnsi"/>
+          <w:color w:val="000000"/>
+          <w:sz w:val="26"/>
+          <w:szCs w:val="26"/>
+          <w:lang w:val="en-US"/>
+        </w:rPr>
+        <w:t xml:space="preserve"> nsp</w:t>
+      </w:r>
+      <w:r>
+        <w:rPr>
+          <w:rFonts w:eastAsiaTheme="minorHAnsi"/>
+          <w:color w:val="808080"/>
+          <w:sz w:val="26"/>
+          <w:szCs w:val="26"/>
+          <w:lang w:val="en-US"/>
+        </w:rPr>
+        <w:t>.</w:t>
+      </w:r>
+      <w:r>
+        <w:rPr>
+          <w:rFonts w:eastAsiaTheme="minorHAnsi"/>
+          <w:color w:val="000000"/>
+          <w:sz w:val="26"/>
+          <w:szCs w:val="26"/>
+          <w:lang w:val="en-US"/>
+        </w:rPr>
+        <w:t xml:space="preserve">MaNhom </w:t>
+      </w:r>
+      <w:r>
+        <w:rPr>
+          <w:rFonts w:eastAsiaTheme="minorHAnsi"/>
+          <w:color w:val="808080"/>
+          <w:sz w:val="26"/>
+          <w:szCs w:val="26"/>
+          <w:lang w:val="en-US"/>
+        </w:rPr>
+        <w:t>=</w:t>
+      </w:r>
+      <w:r>
+        <w:rPr>
+          <w:rFonts w:eastAsiaTheme="minorHAnsi"/>
+          <w:color w:val="000000"/>
+          <w:sz w:val="26"/>
+          <w:szCs w:val="26"/>
+          <w:lang w:val="en-US"/>
+        </w:rPr>
+        <w:t xml:space="preserve"> pl</w:t>
+      </w:r>
+      <w:r>
+        <w:rPr>
+          <w:rFonts w:eastAsiaTheme="minorHAnsi"/>
+          <w:color w:val="808080"/>
+          <w:sz w:val="26"/>
+          <w:szCs w:val="26"/>
+          <w:lang w:val="en-US"/>
+        </w:rPr>
+        <w:t>.</w:t>
+      </w:r>
+      <w:r>
+        <w:rPr>
+          <w:rFonts w:eastAsiaTheme="minorHAnsi"/>
+          <w:color w:val="000000"/>
+          <w:sz w:val="26"/>
+          <w:szCs w:val="26"/>
+          <w:lang w:val="en-US"/>
+        </w:rPr>
+        <w:t>MaNhom</w:t>
+      </w:r>
+    </w:p>
+    <w:p>
+      <w:pPr>
+        <w:widowControl/>
+        <w:adjustRightInd w:val="0"/>
+        <w:ind w:left="460"/>
+        <w:rPr>
+          <w:rFonts w:eastAsiaTheme="minorHAnsi"/>
+          <w:sz w:val="26"/>
+          <w:szCs w:val="26"/>
+          <w:lang w:val="en-US"/>
+        </w:rPr>
+      </w:pPr>
+    </w:p>
+    <w:p>
+      <w:pPr>
+        <w:widowControl/>
+        <w:adjustRightInd w:val="0"/>
+        <w:ind w:left="460"/>
+        <w:rPr>
+          <w:rFonts w:eastAsiaTheme="minorHAnsi"/>
+          <w:sz w:val="26"/>
+          <w:szCs w:val="26"/>
+          <w:lang w:val="en-US"/>
+        </w:rPr>
+      </w:pPr>
+      <w:r>
+        <w:rPr>
+          <w:rFonts w:eastAsiaTheme="minorHAnsi"/>
+          <w:sz w:val="26"/>
+          <w:szCs w:val="26"/>
+          <w:lang w:val="en-US"/>
+        </w:rPr>
+        <w:t>Thực thi trên C#:</w:t>
+      </w:r>
+    </w:p>
+    <w:p>
+      <w:pPr>
+        <w:widowControl/>
+        <w:adjustRightInd w:val="0"/>
+        <w:ind w:left="460"/>
+        <w:rPr>
+          <w:rFonts w:eastAsiaTheme="minorHAnsi"/>
+          <w:sz w:val="26"/>
+          <w:szCs w:val="26"/>
+          <w:lang w:val="en-US"/>
+        </w:rPr>
+      </w:pPr>
+    </w:p>
+    <w:p>
+      <w:pPr>
+        <w:widowControl/>
+        <w:pBdr>
+          <w:top w:val="single" w:sz="4" w:space="1" w:color="auto"/>
+          <w:left w:val="single" w:sz="4" w:space="4" w:color="auto"/>
+          <w:bottom w:val="single" w:sz="4" w:space="1" w:color="auto"/>
+          <w:right w:val="single" w:sz="4" w:space="4" w:color="auto"/>
+        </w:pBdr>
+        <w:adjustRightInd w:val="0"/>
+        <w:spacing w:line="276" w:lineRule="auto"/>
+        <w:ind w:left="460"/>
+        <w:rPr>
+          <w:rFonts w:eastAsiaTheme="minorHAnsi"/>
+          <w:sz w:val="26"/>
+          <w:szCs w:val="26"/>
+          <w:lang w:val="en-US"/>
+        </w:rPr>
+      </w:pPr>
+      <w:r>
+        <w:rPr>
+          <w:rFonts w:eastAsiaTheme="minorHAnsi"/>
+          <w:sz w:val="26"/>
+          <w:szCs w:val="26"/>
+          <w:lang w:val="en-US"/>
+        </w:rPr>
+        <w:lastRenderedPageBreak/>
+        <w:t>public static DataTable loadProducts(DBConn db)</w:t>
+      </w:r>
+    </w:p>
+    <w:p>
+      <w:pPr>
+        <w:widowControl/>
+        <w:pBdr>
+          <w:top w:val="single" w:sz="4" w:space="1" w:color="auto"/>
+          <w:left w:val="single" w:sz="4" w:space="4" w:color="auto"/>
+          <w:bottom w:val="single" w:sz="4" w:space="1" w:color="auto"/>
+          <w:right w:val="single" w:sz="4" w:space="4" w:color="auto"/>
+        </w:pBdr>
+        <w:adjustRightInd w:val="0"/>
+        <w:spacing w:line="276" w:lineRule="auto"/>
+        <w:ind w:left="460"/>
+        <w:rPr>
+          <w:rFonts w:eastAsiaTheme="minorHAnsi"/>
+          <w:sz w:val="26"/>
+          <w:szCs w:val="26"/>
+          <w:lang w:val="en-US"/>
+        </w:rPr>
+      </w:pPr>
+      <w:r>
+        <w:rPr>
+          <w:rFonts w:eastAsiaTheme="minorHAnsi"/>
+          <w:sz w:val="26"/>
+          <w:szCs w:val="26"/>
+          <w:lang w:val="en-US"/>
+        </w:rPr>
+        <w:t>{</w:t>
+      </w:r>
+    </w:p>
+    <w:p>
+      <w:pPr>
+        <w:widowControl/>
+        <w:pBdr>
+          <w:top w:val="single" w:sz="4" w:space="1" w:color="auto"/>
+          <w:left w:val="single" w:sz="4" w:space="4" w:color="auto"/>
+          <w:bottom w:val="single" w:sz="4" w:space="1" w:color="auto"/>
+          <w:right w:val="single" w:sz="4" w:space="4" w:color="auto"/>
+        </w:pBdr>
+        <w:adjustRightInd w:val="0"/>
+        <w:spacing w:line="276" w:lineRule="auto"/>
+        <w:ind w:left="460"/>
+        <w:rPr>
+          <w:rFonts w:eastAsiaTheme="minorHAnsi"/>
+          <w:color w:val="000000"/>
+          <w:sz w:val="26"/>
+          <w:szCs w:val="26"/>
+          <w:lang w:val="en-US"/>
+        </w:rPr>
+      </w:pPr>
+      <w:r>
+        <w:rPr>
+          <w:rFonts w:eastAsiaTheme="minorHAnsi"/>
+          <w:sz w:val="26"/>
+          <w:szCs w:val="26"/>
+          <w:lang w:val="en-US"/>
+        </w:rPr>
+        <w:t xml:space="preserve">    </w:t>
+      </w:r>
+      <w:r>
+        <w:rPr>
+          <w:rFonts w:eastAsiaTheme="minorHAnsi"/>
+          <w:color w:val="000000"/>
+          <w:sz w:val="26"/>
+          <w:szCs w:val="26"/>
+          <w:lang w:val="en-US"/>
+        </w:rPr>
+        <w:t xml:space="preserve">string sqlquery = "SELECT * FROM </w:t>
+      </w:r>
+      <w:r>
+        <w:rPr>
+          <w:rFonts w:eastAsiaTheme="minorHAnsi"/>
+          <w:color w:val="000000"/>
+          <w:sz w:val="26"/>
+          <w:szCs w:val="26"/>
+          <w:lang w:val="en-US"/>
+        </w:rPr>
+        <w:t>v_</w:t>
+      </w:r>
+      <w:r>
+        <w:rPr>
+          <w:rFonts w:eastAsiaTheme="minorHAnsi"/>
+          <w:color w:val="000000"/>
+          <w:sz w:val="26"/>
+          <w:szCs w:val="26"/>
+          <w:lang w:val="en-US"/>
+        </w:rPr>
+        <w:t>DanhSachSanPham</w:t>
+      </w:r>
+      <w:r>
+        <w:rPr>
+          <w:rFonts w:eastAsiaTheme="minorHAnsi"/>
+          <w:color w:val="000000"/>
+          <w:sz w:val="26"/>
+          <w:szCs w:val="26"/>
+          <w:lang w:val="en-US"/>
+        </w:rPr>
+        <w:t>";</w:t>
+      </w:r>
+    </w:p>
+    <w:p>
+      <w:pPr>
+        <w:widowControl/>
+        <w:pBdr>
+          <w:top w:val="single" w:sz="4" w:space="1" w:color="auto"/>
+          <w:left w:val="single" w:sz="4" w:space="4" w:color="auto"/>
+          <w:bottom w:val="single" w:sz="4" w:space="1" w:color="auto"/>
+          <w:right w:val="single" w:sz="4" w:space="4" w:color="auto"/>
+        </w:pBdr>
+        <w:adjustRightInd w:val="0"/>
+        <w:spacing w:line="276" w:lineRule="auto"/>
+        <w:ind w:left="460" w:firstLine="260"/>
+        <w:rPr>
+          <w:rFonts w:eastAsiaTheme="minorHAnsi"/>
+          <w:color w:val="000000"/>
+          <w:sz w:val="26"/>
+          <w:szCs w:val="26"/>
+          <w:lang w:val="en-US"/>
+        </w:rPr>
+      </w:pPr>
+      <w:r>
+        <w:rPr>
+          <w:rFonts w:eastAsiaTheme="minorHAnsi"/>
+          <w:color w:val="000000"/>
+          <w:sz w:val="26"/>
+          <w:szCs w:val="26"/>
+          <w:lang w:val="en-US"/>
+        </w:rPr>
+        <w:t>return LoadTable(db, sqlquery);</w:t>
+      </w:r>
+    </w:p>
+    <w:p>
+      <w:pPr>
+        <w:widowControl/>
+        <w:pBdr>
+          <w:top w:val="single" w:sz="4" w:space="1" w:color="auto"/>
+          <w:left w:val="single" w:sz="4" w:space="4" w:color="auto"/>
+          <w:bottom w:val="single" w:sz="4" w:space="1" w:color="auto"/>
+          <w:right w:val="single" w:sz="4" w:space="4" w:color="auto"/>
+        </w:pBdr>
+        <w:adjustRightInd w:val="0"/>
+        <w:spacing w:line="276" w:lineRule="auto"/>
+        <w:ind w:left="460"/>
+        <w:rPr>
+          <w:rFonts w:eastAsiaTheme="minorHAnsi"/>
+          <w:sz w:val="26"/>
+          <w:szCs w:val="26"/>
+          <w:lang w:val="en-US"/>
+        </w:rPr>
+      </w:pPr>
+      <w:r>
+        <w:rPr>
+          <w:rFonts w:eastAsiaTheme="minorHAnsi"/>
+          <w:sz w:val="26"/>
+          <w:szCs w:val="26"/>
+          <w:lang w:val="en-US"/>
+        </w:rPr>
+        <w:t>}</w:t>
+      </w:r>
+    </w:p>
+    <w:p>
+      <w:pPr>
+        <w:widowControl/>
+        <w:adjustRightInd w:val="0"/>
+        <w:ind w:left="460"/>
+        <w:rPr>
+          <w:rFonts w:eastAsiaTheme="minorHAnsi"/>
+          <w:color w:val="000000"/>
+          <w:sz w:val="26"/>
+          <w:szCs w:val="26"/>
+          <w:lang w:val="en-US"/>
+        </w:rPr>
+      </w:pPr>
+    </w:p>
+    <w:p>
+      <w:pPr>
+        <w:widowControl/>
+        <w:adjustRightInd w:val="0"/>
+        <w:ind w:left="460"/>
+        <w:rPr>
+          <w:rFonts w:eastAsiaTheme="minorHAnsi"/>
+          <w:color w:val="000000"/>
+          <w:sz w:val="26"/>
+          <w:szCs w:val="26"/>
+          <w:lang w:val="en-US"/>
+        </w:rPr>
+      </w:pPr>
+    </w:p>
+    <w:p>
+      <w:pPr>
+        <w:pStyle w:val="ListParagraph"/>
+        <w:numPr>
+          <w:ilvl w:val="1"/>
+          <w:numId w:val="20"/>
+        </w:numPr>
+        <w:spacing w:before="209"/>
+        <w:rPr>
+          <w:b/>
+          <w:bCs/>
+          <w:sz w:val="26"/>
+          <w:szCs w:val="26"/>
+          <w:lang w:val="en-US"/>
+        </w:rPr>
+      </w:pPr>
+      <w:r>
+        <w:rPr>
+          <w:b/>
+          <w:bCs/>
+          <w:sz w:val="26"/>
+          <w:szCs w:val="26"/>
+          <w:lang w:val="en-US"/>
+        </w:rPr>
+        <w:t xml:space="preserve"> Danh mục bảng phân ca:</w:t>
+      </w:r>
+    </w:p>
+    <w:p>
+      <w:pPr>
+        <w:widowControl/>
+        <w:adjustRightInd w:val="0"/>
+        <w:ind w:left="460"/>
+        <w:rPr>
+          <w:rFonts w:eastAsiaTheme="minorHAnsi"/>
+          <w:color w:val="000000"/>
+          <w:sz w:val="26"/>
+          <w:szCs w:val="26"/>
+          <w:lang w:val="en-US"/>
+        </w:rPr>
+      </w:pPr>
+    </w:p>
+    <w:p>
+      <w:pPr>
+        <w:widowControl/>
+        <w:pBdr>
+          <w:top w:val="single" w:sz="4" w:space="1" w:color="auto"/>
+          <w:left w:val="single" w:sz="4" w:space="4" w:color="auto"/>
+          <w:bottom w:val="single" w:sz="4" w:space="1" w:color="auto"/>
+          <w:right w:val="single" w:sz="4" w:space="4" w:color="auto"/>
+        </w:pBdr>
+        <w:adjustRightInd w:val="0"/>
+        <w:ind w:left="460"/>
+        <w:rPr>
+          <w:rFonts w:eastAsiaTheme="minorHAnsi"/>
+          <w:color w:val="000000"/>
+          <w:sz w:val="26"/>
+          <w:szCs w:val="26"/>
+          <w:lang w:val="en-US"/>
+        </w:rPr>
+      </w:pPr>
+      <w:r>
+        <w:rPr>
+          <w:rFonts w:eastAsiaTheme="minorHAnsi"/>
+          <w:color w:val="000000"/>
+          <w:sz w:val="26"/>
+          <w:szCs w:val="26"/>
+          <w:lang w:val="en-US"/>
+        </w:rPr>
+        <w:t>CREATE VIEW [dbo].</w:t>
+      </w:r>
+      <w:r>
+        <w:rPr>
+          <w:rFonts w:ascii="Cascadia Mono" w:eastAsiaTheme="minorHAnsi" w:hAnsi="Cascadia Mono" w:cs="Cascadia Mono"/>
+          <w:color w:val="000000"/>
+          <w:sz w:val="19"/>
+          <w:szCs w:val="19"/>
+          <w:lang w:val="en-US"/>
+        </w:rPr>
+        <w:t xml:space="preserve"> </w:t>
+      </w:r>
+      <w:r>
+        <w:rPr>
+          <w:rFonts w:eastAsiaTheme="minorHAnsi"/>
+          <w:color w:val="000000"/>
+          <w:sz w:val="26"/>
+          <w:szCs w:val="26"/>
+          <w:lang w:val="en-US"/>
+        </w:rPr>
+        <w:t>v_BangPhanCa</w:t>
+      </w:r>
+      <w:r>
+        <w:rPr>
+          <w:rFonts w:eastAsiaTheme="minorHAnsi"/>
+          <w:color w:val="000000"/>
+          <w:sz w:val="26"/>
+          <w:szCs w:val="26"/>
+          <w:lang w:val="en-US"/>
+        </w:rPr>
+        <w:t xml:space="preserve"> </w:t>
+      </w:r>
+      <w:r>
+        <w:rPr>
+          <w:rFonts w:eastAsiaTheme="minorHAnsi"/>
+          <w:color w:val="000000"/>
+          <w:sz w:val="26"/>
+          <w:szCs w:val="26"/>
+          <w:lang w:val="en-US"/>
+        </w:rPr>
+        <w:t xml:space="preserve">AS </w:t>
+      </w:r>
+    </w:p>
+    <w:p>
+      <w:pPr>
+        <w:widowControl/>
+        <w:pBdr>
+          <w:top w:val="single" w:sz="4" w:space="1" w:color="auto"/>
+          <w:left w:val="single" w:sz="4" w:space="4" w:color="auto"/>
+          <w:bottom w:val="single" w:sz="4" w:space="1" w:color="auto"/>
+          <w:right w:val="single" w:sz="4" w:space="4" w:color="auto"/>
+        </w:pBdr>
+        <w:adjustRightInd w:val="0"/>
+        <w:ind w:left="460"/>
+        <w:rPr>
+          <w:rFonts w:eastAsiaTheme="minorHAnsi"/>
+          <w:color w:val="000000"/>
+          <w:sz w:val="26"/>
+          <w:szCs w:val="26"/>
+          <w:lang w:val="en-US"/>
+        </w:rPr>
+      </w:pPr>
+      <w:r>
+        <w:rPr>
+          <w:rFonts w:eastAsiaTheme="minorHAnsi"/>
+          <w:color w:val="000000"/>
+          <w:sz w:val="26"/>
+          <w:szCs w:val="26"/>
+          <w:lang w:val="en-US"/>
+        </w:rPr>
+        <w:t>SELECT nv.MaNV, nv.HoTen, nv.ChucVu, clv.MaCaLamViec, clv.ThGianBDau, clv.ThGianKThuc</w:t>
+      </w:r>
+    </w:p>
+    <w:p>
+      <w:pPr>
+        <w:widowControl/>
+        <w:pBdr>
+          <w:top w:val="single" w:sz="4" w:space="1" w:color="auto"/>
+          <w:left w:val="single" w:sz="4" w:space="4" w:color="auto"/>
+          <w:bottom w:val="single" w:sz="4" w:space="1" w:color="auto"/>
+          <w:right w:val="single" w:sz="4" w:space="4" w:color="auto"/>
+        </w:pBdr>
+        <w:adjustRightInd w:val="0"/>
+        <w:ind w:left="460"/>
+        <w:rPr>
+          <w:rFonts w:eastAsiaTheme="minorHAnsi"/>
+          <w:color w:val="000000"/>
+          <w:sz w:val="26"/>
+          <w:szCs w:val="26"/>
+          <w:lang w:val="en-US"/>
+        </w:rPr>
+      </w:pPr>
+      <w:r>
+        <w:rPr>
+          <w:rFonts w:eastAsiaTheme="minorHAnsi"/>
+          <w:color w:val="000000"/>
+          <w:sz w:val="26"/>
+          <w:szCs w:val="26"/>
+          <w:lang w:val="en-US"/>
+        </w:rPr>
+        <w:t>FROM NHANVIEN nv, CALAMVIEC clv, THAMGIA tg</w:t>
+      </w:r>
+    </w:p>
+    <w:p>
+      <w:pPr>
+        <w:widowControl/>
+        <w:pBdr>
+          <w:top w:val="single" w:sz="4" w:space="1" w:color="auto"/>
+          <w:left w:val="single" w:sz="4" w:space="4" w:color="auto"/>
+          <w:bottom w:val="single" w:sz="4" w:space="1" w:color="auto"/>
+          <w:right w:val="single" w:sz="4" w:space="4" w:color="auto"/>
+        </w:pBdr>
+        <w:adjustRightInd w:val="0"/>
+        <w:ind w:left="460"/>
+        <w:rPr>
+          <w:rFonts w:eastAsiaTheme="minorHAnsi"/>
+          <w:color w:val="000000"/>
+          <w:sz w:val="26"/>
+          <w:szCs w:val="26"/>
+          <w:lang w:val="en-US"/>
+        </w:rPr>
+      </w:pPr>
+      <w:r>
+        <w:rPr>
+          <w:rFonts w:eastAsiaTheme="minorHAnsi"/>
+          <w:color w:val="000000"/>
+          <w:sz w:val="26"/>
+          <w:szCs w:val="26"/>
+          <w:lang w:val="en-US"/>
+        </w:rPr>
+        <w:t>W</w:t>
+      </w:r>
+      <w:r>
+        <w:rPr>
+          <w:rFonts w:eastAsiaTheme="minorHAnsi"/>
+          <w:color w:val="000000"/>
+          <w:sz w:val="26"/>
+          <w:szCs w:val="26"/>
+          <w:lang w:val="en-US"/>
+        </w:rPr>
+        <w:t>HERE</w:t>
+      </w:r>
+      <w:r>
+        <w:rPr>
+          <w:rFonts w:eastAsiaTheme="minorHAnsi"/>
+          <w:color w:val="000000"/>
+          <w:sz w:val="26"/>
+          <w:szCs w:val="26"/>
+          <w:lang w:val="en-US"/>
+        </w:rPr>
+        <w:t xml:space="preserve"> nv.MaNV = tg.MaNV AND clv.MaCaLamViec = tg.MaCa</w:t>
+      </w:r>
+    </w:p>
+    <w:p>
+      <w:pPr>
+        <w:widowControl/>
+        <w:adjustRightInd w:val="0"/>
+        <w:ind w:left="460"/>
+        <w:rPr>
+          <w:rFonts w:eastAsiaTheme="minorHAnsi"/>
+          <w:color w:val="000000"/>
+          <w:sz w:val="26"/>
+          <w:szCs w:val="26"/>
+          <w:lang w:val="en-US"/>
+        </w:rPr>
+      </w:pPr>
+    </w:p>
+    <w:p>
+      <w:pPr>
+        <w:widowControl/>
+        <w:adjustRightInd w:val="0"/>
+        <w:ind w:left="460"/>
+        <w:rPr>
+          <w:rFonts w:eastAsiaTheme="minorHAnsi"/>
+          <w:color w:val="000000"/>
+          <w:sz w:val="26"/>
+          <w:szCs w:val="26"/>
+          <w:lang w:val="en-US"/>
+        </w:rPr>
+      </w:pPr>
+      <w:r>
+        <w:rPr>
+          <w:rFonts w:eastAsiaTheme="minorHAnsi"/>
+          <w:color w:val="000000"/>
+          <w:sz w:val="26"/>
+          <w:szCs w:val="26"/>
+          <w:lang w:val="en-US"/>
+        </w:rPr>
+        <w:t>Thực thi trên C#:</w:t>
+      </w:r>
+    </w:p>
+    <w:p>
+      <w:pPr>
+        <w:widowControl/>
+        <w:adjustRightInd w:val="0"/>
+        <w:ind w:left="460"/>
+        <w:rPr>
+          <w:rFonts w:eastAsiaTheme="minorHAnsi"/>
+          <w:color w:val="000000"/>
+          <w:sz w:val="26"/>
+          <w:szCs w:val="26"/>
+          <w:lang w:val="en-US"/>
+        </w:rPr>
+      </w:pPr>
+    </w:p>
+    <w:p>
+      <w:pPr>
+        <w:widowControl/>
+        <w:pBdr>
+          <w:top w:val="single" w:sz="4" w:space="1" w:color="auto"/>
+          <w:left w:val="single" w:sz="4" w:space="4" w:color="auto"/>
+          <w:bottom w:val="single" w:sz="4" w:space="1" w:color="auto"/>
+          <w:right w:val="single" w:sz="4" w:space="4" w:color="auto"/>
+        </w:pBdr>
+        <w:adjustRightInd w:val="0"/>
+        <w:ind w:left="460"/>
+        <w:rPr>
+          <w:rFonts w:eastAsiaTheme="minorHAnsi"/>
+          <w:color w:val="000000"/>
+          <w:sz w:val="26"/>
+          <w:szCs w:val="26"/>
+          <w:lang w:val="en-US"/>
+        </w:rPr>
+      </w:pPr>
+      <w:r>
+        <w:rPr>
+          <w:rFonts w:eastAsiaTheme="minorHAnsi"/>
+          <w:color w:val="000000"/>
+          <w:sz w:val="26"/>
+          <w:szCs w:val="26"/>
+          <w:lang w:val="en-US"/>
+        </w:rPr>
+        <w:t>public static DataTable shiftDivision(DBConn db)</w:t>
+      </w:r>
+    </w:p>
+    <w:p>
+      <w:pPr>
+        <w:widowControl/>
+        <w:pBdr>
+          <w:top w:val="single" w:sz="4" w:space="1" w:color="auto"/>
+          <w:left w:val="single" w:sz="4" w:space="4" w:color="auto"/>
+          <w:bottom w:val="single" w:sz="4" w:space="1" w:color="auto"/>
+          <w:right w:val="single" w:sz="4" w:space="4" w:color="auto"/>
+        </w:pBdr>
+        <w:adjustRightInd w:val="0"/>
+        <w:ind w:left="460"/>
+        <w:rPr>
+          <w:rFonts w:eastAsiaTheme="minorHAnsi"/>
+          <w:color w:val="000000"/>
+          <w:sz w:val="26"/>
+          <w:szCs w:val="26"/>
+          <w:lang w:val="en-US"/>
+        </w:rPr>
+      </w:pPr>
+      <w:r>
+        <w:rPr>
+          <w:rFonts w:eastAsiaTheme="minorHAnsi"/>
+          <w:color w:val="000000"/>
+          <w:sz w:val="26"/>
+          <w:szCs w:val="26"/>
+          <w:lang w:val="en-US"/>
+        </w:rPr>
+        <w:t>{</w:t>
+      </w:r>
+    </w:p>
+    <w:p>
+      <w:pPr>
+        <w:widowControl/>
+        <w:pBdr>
+          <w:top w:val="single" w:sz="4" w:space="1" w:color="auto"/>
+          <w:left w:val="single" w:sz="4" w:space="4" w:color="auto"/>
+          <w:bottom w:val="single" w:sz="4" w:space="1" w:color="auto"/>
+          <w:right w:val="single" w:sz="4" w:space="4" w:color="auto"/>
+        </w:pBdr>
+        <w:adjustRightInd w:val="0"/>
+        <w:ind w:left="460"/>
+        <w:rPr>
+          <w:rFonts w:eastAsiaTheme="minorHAnsi"/>
+          <w:color w:val="000000"/>
+          <w:sz w:val="26"/>
+          <w:szCs w:val="26"/>
+          <w:lang w:val="en-US"/>
+        </w:rPr>
+      </w:pPr>
+      <w:r>
+        <w:rPr>
+          <w:rFonts w:eastAsiaTheme="minorHAnsi"/>
+          <w:color w:val="000000"/>
+          <w:sz w:val="26"/>
+          <w:szCs w:val="26"/>
+          <w:lang w:val="en-US"/>
+        </w:rPr>
+        <w:t xml:space="preserve">    string sqlquery = "SELECT * FROM </w:t>
+      </w:r>
+      <w:r>
+        <w:rPr>
+          <w:rFonts w:eastAsiaTheme="minorHAnsi"/>
+          <w:color w:val="000000"/>
+          <w:sz w:val="26"/>
+          <w:szCs w:val="26"/>
+          <w:lang w:val="en-US"/>
+        </w:rPr>
+        <w:t>v_BangPhanCa</w:t>
+      </w:r>
+      <w:r>
+        <w:rPr>
+          <w:rFonts w:eastAsiaTheme="minorHAnsi"/>
+          <w:color w:val="000000"/>
+          <w:sz w:val="26"/>
+          <w:szCs w:val="26"/>
+          <w:lang w:val="en-US"/>
+        </w:rPr>
+        <w:t>";</w:t>
+      </w:r>
+    </w:p>
+    <w:p>
+      <w:pPr>
+        <w:widowControl/>
+        <w:pBdr>
+          <w:top w:val="single" w:sz="4" w:space="1" w:color="auto"/>
+          <w:left w:val="single" w:sz="4" w:space="4" w:color="auto"/>
+          <w:bottom w:val="single" w:sz="4" w:space="1" w:color="auto"/>
+          <w:right w:val="single" w:sz="4" w:space="4" w:color="auto"/>
+        </w:pBdr>
+        <w:adjustRightInd w:val="0"/>
+        <w:ind w:left="460"/>
+        <w:rPr>
+          <w:rFonts w:eastAsiaTheme="minorHAnsi"/>
+          <w:color w:val="000000"/>
+          <w:sz w:val="26"/>
+          <w:szCs w:val="26"/>
+          <w:lang w:val="en-US"/>
+        </w:rPr>
+      </w:pPr>
+      <w:r>
+        <w:rPr>
+          <w:rFonts w:eastAsiaTheme="minorHAnsi"/>
+          <w:color w:val="000000"/>
+          <w:sz w:val="26"/>
+          <w:szCs w:val="26"/>
+          <w:lang w:val="en-US"/>
+        </w:rPr>
+        <w:t xml:space="preserve">    return LoadTable(db, sqlquery);</w:t>
+      </w:r>
+    </w:p>
+    <w:p>
+      <w:pPr>
+        <w:widowControl/>
+        <w:pBdr>
+          <w:top w:val="single" w:sz="4" w:space="1" w:color="auto"/>
+          <w:left w:val="single" w:sz="4" w:space="4" w:color="auto"/>
+          <w:bottom w:val="single" w:sz="4" w:space="1" w:color="auto"/>
+          <w:right w:val="single" w:sz="4" w:space="4" w:color="auto"/>
+        </w:pBdr>
+        <w:adjustRightInd w:val="0"/>
+        <w:ind w:left="460"/>
+        <w:rPr>
+          <w:rFonts w:eastAsiaTheme="minorHAnsi"/>
+          <w:color w:val="000000"/>
+          <w:sz w:val="26"/>
+          <w:szCs w:val="26"/>
+          <w:lang w:val="en-US"/>
+        </w:rPr>
+      </w:pPr>
+      <w:r>
+        <w:rPr>
+          <w:rFonts w:eastAsiaTheme="minorHAnsi"/>
+          <w:color w:val="000000"/>
+          <w:sz w:val="26"/>
+          <w:szCs w:val="26"/>
+          <w:lang w:val="en-US"/>
+        </w:rPr>
+        <w:t>}</w:t>
+      </w:r>
+    </w:p>
+    <w:p>
+      <w:pPr>
+        <w:widowControl/>
+        <w:adjustRightInd w:val="0"/>
+        <w:ind w:left="460"/>
+        <w:rPr>
+          <w:rFonts w:eastAsiaTheme="minorHAnsi"/>
+          <w:color w:val="000000"/>
+          <w:sz w:val="26"/>
+          <w:szCs w:val="26"/>
+          <w:lang w:val="en-US"/>
+        </w:rPr>
+      </w:pPr>
+    </w:p>
+    <w:p>
+      <w:pPr>
+        <w:pStyle w:val="ListParagraph"/>
+        <w:numPr>
+          <w:ilvl w:val="1"/>
+          <w:numId w:val="20"/>
+        </w:numPr>
+        <w:spacing w:before="209"/>
+        <w:rPr>
+          <w:b/>
+          <w:bCs/>
+          <w:sz w:val="26"/>
+          <w:szCs w:val="26"/>
+          <w:lang w:val="en-US"/>
+        </w:rPr>
+      </w:pPr>
+      <w:r>
+        <w:rPr>
+          <w:b/>
+          <w:bCs/>
+          <w:sz w:val="26"/>
+          <w:szCs w:val="26"/>
+          <w:lang w:val="en-US"/>
+        </w:rPr>
+        <w:t>Danh mục bảng phân ca:</w:t>
       </w:r>
     </w:p>
     <w:p>
@@ -20869,9 +22670,30 @@
         <w:spacing w:before="209"/>
         <w:ind w:left="460"/>
         <w:rPr>
-          <w:b/>
-          <w:bCs/>
-          <w:sz w:val="24"/>
+          <w:sz w:val="26"/>
+          <w:szCs w:val="26"/>
+          <w:lang w:val="en-US"/>
+        </w:rPr>
+      </w:pPr>
+      <w:r>
+        <w:rPr>
+          <w:sz w:val="26"/>
+          <w:szCs w:val="26"/>
+          <w:lang w:val="en-US"/>
+        </w:rPr>
+        <w:t>Thực thi trên C#:</w:t>
+      </w:r>
+    </w:p>
+    <w:p>
+      <w:pPr>
+        <w:widowControl/>
+        <w:adjustRightInd w:val="0"/>
+        <w:ind w:left="460"/>
+        <w:rPr>
+          <w:rFonts w:eastAsiaTheme="minorHAnsi"/>
+          <w:color w:val="000000"/>
+          <w:sz w:val="26"/>
+          <w:szCs w:val="26"/>
           <w:lang w:val="en-US"/>
         </w:rPr>
       </w:pPr>
@@ -21239,13 +23061,7 @@
                             <w:rPr>
                               <w:spacing w:val="-5"/>
                             </w:rPr>
-                            <w:t>1</w:t>
-                          </w:r>
-                          <w:r>
-                            <w:rPr>
-                              <w:spacing w:val="-5"/>
-                            </w:rPr>
-                            <w:t>7</w:t>
+                            <w:t>17</w:t>
                           </w:r>
                           <w:r>
                             <w:rPr>
@@ -21301,13 +23117,7 @@
                       <w:rPr>
                         <w:spacing w:val="-5"/>
                       </w:rPr>
-                      <w:t>1</w:t>
-                    </w:r>
-                    <w:r>
-                      <w:rPr>
-                        <w:spacing w:val="-5"/>
-                      </w:rPr>
-                      <w:t>7</w:t>
+                      <w:t>17</w:t>
                     </w:r>
                     <w:r>
                       <w:rPr>
@@ -21464,9 +23274,9 @@
   </w:abstractNum>
   <w:abstractNum w:abstractNumId="1" w15:restartNumberingAfterBreak="0">
     <w:nsid w:val="12FE3B40"/>
-    <w:multiLevelType w:val="hybridMultilevel"/>
-    <w:tmpl w:val="C0AE82A4"/>
-    <w:lvl w:ilvl="0" w:tplc="18F6E9B0">
+    <w:multiLevelType w:val="multilevel"/>
+    <w:tmpl w:val="2CDA2130"/>
+    <w:lvl w:ilvl="0">
       <w:start w:val="1"/>
       <w:numFmt w:val="decimal"/>
       <w:lvlText w:val="%1."/>
@@ -21478,77 +23288,109 @@
         <w:rFonts w:hint="default"/>
       </w:rPr>
     </w:lvl>
-    <w:lvl w:ilvl="1" w:tplc="04090019" w:tentative="1">
-      <w:start w:val="1"/>
-      <w:numFmt w:val="lowerLetter"/>
-      <w:lvlText w:val="%2."/>
-      <w:lvlJc w:val="left"/>
-      <w:pPr>
-        <w:ind w:left="1540" w:hanging="360"/>
-      </w:pPr>
-    </w:lvl>
-    <w:lvl w:ilvl="2" w:tplc="0409001B" w:tentative="1">
-      <w:start w:val="1"/>
-      <w:numFmt w:val="lowerRoman"/>
-      <w:lvlText w:val="%3."/>
-      <w:lvlJc w:val="right"/>
-      <w:pPr>
-        <w:ind w:left="2260" w:hanging="180"/>
-      </w:pPr>
-    </w:lvl>
-    <w:lvl w:ilvl="3" w:tplc="0409000F" w:tentative="1">
+    <w:lvl w:ilvl="1">
       <w:start w:val="1"/>
       <w:numFmt w:val="decimal"/>
-      <w:lvlText w:val="%4."/>
+      <w:isLgl/>
+      <w:lvlText w:val="%1.%2."/>
       <w:lvlJc w:val="left"/>
       <w:pPr>
-        <w:ind w:left="2980" w:hanging="360"/>
-      </w:pPr>
+        <w:ind w:left="820" w:hanging="360"/>
+      </w:pPr>
+      <w:rPr>
+        <w:rFonts w:hint="default"/>
+      </w:rPr>
     </w:lvl>
-    <w:lvl w:ilvl="4" w:tplc="04090019" w:tentative="1">
-      <w:start w:val="1"/>
-      <w:numFmt w:val="lowerLetter"/>
-      <w:lvlText w:val="%5."/>
-      <w:lvlJc w:val="left"/>
-      <w:pPr>
-        <w:ind w:left="3700" w:hanging="360"/>
-      </w:pPr>
-    </w:lvl>
-    <w:lvl w:ilvl="5" w:tplc="0409001B" w:tentative="1">
-      <w:start w:val="1"/>
-      <w:numFmt w:val="lowerRoman"/>
-      <w:lvlText w:val="%6."/>
-      <w:lvlJc w:val="right"/>
-      <w:pPr>
-        <w:ind w:left="4420" w:hanging="180"/>
-      </w:pPr>
-    </w:lvl>
-    <w:lvl w:ilvl="6" w:tplc="0409000F" w:tentative="1">
+    <w:lvl w:ilvl="2">
       <w:start w:val="1"/>
       <w:numFmt w:val="decimal"/>
-      <w:lvlText w:val="%7."/>
+      <w:isLgl/>
+      <w:lvlText w:val="%1.%2.%3."/>
       <w:lvlJc w:val="left"/>
       <w:pPr>
-        <w:ind w:left="5140" w:hanging="360"/>
-      </w:pPr>
+        <w:ind w:left="1180" w:hanging="720"/>
+      </w:pPr>
+      <w:rPr>
+        <w:rFonts w:hint="default"/>
+      </w:rPr>
     </w:lvl>
-    <w:lvl w:ilvl="7" w:tplc="04090019" w:tentative="1">
+    <w:lvl w:ilvl="3">
       <w:start w:val="1"/>
-      <w:numFmt w:val="lowerLetter"/>
-      <w:lvlText w:val="%8."/>
+      <w:numFmt w:val="decimal"/>
+      <w:isLgl/>
+      <w:lvlText w:val="%1.%2.%3.%4."/>
       <w:lvlJc w:val="left"/>
       <w:pPr>
-        <w:ind w:left="5860" w:hanging="360"/>
-      </w:pPr>
+        <w:ind w:left="1180" w:hanging="720"/>
+      </w:pPr>
+      <w:rPr>
+        <w:rFonts w:hint="default"/>
+      </w:rPr>
     </w:lvl>
-    <w:lvl w:ilvl="8" w:tplc="0409001B" w:tentative="1">
+    <w:lvl w:ilvl="4">
       <w:start w:val="1"/>
-      <w:numFmt w:val="lowerRoman"/>
-      <w:lvlText w:val="%9."/>
-      <w:lvlJc w:val="right"/>
-      <w:pPr>
-        <w:ind w:left="6580" w:hanging="180"/>
-      </w:pPr>
+      <w:numFmt w:val="decimal"/>
+      <w:isLgl/>
+      <w:lvlText w:val="%1.%2.%3.%4.%5."/>
+      <w:lvlJc w:val="left"/>
+      <w:pPr>
+        <w:ind w:left="1540" w:hanging="1080"/>
+      </w:pPr>
+      <w:rPr>
+        <w:rFonts w:hint="default"/>
+      </w:rPr>
+    </w:lvl>
+    <w:lvl w:ilvl="5">
+      <w:start w:val="1"/>
+      <w:numFmt w:val="decimal"/>
+      <w:isLgl/>
+      <w:lvlText w:val="%1.%2.%3.%4.%5.%6."/>
+      <w:lvlJc w:val="left"/>
+      <w:pPr>
+        <w:ind w:left="1540" w:hanging="1080"/>
+      </w:pPr>
+      <w:rPr>
+        <w:rFonts w:hint="default"/>
+      </w:rPr>
+    </w:lvl>
+    <w:lvl w:ilvl="6">
+      <w:start w:val="1"/>
+      <w:numFmt w:val="decimal"/>
+      <w:isLgl/>
+      <w:lvlText w:val="%1.%2.%3.%4.%5.%6.%7."/>
+      <w:lvlJc w:val="left"/>
+      <w:pPr>
+        <w:ind w:left="1900" w:hanging="1440"/>
+      </w:pPr>
+      <w:rPr>
+        <w:rFonts w:hint="default"/>
+      </w:rPr>
+    </w:lvl>
+    <w:lvl w:ilvl="7">
+      <w:start w:val="1"/>
+      <w:numFmt w:val="decimal"/>
+      <w:isLgl/>
+      <w:lvlText w:val="%1.%2.%3.%4.%5.%6.%7.%8."/>
+      <w:lvlJc w:val="left"/>
+      <w:pPr>
+        <w:ind w:left="1900" w:hanging="1440"/>
+      </w:pPr>
+      <w:rPr>
+        <w:rFonts w:hint="default"/>
+      </w:rPr>
+    </w:lvl>
+    <w:lvl w:ilvl="8">
+      <w:start w:val="1"/>
+      <w:numFmt w:val="decimal"/>
+      <w:isLgl/>
+      <w:lvlText w:val="%1.%2.%3.%4.%5.%6.%7.%8.%9."/>
+      <w:lvlJc w:val="left"/>
+      <w:pPr>
+        <w:ind w:left="2260" w:hanging="1800"/>
+      </w:pPr>
+      <w:rPr>
+        <w:rFonts w:hint="default"/>
+      </w:rPr>
     </w:lvl>
   </w:abstractNum>
   <w:abstractNum w:abstractNumId="2" w15:restartNumberingAfterBreak="0">
@@ -24102,6 +25944,7 @@
   <w:style w:type="paragraph" w:default="1" w:styleId="Normal">
     <w:name w:val="Normal"/>
     <w:qFormat/>
+    <w:rsid w:val="009D202F"/>
     <w:rPr>
       <w:rFonts w:ascii="Times New Roman" w:eastAsia="Times New Roman" w:hAnsi="Times New Roman" w:cs="Times New Roman"/>
       <w:lang w:val="vi"/>
@@ -24197,6 +26040,7 @@
   <w:style w:type="character" w:default="1" w:styleId="DefaultParagraphFont">
     <w:name w:val="Default Paragraph Font"/>
     <w:uiPriority w:val="1"/>
+    <w:semiHidden/>
     <w:unhideWhenUsed/>
   </w:style>
   <w:style w:type="table" w:default="1" w:styleId="TableNormal">

--- a/Báo cáo nhóm 12.docx
+++ b/Báo cáo nhóm 12.docx
@@ -360,7 +360,7 @@
           </mc:Choice>
           <mc:Fallback>
             <w:pict>
-              <v:shape w14:anchorId="50758A62" id="Graphic 1" o:spid="_x0000_s1026" style="position:absolute;margin-left:272.55pt;margin-top:11pt;width:21.65pt;height:.1pt;z-index:251528704;visibility:visible;mso-wrap-style:square;mso-wrap-distance-left:0;mso-wrap-distance-top:0;mso-wrap-distance-right:0;mso-wrap-distance-bottom:0;mso-position-horizontal:absolute;mso-position-horizontal-relative:page;mso-position-vertical:absolute;mso-position-vertical-relative:text;v-text-anchor:top" coordsize="274955,1270" o:gfxdata="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" path="m,l274326,e" filled="f" strokeweight=".33831mm">
+              <v:shape w14:anchorId="22BD5589" id="Graphic 1" o:spid="_x0000_s1026" style="position:absolute;margin-left:272.55pt;margin-top:11pt;width:21.65pt;height:.1pt;z-index:251528704;visibility:visible;mso-wrap-style:square;mso-wrap-distance-left:0;mso-wrap-distance-top:0;mso-wrap-distance-right:0;mso-wrap-distance-bottom:0;mso-position-horizontal:absolute;mso-position-horizontal-relative:page;mso-position-vertical:absolute;mso-position-vertical-relative:text;v-text-anchor:top" coordsize="274955,1270" o:gfxdata="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" path="m,l274326,e" filled="f" strokeweight=".33831mm">
                 <v:stroke dashstyle="dash"/>
                 <v:path arrowok="t"/>
                 <w10:wrap anchorx="page"/>
@@ -441,7 +441,7 @@
           </mc:Choice>
           <mc:Fallback>
             <w:pict>
-              <v:shape w14:anchorId="3D800DB9" id="Graphic 2" o:spid="_x0000_s1026" style="position:absolute;margin-left:311.55pt;margin-top:11pt;width:21.65pt;height:.1pt;z-index:251530752;visibility:visible;mso-wrap-style:square;mso-wrap-distance-left:0;mso-wrap-distance-top:0;mso-wrap-distance-right:0;mso-wrap-distance-bottom:0;mso-position-horizontal:absolute;mso-position-horizontal-relative:page;mso-position-vertical:absolute;mso-position-vertical-relative:text;v-text-anchor:top" coordsize="274955,1270" o:gfxdata="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" path="m,l274326,e" filled="f" strokeweight=".33831mm">
+              <v:shape w14:anchorId="5418E1C0" id="Graphic 2" o:spid="_x0000_s1026" style="position:absolute;margin-left:311.55pt;margin-top:11pt;width:21.65pt;height:.1pt;z-index:251530752;visibility:visible;mso-wrap-style:square;mso-wrap-distance-left:0;mso-wrap-distance-top:0;mso-wrap-distance-right:0;mso-wrap-distance-bottom:0;mso-position-horizontal:absolute;mso-position-horizontal-relative:page;mso-position-vertical:absolute;mso-position-vertical-relative:text;v-text-anchor:top" coordsize="274955,1270" o:gfxdata="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" path="m,l274326,e" filled="f" strokeweight=".33831mm">
                 <v:stroke dashstyle="dash"/>
                 <v:path arrowok="t"/>
                 <w10:wrap anchorx="page"/>
@@ -9984,16 +9984,52 @@
               <w:rPr>
                 <w:sz w:val="26"/>
                 <w:szCs w:val="26"/>
-                <w:lang w:val="vi-VN"/>
-              </w:rPr>
-            </w:pPr>
-            <w:r>
-              <w:rPr>
-                <w:sz w:val="26"/>
-                <w:szCs w:val="26"/>
-                <w:lang w:val="vi-VN"/>
-              </w:rPr>
-              <w:t>  TongTien (check &gt; 0), NOT NULL</w:t>
+                <w:lang w:val="en-US"/>
+              </w:rPr>
+            </w:pPr>
+            <w:r>
+              <w:rPr>
+                <w:sz w:val="26"/>
+                <w:szCs w:val="26"/>
+                <w:lang w:val="vi-VN"/>
+              </w:rPr>
+              <w:t>  </w:t>
+            </w:r>
+            <w:proofErr w:type="spellStart"/>
+            <w:r>
+              <w:rPr>
+                <w:sz w:val="26"/>
+                <w:szCs w:val="26"/>
+                <w:lang w:val="vi-VN"/>
+              </w:rPr>
+              <w:t>TongTien</w:t>
+            </w:r>
+            <w:proofErr w:type="spellEnd"/>
+            <w:r>
+              <w:rPr>
+                <w:sz w:val="26"/>
+                <w:szCs w:val="26"/>
+                <w:lang w:val="vi-VN"/>
+              </w:rPr>
+              <w:t xml:space="preserve"> (</w:t>
+            </w:r>
+            <w:proofErr w:type="spellStart"/>
+            <w:r>
+              <w:rPr>
+                <w:sz w:val="26"/>
+                <w:szCs w:val="26"/>
+                <w:lang w:val="vi-VN"/>
+              </w:rPr>
+              <w:t>check</w:t>
+            </w:r>
+            <w:proofErr w:type="spellEnd"/>
+            <w:r>
+              <w:rPr>
+                <w:sz w:val="26"/>
+                <w:szCs w:val="26"/>
+                <w:lang w:val="vi-VN"/>
+              </w:rPr>
+              <w:t xml:space="preserve"> &gt; 0)</w:t>
             </w:r>
           </w:p>
           <w:p>
@@ -10014,22 +10050,6 @@
               </w:rPr>
               <w:t>  TienKhachDua (check&gt;0)</w:t>
             </w:r>
-            <w:r>
-              <w:rPr>
-                <w:sz w:val="26"/>
-                <w:szCs w:val="26"/>
-                <w:lang w:val="en-US"/>
-              </w:rPr>
-              <w:t xml:space="preserve">, </w:t>
-            </w:r>
-            <w:r>
-              <w:rPr>
-                <w:sz w:val="26"/>
-                <w:szCs w:val="26"/>
-                <w:lang w:val="vi-VN"/>
-              </w:rPr>
-              <w:t>NOT NULL</w:t>
-            </w:r>
           </w:p>
           <w:p>
             <w:pPr>
@@ -10048,22 +10068,6 @@
                 <w:lang w:val="vi-VN"/>
               </w:rPr>
               <w:t>TienThoi (check &gt;= 0)</w:t>
-            </w:r>
-            <w:r>
-              <w:rPr>
-                <w:sz w:val="26"/>
-                <w:szCs w:val="26"/>
-                <w:lang w:val="en-US"/>
-              </w:rPr>
-              <w:t xml:space="preserve">, </w:t>
-            </w:r>
-            <w:r>
-              <w:rPr>
-                <w:sz w:val="26"/>
-                <w:szCs w:val="26"/>
-                <w:lang w:val="vi-VN"/>
-              </w:rPr>
-              <w:t>NOT NULL</w:t>
             </w:r>
           </w:p>
           <w:p>
@@ -10182,24 +10186,23 @@
               </w:rPr>
               <w:t> </w:t>
             </w:r>
-          </w:p>
-          <w:p>
-            <w:pPr>
-              <w:spacing w:before="209"/>
-              <w:ind w:left="459"/>
-              <w:rPr>
-                <w:sz w:val="26"/>
-                <w:szCs w:val="26"/>
-                <w:lang w:val="vi-VN"/>
-              </w:rPr>
-            </w:pPr>
-            <w:r>
-              <w:rPr>
-                <w:sz w:val="26"/>
-                <w:szCs w:val="26"/>
-                <w:lang w:val="vi-VN"/>
-              </w:rPr>
-              <w:t>Khoá chính (MaHoaDon)</w:t>
+            <w:proofErr w:type="spellStart"/>
+            <w:r>
+              <w:rPr>
+                <w:sz w:val="26"/>
+                <w:szCs w:val="26"/>
+                <w:lang w:val="vi-VN"/>
+              </w:rPr>
+              <w:t>Khoá</w:t>
+            </w:r>
+            <w:proofErr w:type="spellEnd"/>
+            <w:r>
+              <w:rPr>
+                <w:sz w:val="26"/>
+                <w:szCs w:val="26"/>
+                <w:lang w:val="vi-VN"/>
+              </w:rPr>
+              <w:t xml:space="preserve"> chính (MaHoaDon)</w:t>
             </w:r>
           </w:p>
           <w:p>
@@ -19104,7 +19107,7 @@
         <w:jc w:val="center"/>
         <w:rPr>
           <w:spacing w:val="-3"/>
-          <w:lang w:val="en-US"/>
+          <w:lang w:val="vi-VN"/>
         </w:rPr>
       </w:pPr>
       <w:r>
@@ -19155,120 +19158,18 @@
         <w:rPr>
           <w:sz w:val="26"/>
           <w:szCs w:val="26"/>
-          <w:lang w:val="en-US"/>
-        </w:rPr>
-      </w:pPr>
-      <w:proofErr w:type="spellStart"/>
+          <w:lang w:val="vi-VN"/>
+        </w:rPr>
+      </w:pPr>
       <w:r>
         <w:rPr>
           <w:spacing w:val="-3"/>
           <w:sz w:val="26"/>
           <w:szCs w:val="26"/>
-          <w:lang w:val="en-US"/>
-        </w:rPr>
-        <w:t>Kết</w:t>
-      </w:r>
-      <w:proofErr w:type="spellEnd"/>
-      <w:r>
-        <w:rPr>
-          <w:spacing w:val="-3"/>
-          <w:sz w:val="26"/>
-          <w:szCs w:val="26"/>
-          <w:lang w:val="en-US"/>
-        </w:rPr>
-        <w:t xml:space="preserve"> </w:t>
-      </w:r>
-      <w:proofErr w:type="spellStart"/>
-      <w:r>
-        <w:rPr>
-          <w:spacing w:val="-3"/>
-          <w:sz w:val="26"/>
-          <w:szCs w:val="26"/>
-          <w:lang w:val="en-US"/>
-        </w:rPr>
-        <w:t>nối</w:t>
-      </w:r>
-      <w:proofErr w:type="spellEnd"/>
-      <w:r>
-        <w:rPr>
-          <w:spacing w:val="-3"/>
-          <w:sz w:val="26"/>
-          <w:szCs w:val="26"/>
-          <w:lang w:val="en-US"/>
-        </w:rPr>
-        <w:t xml:space="preserve"> </w:t>
-      </w:r>
-      <w:proofErr w:type="spellStart"/>
-      <w:r>
-        <w:rPr>
-          <w:spacing w:val="-3"/>
-          <w:sz w:val="26"/>
-          <w:szCs w:val="26"/>
-          <w:lang w:val="en-US"/>
-        </w:rPr>
-        <w:t>cơ</w:t>
-      </w:r>
-      <w:proofErr w:type="spellEnd"/>
-      <w:r>
-        <w:rPr>
-          <w:spacing w:val="-3"/>
-          <w:sz w:val="26"/>
-          <w:szCs w:val="26"/>
-          <w:lang w:val="en-US"/>
-        </w:rPr>
-        <w:t xml:space="preserve"> </w:t>
-      </w:r>
-      <w:proofErr w:type="spellStart"/>
-      <w:r>
-        <w:rPr>
-          <w:spacing w:val="-3"/>
-          <w:sz w:val="26"/>
-          <w:szCs w:val="26"/>
-          <w:lang w:val="en-US"/>
-        </w:rPr>
-        <w:t>sở</w:t>
-      </w:r>
-      <w:proofErr w:type="spellEnd"/>
-      <w:r>
-        <w:rPr>
-          <w:spacing w:val="-3"/>
-          <w:sz w:val="26"/>
-          <w:szCs w:val="26"/>
-          <w:lang w:val="en-US"/>
-        </w:rPr>
-        <w:t xml:space="preserve"> </w:t>
-      </w:r>
-      <w:proofErr w:type="spellStart"/>
-      <w:r>
-        <w:rPr>
-          <w:spacing w:val="-3"/>
-          <w:sz w:val="26"/>
-          <w:szCs w:val="26"/>
-          <w:lang w:val="en-US"/>
-        </w:rPr>
-        <w:t>dữ</w:t>
-      </w:r>
-      <w:proofErr w:type="spellEnd"/>
-      <w:r>
-        <w:rPr>
-          <w:spacing w:val="-3"/>
-          <w:sz w:val="26"/>
-          <w:szCs w:val="26"/>
-          <w:lang w:val="en-US"/>
-        </w:rPr>
-        <w:t xml:space="preserve"> </w:t>
-      </w:r>
-      <w:proofErr w:type="spellStart"/>
-      <w:r>
-        <w:rPr>
-          <w:spacing w:val="-3"/>
-          <w:sz w:val="26"/>
-          <w:szCs w:val="26"/>
-          <w:lang w:val="en-US"/>
-        </w:rPr>
-        <w:t>liệu</w:t>
-      </w:r>
-      <w:proofErr w:type="spellEnd"/>
+          <w:lang w:val="vi-VN"/>
+        </w:rPr>
+        <w:t>Kết nối cơ sở dữ liệu</w:t>
+      </w:r>
     </w:p>
     <w:p>
       <w:pPr>
@@ -21013,16 +20914,7 @@
           <w:sz w:val="24"/>
           <w:lang w:val="en-US"/>
         </w:rPr>
-        <w:t xml:space="preserve"> </w:t>
-      </w:r>
-      <w:r>
-        <w:rPr>
-          <w:b/>
-          <w:bCs/>
-          <w:sz w:val="24"/>
-          <w:lang w:val="en-US"/>
-        </w:rPr>
-        <w:t xml:space="preserve"> Danh </w:t>
+        <w:t xml:space="preserve">  Danh </w:t>
       </w:r>
       <w:proofErr w:type="spellStart"/>
       <w:r>
@@ -21648,7 +21540,6 @@
       <w:r>
         <w:rPr>
           <w:sz w:val="24"/>
-          <w:lang w:val="en-US"/>
         </w:rPr>
         <w:t xml:space="preserve">       </w:t>
       </w:r>
@@ -21744,7 +21635,6 @@
         <w:t xml:space="preserve"> </w:t>
       </w:r>
       <w:proofErr w:type="spellStart"/>
-      <w:proofErr w:type="gramStart"/>
       <w:r>
         <w:rPr>
           <w:sz w:val="26"/>
@@ -21763,7 +21653,6 @@
         <w:t>(</w:t>
       </w:r>
       <w:proofErr w:type="spellStart"/>
-      <w:proofErr w:type="gramEnd"/>
       <w:r>
         <w:rPr>
           <w:sz w:val="26"/>
@@ -21877,7 +21766,6 @@
         <w:t>v_ThongTinNhanVien</w:t>
       </w:r>
       <w:proofErr w:type="spellEnd"/>
-      <w:proofErr w:type="gramStart"/>
       <w:r>
         <w:rPr>
           <w:sz w:val="26"/>
@@ -21886,7 +21774,6 @@
         </w:rPr>
         <w:t>";</w:t>
       </w:r>
-      <w:proofErr w:type="gramEnd"/>
     </w:p>
     <w:p>
       <w:pPr>
@@ -21913,7 +21800,6 @@
         <w:t xml:space="preserve">return </w:t>
       </w:r>
       <w:proofErr w:type="spellStart"/>
-      <w:proofErr w:type="gramStart"/>
       <w:r>
         <w:rPr>
           <w:sz w:val="26"/>
@@ -21932,7 +21818,6 @@
         <w:t>(</w:t>
       </w:r>
       <w:proofErr w:type="spellStart"/>
-      <w:proofErr w:type="gramEnd"/>
       <w:r>
         <w:rPr>
           <w:sz w:val="26"/>
@@ -22564,24 +22449,13 @@
           <w:szCs w:val="26"/>
         </w:rPr>
       </w:pPr>
-    </w:p>
-    <w:p>
-      <w:pPr>
-        <w:widowControl/>
-        <w:adjustRightInd w:val="0"/>
-        <w:ind w:left="460"/>
-        <w:rPr>
-          <w:rFonts w:eastAsiaTheme="minorHAnsi"/>
-          <w:sz w:val="26"/>
-          <w:szCs w:val="26"/>
-        </w:rPr>
-      </w:pPr>
-      <w:r>
-        <w:rPr>
-          <w:rFonts w:eastAsiaTheme="minorHAnsi"/>
-          <w:sz w:val="26"/>
-          <w:szCs w:val="26"/>
-        </w:rPr>
+      <w:r>
+        <w:rPr>
+          <w:rFonts w:eastAsiaTheme="minorHAnsi"/>
+          <w:sz w:val="26"/>
+          <w:szCs w:val="26"/>
+        </w:rPr>
+        <w:lastRenderedPageBreak/>
         <w:t>Thực thi trên C#:</w:t>
       </w:r>
     </w:p>
@@ -22759,19 +22633,6 @@
     </w:p>
     <w:p>
       <w:pPr>
-        <w:widowControl/>
-        <w:adjustRightInd w:val="0"/>
-        <w:ind w:left="460"/>
-        <w:rPr>
-          <w:rFonts w:eastAsiaTheme="minorHAnsi"/>
-          <w:color w:val="000000"/>
-          <w:sz w:val="26"/>
-          <w:szCs w:val="26"/>
-        </w:rPr>
-      </w:pPr>
-    </w:p>
-    <w:p>
-      <w:pPr>
         <w:pStyle w:val="ListParagraph"/>
         <w:numPr>
           <w:ilvl w:val="1"/>
@@ -23184,11 +23045,2869 @@
     <w:p>
       <w:pPr>
         <w:pStyle w:val="ListParagraph"/>
+        <w:numPr>
+          <w:ilvl w:val="1"/>
+          <w:numId w:val="20"/>
+        </w:numPr>
         <w:spacing w:before="209"/>
-        <w:ind w:left="820" w:firstLine="0"/>
+        <w:rPr>
+          <w:b/>
+          <w:bCs/>
+          <w:sz w:val="26"/>
+          <w:szCs w:val="26"/>
+        </w:rPr>
+      </w:pPr>
+      <w:r>
+        <w:rPr>
+          <w:b/>
+          <w:bCs/>
+          <w:sz w:val="26"/>
+          <w:szCs w:val="26"/>
+        </w:rPr>
+        <w:t xml:space="preserve">Danh mục </w:t>
+      </w:r>
+      <w:r>
+        <w:rPr>
+          <w:b/>
+          <w:bCs/>
+          <w:sz w:val="26"/>
+          <w:szCs w:val="26"/>
+        </w:rPr>
+        <w:t>phiếu thu (đơn nhập)</w:t>
+      </w:r>
+      <w:r>
+        <w:rPr>
+          <w:b/>
+          <w:bCs/>
+          <w:sz w:val="26"/>
+          <w:szCs w:val="26"/>
+        </w:rPr>
+        <w:t>:</w:t>
+      </w:r>
+    </w:p>
+    <w:p>
+      <w:pPr>
+        <w:widowControl/>
+        <w:adjustRightInd w:val="0"/>
+        <w:ind w:left="460"/>
+        <w:rPr>
+          <w:rFonts w:eastAsiaTheme="minorHAnsi"/>
+          <w:color w:val="000000"/>
+          <w:sz w:val="26"/>
+          <w:szCs w:val="26"/>
+          <w:lang w:val="en-US"/>
+        </w:rPr>
+      </w:pPr>
+    </w:p>
+    <w:p>
+      <w:pPr>
+        <w:widowControl/>
+        <w:pBdr>
+          <w:top w:val="single" w:sz="4" w:space="1" w:color="auto"/>
+          <w:left w:val="single" w:sz="4" w:space="4" w:color="auto"/>
+          <w:bottom w:val="single" w:sz="4" w:space="1" w:color="auto"/>
+          <w:right w:val="single" w:sz="4" w:space="4" w:color="auto"/>
+        </w:pBdr>
+        <w:adjustRightInd w:val="0"/>
+        <w:ind w:left="460"/>
+        <w:rPr>
+          <w:rFonts w:eastAsiaTheme="minorHAnsi"/>
+          <w:color w:val="000000"/>
+          <w:sz w:val="26"/>
+          <w:szCs w:val="26"/>
+        </w:rPr>
+      </w:pPr>
+      <w:r>
+        <w:rPr>
+          <w:rFonts w:eastAsiaTheme="minorHAnsi"/>
+          <w:color w:val="000000"/>
+          <w:sz w:val="26"/>
+          <w:szCs w:val="26"/>
+        </w:rPr>
+        <w:t xml:space="preserve">CREATE VIEW </w:t>
+      </w:r>
+      <w:proofErr w:type="spellStart"/>
+      <w:r>
+        <w:rPr>
+          <w:rFonts w:eastAsiaTheme="minorHAnsi"/>
+          <w:color w:val="000000"/>
+          <w:sz w:val="26"/>
+          <w:szCs w:val="26"/>
+        </w:rPr>
+        <w:t>v_ChiTietDonNhap</w:t>
+      </w:r>
+      <w:proofErr w:type="spellEnd"/>
+      <w:r>
+        <w:rPr>
+          <w:rFonts w:eastAsiaTheme="minorHAnsi"/>
+          <w:color w:val="000000"/>
+          <w:sz w:val="26"/>
+          <w:szCs w:val="26"/>
+        </w:rPr>
+        <w:t xml:space="preserve"> AS</w:t>
+      </w:r>
+    </w:p>
+    <w:p>
+      <w:pPr>
+        <w:widowControl/>
+        <w:pBdr>
+          <w:top w:val="single" w:sz="4" w:space="1" w:color="auto"/>
+          <w:left w:val="single" w:sz="4" w:space="4" w:color="auto"/>
+          <w:bottom w:val="single" w:sz="4" w:space="1" w:color="auto"/>
+          <w:right w:val="single" w:sz="4" w:space="4" w:color="auto"/>
+        </w:pBdr>
+        <w:adjustRightInd w:val="0"/>
+        <w:ind w:left="460"/>
+        <w:rPr>
+          <w:rFonts w:eastAsiaTheme="minorHAnsi"/>
+          <w:color w:val="000000"/>
+          <w:sz w:val="26"/>
+          <w:szCs w:val="26"/>
+        </w:rPr>
+      </w:pPr>
+      <w:r>
+        <w:rPr>
+          <w:rFonts w:eastAsiaTheme="minorHAnsi"/>
+          <w:color w:val="000000"/>
+          <w:sz w:val="26"/>
+          <w:szCs w:val="26"/>
+        </w:rPr>
+        <w:t xml:space="preserve">SELECT </w:t>
+      </w:r>
+      <w:proofErr w:type="spellStart"/>
+      <w:r>
+        <w:rPr>
+          <w:rFonts w:eastAsiaTheme="minorHAnsi"/>
+          <w:color w:val="000000"/>
+          <w:sz w:val="26"/>
+          <w:szCs w:val="26"/>
+        </w:rPr>
+        <w:t>dn.MaDonNhap</w:t>
+      </w:r>
+      <w:proofErr w:type="spellEnd"/>
+      <w:r>
+        <w:rPr>
+          <w:rFonts w:eastAsiaTheme="minorHAnsi"/>
+          <w:color w:val="000000"/>
+          <w:sz w:val="26"/>
+          <w:szCs w:val="26"/>
+        </w:rPr>
+        <w:t xml:space="preserve">, </w:t>
+      </w:r>
+      <w:proofErr w:type="spellStart"/>
+      <w:r>
+        <w:rPr>
+          <w:rFonts w:eastAsiaTheme="minorHAnsi"/>
+          <w:color w:val="000000"/>
+          <w:sz w:val="26"/>
+          <w:szCs w:val="26"/>
+        </w:rPr>
+        <w:t>ctdn.MaSPham</w:t>
+      </w:r>
+      <w:proofErr w:type="spellEnd"/>
+      <w:r>
+        <w:rPr>
+          <w:rFonts w:eastAsiaTheme="minorHAnsi"/>
+          <w:color w:val="000000"/>
+          <w:sz w:val="26"/>
+          <w:szCs w:val="26"/>
+        </w:rPr>
+        <w:t xml:space="preserve">, </w:t>
+      </w:r>
+      <w:proofErr w:type="spellStart"/>
+      <w:r>
+        <w:rPr>
+          <w:rFonts w:eastAsiaTheme="minorHAnsi"/>
+          <w:color w:val="000000"/>
+          <w:sz w:val="26"/>
+          <w:szCs w:val="26"/>
+        </w:rPr>
+        <w:t>ctdn.SoLuongNhap</w:t>
+      </w:r>
+      <w:proofErr w:type="spellEnd"/>
+      <w:r>
+        <w:rPr>
+          <w:rFonts w:eastAsiaTheme="minorHAnsi"/>
+          <w:color w:val="000000"/>
+          <w:sz w:val="26"/>
+          <w:szCs w:val="26"/>
+        </w:rPr>
+        <w:t xml:space="preserve">, </w:t>
+      </w:r>
+      <w:proofErr w:type="spellStart"/>
+      <w:r>
+        <w:rPr>
+          <w:rFonts w:eastAsiaTheme="minorHAnsi"/>
+          <w:color w:val="000000"/>
+          <w:sz w:val="26"/>
+          <w:szCs w:val="26"/>
+        </w:rPr>
+        <w:t>ctdn.GiaNhap</w:t>
+      </w:r>
+      <w:proofErr w:type="spellEnd"/>
+      <w:r>
+        <w:rPr>
+          <w:rFonts w:eastAsiaTheme="minorHAnsi"/>
+          <w:color w:val="000000"/>
+          <w:sz w:val="26"/>
+          <w:szCs w:val="26"/>
+        </w:rPr>
+        <w:t xml:space="preserve">, </w:t>
+      </w:r>
+      <w:proofErr w:type="spellStart"/>
+      <w:r>
+        <w:rPr>
+          <w:rFonts w:eastAsiaTheme="minorHAnsi"/>
+          <w:color w:val="000000"/>
+          <w:sz w:val="26"/>
+          <w:szCs w:val="26"/>
+        </w:rPr>
+        <w:t>sp.TenSPham</w:t>
+      </w:r>
+      <w:proofErr w:type="spellEnd"/>
+      <w:r>
+        <w:rPr>
+          <w:rFonts w:eastAsiaTheme="minorHAnsi"/>
+          <w:color w:val="000000"/>
+          <w:sz w:val="26"/>
+          <w:szCs w:val="26"/>
+        </w:rPr>
+        <w:t xml:space="preserve">, </w:t>
+      </w:r>
+      <w:proofErr w:type="spellStart"/>
+      <w:r>
+        <w:rPr>
+          <w:rFonts w:eastAsiaTheme="minorHAnsi"/>
+          <w:color w:val="000000"/>
+          <w:sz w:val="26"/>
+          <w:szCs w:val="26"/>
+        </w:rPr>
+        <w:t>dn.NgNhap</w:t>
+      </w:r>
+      <w:proofErr w:type="spellEnd"/>
+    </w:p>
+    <w:p>
+      <w:pPr>
+        <w:widowControl/>
+        <w:pBdr>
+          <w:top w:val="single" w:sz="4" w:space="1" w:color="auto"/>
+          <w:left w:val="single" w:sz="4" w:space="4" w:color="auto"/>
+          <w:bottom w:val="single" w:sz="4" w:space="1" w:color="auto"/>
+          <w:right w:val="single" w:sz="4" w:space="4" w:color="auto"/>
+        </w:pBdr>
+        <w:adjustRightInd w:val="0"/>
+        <w:ind w:left="460"/>
+        <w:rPr>
+          <w:rFonts w:eastAsiaTheme="minorHAnsi"/>
+          <w:color w:val="000000"/>
+          <w:sz w:val="26"/>
+          <w:szCs w:val="26"/>
+        </w:rPr>
+      </w:pPr>
+      <w:r>
+        <w:rPr>
+          <w:rFonts w:eastAsiaTheme="minorHAnsi"/>
+          <w:color w:val="000000"/>
+          <w:sz w:val="26"/>
+          <w:szCs w:val="26"/>
+        </w:rPr>
+        <w:t xml:space="preserve">FROM CHITIETDONNHAP </w:t>
+      </w:r>
+      <w:proofErr w:type="spellStart"/>
+      <w:r>
+        <w:rPr>
+          <w:rFonts w:eastAsiaTheme="minorHAnsi"/>
+          <w:color w:val="000000"/>
+          <w:sz w:val="26"/>
+          <w:szCs w:val="26"/>
+        </w:rPr>
+        <w:t>ctdn</w:t>
+      </w:r>
+      <w:proofErr w:type="spellEnd"/>
+      <w:r>
+        <w:rPr>
+          <w:rFonts w:eastAsiaTheme="minorHAnsi"/>
+          <w:color w:val="000000"/>
+          <w:sz w:val="26"/>
+          <w:szCs w:val="26"/>
+        </w:rPr>
+        <w:t xml:space="preserve"> INNER JOIN</w:t>
+      </w:r>
+    </w:p>
+    <w:p>
+      <w:pPr>
+        <w:widowControl/>
+        <w:pBdr>
+          <w:top w:val="single" w:sz="4" w:space="1" w:color="auto"/>
+          <w:left w:val="single" w:sz="4" w:space="4" w:color="auto"/>
+          <w:bottom w:val="single" w:sz="4" w:space="1" w:color="auto"/>
+          <w:right w:val="single" w:sz="4" w:space="4" w:color="auto"/>
+        </w:pBdr>
+        <w:adjustRightInd w:val="0"/>
+        <w:ind w:left="460"/>
+        <w:rPr>
+          <w:rFonts w:eastAsiaTheme="minorHAnsi"/>
+          <w:color w:val="000000"/>
+          <w:sz w:val="26"/>
+          <w:szCs w:val="26"/>
+        </w:rPr>
+      </w:pPr>
+      <w:r>
+        <w:rPr>
+          <w:rFonts w:eastAsiaTheme="minorHAnsi"/>
+          <w:color w:val="000000"/>
+          <w:sz w:val="26"/>
+          <w:szCs w:val="26"/>
+        </w:rPr>
+        <w:t xml:space="preserve">     DONNHAP </w:t>
+      </w:r>
+      <w:proofErr w:type="spellStart"/>
+      <w:r>
+        <w:rPr>
+          <w:rFonts w:eastAsiaTheme="minorHAnsi"/>
+          <w:color w:val="000000"/>
+          <w:sz w:val="26"/>
+          <w:szCs w:val="26"/>
+        </w:rPr>
+        <w:t>dn</w:t>
+      </w:r>
+      <w:proofErr w:type="spellEnd"/>
+      <w:r>
+        <w:rPr>
+          <w:rFonts w:eastAsiaTheme="minorHAnsi"/>
+          <w:color w:val="000000"/>
+          <w:sz w:val="26"/>
+          <w:szCs w:val="26"/>
+        </w:rPr>
+        <w:t xml:space="preserve"> ON </w:t>
+      </w:r>
+      <w:proofErr w:type="spellStart"/>
+      <w:r>
+        <w:rPr>
+          <w:rFonts w:eastAsiaTheme="minorHAnsi"/>
+          <w:color w:val="000000"/>
+          <w:sz w:val="26"/>
+          <w:szCs w:val="26"/>
+        </w:rPr>
+        <w:t>ctdn.MaDonNhap</w:t>
+      </w:r>
+      <w:proofErr w:type="spellEnd"/>
+      <w:r>
+        <w:rPr>
+          <w:rFonts w:eastAsiaTheme="minorHAnsi"/>
+          <w:color w:val="000000"/>
+          <w:sz w:val="26"/>
+          <w:szCs w:val="26"/>
+        </w:rPr>
+        <w:t xml:space="preserve"> = </w:t>
+      </w:r>
+      <w:proofErr w:type="spellStart"/>
+      <w:r>
+        <w:rPr>
+          <w:rFonts w:eastAsiaTheme="minorHAnsi"/>
+          <w:color w:val="000000"/>
+          <w:sz w:val="26"/>
+          <w:szCs w:val="26"/>
+        </w:rPr>
+        <w:t>dn.MaDonNhap</w:t>
+      </w:r>
+      <w:proofErr w:type="spellEnd"/>
+      <w:r>
+        <w:rPr>
+          <w:rFonts w:eastAsiaTheme="minorHAnsi"/>
+          <w:color w:val="000000"/>
+          <w:sz w:val="26"/>
+          <w:szCs w:val="26"/>
+        </w:rPr>
+        <w:t xml:space="preserve"> INNER JOIN</w:t>
+      </w:r>
+    </w:p>
+    <w:p>
+      <w:pPr>
+        <w:widowControl/>
+        <w:pBdr>
+          <w:top w:val="single" w:sz="4" w:space="1" w:color="auto"/>
+          <w:left w:val="single" w:sz="4" w:space="4" w:color="auto"/>
+          <w:bottom w:val="single" w:sz="4" w:space="1" w:color="auto"/>
+          <w:right w:val="single" w:sz="4" w:space="4" w:color="auto"/>
+        </w:pBdr>
+        <w:adjustRightInd w:val="0"/>
+        <w:ind w:left="460"/>
+        <w:rPr>
+          <w:rFonts w:eastAsiaTheme="minorHAnsi"/>
+          <w:color w:val="000000"/>
+          <w:sz w:val="26"/>
+          <w:szCs w:val="26"/>
+          <w:lang w:val="en-US"/>
+        </w:rPr>
+      </w:pPr>
+      <w:r>
+        <w:rPr>
+          <w:rFonts w:eastAsiaTheme="minorHAnsi"/>
+          <w:color w:val="000000"/>
+          <w:sz w:val="26"/>
+          <w:szCs w:val="26"/>
+        </w:rPr>
+        <w:t xml:space="preserve">     SANPHAM </w:t>
+      </w:r>
+      <w:proofErr w:type="spellStart"/>
+      <w:r>
+        <w:rPr>
+          <w:rFonts w:eastAsiaTheme="minorHAnsi"/>
+          <w:color w:val="000000"/>
+          <w:sz w:val="26"/>
+          <w:szCs w:val="26"/>
+        </w:rPr>
+        <w:t>sp</w:t>
+      </w:r>
+      <w:proofErr w:type="spellEnd"/>
+      <w:r>
+        <w:rPr>
+          <w:rFonts w:eastAsiaTheme="minorHAnsi"/>
+          <w:color w:val="000000"/>
+          <w:sz w:val="26"/>
+          <w:szCs w:val="26"/>
+        </w:rPr>
+        <w:t xml:space="preserve"> ON </w:t>
+      </w:r>
+      <w:proofErr w:type="spellStart"/>
+      <w:r>
+        <w:rPr>
+          <w:rFonts w:eastAsiaTheme="minorHAnsi"/>
+          <w:color w:val="000000"/>
+          <w:sz w:val="26"/>
+          <w:szCs w:val="26"/>
+        </w:rPr>
+        <w:t>ctdn.MaSPham</w:t>
+      </w:r>
+      <w:proofErr w:type="spellEnd"/>
+      <w:r>
+        <w:rPr>
+          <w:rFonts w:eastAsiaTheme="minorHAnsi"/>
+          <w:color w:val="000000"/>
+          <w:sz w:val="26"/>
+          <w:szCs w:val="26"/>
+        </w:rPr>
+        <w:t xml:space="preserve"> = </w:t>
+      </w:r>
+      <w:proofErr w:type="spellStart"/>
+      <w:r>
+        <w:rPr>
+          <w:rFonts w:eastAsiaTheme="minorHAnsi"/>
+          <w:color w:val="000000"/>
+          <w:sz w:val="26"/>
+          <w:szCs w:val="26"/>
+        </w:rPr>
+        <w:t>sp.MaSPham</w:t>
+      </w:r>
+      <w:proofErr w:type="spellEnd"/>
+    </w:p>
+    <w:p>
+      <w:pPr>
+        <w:widowControl/>
+        <w:adjustRightInd w:val="0"/>
+        <w:ind w:left="460"/>
+        <w:rPr>
+          <w:rFonts w:eastAsiaTheme="minorHAnsi"/>
+          <w:color w:val="000000"/>
+          <w:sz w:val="26"/>
+          <w:szCs w:val="26"/>
+          <w:lang w:val="en-US"/>
+        </w:rPr>
+      </w:pPr>
+    </w:p>
+    <w:p>
+      <w:pPr>
+        <w:widowControl/>
+        <w:adjustRightInd w:val="0"/>
+        <w:ind w:left="460"/>
+        <w:rPr>
+          <w:rFonts w:eastAsiaTheme="minorHAnsi"/>
+          <w:color w:val="000000"/>
+          <w:sz w:val="26"/>
+          <w:szCs w:val="26"/>
+          <w:lang w:val="en-US"/>
+        </w:rPr>
+      </w:pPr>
+      <w:proofErr w:type="spellStart"/>
+      <w:r>
+        <w:rPr>
+          <w:rFonts w:eastAsiaTheme="minorHAnsi"/>
+          <w:color w:val="000000"/>
+          <w:sz w:val="26"/>
+          <w:szCs w:val="26"/>
+          <w:lang w:val="en-US"/>
+        </w:rPr>
+        <w:t>Thực</w:t>
+      </w:r>
+      <w:proofErr w:type="spellEnd"/>
+      <w:r>
+        <w:rPr>
+          <w:rFonts w:eastAsiaTheme="minorHAnsi"/>
+          <w:color w:val="000000"/>
+          <w:sz w:val="26"/>
+          <w:szCs w:val="26"/>
+          <w:lang w:val="en-US"/>
+        </w:rPr>
+        <w:t xml:space="preserve"> </w:t>
+      </w:r>
+      <w:proofErr w:type="spellStart"/>
+      <w:r>
+        <w:rPr>
+          <w:rFonts w:eastAsiaTheme="minorHAnsi"/>
+          <w:color w:val="000000"/>
+          <w:sz w:val="26"/>
+          <w:szCs w:val="26"/>
+          <w:lang w:val="en-US"/>
+        </w:rPr>
+        <w:t>thi</w:t>
+      </w:r>
+      <w:proofErr w:type="spellEnd"/>
+      <w:r>
+        <w:rPr>
+          <w:rFonts w:eastAsiaTheme="minorHAnsi"/>
+          <w:color w:val="000000"/>
+          <w:sz w:val="26"/>
+          <w:szCs w:val="26"/>
+          <w:lang w:val="en-US"/>
+        </w:rPr>
+        <w:t xml:space="preserve"> </w:t>
+      </w:r>
+      <w:proofErr w:type="spellStart"/>
+      <w:r>
+        <w:rPr>
+          <w:rFonts w:eastAsiaTheme="minorHAnsi"/>
+          <w:color w:val="000000"/>
+          <w:sz w:val="26"/>
+          <w:szCs w:val="26"/>
+          <w:lang w:val="en-US"/>
+        </w:rPr>
+        <w:t>trên</w:t>
+      </w:r>
+      <w:proofErr w:type="spellEnd"/>
+      <w:r>
+        <w:rPr>
+          <w:rFonts w:eastAsiaTheme="minorHAnsi"/>
+          <w:color w:val="000000"/>
+          <w:sz w:val="26"/>
+          <w:szCs w:val="26"/>
+          <w:lang w:val="en-US"/>
+        </w:rPr>
+        <w:t xml:space="preserve"> C#:</w:t>
+      </w:r>
+    </w:p>
+    <w:p>
+      <w:pPr>
+        <w:widowControl/>
+        <w:adjustRightInd w:val="0"/>
+        <w:ind w:left="460"/>
+        <w:rPr>
+          <w:rFonts w:eastAsiaTheme="minorHAnsi"/>
+          <w:color w:val="000000"/>
+          <w:sz w:val="26"/>
+          <w:szCs w:val="26"/>
+          <w:lang w:val="en-US"/>
+        </w:rPr>
+      </w:pPr>
+    </w:p>
+    <w:p>
+      <w:pPr>
+        <w:widowControl/>
+        <w:pBdr>
+          <w:top w:val="single" w:sz="4" w:space="1" w:color="auto"/>
+          <w:left w:val="single" w:sz="4" w:space="4" w:color="auto"/>
+          <w:bottom w:val="single" w:sz="4" w:space="1" w:color="auto"/>
+          <w:right w:val="single" w:sz="4" w:space="4" w:color="auto"/>
+        </w:pBdr>
+        <w:adjustRightInd w:val="0"/>
+        <w:ind w:left="460"/>
+        <w:rPr>
+          <w:rFonts w:eastAsiaTheme="minorHAnsi"/>
+          <w:color w:val="000000"/>
+          <w:sz w:val="26"/>
+          <w:szCs w:val="26"/>
+          <w:lang w:val="en-US"/>
+        </w:rPr>
+      </w:pPr>
+      <w:r>
+        <w:rPr>
+          <w:rFonts w:eastAsiaTheme="minorHAnsi"/>
+          <w:color w:val="000000"/>
+          <w:sz w:val="26"/>
+          <w:szCs w:val="26"/>
+          <w:lang w:val="en-US"/>
+        </w:rPr>
+        <w:t xml:space="preserve">public static </w:t>
+      </w:r>
+      <w:proofErr w:type="spellStart"/>
+      <w:r>
+        <w:rPr>
+          <w:rFonts w:eastAsiaTheme="minorHAnsi"/>
+          <w:color w:val="000000"/>
+          <w:sz w:val="26"/>
+          <w:szCs w:val="26"/>
+          <w:lang w:val="en-US"/>
+        </w:rPr>
+        <w:t>DataTable</w:t>
+      </w:r>
+      <w:proofErr w:type="spellEnd"/>
+      <w:r>
+        <w:rPr>
+          <w:rFonts w:eastAsiaTheme="minorHAnsi"/>
+          <w:color w:val="000000"/>
+          <w:sz w:val="26"/>
+          <w:szCs w:val="26"/>
+          <w:lang w:val="en-US"/>
+        </w:rPr>
+        <w:t xml:space="preserve"> </w:t>
+      </w:r>
+      <w:proofErr w:type="spellStart"/>
+      <w:r>
+        <w:rPr>
+          <w:rFonts w:eastAsiaTheme="minorHAnsi"/>
+          <w:color w:val="000000"/>
+          <w:sz w:val="26"/>
+          <w:szCs w:val="26"/>
+          <w:lang w:val="en-US"/>
+        </w:rPr>
+        <w:t>stockReceipts</w:t>
+      </w:r>
+      <w:proofErr w:type="spellEnd"/>
+      <w:r>
+        <w:rPr>
+          <w:rFonts w:eastAsiaTheme="minorHAnsi"/>
+          <w:color w:val="000000"/>
+          <w:sz w:val="26"/>
+          <w:szCs w:val="26"/>
+          <w:lang w:val="en-US"/>
+        </w:rPr>
+        <w:t>(</w:t>
+      </w:r>
+      <w:proofErr w:type="spellStart"/>
+      <w:r>
+        <w:rPr>
+          <w:rFonts w:eastAsiaTheme="minorHAnsi"/>
+          <w:color w:val="000000"/>
+          <w:sz w:val="26"/>
+          <w:szCs w:val="26"/>
+          <w:lang w:val="en-US"/>
+        </w:rPr>
+        <w:t>DBConn</w:t>
+      </w:r>
+      <w:proofErr w:type="spellEnd"/>
+      <w:r>
+        <w:rPr>
+          <w:rFonts w:eastAsiaTheme="minorHAnsi"/>
+          <w:color w:val="000000"/>
+          <w:sz w:val="26"/>
+          <w:szCs w:val="26"/>
+          <w:lang w:val="en-US"/>
+        </w:rPr>
+        <w:t xml:space="preserve"> </w:t>
+      </w:r>
+      <w:proofErr w:type="spellStart"/>
+      <w:r>
+        <w:rPr>
+          <w:rFonts w:eastAsiaTheme="minorHAnsi"/>
+          <w:color w:val="000000"/>
+          <w:sz w:val="26"/>
+          <w:szCs w:val="26"/>
+          <w:lang w:val="en-US"/>
+        </w:rPr>
+        <w:t>db</w:t>
+      </w:r>
+      <w:proofErr w:type="spellEnd"/>
+      <w:r>
+        <w:rPr>
+          <w:rFonts w:eastAsiaTheme="minorHAnsi"/>
+          <w:color w:val="000000"/>
+          <w:sz w:val="26"/>
+          <w:szCs w:val="26"/>
+          <w:lang w:val="en-US"/>
+        </w:rPr>
+        <w:t>)</w:t>
+      </w:r>
+    </w:p>
+    <w:p>
+      <w:pPr>
+        <w:widowControl/>
+        <w:pBdr>
+          <w:top w:val="single" w:sz="4" w:space="1" w:color="auto"/>
+          <w:left w:val="single" w:sz="4" w:space="4" w:color="auto"/>
+          <w:bottom w:val="single" w:sz="4" w:space="1" w:color="auto"/>
+          <w:right w:val="single" w:sz="4" w:space="4" w:color="auto"/>
+        </w:pBdr>
+        <w:adjustRightInd w:val="0"/>
+        <w:ind w:left="460"/>
+        <w:rPr>
+          <w:rFonts w:eastAsiaTheme="minorHAnsi"/>
+          <w:color w:val="000000"/>
+          <w:sz w:val="26"/>
+          <w:szCs w:val="26"/>
+          <w:lang w:val="en-US"/>
+        </w:rPr>
+      </w:pPr>
+      <w:r>
+        <w:rPr>
+          <w:rFonts w:eastAsiaTheme="minorHAnsi"/>
+          <w:color w:val="000000"/>
+          <w:sz w:val="26"/>
+          <w:szCs w:val="26"/>
+          <w:lang w:val="en-US"/>
+        </w:rPr>
+        <w:t>{</w:t>
+      </w:r>
+    </w:p>
+    <w:p>
+      <w:pPr>
+        <w:widowControl/>
+        <w:pBdr>
+          <w:top w:val="single" w:sz="4" w:space="1" w:color="auto"/>
+          <w:left w:val="single" w:sz="4" w:space="4" w:color="auto"/>
+          <w:bottom w:val="single" w:sz="4" w:space="1" w:color="auto"/>
+          <w:right w:val="single" w:sz="4" w:space="4" w:color="auto"/>
+        </w:pBdr>
+        <w:adjustRightInd w:val="0"/>
+        <w:ind w:left="460"/>
+        <w:rPr>
+          <w:rFonts w:eastAsiaTheme="minorHAnsi"/>
+          <w:color w:val="000000"/>
+          <w:sz w:val="26"/>
+          <w:szCs w:val="26"/>
+          <w:lang w:val="en-US"/>
+        </w:rPr>
+      </w:pPr>
+      <w:r>
+        <w:rPr>
+          <w:rFonts w:eastAsiaTheme="minorHAnsi"/>
+          <w:color w:val="000000"/>
+          <w:sz w:val="26"/>
+          <w:szCs w:val="26"/>
+          <w:lang w:val="en-US"/>
+        </w:rPr>
+        <w:t xml:space="preserve">    string </w:t>
+      </w:r>
+      <w:proofErr w:type="spellStart"/>
+      <w:r>
+        <w:rPr>
+          <w:rFonts w:eastAsiaTheme="minorHAnsi"/>
+          <w:color w:val="000000"/>
+          <w:sz w:val="26"/>
+          <w:szCs w:val="26"/>
+          <w:lang w:val="en-US"/>
+        </w:rPr>
+        <w:t>sqlquery</w:t>
+      </w:r>
+      <w:proofErr w:type="spellEnd"/>
+      <w:r>
+        <w:rPr>
+          <w:rFonts w:eastAsiaTheme="minorHAnsi"/>
+          <w:color w:val="000000"/>
+          <w:sz w:val="26"/>
+          <w:szCs w:val="26"/>
+          <w:lang w:val="en-US"/>
+        </w:rPr>
+        <w:t xml:space="preserve"> = "SELECT * FROM </w:t>
+      </w:r>
+      <w:proofErr w:type="spellStart"/>
+      <w:r>
+        <w:rPr>
+          <w:rFonts w:eastAsiaTheme="minorHAnsi"/>
+          <w:color w:val="000000"/>
+          <w:sz w:val="26"/>
+          <w:szCs w:val="26"/>
+          <w:lang w:val="en-US"/>
+        </w:rPr>
+        <w:t>v_ChiTietDonNhap</w:t>
+      </w:r>
+      <w:proofErr w:type="spellEnd"/>
+      <w:r>
+        <w:rPr>
+          <w:rFonts w:eastAsiaTheme="minorHAnsi"/>
+          <w:color w:val="000000"/>
+          <w:sz w:val="26"/>
+          <w:szCs w:val="26"/>
+          <w:lang w:val="en-US"/>
+        </w:rPr>
+        <w:t>";</w:t>
+      </w:r>
+    </w:p>
+    <w:p>
+      <w:pPr>
+        <w:widowControl/>
+        <w:pBdr>
+          <w:top w:val="single" w:sz="4" w:space="1" w:color="auto"/>
+          <w:left w:val="single" w:sz="4" w:space="4" w:color="auto"/>
+          <w:bottom w:val="single" w:sz="4" w:space="1" w:color="auto"/>
+          <w:right w:val="single" w:sz="4" w:space="4" w:color="auto"/>
+        </w:pBdr>
+        <w:adjustRightInd w:val="0"/>
+        <w:ind w:left="460"/>
+        <w:rPr>
+          <w:rFonts w:eastAsiaTheme="minorHAnsi"/>
+          <w:color w:val="000000"/>
+          <w:sz w:val="26"/>
+          <w:szCs w:val="26"/>
+          <w:lang w:val="en-US"/>
+        </w:rPr>
+      </w:pPr>
+      <w:r>
+        <w:rPr>
+          <w:rFonts w:eastAsiaTheme="minorHAnsi"/>
+          <w:color w:val="000000"/>
+          <w:sz w:val="26"/>
+          <w:szCs w:val="26"/>
+          <w:lang w:val="en-US"/>
+        </w:rPr>
+        <w:t xml:space="preserve">    return </w:t>
+      </w:r>
+      <w:proofErr w:type="spellStart"/>
+      <w:r>
+        <w:rPr>
+          <w:rFonts w:eastAsiaTheme="minorHAnsi"/>
+          <w:color w:val="000000"/>
+          <w:sz w:val="26"/>
+          <w:szCs w:val="26"/>
+          <w:lang w:val="en-US"/>
+        </w:rPr>
+        <w:t>LoadTable</w:t>
+      </w:r>
+      <w:proofErr w:type="spellEnd"/>
+      <w:r>
+        <w:rPr>
+          <w:rFonts w:eastAsiaTheme="minorHAnsi"/>
+          <w:color w:val="000000"/>
+          <w:sz w:val="26"/>
+          <w:szCs w:val="26"/>
+          <w:lang w:val="en-US"/>
+        </w:rPr>
+        <w:t>(</w:t>
+      </w:r>
+      <w:proofErr w:type="spellStart"/>
+      <w:r>
+        <w:rPr>
+          <w:rFonts w:eastAsiaTheme="minorHAnsi"/>
+          <w:color w:val="000000"/>
+          <w:sz w:val="26"/>
+          <w:szCs w:val="26"/>
+          <w:lang w:val="en-US"/>
+        </w:rPr>
+        <w:t>db</w:t>
+      </w:r>
+      <w:proofErr w:type="spellEnd"/>
+      <w:r>
+        <w:rPr>
+          <w:rFonts w:eastAsiaTheme="minorHAnsi"/>
+          <w:color w:val="000000"/>
+          <w:sz w:val="26"/>
+          <w:szCs w:val="26"/>
+          <w:lang w:val="en-US"/>
+        </w:rPr>
+        <w:t xml:space="preserve">, </w:t>
+      </w:r>
+      <w:proofErr w:type="spellStart"/>
+      <w:r>
+        <w:rPr>
+          <w:rFonts w:eastAsiaTheme="minorHAnsi"/>
+          <w:color w:val="000000"/>
+          <w:sz w:val="26"/>
+          <w:szCs w:val="26"/>
+          <w:lang w:val="en-US"/>
+        </w:rPr>
+        <w:t>sqlquery</w:t>
+      </w:r>
+      <w:proofErr w:type="spellEnd"/>
+      <w:r>
+        <w:rPr>
+          <w:rFonts w:eastAsiaTheme="minorHAnsi"/>
+          <w:color w:val="000000"/>
+          <w:sz w:val="26"/>
+          <w:szCs w:val="26"/>
+          <w:lang w:val="en-US"/>
+        </w:rPr>
+        <w:t>);</w:t>
+      </w:r>
+    </w:p>
+    <w:p>
+      <w:pPr>
+        <w:widowControl/>
+        <w:pBdr>
+          <w:top w:val="single" w:sz="4" w:space="1" w:color="auto"/>
+          <w:left w:val="single" w:sz="4" w:space="4" w:color="auto"/>
+          <w:bottom w:val="single" w:sz="4" w:space="1" w:color="auto"/>
+          <w:right w:val="single" w:sz="4" w:space="4" w:color="auto"/>
+        </w:pBdr>
+        <w:adjustRightInd w:val="0"/>
+        <w:ind w:left="460"/>
+        <w:rPr>
+          <w:rFonts w:eastAsiaTheme="minorHAnsi"/>
+          <w:color w:val="000000"/>
+          <w:sz w:val="26"/>
+          <w:szCs w:val="26"/>
+          <w:lang w:val="en-US"/>
+        </w:rPr>
+      </w:pPr>
+      <w:r>
+        <w:rPr>
+          <w:rFonts w:eastAsiaTheme="minorHAnsi"/>
+          <w:color w:val="000000"/>
+          <w:sz w:val="26"/>
+          <w:szCs w:val="26"/>
+          <w:lang w:val="en-US"/>
+        </w:rPr>
+        <w:t>}</w:t>
+      </w:r>
+    </w:p>
+    <w:p>
+      <w:pPr>
+        <w:pStyle w:val="ListParagraph"/>
+        <w:numPr>
+          <w:ilvl w:val="1"/>
+          <w:numId w:val="20"/>
+        </w:numPr>
+        <w:spacing w:before="209"/>
+        <w:rPr>
+          <w:b/>
+          <w:bCs/>
+          <w:sz w:val="26"/>
+          <w:szCs w:val="26"/>
+        </w:rPr>
+      </w:pPr>
+      <w:bookmarkStart w:id="6" w:name="_Hlk180697280"/>
+      <w:r>
+        <w:rPr>
+          <w:b/>
+          <w:bCs/>
+          <w:sz w:val="26"/>
+          <w:szCs w:val="26"/>
+        </w:rPr>
+        <w:lastRenderedPageBreak/>
+        <w:t>Danh mục</w:t>
+      </w:r>
+      <w:r>
+        <w:rPr>
+          <w:b/>
+          <w:bCs/>
+          <w:sz w:val="26"/>
+          <w:szCs w:val="26"/>
+          <w:lang w:val="en-US"/>
+        </w:rPr>
+        <w:t xml:space="preserve"> </w:t>
+      </w:r>
+      <w:proofErr w:type="spellStart"/>
+      <w:r>
+        <w:rPr>
+          <w:b/>
+          <w:bCs/>
+          <w:sz w:val="26"/>
+          <w:szCs w:val="26"/>
+          <w:lang w:val="en-US"/>
+        </w:rPr>
+        <w:t>hóa</w:t>
+      </w:r>
+      <w:proofErr w:type="spellEnd"/>
+      <w:r>
+        <w:rPr>
+          <w:b/>
+          <w:bCs/>
+          <w:sz w:val="26"/>
+          <w:szCs w:val="26"/>
+          <w:lang w:val="en-US"/>
+        </w:rPr>
+        <w:t xml:space="preserve"> </w:t>
+      </w:r>
+      <w:proofErr w:type="spellStart"/>
+      <w:r>
+        <w:rPr>
+          <w:b/>
+          <w:bCs/>
+          <w:sz w:val="26"/>
+          <w:szCs w:val="26"/>
+          <w:lang w:val="en-US"/>
+        </w:rPr>
+        <w:t>đơn</w:t>
+      </w:r>
+      <w:proofErr w:type="spellEnd"/>
+      <w:r>
+        <w:rPr>
+          <w:b/>
+          <w:bCs/>
+          <w:sz w:val="26"/>
+          <w:szCs w:val="26"/>
+        </w:rPr>
+        <w:t>:</w:t>
+      </w:r>
+    </w:p>
+    <w:bookmarkEnd w:id="6"/>
+    <w:p>
+      <w:pPr>
+        <w:widowControl/>
+        <w:adjustRightInd w:val="0"/>
+        <w:ind w:left="460"/>
+        <w:rPr>
+          <w:rFonts w:eastAsiaTheme="minorHAnsi"/>
+          <w:color w:val="000000"/>
+          <w:sz w:val="26"/>
+          <w:szCs w:val="26"/>
+          <w:lang w:val="en-US"/>
+        </w:rPr>
+      </w:pPr>
+    </w:p>
+    <w:p>
+      <w:pPr>
+        <w:widowControl/>
+        <w:pBdr>
+          <w:top w:val="single" w:sz="4" w:space="1" w:color="auto"/>
+          <w:left w:val="single" w:sz="4" w:space="4" w:color="auto"/>
+          <w:bottom w:val="single" w:sz="4" w:space="1" w:color="auto"/>
+          <w:right w:val="single" w:sz="4" w:space="4" w:color="auto"/>
+        </w:pBdr>
+        <w:adjustRightInd w:val="0"/>
+        <w:ind w:left="460"/>
+        <w:rPr>
+          <w:rFonts w:eastAsiaTheme="minorHAnsi"/>
+          <w:color w:val="000000"/>
+          <w:sz w:val="26"/>
+          <w:szCs w:val="26"/>
+          <w:lang w:val="en-US"/>
+        </w:rPr>
+      </w:pPr>
+      <w:r>
+        <w:rPr>
+          <w:rFonts w:eastAsiaTheme="minorHAnsi"/>
+          <w:color w:val="0000FF"/>
+          <w:sz w:val="26"/>
+          <w:szCs w:val="26"/>
+          <w:lang w:val="en-US"/>
+        </w:rPr>
+        <w:t>CREATE</w:t>
+      </w:r>
+      <w:r>
+        <w:rPr>
+          <w:rFonts w:eastAsiaTheme="minorHAnsi"/>
+          <w:color w:val="000000"/>
+          <w:sz w:val="26"/>
+          <w:szCs w:val="26"/>
+          <w:lang w:val="en-US"/>
+        </w:rPr>
+        <w:t xml:space="preserve"> </w:t>
+      </w:r>
+      <w:r>
+        <w:rPr>
+          <w:rFonts w:eastAsiaTheme="minorHAnsi"/>
+          <w:color w:val="0000FF"/>
+          <w:sz w:val="26"/>
+          <w:szCs w:val="26"/>
+          <w:lang w:val="en-US"/>
+        </w:rPr>
+        <w:t>VIEW</w:t>
+      </w:r>
+      <w:r>
+        <w:rPr>
+          <w:rFonts w:eastAsiaTheme="minorHAnsi"/>
+          <w:color w:val="000000"/>
+          <w:sz w:val="26"/>
+          <w:szCs w:val="26"/>
+          <w:lang w:val="en-US"/>
+        </w:rPr>
+        <w:t xml:space="preserve"> [</w:t>
+      </w:r>
+      <w:proofErr w:type="spellStart"/>
+      <w:r>
+        <w:rPr>
+          <w:rFonts w:eastAsiaTheme="minorHAnsi"/>
+          <w:color w:val="000000"/>
+          <w:sz w:val="26"/>
+          <w:szCs w:val="26"/>
+          <w:lang w:val="en-US"/>
+        </w:rPr>
+        <w:t>dbo</w:t>
+      </w:r>
+      <w:proofErr w:type="spellEnd"/>
+      <w:r>
+        <w:rPr>
+          <w:rFonts w:eastAsiaTheme="minorHAnsi"/>
+          <w:color w:val="000000"/>
+          <w:sz w:val="26"/>
+          <w:szCs w:val="26"/>
+          <w:lang w:val="en-US"/>
+        </w:rPr>
+        <w:t>]</w:t>
+      </w:r>
+      <w:r>
+        <w:rPr>
+          <w:rFonts w:eastAsiaTheme="minorHAnsi"/>
+          <w:color w:val="808080"/>
+          <w:sz w:val="26"/>
+          <w:szCs w:val="26"/>
+          <w:lang w:val="en-US"/>
+        </w:rPr>
+        <w:t>.</w:t>
+      </w:r>
+      <w:r>
+        <w:rPr>
+          <w:rFonts w:eastAsiaTheme="minorHAnsi"/>
+          <w:color w:val="000000"/>
+          <w:sz w:val="26"/>
+          <w:szCs w:val="26"/>
+          <w:lang w:val="en-US"/>
+        </w:rPr>
+        <w:t>[</w:t>
+      </w:r>
+      <w:proofErr w:type="spellStart"/>
+      <w:r>
+        <w:rPr>
+          <w:rFonts w:eastAsiaTheme="minorHAnsi"/>
+          <w:color w:val="000000"/>
+          <w:sz w:val="26"/>
+          <w:szCs w:val="26"/>
+          <w:lang w:val="en-US"/>
+        </w:rPr>
+        <w:t>v_DanhMucHoaDon</w:t>
+      </w:r>
+      <w:proofErr w:type="spellEnd"/>
+      <w:r>
+        <w:rPr>
+          <w:rFonts w:eastAsiaTheme="minorHAnsi"/>
+          <w:color w:val="000000"/>
+          <w:sz w:val="26"/>
+          <w:szCs w:val="26"/>
+          <w:lang w:val="en-US"/>
+        </w:rPr>
+        <w:t xml:space="preserve">] </w:t>
+      </w:r>
+      <w:r>
+        <w:rPr>
+          <w:rFonts w:eastAsiaTheme="minorHAnsi"/>
+          <w:color w:val="0000FF"/>
+          <w:sz w:val="26"/>
+          <w:szCs w:val="26"/>
+          <w:lang w:val="en-US"/>
+        </w:rPr>
+        <w:t>AS</w:t>
+      </w:r>
+    </w:p>
+    <w:p>
+      <w:pPr>
+        <w:widowControl/>
+        <w:pBdr>
+          <w:top w:val="single" w:sz="4" w:space="1" w:color="auto"/>
+          <w:left w:val="single" w:sz="4" w:space="4" w:color="auto"/>
+          <w:bottom w:val="single" w:sz="4" w:space="1" w:color="auto"/>
+          <w:right w:val="single" w:sz="4" w:space="4" w:color="auto"/>
+        </w:pBdr>
+        <w:adjustRightInd w:val="0"/>
+        <w:ind w:left="460"/>
+        <w:rPr>
+          <w:rFonts w:eastAsiaTheme="minorHAnsi"/>
+          <w:color w:val="000000"/>
+          <w:sz w:val="26"/>
+          <w:szCs w:val="26"/>
+          <w:lang w:val="en-US"/>
+        </w:rPr>
+      </w:pPr>
+      <w:r>
+        <w:rPr>
+          <w:rFonts w:eastAsiaTheme="minorHAnsi"/>
+          <w:color w:val="0000FF"/>
+          <w:sz w:val="26"/>
+          <w:szCs w:val="26"/>
+          <w:lang w:val="en-US"/>
+        </w:rPr>
+        <w:t>SELECT</w:t>
+      </w:r>
+      <w:r>
+        <w:rPr>
+          <w:rFonts w:eastAsiaTheme="minorHAnsi"/>
+          <w:color w:val="000000"/>
+          <w:sz w:val="26"/>
+          <w:szCs w:val="26"/>
+          <w:lang w:val="en-US"/>
+        </w:rPr>
+        <w:t xml:space="preserve"> </w:t>
+      </w:r>
+      <w:proofErr w:type="spellStart"/>
+      <w:r>
+        <w:rPr>
+          <w:rFonts w:eastAsiaTheme="minorHAnsi"/>
+          <w:color w:val="000000"/>
+          <w:sz w:val="26"/>
+          <w:szCs w:val="26"/>
+          <w:lang w:val="en-US"/>
+        </w:rPr>
+        <w:t>hd</w:t>
+      </w:r>
+      <w:r>
+        <w:rPr>
+          <w:rFonts w:eastAsiaTheme="minorHAnsi"/>
+          <w:color w:val="808080"/>
+          <w:sz w:val="26"/>
+          <w:szCs w:val="26"/>
+          <w:lang w:val="en-US"/>
+        </w:rPr>
+        <w:t>.</w:t>
+      </w:r>
+      <w:r>
+        <w:rPr>
+          <w:rFonts w:eastAsiaTheme="minorHAnsi"/>
+          <w:color w:val="000000"/>
+          <w:sz w:val="26"/>
+          <w:szCs w:val="26"/>
+          <w:lang w:val="en-US"/>
+        </w:rPr>
+        <w:t>MaHoaDon</w:t>
+      </w:r>
+      <w:proofErr w:type="spellEnd"/>
+      <w:r>
+        <w:rPr>
+          <w:rFonts w:eastAsiaTheme="minorHAnsi"/>
+          <w:color w:val="808080"/>
+          <w:sz w:val="26"/>
+          <w:szCs w:val="26"/>
+          <w:lang w:val="en-US"/>
+        </w:rPr>
+        <w:t>,</w:t>
+      </w:r>
+      <w:r>
+        <w:rPr>
+          <w:rFonts w:eastAsiaTheme="minorHAnsi"/>
+          <w:color w:val="000000"/>
+          <w:sz w:val="26"/>
+          <w:szCs w:val="26"/>
+          <w:lang w:val="en-US"/>
+        </w:rPr>
+        <w:t xml:space="preserve"> </w:t>
+      </w:r>
+      <w:proofErr w:type="spellStart"/>
+      <w:r>
+        <w:rPr>
+          <w:rFonts w:eastAsiaTheme="minorHAnsi"/>
+          <w:color w:val="000000"/>
+          <w:sz w:val="26"/>
+          <w:szCs w:val="26"/>
+          <w:lang w:val="en-US"/>
+        </w:rPr>
+        <w:t>hd</w:t>
+      </w:r>
+      <w:r>
+        <w:rPr>
+          <w:rFonts w:eastAsiaTheme="minorHAnsi"/>
+          <w:color w:val="808080"/>
+          <w:sz w:val="26"/>
+          <w:szCs w:val="26"/>
+          <w:lang w:val="en-US"/>
+        </w:rPr>
+        <w:t>.</w:t>
+      </w:r>
+      <w:r>
+        <w:rPr>
+          <w:rFonts w:eastAsiaTheme="minorHAnsi"/>
+          <w:color w:val="000000"/>
+          <w:sz w:val="26"/>
+          <w:szCs w:val="26"/>
+          <w:lang w:val="en-US"/>
+        </w:rPr>
+        <w:t>NgayXuat</w:t>
+      </w:r>
+      <w:proofErr w:type="spellEnd"/>
+      <w:r>
+        <w:rPr>
+          <w:rFonts w:eastAsiaTheme="minorHAnsi"/>
+          <w:color w:val="808080"/>
+          <w:sz w:val="26"/>
+          <w:szCs w:val="26"/>
+          <w:lang w:val="en-US"/>
+        </w:rPr>
+        <w:t>,</w:t>
+      </w:r>
+      <w:r>
+        <w:rPr>
+          <w:rFonts w:eastAsiaTheme="minorHAnsi"/>
+          <w:color w:val="000000"/>
+          <w:sz w:val="26"/>
+          <w:szCs w:val="26"/>
+          <w:lang w:val="en-US"/>
+        </w:rPr>
+        <w:t xml:space="preserve"> </w:t>
+      </w:r>
+      <w:proofErr w:type="spellStart"/>
+      <w:r>
+        <w:rPr>
+          <w:rFonts w:eastAsiaTheme="minorHAnsi"/>
+          <w:color w:val="000000"/>
+          <w:sz w:val="26"/>
+          <w:szCs w:val="26"/>
+          <w:lang w:val="en-US"/>
+        </w:rPr>
+        <w:t>nv</w:t>
+      </w:r>
+      <w:r>
+        <w:rPr>
+          <w:rFonts w:eastAsiaTheme="minorHAnsi"/>
+          <w:color w:val="808080"/>
+          <w:sz w:val="26"/>
+          <w:szCs w:val="26"/>
+          <w:lang w:val="en-US"/>
+        </w:rPr>
+        <w:t>.</w:t>
+      </w:r>
+      <w:r>
+        <w:rPr>
+          <w:rFonts w:eastAsiaTheme="minorHAnsi"/>
+          <w:color w:val="000000"/>
+          <w:sz w:val="26"/>
+          <w:szCs w:val="26"/>
+          <w:lang w:val="en-US"/>
+        </w:rPr>
+        <w:t>MaNV</w:t>
+      </w:r>
+      <w:proofErr w:type="spellEnd"/>
+      <w:r>
+        <w:rPr>
+          <w:rFonts w:eastAsiaTheme="minorHAnsi"/>
+          <w:color w:val="808080"/>
+          <w:sz w:val="26"/>
+          <w:szCs w:val="26"/>
+          <w:lang w:val="en-US"/>
+        </w:rPr>
+        <w:t>,</w:t>
+      </w:r>
+      <w:r>
+        <w:rPr>
+          <w:rFonts w:eastAsiaTheme="minorHAnsi"/>
+          <w:color w:val="000000"/>
+          <w:sz w:val="26"/>
+          <w:szCs w:val="26"/>
+          <w:lang w:val="en-US"/>
+        </w:rPr>
+        <w:t xml:space="preserve"> </w:t>
+      </w:r>
+      <w:proofErr w:type="spellStart"/>
+      <w:r>
+        <w:rPr>
+          <w:rFonts w:eastAsiaTheme="minorHAnsi"/>
+          <w:color w:val="000000"/>
+          <w:sz w:val="26"/>
+          <w:szCs w:val="26"/>
+          <w:lang w:val="en-US"/>
+        </w:rPr>
+        <w:t>nv</w:t>
+      </w:r>
+      <w:r>
+        <w:rPr>
+          <w:rFonts w:eastAsiaTheme="minorHAnsi"/>
+          <w:color w:val="808080"/>
+          <w:sz w:val="26"/>
+          <w:szCs w:val="26"/>
+          <w:lang w:val="en-US"/>
+        </w:rPr>
+        <w:t>.</w:t>
+      </w:r>
+      <w:r>
+        <w:rPr>
+          <w:rFonts w:eastAsiaTheme="minorHAnsi"/>
+          <w:color w:val="000000"/>
+          <w:sz w:val="26"/>
+          <w:szCs w:val="26"/>
+          <w:lang w:val="en-US"/>
+        </w:rPr>
+        <w:t>HoTen</w:t>
+      </w:r>
+      <w:proofErr w:type="spellEnd"/>
+      <w:r>
+        <w:rPr>
+          <w:rFonts w:eastAsiaTheme="minorHAnsi"/>
+          <w:color w:val="808080"/>
+          <w:sz w:val="26"/>
+          <w:szCs w:val="26"/>
+          <w:lang w:val="en-US"/>
+        </w:rPr>
+        <w:t>,</w:t>
+      </w:r>
+      <w:r>
+        <w:rPr>
+          <w:rFonts w:eastAsiaTheme="minorHAnsi"/>
+          <w:color w:val="000000"/>
+          <w:sz w:val="26"/>
+          <w:szCs w:val="26"/>
+          <w:lang w:val="en-US"/>
+        </w:rPr>
+        <w:t xml:space="preserve"> </w:t>
+      </w:r>
+      <w:proofErr w:type="spellStart"/>
+      <w:r>
+        <w:rPr>
+          <w:rFonts w:eastAsiaTheme="minorHAnsi"/>
+          <w:color w:val="000000"/>
+          <w:sz w:val="26"/>
+          <w:szCs w:val="26"/>
+          <w:lang w:val="en-US"/>
+        </w:rPr>
+        <w:t>hd</w:t>
+      </w:r>
+      <w:r>
+        <w:rPr>
+          <w:rFonts w:eastAsiaTheme="minorHAnsi"/>
+          <w:color w:val="808080"/>
+          <w:sz w:val="26"/>
+          <w:szCs w:val="26"/>
+          <w:lang w:val="en-US"/>
+        </w:rPr>
+        <w:t>.</w:t>
+      </w:r>
+      <w:r>
+        <w:rPr>
+          <w:rFonts w:eastAsiaTheme="minorHAnsi"/>
+          <w:color w:val="000000"/>
+          <w:sz w:val="26"/>
+          <w:szCs w:val="26"/>
+          <w:lang w:val="en-US"/>
+        </w:rPr>
+        <w:t>TongTien</w:t>
+      </w:r>
+      <w:proofErr w:type="spellEnd"/>
+    </w:p>
+    <w:p>
+      <w:pPr>
+        <w:widowControl/>
+        <w:pBdr>
+          <w:top w:val="single" w:sz="4" w:space="1" w:color="auto"/>
+          <w:left w:val="single" w:sz="4" w:space="4" w:color="auto"/>
+          <w:bottom w:val="single" w:sz="4" w:space="1" w:color="auto"/>
+          <w:right w:val="single" w:sz="4" w:space="4" w:color="auto"/>
+        </w:pBdr>
+        <w:adjustRightInd w:val="0"/>
+        <w:ind w:left="460"/>
+        <w:rPr>
+          <w:rFonts w:eastAsiaTheme="minorHAnsi"/>
+          <w:color w:val="000000"/>
+          <w:sz w:val="26"/>
+          <w:szCs w:val="26"/>
+          <w:lang w:val="en-US"/>
+        </w:rPr>
+      </w:pPr>
+      <w:r>
+        <w:rPr>
+          <w:rFonts w:eastAsiaTheme="minorHAnsi"/>
+          <w:color w:val="0000FF"/>
+          <w:sz w:val="26"/>
+          <w:szCs w:val="26"/>
+          <w:lang w:val="en-US"/>
+        </w:rPr>
+        <w:t>FROM</w:t>
+      </w:r>
+      <w:r>
+        <w:rPr>
+          <w:rFonts w:eastAsiaTheme="minorHAnsi"/>
+          <w:color w:val="000000"/>
+          <w:sz w:val="26"/>
+          <w:szCs w:val="26"/>
+          <w:lang w:val="en-US"/>
+        </w:rPr>
+        <w:t xml:space="preserve"> HOADON </w:t>
+      </w:r>
+      <w:proofErr w:type="spellStart"/>
+      <w:r>
+        <w:rPr>
+          <w:rFonts w:eastAsiaTheme="minorHAnsi"/>
+          <w:color w:val="000000"/>
+          <w:sz w:val="26"/>
+          <w:szCs w:val="26"/>
+          <w:lang w:val="en-US"/>
+        </w:rPr>
+        <w:t>hd</w:t>
+      </w:r>
+      <w:proofErr w:type="spellEnd"/>
+      <w:r>
+        <w:rPr>
+          <w:rFonts w:eastAsiaTheme="minorHAnsi"/>
+          <w:color w:val="000000"/>
+          <w:sz w:val="26"/>
+          <w:szCs w:val="26"/>
+          <w:lang w:val="en-US"/>
+        </w:rPr>
+        <w:t xml:space="preserve"> </w:t>
+      </w:r>
+      <w:r>
+        <w:rPr>
+          <w:rFonts w:eastAsiaTheme="minorHAnsi"/>
+          <w:color w:val="808080"/>
+          <w:sz w:val="26"/>
+          <w:szCs w:val="26"/>
+          <w:lang w:val="en-US"/>
+        </w:rPr>
+        <w:t>JOIN</w:t>
+      </w:r>
+      <w:r>
+        <w:rPr>
+          <w:rFonts w:eastAsiaTheme="minorHAnsi"/>
+          <w:color w:val="000000"/>
+          <w:sz w:val="26"/>
+          <w:szCs w:val="26"/>
+          <w:lang w:val="en-US"/>
+        </w:rPr>
+        <w:t xml:space="preserve"> XUATHOADON </w:t>
+      </w:r>
+      <w:proofErr w:type="spellStart"/>
+      <w:r>
+        <w:rPr>
+          <w:rFonts w:eastAsiaTheme="minorHAnsi"/>
+          <w:color w:val="000000"/>
+          <w:sz w:val="26"/>
+          <w:szCs w:val="26"/>
+          <w:lang w:val="en-US"/>
+        </w:rPr>
+        <w:t>xhd</w:t>
+      </w:r>
+      <w:proofErr w:type="spellEnd"/>
+      <w:r>
+        <w:rPr>
+          <w:rFonts w:eastAsiaTheme="minorHAnsi"/>
+          <w:color w:val="000000"/>
+          <w:sz w:val="26"/>
+          <w:szCs w:val="26"/>
+          <w:lang w:val="en-US"/>
+        </w:rPr>
+        <w:t xml:space="preserve"> </w:t>
+      </w:r>
+      <w:r>
+        <w:rPr>
+          <w:rFonts w:eastAsiaTheme="minorHAnsi"/>
+          <w:color w:val="0000FF"/>
+          <w:sz w:val="26"/>
+          <w:szCs w:val="26"/>
+          <w:lang w:val="en-US"/>
+        </w:rPr>
+        <w:t>ON</w:t>
+      </w:r>
+      <w:r>
+        <w:rPr>
+          <w:rFonts w:eastAsiaTheme="minorHAnsi"/>
+          <w:color w:val="000000"/>
+          <w:sz w:val="26"/>
+          <w:szCs w:val="26"/>
+          <w:lang w:val="en-US"/>
+        </w:rPr>
+        <w:t xml:space="preserve"> </w:t>
+      </w:r>
+      <w:proofErr w:type="spellStart"/>
+      <w:r>
+        <w:rPr>
+          <w:rFonts w:eastAsiaTheme="minorHAnsi"/>
+          <w:color w:val="000000"/>
+          <w:sz w:val="26"/>
+          <w:szCs w:val="26"/>
+          <w:lang w:val="en-US"/>
+        </w:rPr>
+        <w:t>hd</w:t>
+      </w:r>
+      <w:r>
+        <w:rPr>
+          <w:rFonts w:eastAsiaTheme="minorHAnsi"/>
+          <w:color w:val="808080"/>
+          <w:sz w:val="26"/>
+          <w:szCs w:val="26"/>
+          <w:lang w:val="en-US"/>
+        </w:rPr>
+        <w:t>.</w:t>
+      </w:r>
+      <w:r>
+        <w:rPr>
+          <w:rFonts w:eastAsiaTheme="minorHAnsi"/>
+          <w:color w:val="000000"/>
+          <w:sz w:val="26"/>
+          <w:szCs w:val="26"/>
+          <w:lang w:val="en-US"/>
+        </w:rPr>
+        <w:t>MaHoaDon</w:t>
+      </w:r>
+      <w:proofErr w:type="spellEnd"/>
+      <w:r>
+        <w:rPr>
+          <w:rFonts w:eastAsiaTheme="minorHAnsi"/>
+          <w:color w:val="000000"/>
+          <w:sz w:val="26"/>
+          <w:szCs w:val="26"/>
+          <w:lang w:val="en-US"/>
+        </w:rPr>
+        <w:t xml:space="preserve"> </w:t>
+      </w:r>
+      <w:r>
+        <w:rPr>
+          <w:rFonts w:eastAsiaTheme="minorHAnsi"/>
+          <w:color w:val="808080"/>
+          <w:sz w:val="26"/>
+          <w:szCs w:val="26"/>
+          <w:lang w:val="en-US"/>
+        </w:rPr>
+        <w:t>=</w:t>
+      </w:r>
+      <w:r>
+        <w:rPr>
+          <w:rFonts w:eastAsiaTheme="minorHAnsi"/>
+          <w:color w:val="000000"/>
+          <w:sz w:val="26"/>
+          <w:szCs w:val="26"/>
+          <w:lang w:val="en-US"/>
+        </w:rPr>
+        <w:t xml:space="preserve"> </w:t>
+      </w:r>
+      <w:proofErr w:type="spellStart"/>
+      <w:r>
+        <w:rPr>
+          <w:rFonts w:eastAsiaTheme="minorHAnsi"/>
+          <w:color w:val="000000"/>
+          <w:sz w:val="26"/>
+          <w:szCs w:val="26"/>
+          <w:lang w:val="en-US"/>
+        </w:rPr>
+        <w:t>xhd</w:t>
+      </w:r>
+      <w:r>
+        <w:rPr>
+          <w:rFonts w:eastAsiaTheme="minorHAnsi"/>
+          <w:color w:val="808080"/>
+          <w:sz w:val="26"/>
+          <w:szCs w:val="26"/>
+          <w:lang w:val="en-US"/>
+        </w:rPr>
+        <w:t>.</w:t>
+      </w:r>
+      <w:r>
+        <w:rPr>
+          <w:rFonts w:eastAsiaTheme="minorHAnsi"/>
+          <w:color w:val="000000"/>
+          <w:sz w:val="26"/>
+          <w:szCs w:val="26"/>
+          <w:lang w:val="en-US"/>
+        </w:rPr>
+        <w:t>MaHoaDon</w:t>
+      </w:r>
+      <w:proofErr w:type="spellEnd"/>
+      <w:r>
+        <w:rPr>
+          <w:rFonts w:eastAsiaTheme="minorHAnsi"/>
+          <w:color w:val="000000"/>
+          <w:sz w:val="26"/>
+          <w:szCs w:val="26"/>
+          <w:lang w:val="en-US"/>
+        </w:rPr>
+        <w:t xml:space="preserve"> </w:t>
+      </w:r>
+      <w:r>
+        <w:rPr>
+          <w:rFonts w:eastAsiaTheme="minorHAnsi"/>
+          <w:color w:val="808080"/>
+          <w:sz w:val="26"/>
+          <w:szCs w:val="26"/>
+          <w:lang w:val="en-US"/>
+        </w:rPr>
+        <w:t>JOIN</w:t>
+      </w:r>
+      <w:r>
+        <w:rPr>
+          <w:rFonts w:eastAsiaTheme="minorHAnsi"/>
+          <w:color w:val="000000"/>
+          <w:sz w:val="26"/>
+          <w:szCs w:val="26"/>
+          <w:lang w:val="en-US"/>
+        </w:rPr>
+        <w:t xml:space="preserve"> NHANVIEN </w:t>
+      </w:r>
+      <w:proofErr w:type="spellStart"/>
+      <w:r>
+        <w:rPr>
+          <w:rFonts w:eastAsiaTheme="minorHAnsi"/>
+          <w:color w:val="000000"/>
+          <w:sz w:val="26"/>
+          <w:szCs w:val="26"/>
+          <w:lang w:val="en-US"/>
+        </w:rPr>
+        <w:t>nv</w:t>
+      </w:r>
+      <w:proofErr w:type="spellEnd"/>
+      <w:r>
+        <w:rPr>
+          <w:rFonts w:eastAsiaTheme="minorHAnsi"/>
+          <w:color w:val="000000"/>
+          <w:sz w:val="26"/>
+          <w:szCs w:val="26"/>
+          <w:lang w:val="en-US"/>
+        </w:rPr>
+        <w:t xml:space="preserve"> </w:t>
+      </w:r>
+      <w:r>
+        <w:rPr>
+          <w:rFonts w:eastAsiaTheme="minorHAnsi"/>
+          <w:color w:val="0000FF"/>
+          <w:sz w:val="26"/>
+          <w:szCs w:val="26"/>
+          <w:lang w:val="en-US"/>
+        </w:rPr>
+        <w:t>ON</w:t>
+      </w:r>
+      <w:r>
+        <w:rPr>
+          <w:rFonts w:eastAsiaTheme="minorHAnsi"/>
+          <w:color w:val="000000"/>
+          <w:sz w:val="26"/>
+          <w:szCs w:val="26"/>
+          <w:lang w:val="en-US"/>
+        </w:rPr>
+        <w:t xml:space="preserve"> </w:t>
+      </w:r>
+      <w:proofErr w:type="spellStart"/>
+      <w:r>
+        <w:rPr>
+          <w:rFonts w:eastAsiaTheme="minorHAnsi"/>
+          <w:color w:val="000000"/>
+          <w:sz w:val="26"/>
+          <w:szCs w:val="26"/>
+          <w:lang w:val="en-US"/>
+        </w:rPr>
+        <w:t>nv</w:t>
+      </w:r>
+      <w:r>
+        <w:rPr>
+          <w:rFonts w:eastAsiaTheme="minorHAnsi"/>
+          <w:color w:val="808080"/>
+          <w:sz w:val="26"/>
+          <w:szCs w:val="26"/>
+          <w:lang w:val="en-US"/>
+        </w:rPr>
+        <w:t>.</w:t>
+      </w:r>
+      <w:r>
+        <w:rPr>
+          <w:rFonts w:eastAsiaTheme="minorHAnsi"/>
+          <w:color w:val="000000"/>
+          <w:sz w:val="26"/>
+          <w:szCs w:val="26"/>
+          <w:lang w:val="en-US"/>
+        </w:rPr>
+        <w:t>MaNV</w:t>
+      </w:r>
+      <w:proofErr w:type="spellEnd"/>
+      <w:r>
+        <w:rPr>
+          <w:rFonts w:eastAsiaTheme="minorHAnsi"/>
+          <w:color w:val="000000"/>
+          <w:sz w:val="26"/>
+          <w:szCs w:val="26"/>
+          <w:lang w:val="en-US"/>
+        </w:rPr>
+        <w:t xml:space="preserve"> </w:t>
+      </w:r>
+      <w:r>
+        <w:rPr>
+          <w:rFonts w:eastAsiaTheme="minorHAnsi"/>
+          <w:color w:val="808080"/>
+          <w:sz w:val="26"/>
+          <w:szCs w:val="26"/>
+          <w:lang w:val="en-US"/>
+        </w:rPr>
+        <w:t>=</w:t>
+      </w:r>
+      <w:r>
+        <w:rPr>
+          <w:rFonts w:eastAsiaTheme="minorHAnsi"/>
+          <w:color w:val="000000"/>
+          <w:sz w:val="26"/>
+          <w:szCs w:val="26"/>
+          <w:lang w:val="en-US"/>
+        </w:rPr>
+        <w:t xml:space="preserve"> </w:t>
+      </w:r>
+      <w:proofErr w:type="spellStart"/>
+      <w:r>
+        <w:rPr>
+          <w:rFonts w:eastAsiaTheme="minorHAnsi"/>
+          <w:color w:val="000000"/>
+          <w:sz w:val="26"/>
+          <w:szCs w:val="26"/>
+          <w:lang w:val="en-US"/>
+        </w:rPr>
+        <w:t>xhd</w:t>
+      </w:r>
+      <w:r>
+        <w:rPr>
+          <w:rFonts w:eastAsiaTheme="minorHAnsi"/>
+          <w:color w:val="808080"/>
+          <w:sz w:val="26"/>
+          <w:szCs w:val="26"/>
+          <w:lang w:val="en-US"/>
+        </w:rPr>
+        <w:t>.</w:t>
+      </w:r>
+      <w:r>
+        <w:rPr>
+          <w:rFonts w:eastAsiaTheme="minorHAnsi"/>
+          <w:color w:val="000000"/>
+          <w:sz w:val="26"/>
+          <w:szCs w:val="26"/>
+          <w:lang w:val="en-US"/>
+        </w:rPr>
+        <w:t>MaNV</w:t>
+      </w:r>
+      <w:proofErr w:type="spellEnd"/>
+    </w:p>
+    <w:p>
+      <w:pPr>
+        <w:widowControl/>
+        <w:adjustRightInd w:val="0"/>
+        <w:ind w:left="460"/>
+        <w:rPr>
+          <w:rFonts w:eastAsiaTheme="minorHAnsi"/>
+          <w:color w:val="000000"/>
+          <w:sz w:val="26"/>
+          <w:szCs w:val="26"/>
+          <w:lang w:val="en-US"/>
+        </w:rPr>
+      </w:pPr>
+    </w:p>
+    <w:p>
+      <w:pPr>
+        <w:widowControl/>
+        <w:adjustRightInd w:val="0"/>
+        <w:ind w:left="460"/>
+        <w:rPr>
+          <w:rFonts w:eastAsiaTheme="minorHAnsi"/>
+          <w:color w:val="000000"/>
+          <w:sz w:val="26"/>
+          <w:szCs w:val="26"/>
+          <w:lang w:val="en-US"/>
+        </w:rPr>
+      </w:pPr>
+      <w:proofErr w:type="spellStart"/>
+      <w:r>
+        <w:rPr>
+          <w:rFonts w:eastAsiaTheme="minorHAnsi"/>
+          <w:color w:val="000000"/>
+          <w:sz w:val="26"/>
+          <w:szCs w:val="26"/>
+          <w:lang w:val="en-US"/>
+        </w:rPr>
+        <w:t>Thực</w:t>
+      </w:r>
+      <w:proofErr w:type="spellEnd"/>
+      <w:r>
+        <w:rPr>
+          <w:rFonts w:eastAsiaTheme="minorHAnsi"/>
+          <w:color w:val="000000"/>
+          <w:sz w:val="26"/>
+          <w:szCs w:val="26"/>
+          <w:lang w:val="en-US"/>
+        </w:rPr>
+        <w:t xml:space="preserve"> </w:t>
+      </w:r>
+      <w:proofErr w:type="spellStart"/>
+      <w:r>
+        <w:rPr>
+          <w:rFonts w:eastAsiaTheme="minorHAnsi"/>
+          <w:color w:val="000000"/>
+          <w:sz w:val="26"/>
+          <w:szCs w:val="26"/>
+          <w:lang w:val="en-US"/>
+        </w:rPr>
+        <w:t>thi</w:t>
+      </w:r>
+      <w:proofErr w:type="spellEnd"/>
+      <w:r>
+        <w:rPr>
+          <w:rFonts w:eastAsiaTheme="minorHAnsi"/>
+          <w:color w:val="000000"/>
+          <w:sz w:val="26"/>
+          <w:szCs w:val="26"/>
+          <w:lang w:val="en-US"/>
+        </w:rPr>
+        <w:t xml:space="preserve"> </w:t>
+      </w:r>
+      <w:proofErr w:type="spellStart"/>
+      <w:r>
+        <w:rPr>
+          <w:rFonts w:eastAsiaTheme="minorHAnsi"/>
+          <w:color w:val="000000"/>
+          <w:sz w:val="26"/>
+          <w:szCs w:val="26"/>
+          <w:lang w:val="en-US"/>
+        </w:rPr>
+        <w:t>trên</w:t>
+      </w:r>
+      <w:proofErr w:type="spellEnd"/>
+      <w:r>
+        <w:rPr>
+          <w:rFonts w:eastAsiaTheme="minorHAnsi"/>
+          <w:color w:val="000000"/>
+          <w:sz w:val="26"/>
+          <w:szCs w:val="26"/>
+          <w:lang w:val="en-US"/>
+        </w:rPr>
+        <w:t xml:space="preserve"> C#:</w:t>
+      </w:r>
+    </w:p>
+    <w:p>
+      <w:pPr>
+        <w:widowControl/>
+        <w:adjustRightInd w:val="0"/>
+        <w:ind w:left="460"/>
+        <w:rPr>
+          <w:rFonts w:eastAsiaTheme="minorHAnsi"/>
+          <w:color w:val="000000"/>
+          <w:sz w:val="26"/>
+          <w:szCs w:val="26"/>
+          <w:lang w:val="en-US"/>
+        </w:rPr>
+      </w:pPr>
+    </w:p>
+    <w:p>
+      <w:pPr>
+        <w:widowControl/>
+        <w:pBdr>
+          <w:top w:val="single" w:sz="4" w:space="1" w:color="auto"/>
+          <w:left w:val="single" w:sz="4" w:space="4" w:color="auto"/>
+          <w:bottom w:val="single" w:sz="4" w:space="1" w:color="auto"/>
+          <w:right w:val="single" w:sz="4" w:space="4" w:color="auto"/>
+        </w:pBdr>
+        <w:adjustRightInd w:val="0"/>
+        <w:ind w:left="460"/>
+        <w:rPr>
+          <w:rFonts w:eastAsiaTheme="minorHAnsi"/>
+          <w:color w:val="000000"/>
+          <w:sz w:val="26"/>
+          <w:szCs w:val="26"/>
+          <w:lang w:val="en-US"/>
+        </w:rPr>
+      </w:pPr>
+      <w:r>
+        <w:rPr>
+          <w:rFonts w:eastAsiaTheme="minorHAnsi"/>
+          <w:color w:val="000000"/>
+          <w:sz w:val="26"/>
+          <w:szCs w:val="26"/>
+          <w:lang w:val="en-US"/>
+        </w:rPr>
+        <w:t xml:space="preserve">public static </w:t>
+      </w:r>
+      <w:proofErr w:type="spellStart"/>
+      <w:r>
+        <w:rPr>
+          <w:rFonts w:eastAsiaTheme="minorHAnsi"/>
+          <w:color w:val="000000"/>
+          <w:sz w:val="26"/>
+          <w:szCs w:val="26"/>
+          <w:lang w:val="en-US"/>
+        </w:rPr>
+        <w:t>DataTable</w:t>
+      </w:r>
+      <w:proofErr w:type="spellEnd"/>
+      <w:r>
+        <w:rPr>
+          <w:rFonts w:eastAsiaTheme="minorHAnsi"/>
+          <w:color w:val="000000"/>
+          <w:sz w:val="26"/>
+          <w:szCs w:val="26"/>
+          <w:lang w:val="en-US"/>
+        </w:rPr>
+        <w:t xml:space="preserve"> </w:t>
+      </w:r>
+      <w:proofErr w:type="spellStart"/>
+      <w:r>
+        <w:rPr>
+          <w:rFonts w:eastAsiaTheme="minorHAnsi"/>
+          <w:color w:val="000000"/>
+          <w:sz w:val="26"/>
+          <w:szCs w:val="26"/>
+          <w:lang w:val="en-US"/>
+        </w:rPr>
+        <w:t>salesReceipts</w:t>
+      </w:r>
+      <w:proofErr w:type="spellEnd"/>
+      <w:r>
+        <w:rPr>
+          <w:rFonts w:eastAsiaTheme="minorHAnsi"/>
+          <w:color w:val="000000"/>
+          <w:sz w:val="26"/>
+          <w:szCs w:val="26"/>
+          <w:lang w:val="en-US"/>
+        </w:rPr>
+        <w:t>(</w:t>
+      </w:r>
+      <w:proofErr w:type="spellStart"/>
+      <w:r>
+        <w:rPr>
+          <w:rFonts w:eastAsiaTheme="minorHAnsi"/>
+          <w:color w:val="000000"/>
+          <w:sz w:val="26"/>
+          <w:szCs w:val="26"/>
+          <w:lang w:val="en-US"/>
+        </w:rPr>
+        <w:t>DBConn</w:t>
+      </w:r>
+      <w:proofErr w:type="spellEnd"/>
+      <w:r>
+        <w:rPr>
+          <w:rFonts w:eastAsiaTheme="minorHAnsi"/>
+          <w:color w:val="000000"/>
+          <w:sz w:val="26"/>
+          <w:szCs w:val="26"/>
+          <w:lang w:val="en-US"/>
+        </w:rPr>
+        <w:t xml:space="preserve"> </w:t>
+      </w:r>
+      <w:proofErr w:type="spellStart"/>
+      <w:r>
+        <w:rPr>
+          <w:rFonts w:eastAsiaTheme="minorHAnsi"/>
+          <w:color w:val="000000"/>
+          <w:sz w:val="26"/>
+          <w:szCs w:val="26"/>
+          <w:lang w:val="en-US"/>
+        </w:rPr>
+        <w:t>db</w:t>
+      </w:r>
+      <w:proofErr w:type="spellEnd"/>
+      <w:r>
+        <w:rPr>
+          <w:rFonts w:eastAsiaTheme="minorHAnsi"/>
+          <w:color w:val="000000"/>
+          <w:sz w:val="26"/>
+          <w:szCs w:val="26"/>
+          <w:lang w:val="en-US"/>
+        </w:rPr>
+        <w:t>)</w:t>
+      </w:r>
+    </w:p>
+    <w:p>
+      <w:pPr>
+        <w:widowControl/>
+        <w:pBdr>
+          <w:top w:val="single" w:sz="4" w:space="1" w:color="auto"/>
+          <w:left w:val="single" w:sz="4" w:space="4" w:color="auto"/>
+          <w:bottom w:val="single" w:sz="4" w:space="1" w:color="auto"/>
+          <w:right w:val="single" w:sz="4" w:space="4" w:color="auto"/>
+        </w:pBdr>
+        <w:adjustRightInd w:val="0"/>
+        <w:ind w:left="460"/>
+        <w:rPr>
+          <w:rFonts w:eastAsiaTheme="minorHAnsi"/>
+          <w:color w:val="000000"/>
+          <w:sz w:val="26"/>
+          <w:szCs w:val="26"/>
+          <w:lang w:val="en-US"/>
+        </w:rPr>
+      </w:pPr>
+      <w:r>
+        <w:rPr>
+          <w:rFonts w:eastAsiaTheme="minorHAnsi"/>
+          <w:color w:val="000000"/>
+          <w:sz w:val="26"/>
+          <w:szCs w:val="26"/>
+          <w:lang w:val="en-US"/>
+        </w:rPr>
+        <w:t>{</w:t>
+      </w:r>
+    </w:p>
+    <w:p>
+      <w:pPr>
+        <w:widowControl/>
+        <w:pBdr>
+          <w:top w:val="single" w:sz="4" w:space="1" w:color="auto"/>
+          <w:left w:val="single" w:sz="4" w:space="4" w:color="auto"/>
+          <w:bottom w:val="single" w:sz="4" w:space="1" w:color="auto"/>
+          <w:right w:val="single" w:sz="4" w:space="4" w:color="auto"/>
+        </w:pBdr>
+        <w:adjustRightInd w:val="0"/>
+        <w:ind w:left="460"/>
+        <w:rPr>
+          <w:rFonts w:eastAsiaTheme="minorHAnsi"/>
+          <w:color w:val="000000"/>
+          <w:sz w:val="26"/>
+          <w:szCs w:val="26"/>
+          <w:lang w:val="en-US"/>
+        </w:rPr>
+      </w:pPr>
+      <w:r>
+        <w:rPr>
+          <w:rFonts w:eastAsiaTheme="minorHAnsi"/>
+          <w:color w:val="000000"/>
+          <w:sz w:val="26"/>
+          <w:szCs w:val="26"/>
+          <w:lang w:val="en-US"/>
+        </w:rPr>
+        <w:t xml:space="preserve">    string </w:t>
+      </w:r>
+      <w:proofErr w:type="spellStart"/>
+      <w:r>
+        <w:rPr>
+          <w:rFonts w:eastAsiaTheme="minorHAnsi"/>
+          <w:color w:val="000000"/>
+          <w:sz w:val="26"/>
+          <w:szCs w:val="26"/>
+          <w:lang w:val="en-US"/>
+        </w:rPr>
+        <w:t>sqlquery</w:t>
+      </w:r>
+      <w:proofErr w:type="spellEnd"/>
+      <w:r>
+        <w:rPr>
+          <w:rFonts w:eastAsiaTheme="minorHAnsi"/>
+          <w:color w:val="000000"/>
+          <w:sz w:val="26"/>
+          <w:szCs w:val="26"/>
+          <w:lang w:val="en-US"/>
+        </w:rPr>
+        <w:t xml:space="preserve"> = "SELECT * FROM </w:t>
+      </w:r>
+      <w:proofErr w:type="spellStart"/>
+      <w:r>
+        <w:rPr>
+          <w:rFonts w:eastAsiaTheme="minorHAnsi"/>
+          <w:color w:val="000000"/>
+          <w:sz w:val="26"/>
+          <w:szCs w:val="26"/>
+          <w:lang w:val="en-US"/>
+        </w:rPr>
+        <w:t>v_DanhMucHoaDon</w:t>
+      </w:r>
+      <w:proofErr w:type="spellEnd"/>
+      <w:r>
+        <w:rPr>
+          <w:rFonts w:eastAsiaTheme="minorHAnsi"/>
+          <w:color w:val="000000"/>
+          <w:sz w:val="26"/>
+          <w:szCs w:val="26"/>
+          <w:lang w:val="en-US"/>
+        </w:rPr>
+        <w:t>";</w:t>
+      </w:r>
+    </w:p>
+    <w:p>
+      <w:pPr>
+        <w:widowControl/>
+        <w:pBdr>
+          <w:top w:val="single" w:sz="4" w:space="1" w:color="auto"/>
+          <w:left w:val="single" w:sz="4" w:space="4" w:color="auto"/>
+          <w:bottom w:val="single" w:sz="4" w:space="1" w:color="auto"/>
+          <w:right w:val="single" w:sz="4" w:space="4" w:color="auto"/>
+        </w:pBdr>
+        <w:adjustRightInd w:val="0"/>
+        <w:ind w:left="460"/>
+        <w:rPr>
+          <w:rFonts w:eastAsiaTheme="minorHAnsi"/>
+          <w:color w:val="000000"/>
+          <w:sz w:val="26"/>
+          <w:szCs w:val="26"/>
+          <w:lang w:val="en-US"/>
+        </w:rPr>
+      </w:pPr>
+      <w:r>
+        <w:rPr>
+          <w:rFonts w:eastAsiaTheme="minorHAnsi"/>
+          <w:color w:val="000000"/>
+          <w:sz w:val="26"/>
+          <w:szCs w:val="26"/>
+          <w:lang w:val="en-US"/>
+        </w:rPr>
+        <w:t xml:space="preserve">    return </w:t>
+      </w:r>
+      <w:proofErr w:type="spellStart"/>
+      <w:r>
+        <w:rPr>
+          <w:rFonts w:eastAsiaTheme="minorHAnsi"/>
+          <w:color w:val="000000"/>
+          <w:sz w:val="26"/>
+          <w:szCs w:val="26"/>
+          <w:lang w:val="en-US"/>
+        </w:rPr>
+        <w:t>LoadTable</w:t>
+      </w:r>
+      <w:proofErr w:type="spellEnd"/>
+      <w:r>
+        <w:rPr>
+          <w:rFonts w:eastAsiaTheme="minorHAnsi"/>
+          <w:color w:val="000000"/>
+          <w:sz w:val="26"/>
+          <w:szCs w:val="26"/>
+          <w:lang w:val="en-US"/>
+        </w:rPr>
+        <w:t>(</w:t>
+      </w:r>
+      <w:proofErr w:type="spellStart"/>
+      <w:r>
+        <w:rPr>
+          <w:rFonts w:eastAsiaTheme="minorHAnsi"/>
+          <w:color w:val="000000"/>
+          <w:sz w:val="26"/>
+          <w:szCs w:val="26"/>
+          <w:lang w:val="en-US"/>
+        </w:rPr>
+        <w:t>db</w:t>
+      </w:r>
+      <w:proofErr w:type="spellEnd"/>
+      <w:r>
+        <w:rPr>
+          <w:rFonts w:eastAsiaTheme="minorHAnsi"/>
+          <w:color w:val="000000"/>
+          <w:sz w:val="26"/>
+          <w:szCs w:val="26"/>
+          <w:lang w:val="en-US"/>
+        </w:rPr>
+        <w:t xml:space="preserve">, </w:t>
+      </w:r>
+      <w:proofErr w:type="spellStart"/>
+      <w:r>
+        <w:rPr>
+          <w:rFonts w:eastAsiaTheme="minorHAnsi"/>
+          <w:color w:val="000000"/>
+          <w:sz w:val="26"/>
+          <w:szCs w:val="26"/>
+          <w:lang w:val="en-US"/>
+        </w:rPr>
+        <w:t>sqlquery</w:t>
+      </w:r>
+      <w:proofErr w:type="spellEnd"/>
+      <w:r>
+        <w:rPr>
+          <w:rFonts w:eastAsiaTheme="minorHAnsi"/>
+          <w:color w:val="000000"/>
+          <w:sz w:val="26"/>
+          <w:szCs w:val="26"/>
+          <w:lang w:val="en-US"/>
+        </w:rPr>
+        <w:t>);</w:t>
+      </w:r>
+    </w:p>
+    <w:p>
+      <w:pPr>
+        <w:widowControl/>
+        <w:pBdr>
+          <w:top w:val="single" w:sz="4" w:space="1" w:color="auto"/>
+          <w:left w:val="single" w:sz="4" w:space="4" w:color="auto"/>
+          <w:bottom w:val="single" w:sz="4" w:space="1" w:color="auto"/>
+          <w:right w:val="single" w:sz="4" w:space="4" w:color="auto"/>
+        </w:pBdr>
+        <w:adjustRightInd w:val="0"/>
+        <w:ind w:left="460"/>
+        <w:rPr>
+          <w:rFonts w:eastAsiaTheme="minorHAnsi"/>
+          <w:color w:val="000000"/>
+          <w:sz w:val="26"/>
+          <w:szCs w:val="26"/>
+          <w:lang w:val="en-US"/>
+        </w:rPr>
+      </w:pPr>
+      <w:r>
+        <w:rPr>
+          <w:rFonts w:eastAsiaTheme="minorHAnsi"/>
+          <w:color w:val="000000"/>
+          <w:sz w:val="26"/>
+          <w:szCs w:val="26"/>
+          <w:lang w:val="en-US"/>
+        </w:rPr>
+        <w:t>}</w:t>
+      </w:r>
+    </w:p>
+    <w:p>
+      <w:pPr>
+        <w:pStyle w:val="ListParagraph"/>
+        <w:numPr>
+          <w:ilvl w:val="1"/>
+          <w:numId w:val="20"/>
+        </w:numPr>
+        <w:spacing w:before="209"/>
+        <w:rPr>
+          <w:b/>
+          <w:bCs/>
+          <w:sz w:val="26"/>
+          <w:szCs w:val="26"/>
+        </w:rPr>
+      </w:pPr>
+      <w:r>
+        <w:rPr>
+          <w:b/>
+          <w:bCs/>
+          <w:sz w:val="26"/>
+          <w:szCs w:val="26"/>
+        </w:rPr>
+        <w:t>Danh mục</w:t>
+      </w:r>
+      <w:r>
+        <w:rPr>
+          <w:b/>
+          <w:bCs/>
+          <w:sz w:val="26"/>
+          <w:szCs w:val="26"/>
+          <w:lang w:val="en-US"/>
+        </w:rPr>
+        <w:t xml:space="preserve"> ca </w:t>
+      </w:r>
+      <w:proofErr w:type="spellStart"/>
+      <w:r>
+        <w:rPr>
+          <w:b/>
+          <w:bCs/>
+          <w:sz w:val="26"/>
+          <w:szCs w:val="26"/>
+          <w:lang w:val="en-US"/>
+        </w:rPr>
+        <w:t>làm</w:t>
+      </w:r>
+      <w:proofErr w:type="spellEnd"/>
+      <w:r>
+        <w:rPr>
+          <w:b/>
+          <w:bCs/>
+          <w:sz w:val="26"/>
+          <w:szCs w:val="26"/>
+          <w:lang w:val="en-US"/>
+        </w:rPr>
+        <w:t xml:space="preserve"> </w:t>
+      </w:r>
+      <w:proofErr w:type="spellStart"/>
+      <w:r>
+        <w:rPr>
+          <w:b/>
+          <w:bCs/>
+          <w:sz w:val="26"/>
+          <w:szCs w:val="26"/>
+          <w:lang w:val="en-US"/>
+        </w:rPr>
+        <w:t>việc</w:t>
+      </w:r>
+      <w:proofErr w:type="spellEnd"/>
+      <w:r>
+        <w:rPr>
+          <w:b/>
+          <w:bCs/>
+          <w:sz w:val="26"/>
+          <w:szCs w:val="26"/>
+        </w:rPr>
+        <w:t>:</w:t>
+      </w:r>
+    </w:p>
+    <w:p>
+      <w:pPr>
+        <w:widowControl/>
+        <w:adjustRightInd w:val="0"/>
+        <w:ind w:left="460"/>
+        <w:rPr>
+          <w:rFonts w:eastAsiaTheme="minorHAnsi"/>
+          <w:color w:val="000000"/>
+          <w:sz w:val="26"/>
+          <w:szCs w:val="26"/>
+          <w:lang w:val="en-US"/>
+        </w:rPr>
+      </w:pPr>
+    </w:p>
+    <w:p>
+      <w:pPr>
+        <w:widowControl/>
+        <w:adjustRightInd w:val="0"/>
+        <w:ind w:left="460"/>
+        <w:rPr>
+          <w:rFonts w:eastAsiaTheme="minorHAnsi"/>
+          <w:color w:val="000000"/>
+          <w:sz w:val="26"/>
+          <w:szCs w:val="26"/>
+          <w:lang w:val="en-US"/>
+        </w:rPr>
+      </w:pPr>
+      <w:proofErr w:type="spellStart"/>
+      <w:r>
+        <w:rPr>
+          <w:rFonts w:eastAsiaTheme="minorHAnsi"/>
+          <w:color w:val="000000"/>
+          <w:sz w:val="26"/>
+          <w:szCs w:val="26"/>
+          <w:lang w:val="en-US"/>
+        </w:rPr>
+        <w:t>Thực</w:t>
+      </w:r>
+      <w:proofErr w:type="spellEnd"/>
+      <w:r>
+        <w:rPr>
+          <w:rFonts w:eastAsiaTheme="minorHAnsi"/>
+          <w:color w:val="000000"/>
+          <w:sz w:val="26"/>
+          <w:szCs w:val="26"/>
+          <w:lang w:val="en-US"/>
+        </w:rPr>
+        <w:t xml:space="preserve"> </w:t>
+      </w:r>
+      <w:proofErr w:type="spellStart"/>
+      <w:r>
+        <w:rPr>
+          <w:rFonts w:eastAsiaTheme="minorHAnsi"/>
+          <w:color w:val="000000"/>
+          <w:sz w:val="26"/>
+          <w:szCs w:val="26"/>
+          <w:lang w:val="en-US"/>
+        </w:rPr>
+        <w:t>thi</w:t>
+      </w:r>
+      <w:proofErr w:type="spellEnd"/>
+      <w:r>
+        <w:rPr>
+          <w:rFonts w:eastAsiaTheme="minorHAnsi"/>
+          <w:color w:val="000000"/>
+          <w:sz w:val="26"/>
+          <w:szCs w:val="26"/>
+          <w:lang w:val="en-US"/>
+        </w:rPr>
+        <w:t xml:space="preserve"> </w:t>
+      </w:r>
+      <w:proofErr w:type="spellStart"/>
+      <w:r>
+        <w:rPr>
+          <w:rFonts w:eastAsiaTheme="minorHAnsi"/>
+          <w:color w:val="000000"/>
+          <w:sz w:val="26"/>
+          <w:szCs w:val="26"/>
+          <w:lang w:val="en-US"/>
+        </w:rPr>
+        <w:t>trên</w:t>
+      </w:r>
+      <w:proofErr w:type="spellEnd"/>
+      <w:r>
+        <w:rPr>
+          <w:rFonts w:eastAsiaTheme="minorHAnsi"/>
+          <w:color w:val="000000"/>
+          <w:sz w:val="26"/>
+          <w:szCs w:val="26"/>
+          <w:lang w:val="en-US"/>
+        </w:rPr>
+        <w:t xml:space="preserve"> C#:</w:t>
+      </w:r>
+    </w:p>
+    <w:p>
+      <w:pPr>
+        <w:widowControl/>
+        <w:adjustRightInd w:val="0"/>
+        <w:ind w:left="460"/>
+        <w:rPr>
+          <w:rFonts w:eastAsiaTheme="minorHAnsi"/>
+          <w:color w:val="000000"/>
+          <w:sz w:val="26"/>
+          <w:szCs w:val="26"/>
+          <w:lang w:val="en-US"/>
+        </w:rPr>
+      </w:pPr>
+    </w:p>
+    <w:p>
+      <w:pPr>
+        <w:widowControl/>
+        <w:pBdr>
+          <w:top w:val="single" w:sz="4" w:space="1" w:color="auto"/>
+          <w:left w:val="single" w:sz="4" w:space="4" w:color="auto"/>
+          <w:bottom w:val="single" w:sz="4" w:space="1" w:color="auto"/>
+          <w:right w:val="single" w:sz="4" w:space="4" w:color="auto"/>
+        </w:pBdr>
+        <w:adjustRightInd w:val="0"/>
+        <w:ind w:left="460"/>
+        <w:rPr>
+          <w:rFonts w:eastAsiaTheme="minorHAnsi"/>
+          <w:color w:val="000000"/>
+          <w:sz w:val="26"/>
+          <w:szCs w:val="26"/>
+          <w:lang w:val="en-US"/>
+        </w:rPr>
+      </w:pPr>
+      <w:r>
+        <w:rPr>
+          <w:rFonts w:eastAsiaTheme="minorHAnsi"/>
+          <w:color w:val="000000"/>
+          <w:sz w:val="26"/>
+          <w:szCs w:val="26"/>
+          <w:lang w:val="en-US"/>
+        </w:rPr>
+        <w:t xml:space="preserve">public static </w:t>
+      </w:r>
+      <w:proofErr w:type="spellStart"/>
+      <w:r>
+        <w:rPr>
+          <w:rFonts w:eastAsiaTheme="minorHAnsi"/>
+          <w:color w:val="000000"/>
+          <w:sz w:val="26"/>
+          <w:szCs w:val="26"/>
+          <w:lang w:val="en-US"/>
+        </w:rPr>
+        <w:t>DataTable</w:t>
+      </w:r>
+      <w:proofErr w:type="spellEnd"/>
+      <w:r>
+        <w:rPr>
+          <w:rFonts w:eastAsiaTheme="minorHAnsi"/>
+          <w:color w:val="000000"/>
+          <w:sz w:val="26"/>
+          <w:szCs w:val="26"/>
+          <w:lang w:val="en-US"/>
+        </w:rPr>
+        <w:t xml:space="preserve"> </w:t>
+      </w:r>
+      <w:proofErr w:type="spellStart"/>
+      <w:r>
+        <w:rPr>
+          <w:rFonts w:eastAsiaTheme="minorHAnsi"/>
+          <w:color w:val="000000"/>
+          <w:sz w:val="26"/>
+          <w:szCs w:val="26"/>
+          <w:lang w:val="en-US"/>
+        </w:rPr>
+        <w:t>shiftSchedule</w:t>
+      </w:r>
+      <w:proofErr w:type="spellEnd"/>
+      <w:r>
+        <w:rPr>
+          <w:rFonts w:eastAsiaTheme="minorHAnsi"/>
+          <w:color w:val="000000"/>
+          <w:sz w:val="26"/>
+          <w:szCs w:val="26"/>
+          <w:lang w:val="en-US"/>
+        </w:rPr>
+        <w:t>(</w:t>
+      </w:r>
+      <w:proofErr w:type="spellStart"/>
+      <w:r>
+        <w:rPr>
+          <w:rFonts w:eastAsiaTheme="minorHAnsi"/>
+          <w:color w:val="000000"/>
+          <w:sz w:val="26"/>
+          <w:szCs w:val="26"/>
+          <w:lang w:val="en-US"/>
+        </w:rPr>
+        <w:t>DBConn</w:t>
+      </w:r>
+      <w:proofErr w:type="spellEnd"/>
+      <w:r>
+        <w:rPr>
+          <w:rFonts w:eastAsiaTheme="minorHAnsi"/>
+          <w:color w:val="000000"/>
+          <w:sz w:val="26"/>
+          <w:szCs w:val="26"/>
+          <w:lang w:val="en-US"/>
+        </w:rPr>
+        <w:t xml:space="preserve"> </w:t>
+      </w:r>
+      <w:proofErr w:type="spellStart"/>
+      <w:r>
+        <w:rPr>
+          <w:rFonts w:eastAsiaTheme="minorHAnsi"/>
+          <w:color w:val="000000"/>
+          <w:sz w:val="26"/>
+          <w:szCs w:val="26"/>
+          <w:lang w:val="en-US"/>
+        </w:rPr>
+        <w:t>db</w:t>
+      </w:r>
+      <w:proofErr w:type="spellEnd"/>
+      <w:r>
+        <w:rPr>
+          <w:rFonts w:eastAsiaTheme="minorHAnsi"/>
+          <w:color w:val="000000"/>
+          <w:sz w:val="26"/>
+          <w:szCs w:val="26"/>
+          <w:lang w:val="en-US"/>
+        </w:rPr>
+        <w:t>)</w:t>
+      </w:r>
+    </w:p>
+    <w:p>
+      <w:pPr>
+        <w:widowControl/>
+        <w:pBdr>
+          <w:top w:val="single" w:sz="4" w:space="1" w:color="auto"/>
+          <w:left w:val="single" w:sz="4" w:space="4" w:color="auto"/>
+          <w:bottom w:val="single" w:sz="4" w:space="1" w:color="auto"/>
+          <w:right w:val="single" w:sz="4" w:space="4" w:color="auto"/>
+        </w:pBdr>
+        <w:adjustRightInd w:val="0"/>
+        <w:ind w:left="460"/>
+        <w:rPr>
+          <w:rFonts w:eastAsiaTheme="minorHAnsi"/>
+          <w:color w:val="000000"/>
+          <w:sz w:val="26"/>
+          <w:szCs w:val="26"/>
+          <w:lang w:val="en-US"/>
+        </w:rPr>
+      </w:pPr>
+      <w:r>
+        <w:rPr>
+          <w:rFonts w:eastAsiaTheme="minorHAnsi"/>
+          <w:color w:val="000000"/>
+          <w:sz w:val="26"/>
+          <w:szCs w:val="26"/>
+          <w:lang w:val="en-US"/>
+        </w:rPr>
+        <w:t>{</w:t>
+      </w:r>
+    </w:p>
+    <w:p>
+      <w:pPr>
+        <w:widowControl/>
+        <w:pBdr>
+          <w:top w:val="single" w:sz="4" w:space="1" w:color="auto"/>
+          <w:left w:val="single" w:sz="4" w:space="4" w:color="auto"/>
+          <w:bottom w:val="single" w:sz="4" w:space="1" w:color="auto"/>
+          <w:right w:val="single" w:sz="4" w:space="4" w:color="auto"/>
+        </w:pBdr>
+        <w:adjustRightInd w:val="0"/>
+        <w:ind w:left="460"/>
+        <w:rPr>
+          <w:rFonts w:eastAsiaTheme="minorHAnsi"/>
+          <w:color w:val="000000"/>
+          <w:sz w:val="26"/>
+          <w:szCs w:val="26"/>
+          <w:lang w:val="en-US"/>
+        </w:rPr>
+      </w:pPr>
+      <w:r>
+        <w:rPr>
+          <w:rFonts w:eastAsiaTheme="minorHAnsi"/>
+          <w:color w:val="000000"/>
+          <w:sz w:val="26"/>
+          <w:szCs w:val="26"/>
+          <w:lang w:val="en-US"/>
+        </w:rPr>
+        <w:t xml:space="preserve">    string </w:t>
+      </w:r>
+      <w:proofErr w:type="spellStart"/>
+      <w:r>
+        <w:rPr>
+          <w:rFonts w:eastAsiaTheme="minorHAnsi"/>
+          <w:color w:val="000000"/>
+          <w:sz w:val="26"/>
+          <w:szCs w:val="26"/>
+          <w:lang w:val="en-US"/>
+        </w:rPr>
+        <w:t>sqlquery</w:t>
+      </w:r>
+      <w:proofErr w:type="spellEnd"/>
+      <w:r>
+        <w:rPr>
+          <w:rFonts w:eastAsiaTheme="minorHAnsi"/>
+          <w:color w:val="000000"/>
+          <w:sz w:val="26"/>
+          <w:szCs w:val="26"/>
+          <w:lang w:val="en-US"/>
+        </w:rPr>
+        <w:t xml:space="preserve"> = "SELECT * FROM CALAMVIEC";</w:t>
+      </w:r>
+    </w:p>
+    <w:p>
+      <w:pPr>
+        <w:widowControl/>
+        <w:pBdr>
+          <w:top w:val="single" w:sz="4" w:space="1" w:color="auto"/>
+          <w:left w:val="single" w:sz="4" w:space="4" w:color="auto"/>
+          <w:bottom w:val="single" w:sz="4" w:space="1" w:color="auto"/>
+          <w:right w:val="single" w:sz="4" w:space="4" w:color="auto"/>
+        </w:pBdr>
+        <w:adjustRightInd w:val="0"/>
+        <w:ind w:left="460"/>
+        <w:rPr>
+          <w:rFonts w:eastAsiaTheme="minorHAnsi"/>
+          <w:color w:val="000000"/>
+          <w:sz w:val="26"/>
+          <w:szCs w:val="26"/>
+          <w:lang w:val="en-US"/>
+        </w:rPr>
+      </w:pPr>
+      <w:r>
+        <w:rPr>
+          <w:rFonts w:eastAsiaTheme="minorHAnsi"/>
+          <w:color w:val="000000"/>
+          <w:sz w:val="26"/>
+          <w:szCs w:val="26"/>
+          <w:lang w:val="en-US"/>
+        </w:rPr>
+        <w:t xml:space="preserve">    return </w:t>
+      </w:r>
+      <w:proofErr w:type="spellStart"/>
+      <w:r>
+        <w:rPr>
+          <w:rFonts w:eastAsiaTheme="minorHAnsi"/>
+          <w:color w:val="000000"/>
+          <w:sz w:val="26"/>
+          <w:szCs w:val="26"/>
+          <w:lang w:val="en-US"/>
+        </w:rPr>
+        <w:t>LoadTable</w:t>
+      </w:r>
+      <w:proofErr w:type="spellEnd"/>
+      <w:r>
+        <w:rPr>
+          <w:rFonts w:eastAsiaTheme="minorHAnsi"/>
+          <w:color w:val="000000"/>
+          <w:sz w:val="26"/>
+          <w:szCs w:val="26"/>
+          <w:lang w:val="en-US"/>
+        </w:rPr>
+        <w:t>(</w:t>
+      </w:r>
+      <w:proofErr w:type="spellStart"/>
+      <w:r>
+        <w:rPr>
+          <w:rFonts w:eastAsiaTheme="minorHAnsi"/>
+          <w:color w:val="000000"/>
+          <w:sz w:val="26"/>
+          <w:szCs w:val="26"/>
+          <w:lang w:val="en-US"/>
+        </w:rPr>
+        <w:t>db</w:t>
+      </w:r>
+      <w:proofErr w:type="spellEnd"/>
+      <w:r>
+        <w:rPr>
+          <w:rFonts w:eastAsiaTheme="minorHAnsi"/>
+          <w:color w:val="000000"/>
+          <w:sz w:val="26"/>
+          <w:szCs w:val="26"/>
+          <w:lang w:val="en-US"/>
+        </w:rPr>
+        <w:t xml:space="preserve">, </w:t>
+      </w:r>
+      <w:proofErr w:type="spellStart"/>
+      <w:r>
+        <w:rPr>
+          <w:rFonts w:eastAsiaTheme="minorHAnsi"/>
+          <w:color w:val="000000"/>
+          <w:sz w:val="26"/>
+          <w:szCs w:val="26"/>
+          <w:lang w:val="en-US"/>
+        </w:rPr>
+        <w:t>sqlquery</w:t>
+      </w:r>
+      <w:proofErr w:type="spellEnd"/>
+      <w:r>
+        <w:rPr>
+          <w:rFonts w:eastAsiaTheme="minorHAnsi"/>
+          <w:color w:val="000000"/>
+          <w:sz w:val="26"/>
+          <w:szCs w:val="26"/>
+          <w:lang w:val="en-US"/>
+        </w:rPr>
+        <w:t>);</w:t>
+      </w:r>
+    </w:p>
+    <w:p>
+      <w:pPr>
+        <w:widowControl/>
+        <w:pBdr>
+          <w:top w:val="single" w:sz="4" w:space="1" w:color="auto"/>
+          <w:left w:val="single" w:sz="4" w:space="4" w:color="auto"/>
+          <w:bottom w:val="single" w:sz="4" w:space="1" w:color="auto"/>
+          <w:right w:val="single" w:sz="4" w:space="4" w:color="auto"/>
+        </w:pBdr>
+        <w:adjustRightInd w:val="0"/>
+        <w:ind w:left="460"/>
+        <w:rPr>
+          <w:rFonts w:eastAsiaTheme="minorHAnsi"/>
+          <w:color w:val="000000"/>
+          <w:sz w:val="26"/>
+          <w:szCs w:val="26"/>
+          <w:lang w:val="en-US"/>
+        </w:rPr>
+      </w:pPr>
+      <w:r>
+        <w:rPr>
+          <w:rFonts w:eastAsiaTheme="minorHAnsi"/>
+          <w:color w:val="000000"/>
+          <w:sz w:val="26"/>
+          <w:szCs w:val="26"/>
+          <w:lang w:val="en-US"/>
+        </w:rPr>
+        <w:t>}</w:t>
+      </w:r>
+    </w:p>
+    <w:p>
+      <w:pPr>
+        <w:widowControl/>
+        <w:adjustRightInd w:val="0"/>
+        <w:ind w:left="460"/>
+        <w:rPr>
+          <w:rFonts w:eastAsiaTheme="minorHAnsi"/>
+          <w:color w:val="000000"/>
+          <w:sz w:val="26"/>
+          <w:szCs w:val="26"/>
+          <w:lang w:val="en-US"/>
+        </w:rPr>
+      </w:pPr>
+    </w:p>
+    <w:p>
+      <w:pPr>
+        <w:widowControl/>
+        <w:adjustRightInd w:val="0"/>
+        <w:ind w:left="460"/>
+        <w:rPr>
+          <w:rFonts w:eastAsiaTheme="minorHAnsi"/>
+          <w:color w:val="000000"/>
+          <w:sz w:val="26"/>
+          <w:szCs w:val="26"/>
+          <w:lang w:val="en-US"/>
+        </w:rPr>
+      </w:pPr>
+    </w:p>
+    <w:p>
+      <w:pPr>
+        <w:widowControl/>
+        <w:adjustRightInd w:val="0"/>
+        <w:ind w:left="460"/>
+        <w:rPr>
+          <w:rFonts w:eastAsiaTheme="minorHAnsi"/>
+          <w:color w:val="000000"/>
+          <w:sz w:val="26"/>
+          <w:szCs w:val="26"/>
+          <w:lang w:val="en-US"/>
+        </w:rPr>
+      </w:pPr>
+    </w:p>
+    <w:p>
+      <w:pPr>
+        <w:widowControl/>
+        <w:adjustRightInd w:val="0"/>
+        <w:ind w:left="460"/>
+        <w:rPr>
+          <w:rFonts w:eastAsiaTheme="minorHAnsi"/>
+          <w:color w:val="000000"/>
+          <w:sz w:val="26"/>
+          <w:szCs w:val="26"/>
+          <w:lang w:val="en-US"/>
+        </w:rPr>
+      </w:pPr>
+    </w:p>
+    <w:p>
+      <w:pPr>
+        <w:widowControl/>
+        <w:adjustRightInd w:val="0"/>
+        <w:ind w:left="460"/>
+        <w:rPr>
+          <w:rFonts w:eastAsiaTheme="minorHAnsi"/>
+          <w:color w:val="000000"/>
+          <w:sz w:val="26"/>
+          <w:szCs w:val="26"/>
+          <w:lang w:val="en-US"/>
+        </w:rPr>
+      </w:pPr>
+    </w:p>
+    <w:p>
+      <w:pPr>
+        <w:widowControl/>
+        <w:adjustRightInd w:val="0"/>
+        <w:ind w:left="460"/>
+        <w:rPr>
+          <w:rFonts w:eastAsiaTheme="minorHAnsi"/>
+          <w:color w:val="000000"/>
+          <w:sz w:val="26"/>
+          <w:szCs w:val="26"/>
+          <w:lang w:val="en-US"/>
+        </w:rPr>
+      </w:pPr>
+    </w:p>
+    <w:p>
+      <w:pPr>
+        <w:spacing w:before="209"/>
         <w:rPr>
           <w:sz w:val="24"/>
-          <w:lang w:val="en-US"/>
         </w:rPr>
       </w:pPr>
     </w:p>

--- a/Báo cáo nhóm 12.docx
+++ b/Báo cáo nhóm 12.docx
@@ -360,7 +360,7 @@
           </mc:Choice>
           <mc:Fallback>
             <w:pict>
-              <v:shape w14:anchorId="22BD5589" id="Graphic 1" o:spid="_x0000_s1026" style="position:absolute;margin-left:272.55pt;margin-top:11pt;width:21.65pt;height:.1pt;z-index:251528704;visibility:visible;mso-wrap-style:square;mso-wrap-distance-left:0;mso-wrap-distance-top:0;mso-wrap-distance-right:0;mso-wrap-distance-bottom:0;mso-position-horizontal:absolute;mso-position-horizontal-relative:page;mso-position-vertical:absolute;mso-position-vertical-relative:text;v-text-anchor:top" coordsize="274955,1270" o:gfxdata="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" path="m,l274326,e" filled="f" strokeweight=".33831mm">
+              <v:shape w14:anchorId="63D69F9F" id="Graphic 1" o:spid="_x0000_s1026" style="position:absolute;margin-left:272.55pt;margin-top:11pt;width:21.65pt;height:.1pt;z-index:251528704;visibility:visible;mso-wrap-style:square;mso-wrap-distance-left:0;mso-wrap-distance-top:0;mso-wrap-distance-right:0;mso-wrap-distance-bottom:0;mso-position-horizontal:absolute;mso-position-horizontal-relative:page;mso-position-vertical:absolute;mso-position-vertical-relative:text;v-text-anchor:top" coordsize="274955,1270" o:gfxdata="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" path="m,l274326,e" filled="f" strokeweight=".33831mm">
                 <v:stroke dashstyle="dash"/>
                 <v:path arrowok="t"/>
                 <w10:wrap anchorx="page"/>
@@ -441,7 +441,7 @@
           </mc:Choice>
           <mc:Fallback>
             <w:pict>
-              <v:shape w14:anchorId="5418E1C0" id="Graphic 2" o:spid="_x0000_s1026" style="position:absolute;margin-left:311.55pt;margin-top:11pt;width:21.65pt;height:.1pt;z-index:251530752;visibility:visible;mso-wrap-style:square;mso-wrap-distance-left:0;mso-wrap-distance-top:0;mso-wrap-distance-right:0;mso-wrap-distance-bottom:0;mso-position-horizontal:absolute;mso-position-horizontal-relative:page;mso-position-vertical:absolute;mso-position-vertical-relative:text;v-text-anchor:top" coordsize="274955,1270" o:gfxdata="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" path="m,l274326,e" filled="f" strokeweight=".33831mm">
+              <v:shape w14:anchorId="1925D119" id="Graphic 2" o:spid="_x0000_s1026" style="position:absolute;margin-left:311.55pt;margin-top:11pt;width:21.65pt;height:.1pt;z-index:251530752;visibility:visible;mso-wrap-style:square;mso-wrap-distance-left:0;mso-wrap-distance-top:0;mso-wrap-distance-right:0;mso-wrap-distance-bottom:0;mso-position-horizontal:absolute;mso-position-horizontal-relative:page;mso-position-vertical:absolute;mso-position-vertical-relative:text;v-text-anchor:top" coordsize="274955,1270" o:gfxdata="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" path="m,l274326,e" filled="f" strokeweight=".33831mm">
                 <v:stroke dashstyle="dash"/>
                 <v:path arrowok="t"/>
                 <w10:wrap anchorx="page"/>
@@ -10202,7 +10202,25 @@
                 <w:szCs w:val="26"/>
                 <w:lang w:val="vi-VN"/>
               </w:rPr>
-              <w:t xml:space="preserve"> chính (MaHoaDon)</w:t>
+              <w:t xml:space="preserve"> chính (</w:t>
+            </w:r>
+            <w:proofErr w:type="spellStart"/>
+            <w:r>
+              <w:rPr>
+                <w:sz w:val="26"/>
+                <w:szCs w:val="26"/>
+                <w:lang w:val="vi-VN"/>
+              </w:rPr>
+              <w:t>MaHoaDon</w:t>
+            </w:r>
+            <w:proofErr w:type="spellEnd"/>
+            <w:r>
+              <w:rPr>
+                <w:sz w:val="26"/>
+                <w:szCs w:val="26"/>
+                <w:lang w:val="vi-VN"/>
+              </w:rPr>
+              <w:t>)</w:t>
             </w:r>
           </w:p>
           <w:p>
@@ -11387,23 +11405,84 @@
                 <w:lang w:val="vi-VN"/>
               </w:rPr>
               <w:tab/>
-              <w:t>AnhDaiDien nvarchar(100)</w:t>
-            </w:r>
-            <w:r>
-              <w:rPr>
-                <w:sz w:val="26"/>
-                <w:szCs w:val="26"/>
-                <w:lang w:val="vi-VN"/>
-              </w:rPr>
-              <w:t xml:space="preserve"> NOT</w:t>
-            </w:r>
-            <w:r>
-              <w:rPr>
-                <w:sz w:val="26"/>
-                <w:szCs w:val="26"/>
-                <w:lang w:val="vi-VN"/>
-              </w:rPr>
-              <w:t xml:space="preserve"> null, </w:t>
+            </w:r>
+            <w:proofErr w:type="spellStart"/>
+            <w:r>
+              <w:rPr>
+                <w:sz w:val="26"/>
+                <w:szCs w:val="26"/>
+                <w:lang w:val="vi-VN"/>
+              </w:rPr>
+              <w:t>AnhDaiDien</w:t>
+            </w:r>
+            <w:proofErr w:type="spellEnd"/>
+            <w:r>
+              <w:rPr>
+                <w:sz w:val="26"/>
+                <w:szCs w:val="26"/>
+                <w:lang w:val="vi-VN"/>
+              </w:rPr>
+              <w:t xml:space="preserve"> </w:t>
+            </w:r>
+            <w:proofErr w:type="spellStart"/>
+            <w:r>
+              <w:rPr>
+                <w:sz w:val="26"/>
+                <w:szCs w:val="26"/>
+                <w:lang w:val="en-US"/>
+              </w:rPr>
+              <w:t>varbinary</w:t>
+            </w:r>
+            <w:proofErr w:type="spellEnd"/>
+            <w:r>
+              <w:rPr>
+                <w:sz w:val="26"/>
+                <w:szCs w:val="26"/>
+                <w:lang w:val="en-US"/>
+              </w:rPr>
+              <w:t>(max)</w:t>
+            </w:r>
+            <w:r>
+              <w:rPr>
+                <w:sz w:val="26"/>
+                <w:szCs w:val="26"/>
+                <w:lang w:val="vi-VN"/>
+              </w:rPr>
+              <w:t xml:space="preserve"> </w:t>
+            </w:r>
+            <w:r>
+              <w:rPr>
+                <w:sz w:val="26"/>
+                <w:szCs w:val="26"/>
+                <w:lang w:val="vi-VN"/>
+              </w:rPr>
+              <w:t>NOT</w:t>
+            </w:r>
+            <w:r>
+              <w:rPr>
+                <w:sz w:val="26"/>
+                <w:szCs w:val="26"/>
+                <w:lang w:val="vi-VN"/>
+              </w:rPr>
+              <w:t xml:space="preserve"> </w:t>
+            </w:r>
+            <w:proofErr w:type="spellStart"/>
+            <w:r>
+              <w:rPr>
+                <w:sz w:val="26"/>
+                <w:szCs w:val="26"/>
+                <w:lang w:val="vi-VN"/>
+              </w:rPr>
+              <w:t>null</w:t>
+            </w:r>
+            <w:proofErr w:type="spellEnd"/>
+            <w:r>
+              <w:rPr>
+                <w:sz w:val="26"/>
+                <w:szCs w:val="26"/>
+                <w:lang w:val="vi-VN"/>
+              </w:rPr>
+              <w:t>, </w:t>
             </w:r>
           </w:p>
           <w:p>
@@ -12504,7 +12583,50 @@
                 <w:lang w:val="vi-VN"/>
               </w:rPr>
               <w:tab/>
-              <w:t xml:space="preserve">HinhAnh nvarchar(50) </w:t>
+            </w:r>
+            <w:proofErr w:type="spellStart"/>
+            <w:r>
+              <w:rPr>
+                <w:sz w:val="26"/>
+                <w:szCs w:val="26"/>
+                <w:lang w:val="vi-VN"/>
+              </w:rPr>
+              <w:t>HinhAnh</w:t>
+            </w:r>
+            <w:proofErr w:type="spellEnd"/>
+            <w:r>
+              <w:rPr>
+                <w:sz w:val="26"/>
+                <w:szCs w:val="26"/>
+                <w:lang w:val="vi-VN"/>
+              </w:rPr>
+              <w:t xml:space="preserve"> </w:t>
+            </w:r>
+            <w:proofErr w:type="spellStart"/>
+            <w:r>
+              <w:rPr>
+                <w:sz w:val="26"/>
+                <w:szCs w:val="26"/>
+                <w:lang w:val="en-US"/>
+              </w:rPr>
+              <w:t>varbinary</w:t>
+            </w:r>
+            <w:proofErr w:type="spellEnd"/>
+            <w:r>
+              <w:rPr>
+                <w:sz w:val="26"/>
+                <w:szCs w:val="26"/>
+                <w:lang w:val="en-US"/>
+              </w:rPr>
+              <w:t>(max)</w:t>
+            </w:r>
+            <w:r>
+              <w:rPr>
+                <w:sz w:val="26"/>
+                <w:szCs w:val="26"/>
+                <w:lang w:val="vi-VN"/>
+              </w:rPr>
+              <w:t xml:space="preserve"> </w:t>
             </w:r>
             <w:r>
               <w:rPr>
@@ -23095,7 +23217,6 @@
           <w:color w:val="000000"/>
           <w:sz w:val="26"/>
           <w:szCs w:val="26"/>
-          <w:lang w:val="en-US"/>
         </w:rPr>
       </w:pPr>
     </w:p>
@@ -25764,29 +25885,7 @@
           <w:szCs w:val="26"/>
           <w:lang w:val="en-US"/>
         </w:rPr>
-        <w:t xml:space="preserve">, </w:t>
-      </w:r>
-      <w:proofErr w:type="spellStart"/>
-      <w:r>
-        <w:rPr>
-          <w:rFonts w:eastAsiaTheme="minorHAnsi"/>
-          <w:color w:val="000000"/>
-          <w:sz w:val="26"/>
-          <w:szCs w:val="26"/>
-          <w:lang w:val="en-US"/>
-        </w:rPr>
-        <w:t>sqlquery</w:t>
-      </w:r>
-      <w:proofErr w:type="spellEnd"/>
-      <w:r>
-        <w:rPr>
-          <w:rFonts w:eastAsiaTheme="minorHAnsi"/>
-          <w:color w:val="000000"/>
-          <w:sz w:val="26"/>
-          <w:szCs w:val="26"/>
-          <w:lang w:val="en-US"/>
-        </w:rPr>
-        <w:t>);</w:t>
+        <w:t>, sqlquery);</w:t>
       </w:r>
     </w:p>
     <w:p>
@@ -29283,6 +29382,7 @@
   <w:style w:type="character" w:default="1" w:styleId="DefaultParagraphFont">
     <w:name w:val="Default Paragraph Font"/>
     <w:uiPriority w:val="1"/>
+    <w:semiHidden/>
     <w:unhideWhenUsed/>
   </w:style>
   <w:style w:type="table" w:default="1" w:styleId="TableNormal">

--- a/Báo cáo nhóm 12.docx
+++ b/Báo cáo nhóm 12.docx
@@ -360,7 +360,7 @@
           </mc:Choice>
           <mc:Fallback>
             <w:pict>
-              <v:shape w14:anchorId="50758A62" id="Graphic 1" o:spid="_x0000_s1026" style="position:absolute;margin-left:272.55pt;margin-top:11pt;width:21.65pt;height:.1pt;z-index:251528704;visibility:visible;mso-wrap-style:square;mso-wrap-distance-left:0;mso-wrap-distance-top:0;mso-wrap-distance-right:0;mso-wrap-distance-bottom:0;mso-position-horizontal:absolute;mso-position-horizontal-relative:page;mso-position-vertical:absolute;mso-position-vertical-relative:text;v-text-anchor:top" coordsize="274955,1270" o:gfxdata="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" path="m,l274326,e" filled="f" strokeweight=".33831mm">
+              <v:shape w14:anchorId="566929B2" id="Graphic 1" o:spid="_x0000_s1026" style="position:absolute;margin-left:272.55pt;margin-top:11pt;width:21.65pt;height:.1pt;z-index:251528704;visibility:visible;mso-wrap-style:square;mso-wrap-distance-left:0;mso-wrap-distance-top:0;mso-wrap-distance-right:0;mso-wrap-distance-bottom:0;mso-position-horizontal:absolute;mso-position-horizontal-relative:page;mso-position-vertical:absolute;mso-position-vertical-relative:text;v-text-anchor:top" coordsize="274955,1270" o:gfxdata="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" path="m,l274326,e" filled="f" strokeweight=".33831mm">
                 <v:stroke dashstyle="dash"/>
                 <v:path arrowok="t"/>
                 <w10:wrap anchorx="page"/>
@@ -441,7 +441,7 @@
           </mc:Choice>
           <mc:Fallback>
             <w:pict>
-              <v:shape w14:anchorId="3D800DB9" id="Graphic 2" o:spid="_x0000_s1026" style="position:absolute;margin-left:311.55pt;margin-top:11pt;width:21.65pt;height:.1pt;z-index:251530752;visibility:visible;mso-wrap-style:square;mso-wrap-distance-left:0;mso-wrap-distance-top:0;mso-wrap-distance-right:0;mso-wrap-distance-bottom:0;mso-position-horizontal:absolute;mso-position-horizontal-relative:page;mso-position-vertical:absolute;mso-position-vertical-relative:text;v-text-anchor:top" coordsize="274955,1270" o:gfxdata="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" path="m,l274326,e" filled="f" strokeweight=".33831mm">
+              <v:shape w14:anchorId="4BE8B299" id="Graphic 2" o:spid="_x0000_s1026" style="position:absolute;margin-left:311.55pt;margin-top:11pt;width:21.65pt;height:.1pt;z-index:251530752;visibility:visible;mso-wrap-style:square;mso-wrap-distance-left:0;mso-wrap-distance-top:0;mso-wrap-distance-right:0;mso-wrap-distance-bottom:0;mso-position-horizontal:absolute;mso-position-horizontal-relative:page;mso-position-vertical:absolute;mso-position-vertical-relative:text;v-text-anchor:top" coordsize="274955,1270" o:gfxdata="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" path="m,l274326,e" filled="f" strokeweight=".33831mm">
                 <v:stroke dashstyle="dash"/>
                 <v:path arrowok="t"/>
                 <w10:wrap anchorx="page"/>
@@ -9993,7 +9993,7 @@
                 <w:szCs w:val="26"/>
                 <w:lang w:val="vi-VN"/>
               </w:rPr>
-              <w:t>  TongTien (check &gt; 0), NOT NULL</w:t>
+              <w:t xml:space="preserve">  TongTien (check &gt; 0), </w:t>
             </w:r>
           </w:p>
           <w:p>
@@ -10026,7 +10026,7 @@
               <w:rPr>
                 <w:sz w:val="26"/>
                 <w:szCs w:val="26"/>
-                <w:lang w:val="vi-VN"/>
+                <w:lang w:val="en-US"/>
               </w:rPr>
               <w:t>NOT NULL</w:t>
             </w:r>
@@ -10038,32 +10038,24 @@
               <w:rPr>
                 <w:sz w:val="26"/>
                 <w:szCs w:val="26"/>
+                <w:lang w:val="vi-VN"/>
+              </w:rPr>
+            </w:pPr>
+            <w:r>
+              <w:rPr>
+                <w:sz w:val="26"/>
+                <w:szCs w:val="26"/>
+                <w:lang w:val="vi-VN"/>
+              </w:rPr>
+              <w:t>TienThoi (check &gt;= 0)</w:t>
+            </w:r>
+            <w:r>
+              <w:rPr>
+                <w:sz w:val="26"/>
+                <w:szCs w:val="26"/>
                 <w:lang w:val="en-US"/>
               </w:rPr>
-            </w:pPr>
-            <w:r>
-              <w:rPr>
-                <w:sz w:val="26"/>
-                <w:szCs w:val="26"/>
-                <w:lang w:val="vi-VN"/>
-              </w:rPr>
-              <w:t>TienThoi (check &gt;= 0)</w:t>
-            </w:r>
-            <w:r>
-              <w:rPr>
-                <w:sz w:val="26"/>
-                <w:szCs w:val="26"/>
-                <w:lang w:val="en-US"/>
-              </w:rPr>
               <w:t xml:space="preserve">, </w:t>
-            </w:r>
-            <w:r>
-              <w:rPr>
-                <w:sz w:val="26"/>
-                <w:szCs w:val="26"/>
-                <w:lang w:val="vi-VN"/>
-              </w:rPr>
-              <w:t>NOT NULL</w:t>
             </w:r>
           </w:p>
           <w:p>
@@ -10076,14 +10068,6 @@
                 <w:lang w:val="vi-VN"/>
               </w:rPr>
             </w:pPr>
-            <w:r>
-              <w:rPr>
-                <w:sz w:val="26"/>
-                <w:szCs w:val="26"/>
-                <w:lang w:val="vi-VN"/>
-              </w:rPr>
-              <w:t> </w:t>
-            </w:r>
           </w:p>
         </w:tc>
       </w:tr>
@@ -10912,90 +10896,8 @@
           <w:szCs w:val="26"/>
           <w:lang w:val="en-US"/>
         </w:rPr>
-        <w:t xml:space="preserve">. Code </w:t>
-      </w:r>
-      <w:proofErr w:type="spellStart"/>
-      <w:r>
-        <w:rPr>
-          <w:sz w:val="26"/>
-          <w:szCs w:val="26"/>
-          <w:lang w:val="en-US"/>
-        </w:rPr>
-        <w:t>tạo</w:t>
-      </w:r>
-      <w:proofErr w:type="spellEnd"/>
-      <w:r>
-        <w:rPr>
-          <w:sz w:val="26"/>
-          <w:szCs w:val="26"/>
-          <w:lang w:val="en-US"/>
-        </w:rPr>
-        <w:t xml:space="preserve"> </w:t>
-      </w:r>
-      <w:proofErr w:type="spellStart"/>
-      <w:r>
-        <w:rPr>
-          <w:sz w:val="26"/>
-          <w:szCs w:val="26"/>
-          <w:lang w:val="en-US"/>
-        </w:rPr>
-        <w:t>cơ</w:t>
-      </w:r>
-      <w:proofErr w:type="spellEnd"/>
-      <w:r>
-        <w:rPr>
-          <w:sz w:val="26"/>
-          <w:szCs w:val="26"/>
-          <w:lang w:val="en-US"/>
-        </w:rPr>
-        <w:t xml:space="preserve"> </w:t>
-      </w:r>
-      <w:proofErr w:type="spellStart"/>
-      <w:r>
-        <w:rPr>
-          <w:sz w:val="26"/>
-          <w:szCs w:val="26"/>
-          <w:lang w:val="en-US"/>
-        </w:rPr>
-        <w:t>sở</w:t>
-      </w:r>
-      <w:proofErr w:type="spellEnd"/>
-      <w:r>
-        <w:rPr>
-          <w:sz w:val="26"/>
-          <w:szCs w:val="26"/>
-          <w:lang w:val="en-US"/>
-        </w:rPr>
-        <w:t xml:space="preserve"> </w:t>
-      </w:r>
-      <w:proofErr w:type="spellStart"/>
-      <w:r>
-        <w:rPr>
-          <w:sz w:val="26"/>
-          <w:szCs w:val="26"/>
-          <w:lang w:val="en-US"/>
-        </w:rPr>
-        <w:t>dữ</w:t>
-      </w:r>
-      <w:proofErr w:type="spellEnd"/>
-      <w:r>
-        <w:rPr>
-          <w:sz w:val="26"/>
-          <w:szCs w:val="26"/>
-          <w:lang w:val="en-US"/>
-        </w:rPr>
-        <w:t xml:space="preserve"> </w:t>
-      </w:r>
-      <w:proofErr w:type="spellStart"/>
-      <w:r>
-        <w:rPr>
-          <w:sz w:val="26"/>
-          <w:szCs w:val="26"/>
-          <w:lang w:val="en-US"/>
-        </w:rPr>
-        <w:t>liệu</w:t>
-      </w:r>
-      <w:proofErr w:type="spellEnd"/>
+        <w:t>. Code tạo cơ sở dữ liệu</w:t>
+      </w:r>
     </w:p>
     <w:p>
       <w:pPr>
@@ -12360,7 +12262,6 @@
                 <w:szCs w:val="26"/>
                 <w:lang w:val="vi-VN"/>
               </w:rPr>
-              <w:lastRenderedPageBreak/>
               <w:t>6</w:t>
             </w:r>
           </w:p>
@@ -14262,42 +14163,8 @@
           <w:szCs w:val="26"/>
           <w:lang w:val="en-US"/>
         </w:rPr>
-        <w:t xml:space="preserve">2.6. </w:t>
-      </w:r>
-      <w:proofErr w:type="spellStart"/>
-      <w:r>
-        <w:rPr>
-          <w:b/>
-          <w:bCs/>
-          <w:sz w:val="26"/>
-          <w:szCs w:val="26"/>
-          <w:lang w:val="en-US"/>
-        </w:rPr>
-        <w:t>Lược</w:t>
-      </w:r>
-      <w:proofErr w:type="spellEnd"/>
-      <w:r>
-        <w:rPr>
-          <w:b/>
-          <w:bCs/>
-          <w:sz w:val="26"/>
-          <w:szCs w:val="26"/>
-          <w:lang w:val="en-US"/>
-        </w:rPr>
-        <w:t xml:space="preserve"> đồ vật </w:t>
-      </w:r>
-      <w:proofErr w:type="spellStart"/>
-      <w:r>
-        <w:rPr>
-          <w:b/>
-          <w:bCs/>
-          <w:sz w:val="26"/>
-          <w:szCs w:val="26"/>
-          <w:lang w:val="en-US"/>
-        </w:rPr>
-        <w:t>lý</w:t>
-      </w:r>
-      <w:proofErr w:type="spellEnd"/>
+        <w:t>2.6. Lược đồ vật lý</w:t>
+      </w:r>
     </w:p>
     <w:p>
       <w:pPr>
@@ -16133,7 +16000,6 @@
                 <w:szCs w:val="24"/>
                 <w:lang w:val="vi-VN"/>
               </w:rPr>
-              <w:lastRenderedPageBreak/>
               <w:t>3</w:t>
             </w:r>
           </w:p>
@@ -19158,7 +19024,6 @@
           <w:lang w:val="en-US"/>
         </w:rPr>
       </w:pPr>
-      <w:proofErr w:type="spellStart"/>
       <w:r>
         <w:rPr>
           <w:spacing w:val="-3"/>
@@ -19166,109 +19031,8 @@
           <w:szCs w:val="26"/>
           <w:lang w:val="en-US"/>
         </w:rPr>
-        <w:t>Kết</w:t>
-      </w:r>
-      <w:proofErr w:type="spellEnd"/>
-      <w:r>
-        <w:rPr>
-          <w:spacing w:val="-3"/>
-          <w:sz w:val="26"/>
-          <w:szCs w:val="26"/>
-          <w:lang w:val="en-US"/>
-        </w:rPr>
-        <w:t xml:space="preserve"> </w:t>
-      </w:r>
-      <w:proofErr w:type="spellStart"/>
-      <w:r>
-        <w:rPr>
-          <w:spacing w:val="-3"/>
-          <w:sz w:val="26"/>
-          <w:szCs w:val="26"/>
-          <w:lang w:val="en-US"/>
-        </w:rPr>
-        <w:t>nối</w:t>
-      </w:r>
-      <w:proofErr w:type="spellEnd"/>
-      <w:r>
-        <w:rPr>
-          <w:spacing w:val="-3"/>
-          <w:sz w:val="26"/>
-          <w:szCs w:val="26"/>
-          <w:lang w:val="en-US"/>
-        </w:rPr>
-        <w:t xml:space="preserve"> </w:t>
-      </w:r>
-      <w:proofErr w:type="spellStart"/>
-      <w:r>
-        <w:rPr>
-          <w:spacing w:val="-3"/>
-          <w:sz w:val="26"/>
-          <w:szCs w:val="26"/>
-          <w:lang w:val="en-US"/>
-        </w:rPr>
-        <w:t>cơ</w:t>
-      </w:r>
-      <w:proofErr w:type="spellEnd"/>
-      <w:r>
-        <w:rPr>
-          <w:spacing w:val="-3"/>
-          <w:sz w:val="26"/>
-          <w:szCs w:val="26"/>
-          <w:lang w:val="en-US"/>
-        </w:rPr>
-        <w:t xml:space="preserve"> </w:t>
-      </w:r>
-      <w:proofErr w:type="spellStart"/>
-      <w:r>
-        <w:rPr>
-          <w:spacing w:val="-3"/>
-          <w:sz w:val="26"/>
-          <w:szCs w:val="26"/>
-          <w:lang w:val="en-US"/>
-        </w:rPr>
-        <w:t>sở</w:t>
-      </w:r>
-      <w:proofErr w:type="spellEnd"/>
-      <w:r>
-        <w:rPr>
-          <w:spacing w:val="-3"/>
-          <w:sz w:val="26"/>
-          <w:szCs w:val="26"/>
-          <w:lang w:val="en-US"/>
-        </w:rPr>
-        <w:t xml:space="preserve"> </w:t>
-      </w:r>
-      <w:proofErr w:type="spellStart"/>
-      <w:r>
-        <w:rPr>
-          <w:spacing w:val="-3"/>
-          <w:sz w:val="26"/>
-          <w:szCs w:val="26"/>
-          <w:lang w:val="en-US"/>
-        </w:rPr>
-        <w:t>dữ</w:t>
-      </w:r>
-      <w:proofErr w:type="spellEnd"/>
-      <w:r>
-        <w:rPr>
-          <w:spacing w:val="-3"/>
-          <w:sz w:val="26"/>
-          <w:szCs w:val="26"/>
-          <w:lang w:val="en-US"/>
-        </w:rPr>
-        <w:t xml:space="preserve"> </w:t>
-      </w:r>
-      <w:proofErr w:type="spellStart"/>
-      <w:r>
-        <w:rPr>
-          <w:spacing w:val="-3"/>
-          <w:sz w:val="26"/>
-          <w:szCs w:val="26"/>
-          <w:lang w:val="en-US"/>
-        </w:rPr>
-        <w:t>liệu</w:t>
-      </w:r>
-      <w:proofErr w:type="spellEnd"/>
+        <w:t>Kết nối cơ sở dữ liệu</w:t>
+      </w:r>
     </w:p>
     <w:p>
       <w:pPr>
@@ -19297,20 +19061,8 @@
           <w:szCs w:val="26"/>
           <w:lang w:val="en-US"/>
         </w:rPr>
-        <w:t xml:space="preserve">public class </w:t>
-      </w:r>
-      <w:proofErr w:type="spellStart"/>
-      <w:r>
-        <w:rPr>
-          <w:rFonts w:eastAsiaTheme="minorHAnsi"/>
-          <w:color w:val="000000"/>
-          <w:sz w:val="26"/>
-          <w:szCs w:val="26"/>
-          <w:lang w:val="en-US"/>
-        </w:rPr>
-        <w:t>DBConn</w:t>
-      </w:r>
-      <w:proofErr w:type="spellEnd"/>
+        <w:t>public class DBConn</w:t>
+      </w:r>
     </w:p>
     <w:p>
       <w:pPr>
@@ -19369,29 +19121,7 @@
           <w:szCs w:val="26"/>
           <w:lang w:val="en-US"/>
         </w:rPr>
-        <w:t xml:space="preserve">    private static string </w:t>
-      </w:r>
-      <w:proofErr w:type="spellStart"/>
-      <w:r>
-        <w:rPr>
-          <w:rFonts w:eastAsiaTheme="minorHAnsi"/>
-          <w:color w:val="000000"/>
-          <w:sz w:val="26"/>
-          <w:szCs w:val="26"/>
-          <w:lang w:val="en-US"/>
-        </w:rPr>
-        <w:t>connStr</w:t>
-      </w:r>
-      <w:proofErr w:type="spellEnd"/>
-      <w:r>
-        <w:rPr>
-          <w:rFonts w:eastAsiaTheme="minorHAnsi"/>
-          <w:color w:val="000000"/>
-          <w:sz w:val="26"/>
-          <w:szCs w:val="26"/>
-          <w:lang w:val="en-US"/>
-        </w:rPr>
-        <w:t xml:space="preserve"> = @"Data Source=(LocalDB)\MSSQLLocalDB;AttachDbFilename=|DataDirectory|\QLCuaHang.mdf;Integrated Security=True";</w:t>
+        <w:t xml:space="preserve">    private static string connStr = @"Data Source=(LocalDB)\MSSQLLocalDB;AttachDbFilename=|DataDirectory|\QLCuaHang.mdf;Integrated Security=True";</w:t>
       </w:r>
     </w:p>
     <w:p>
@@ -19421,29 +19151,7 @@
           <w:szCs w:val="26"/>
           <w:lang w:val="en-US"/>
         </w:rPr>
-        <w:t xml:space="preserve">    private static </w:t>
-      </w:r>
-      <w:proofErr w:type="spellStart"/>
-      <w:r>
-        <w:rPr>
-          <w:rFonts w:eastAsiaTheme="minorHAnsi"/>
-          <w:color w:val="000000"/>
-          <w:sz w:val="26"/>
-          <w:szCs w:val="26"/>
-          <w:lang w:val="en-US"/>
-        </w:rPr>
-        <w:t>SqlConnection</w:t>
-      </w:r>
-      <w:proofErr w:type="spellEnd"/>
-      <w:r>
-        <w:rPr>
-          <w:rFonts w:eastAsiaTheme="minorHAnsi"/>
-          <w:color w:val="000000"/>
-          <w:sz w:val="26"/>
-          <w:szCs w:val="26"/>
-          <w:lang w:val="en-US"/>
-        </w:rPr>
-        <w:t xml:space="preserve"> connection;</w:t>
+        <w:t xml:space="preserve">    private static SqlConnection connection;</w:t>
       </w:r>
     </w:p>
     <w:p>
@@ -19493,42 +19201,8 @@
           <w:szCs w:val="26"/>
           <w:lang w:val="en-US"/>
         </w:rPr>
-        <w:t xml:space="preserve">    public </w:t>
-      </w:r>
-      <w:proofErr w:type="spellStart"/>
-      <w:r>
-        <w:rPr>
-          <w:rFonts w:eastAsiaTheme="minorHAnsi"/>
-          <w:color w:val="000000"/>
-          <w:sz w:val="26"/>
-          <w:szCs w:val="26"/>
-          <w:lang w:val="en-US"/>
-        </w:rPr>
-        <w:t>SqlConnection</w:t>
-      </w:r>
-      <w:proofErr w:type="spellEnd"/>
-      <w:r>
-        <w:rPr>
-          <w:rFonts w:eastAsiaTheme="minorHAnsi"/>
-          <w:color w:val="000000"/>
-          <w:sz w:val="26"/>
-          <w:szCs w:val="26"/>
-          <w:lang w:val="en-US"/>
-        </w:rPr>
-        <w:t xml:space="preserve"> </w:t>
-      </w:r>
-      <w:proofErr w:type="spellStart"/>
-      <w:r>
-        <w:rPr>
-          <w:rFonts w:eastAsiaTheme="minorHAnsi"/>
-          <w:color w:val="000000"/>
-          <w:sz w:val="26"/>
-          <w:szCs w:val="26"/>
-          <w:lang w:val="en-US"/>
-        </w:rPr>
-        <w:t>getConnection</w:t>
-      </w:r>
-      <w:proofErr w:type="spellEnd"/>
+        <w:t xml:space="preserve">    public SqlConnection getConnection</w:t>
+      </w:r>
     </w:p>
     <w:p>
       <w:pPr>
@@ -19647,29 +19321,7 @@
           <w:szCs w:val="26"/>
           <w:lang w:val="en-US"/>
         </w:rPr>
-        <w:t xml:space="preserve">    public static void </w:t>
-      </w:r>
-      <w:proofErr w:type="spellStart"/>
-      <w:r>
-        <w:rPr>
-          <w:rFonts w:eastAsiaTheme="minorHAnsi"/>
-          <w:color w:val="000000"/>
-          <w:sz w:val="26"/>
-          <w:szCs w:val="26"/>
-          <w:lang w:val="en-US"/>
-        </w:rPr>
-        <w:t>ConnOpen</w:t>
-      </w:r>
-      <w:proofErr w:type="spellEnd"/>
-      <w:r>
-        <w:rPr>
-          <w:rFonts w:eastAsiaTheme="minorHAnsi"/>
-          <w:color w:val="000000"/>
-          <w:sz w:val="26"/>
-          <w:szCs w:val="26"/>
-          <w:lang w:val="en-US"/>
-        </w:rPr>
-        <w:t>()</w:t>
+        <w:t xml:space="preserve">    public static void ConnOpen()</w:t>
       </w:r>
     </w:p>
     <w:p>
@@ -19789,51 +19441,7 @@
           <w:szCs w:val="26"/>
           <w:lang w:val="en-US"/>
         </w:rPr>
-        <w:t xml:space="preserve">            connection = new </w:t>
-      </w:r>
-      <w:proofErr w:type="spellStart"/>
-      <w:r>
-        <w:rPr>
-          <w:rFonts w:eastAsiaTheme="minorHAnsi"/>
-          <w:color w:val="000000"/>
-          <w:sz w:val="26"/>
-          <w:szCs w:val="26"/>
-          <w:lang w:val="en-US"/>
-        </w:rPr>
-        <w:t>SqlConnection</w:t>
-      </w:r>
-      <w:proofErr w:type="spellEnd"/>
-      <w:r>
-        <w:rPr>
-          <w:rFonts w:eastAsiaTheme="minorHAnsi"/>
-          <w:color w:val="000000"/>
-          <w:sz w:val="26"/>
-          <w:szCs w:val="26"/>
-          <w:lang w:val="en-US"/>
-        </w:rPr>
-        <w:t>(</w:t>
-      </w:r>
-      <w:proofErr w:type="spellStart"/>
-      <w:r>
-        <w:rPr>
-          <w:rFonts w:eastAsiaTheme="minorHAnsi"/>
-          <w:color w:val="000000"/>
-          <w:sz w:val="26"/>
-          <w:szCs w:val="26"/>
-          <w:lang w:val="en-US"/>
-        </w:rPr>
-        <w:t>connStr</w:t>
-      </w:r>
-      <w:proofErr w:type="spellEnd"/>
-      <w:r>
-        <w:rPr>
-          <w:rFonts w:eastAsiaTheme="minorHAnsi"/>
-          <w:color w:val="000000"/>
-          <w:sz w:val="26"/>
-          <w:szCs w:val="26"/>
-          <w:lang w:val="en-US"/>
-        </w:rPr>
-        <w:t>);</w:t>
+        <w:t xml:space="preserve">            connection = new SqlConnection(connStr);</w:t>
       </w:r>
     </w:p>
     <w:p>
@@ -19883,51 +19491,7 @@
           <w:szCs w:val="26"/>
           <w:lang w:val="en-US"/>
         </w:rPr>
-        <w:t xml:space="preserve">            if (</w:t>
-      </w:r>
-      <w:proofErr w:type="spellStart"/>
-      <w:r>
-        <w:rPr>
-          <w:rFonts w:eastAsiaTheme="minorHAnsi"/>
-          <w:color w:val="000000"/>
-          <w:sz w:val="26"/>
-          <w:szCs w:val="26"/>
-          <w:lang w:val="en-US"/>
-        </w:rPr>
-        <w:t>connection.State</w:t>
-      </w:r>
-      <w:proofErr w:type="spellEnd"/>
-      <w:r>
-        <w:rPr>
-          <w:rFonts w:eastAsiaTheme="minorHAnsi"/>
-          <w:color w:val="000000"/>
-          <w:sz w:val="26"/>
-          <w:szCs w:val="26"/>
-          <w:lang w:val="en-US"/>
-        </w:rPr>
-        <w:t xml:space="preserve"> == </w:t>
-      </w:r>
-      <w:proofErr w:type="spellStart"/>
-      <w:r>
-        <w:rPr>
-          <w:rFonts w:eastAsiaTheme="minorHAnsi"/>
-          <w:color w:val="000000"/>
-          <w:sz w:val="26"/>
-          <w:szCs w:val="26"/>
-          <w:lang w:val="en-US"/>
-        </w:rPr>
-        <w:t>ConnectionState.Closed</w:t>
-      </w:r>
-      <w:proofErr w:type="spellEnd"/>
-      <w:r>
-        <w:rPr>
-          <w:rFonts w:eastAsiaTheme="minorHAnsi"/>
-          <w:color w:val="000000"/>
-          <w:sz w:val="26"/>
-          <w:szCs w:val="26"/>
-          <w:lang w:val="en-US"/>
-        </w:rPr>
-        <w:t>)</w:t>
+        <w:t xml:space="preserve">            if (connection.State == ConnectionState.Closed)</w:t>
       </w:r>
     </w:p>
     <w:p>
@@ -19987,29 +19551,7 @@
           <w:szCs w:val="26"/>
           <w:lang w:val="en-US"/>
         </w:rPr>
-        <w:t xml:space="preserve">                </w:t>
-      </w:r>
-      <w:proofErr w:type="spellStart"/>
-      <w:r>
-        <w:rPr>
-          <w:rFonts w:eastAsiaTheme="minorHAnsi"/>
-          <w:color w:val="000000"/>
-          <w:sz w:val="26"/>
-          <w:szCs w:val="26"/>
-          <w:lang w:val="en-US"/>
-        </w:rPr>
-        <w:t>connection.Open</w:t>
-      </w:r>
-      <w:proofErr w:type="spellEnd"/>
-      <w:r>
-        <w:rPr>
-          <w:rFonts w:eastAsiaTheme="minorHAnsi"/>
-          <w:color w:val="000000"/>
-          <w:sz w:val="26"/>
-          <w:szCs w:val="26"/>
-          <w:lang w:val="en-US"/>
-        </w:rPr>
-        <w:t>();</w:t>
+        <w:t xml:space="preserve">                connection.Open();</w:t>
       </w:r>
     </w:p>
     <w:p>
@@ -20179,51 +19721,7 @@
           <w:szCs w:val="26"/>
           <w:lang w:val="en-US"/>
         </w:rPr>
-        <w:t xml:space="preserve">            </w:t>
-      </w:r>
-      <w:proofErr w:type="spellStart"/>
-      <w:r>
-        <w:rPr>
-          <w:rFonts w:eastAsiaTheme="minorHAnsi"/>
-          <w:color w:val="000000"/>
-          <w:sz w:val="26"/>
-          <w:szCs w:val="26"/>
-          <w:lang w:val="en-US"/>
-        </w:rPr>
-        <w:t>MessageBox.Show</w:t>
-      </w:r>
-      <w:proofErr w:type="spellEnd"/>
-      <w:r>
-        <w:rPr>
-          <w:rFonts w:eastAsiaTheme="minorHAnsi"/>
-          <w:color w:val="000000"/>
-          <w:sz w:val="26"/>
-          <w:szCs w:val="26"/>
-          <w:lang w:val="en-US"/>
-        </w:rPr>
-        <w:t>(</w:t>
-      </w:r>
-      <w:proofErr w:type="spellStart"/>
-      <w:r>
-        <w:rPr>
-          <w:rFonts w:eastAsiaTheme="minorHAnsi"/>
-          <w:color w:val="000000"/>
-          <w:sz w:val="26"/>
-          <w:szCs w:val="26"/>
-          <w:lang w:val="en-US"/>
-        </w:rPr>
-        <w:t>ex.Message</w:t>
-      </w:r>
-      <w:proofErr w:type="spellEnd"/>
-      <w:r>
-        <w:rPr>
-          <w:rFonts w:eastAsiaTheme="minorHAnsi"/>
-          <w:color w:val="000000"/>
-          <w:sz w:val="26"/>
-          <w:szCs w:val="26"/>
-          <w:lang w:val="en-US"/>
-        </w:rPr>
-        <w:t>);</w:t>
+        <w:t xml:space="preserve">            MessageBox.Show(ex.Message);</w:t>
       </w:r>
     </w:p>
     <w:p>
@@ -20333,29 +19831,7 @@
           <w:szCs w:val="26"/>
           <w:lang w:val="en-US"/>
         </w:rPr>
-        <w:t xml:space="preserve">    public static void </w:t>
-      </w:r>
-      <w:proofErr w:type="spellStart"/>
-      <w:r>
-        <w:rPr>
-          <w:rFonts w:eastAsiaTheme="minorHAnsi"/>
-          <w:color w:val="000000"/>
-          <w:sz w:val="26"/>
-          <w:szCs w:val="26"/>
-          <w:lang w:val="en-US"/>
-        </w:rPr>
-        <w:t>ConnClose</w:t>
-      </w:r>
-      <w:proofErr w:type="spellEnd"/>
-      <w:r>
-        <w:rPr>
-          <w:rFonts w:eastAsiaTheme="minorHAnsi"/>
-          <w:color w:val="000000"/>
-          <w:sz w:val="26"/>
-          <w:szCs w:val="26"/>
-          <w:lang w:val="en-US"/>
-        </w:rPr>
-        <w:t>()</w:t>
+        <w:t xml:space="preserve">    public static void ConnClose()</w:t>
       </w:r>
     </w:p>
     <w:p>
@@ -20415,51 +19891,7 @@
           <w:szCs w:val="26"/>
           <w:lang w:val="en-US"/>
         </w:rPr>
-        <w:t xml:space="preserve">        if (connection != null &amp;&amp; </w:t>
-      </w:r>
-      <w:proofErr w:type="spellStart"/>
-      <w:r>
-        <w:rPr>
-          <w:rFonts w:eastAsiaTheme="minorHAnsi"/>
-          <w:color w:val="000000"/>
-          <w:sz w:val="26"/>
-          <w:szCs w:val="26"/>
-          <w:lang w:val="en-US"/>
-        </w:rPr>
-        <w:t>connection.State</w:t>
-      </w:r>
-      <w:proofErr w:type="spellEnd"/>
-      <w:r>
-        <w:rPr>
-          <w:rFonts w:eastAsiaTheme="minorHAnsi"/>
-          <w:color w:val="000000"/>
-          <w:sz w:val="26"/>
-          <w:szCs w:val="26"/>
-          <w:lang w:val="en-US"/>
-        </w:rPr>
-        <w:t xml:space="preserve"> == </w:t>
-      </w:r>
-      <w:proofErr w:type="spellStart"/>
-      <w:r>
-        <w:rPr>
-          <w:rFonts w:eastAsiaTheme="minorHAnsi"/>
-          <w:color w:val="000000"/>
-          <w:sz w:val="26"/>
-          <w:szCs w:val="26"/>
-          <w:lang w:val="en-US"/>
-        </w:rPr>
-        <w:t>ConnectionState.Open</w:t>
-      </w:r>
-      <w:proofErr w:type="spellEnd"/>
-      <w:r>
-        <w:rPr>
-          <w:rFonts w:eastAsiaTheme="minorHAnsi"/>
-          <w:color w:val="000000"/>
-          <w:sz w:val="26"/>
-          <w:szCs w:val="26"/>
-          <w:lang w:val="en-US"/>
-        </w:rPr>
-        <w:t>)</w:t>
+        <w:t xml:space="preserve">        if (connection != null &amp;&amp; connection.State == ConnectionState.Open)</w:t>
       </w:r>
     </w:p>
     <w:p>
@@ -20519,29 +19951,7 @@
           <w:szCs w:val="26"/>
           <w:lang w:val="en-US"/>
         </w:rPr>
-        <w:t xml:space="preserve">            </w:t>
-      </w:r>
-      <w:proofErr w:type="spellStart"/>
-      <w:r>
-        <w:rPr>
-          <w:rFonts w:eastAsiaTheme="minorHAnsi"/>
-          <w:color w:val="000000"/>
-          <w:sz w:val="26"/>
-          <w:szCs w:val="26"/>
-          <w:lang w:val="en-US"/>
-        </w:rPr>
-        <w:t>connection.Close</w:t>
-      </w:r>
-      <w:proofErr w:type="spellEnd"/>
-      <w:r>
-        <w:rPr>
-          <w:rFonts w:eastAsiaTheme="minorHAnsi"/>
-          <w:color w:val="000000"/>
-          <w:sz w:val="26"/>
-          <w:szCs w:val="26"/>
-          <w:lang w:val="en-US"/>
-        </w:rPr>
-        <w:t>();</w:t>
+        <w:t xml:space="preserve">            connection.Close();</w:t>
       </w:r>
     </w:p>
     <w:p>
@@ -20716,73 +20126,7 @@
           <w:lang w:val="en-US"/>
         </w:rPr>
         <w:lastRenderedPageBreak/>
-        <w:t xml:space="preserve">Xem </w:t>
-      </w:r>
-      <w:proofErr w:type="spellStart"/>
-      <w:r>
-        <w:rPr>
-          <w:b/>
-          <w:bCs/>
-          <w:sz w:val="26"/>
-          <w:szCs w:val="26"/>
-          <w:lang w:val="en-US"/>
-        </w:rPr>
-        <w:t>thông</w:t>
-      </w:r>
-      <w:proofErr w:type="spellEnd"/>
-      <w:r>
-        <w:rPr>
-          <w:b/>
-          <w:bCs/>
-          <w:sz w:val="26"/>
-          <w:szCs w:val="26"/>
-          <w:lang w:val="en-US"/>
-        </w:rPr>
-        <w:t xml:space="preserve"> tin </w:t>
-      </w:r>
-      <w:proofErr w:type="spellStart"/>
-      <w:r>
-        <w:rPr>
-          <w:b/>
-          <w:bCs/>
-          <w:sz w:val="26"/>
-          <w:szCs w:val="26"/>
-          <w:lang w:val="en-US"/>
-        </w:rPr>
-        <w:t>danh</w:t>
-      </w:r>
-      <w:proofErr w:type="spellEnd"/>
-      <w:r>
-        <w:rPr>
-          <w:b/>
-          <w:bCs/>
-          <w:sz w:val="26"/>
-          <w:szCs w:val="26"/>
-          <w:lang w:val="en-US"/>
-        </w:rPr>
-        <w:t xml:space="preserve"> </w:t>
-      </w:r>
-      <w:proofErr w:type="spellStart"/>
-      <w:r>
-        <w:rPr>
-          <w:b/>
-          <w:bCs/>
-          <w:sz w:val="26"/>
-          <w:szCs w:val="26"/>
-          <w:lang w:val="en-US"/>
-        </w:rPr>
-        <w:t>mục</w:t>
-      </w:r>
-      <w:proofErr w:type="spellEnd"/>
-      <w:r>
-        <w:rPr>
-          <w:b/>
-          <w:bCs/>
-          <w:sz w:val="26"/>
-          <w:szCs w:val="26"/>
-          <w:lang w:val="en-US"/>
-        </w:rPr>
-        <w:t>:</w:t>
+        <w:t>Xem thông tin danh mục:</w:t>
       </w:r>
     </w:p>
     <w:p>
@@ -21013,76 +20357,7 @@
           <w:sz w:val="24"/>
           <w:lang w:val="en-US"/>
         </w:rPr>
-        <w:t xml:space="preserve"> </w:t>
-      </w:r>
-      <w:r>
-        <w:rPr>
-          <w:b/>
-          <w:bCs/>
-          <w:sz w:val="24"/>
-          <w:lang w:val="en-US"/>
-        </w:rPr>
-        <w:t xml:space="preserve"> Danh </w:t>
-      </w:r>
-      <w:proofErr w:type="spellStart"/>
-      <w:r>
-        <w:rPr>
-          <w:b/>
-          <w:bCs/>
-          <w:sz w:val="24"/>
-          <w:lang w:val="en-US"/>
-        </w:rPr>
-        <w:t>mục</w:t>
-      </w:r>
-      <w:proofErr w:type="spellEnd"/>
-      <w:r>
-        <w:rPr>
-          <w:b/>
-          <w:bCs/>
-          <w:sz w:val="24"/>
-          <w:lang w:val="en-US"/>
-        </w:rPr>
-        <w:t xml:space="preserve"> </w:t>
-      </w:r>
-      <w:proofErr w:type="spellStart"/>
-      <w:r>
-        <w:rPr>
-          <w:b/>
-          <w:bCs/>
-          <w:sz w:val="24"/>
-          <w:lang w:val="en-US"/>
-        </w:rPr>
-        <w:t>nhân</w:t>
-      </w:r>
-      <w:proofErr w:type="spellEnd"/>
-      <w:r>
-        <w:rPr>
-          <w:b/>
-          <w:bCs/>
-          <w:sz w:val="24"/>
-          <w:lang w:val="en-US"/>
-        </w:rPr>
-        <w:t xml:space="preserve"> </w:t>
-      </w:r>
-      <w:proofErr w:type="spellStart"/>
-      <w:r>
-        <w:rPr>
-          <w:b/>
-          <w:bCs/>
-          <w:sz w:val="24"/>
-          <w:lang w:val="en-US"/>
-        </w:rPr>
-        <w:t>viên</w:t>
-      </w:r>
-      <w:proofErr w:type="spellEnd"/>
-      <w:r>
-        <w:rPr>
-          <w:b/>
-          <w:bCs/>
-          <w:sz w:val="24"/>
-          <w:lang w:val="en-US"/>
-        </w:rPr>
-        <w:t>:</w:t>
+        <w:t xml:space="preserve">  Danh mục nhân viên:</w:t>
       </w:r>
     </w:p>
     <w:p>
@@ -21652,53 +20927,12 @@
         </w:rPr>
         <w:t xml:space="preserve">       </w:t>
       </w:r>
-      <w:proofErr w:type="spellStart"/>
       <w:r>
         <w:rPr>
           <w:sz w:val="24"/>
           <w:lang w:val="en-US"/>
         </w:rPr>
-        <w:t>Thực</w:t>
-      </w:r>
-      <w:proofErr w:type="spellEnd"/>
-      <w:r>
-        <w:rPr>
-          <w:sz w:val="24"/>
-          <w:lang w:val="en-US"/>
-        </w:rPr>
-        <w:t xml:space="preserve"> </w:t>
-      </w:r>
-      <w:proofErr w:type="spellStart"/>
-      <w:r>
-        <w:rPr>
-          <w:sz w:val="24"/>
-          <w:lang w:val="en-US"/>
-        </w:rPr>
-        <w:t>thi</w:t>
-      </w:r>
-      <w:proofErr w:type="spellEnd"/>
-      <w:r>
-        <w:rPr>
-          <w:sz w:val="24"/>
-          <w:lang w:val="en-US"/>
-        </w:rPr>
-        <w:t xml:space="preserve"> </w:t>
-      </w:r>
-      <w:proofErr w:type="spellStart"/>
-      <w:r>
-        <w:rPr>
-          <w:sz w:val="24"/>
-          <w:lang w:val="en-US"/>
-        </w:rPr>
-        <w:t>trên</w:t>
-      </w:r>
-      <w:proofErr w:type="spellEnd"/>
-      <w:r>
-        <w:rPr>
-          <w:sz w:val="24"/>
-          <w:lang w:val="en-US"/>
-        </w:rPr>
-        <w:t xml:space="preserve"> C#:</w:t>
+        <w:t>Thực thi trên C#:</w:t>
       </w:r>
     </w:p>
     <w:p>
@@ -21723,81 +20957,7 @@
           <w:szCs w:val="26"/>
           <w:lang w:val="en-US"/>
         </w:rPr>
-        <w:t xml:space="preserve">public static </w:t>
-      </w:r>
-      <w:proofErr w:type="spellStart"/>
-      <w:r>
-        <w:rPr>
-          <w:sz w:val="26"/>
-          <w:szCs w:val="26"/>
-          <w:lang w:val="en-US"/>
-        </w:rPr>
-        <w:t>DataTable</w:t>
-      </w:r>
-      <w:proofErr w:type="spellEnd"/>
-      <w:r>
-        <w:rPr>
-          <w:sz w:val="26"/>
-          <w:szCs w:val="26"/>
-          <w:lang w:val="en-US"/>
-        </w:rPr>
-        <w:t xml:space="preserve"> </w:t>
-      </w:r>
-      <w:proofErr w:type="spellStart"/>
-      <w:proofErr w:type="gramStart"/>
-      <w:r>
-        <w:rPr>
-          <w:sz w:val="26"/>
-          <w:szCs w:val="26"/>
-          <w:lang w:val="en-US"/>
-        </w:rPr>
-        <w:t>getEmployees</w:t>
-      </w:r>
-      <w:proofErr w:type="spellEnd"/>
-      <w:r>
-        <w:rPr>
-          <w:sz w:val="26"/>
-          <w:szCs w:val="26"/>
-          <w:lang w:val="en-US"/>
-        </w:rPr>
-        <w:t>(</w:t>
-      </w:r>
-      <w:proofErr w:type="spellStart"/>
-      <w:proofErr w:type="gramEnd"/>
-      <w:r>
-        <w:rPr>
-          <w:sz w:val="26"/>
-          <w:szCs w:val="26"/>
-          <w:lang w:val="en-US"/>
-        </w:rPr>
-        <w:t>DBConn</w:t>
-      </w:r>
-      <w:proofErr w:type="spellEnd"/>
-      <w:r>
-        <w:rPr>
-          <w:sz w:val="26"/>
-          <w:szCs w:val="26"/>
-          <w:lang w:val="en-US"/>
-        </w:rPr>
-        <w:t xml:space="preserve"> </w:t>
-      </w:r>
-      <w:proofErr w:type="spellStart"/>
-      <w:r>
-        <w:rPr>
-          <w:sz w:val="26"/>
-          <w:szCs w:val="26"/>
-          <w:lang w:val="en-US"/>
-        </w:rPr>
-        <w:t>db</w:t>
-      </w:r>
-      <w:proofErr w:type="spellEnd"/>
-      <w:r>
-        <w:rPr>
-          <w:sz w:val="26"/>
-          <w:szCs w:val="26"/>
-          <w:lang w:val="en-US"/>
-        </w:rPr>
-        <w:t>)</w:t>
+        <w:t>public static DataTable getEmployees(DBConn db)</w:t>
       </w:r>
     </w:p>
     <w:p>
@@ -21847,46 +21007,8 @@
           <w:szCs w:val="26"/>
           <w:lang w:val="en-US"/>
         </w:rPr>
-        <w:t xml:space="preserve">    string </w:t>
-      </w:r>
-      <w:proofErr w:type="spellStart"/>
-      <w:r>
-        <w:rPr>
-          <w:sz w:val="26"/>
-          <w:szCs w:val="26"/>
-          <w:lang w:val="en-US"/>
-        </w:rPr>
-        <w:t>sqlquery</w:t>
-      </w:r>
-      <w:proofErr w:type="spellEnd"/>
-      <w:r>
-        <w:rPr>
-          <w:sz w:val="26"/>
-          <w:szCs w:val="26"/>
-          <w:lang w:val="en-US"/>
-        </w:rPr>
-        <w:t xml:space="preserve"> = "SELECT * FROM </w:t>
-      </w:r>
-      <w:proofErr w:type="spellStart"/>
-      <w:r>
-        <w:rPr>
-          <w:sz w:val="26"/>
-          <w:szCs w:val="26"/>
-          <w:lang w:val="en-US"/>
-        </w:rPr>
-        <w:t>v_ThongTinNhanVien</w:t>
-      </w:r>
-      <w:proofErr w:type="spellEnd"/>
-      <w:proofErr w:type="gramStart"/>
-      <w:r>
-        <w:rPr>
-          <w:sz w:val="26"/>
-          <w:szCs w:val="26"/>
-          <w:lang w:val="en-US"/>
-        </w:rPr>
-        <w:t>";</w:t>
-      </w:r>
-      <w:proofErr w:type="gramEnd"/>
+        <w:t xml:space="preserve">    string sqlquery = "SELECT * FROM v_ThongTinNhanVien";</w:t>
+      </w:r>
     </w:p>
     <w:p>
       <w:pPr>
@@ -21910,63 +21032,7 @@
           <w:szCs w:val="26"/>
           <w:lang w:val="en-US"/>
         </w:rPr>
-        <w:t xml:space="preserve">return </w:t>
-      </w:r>
-      <w:proofErr w:type="spellStart"/>
-      <w:proofErr w:type="gramStart"/>
-      <w:r>
-        <w:rPr>
-          <w:sz w:val="26"/>
-          <w:szCs w:val="26"/>
-          <w:lang w:val="en-US"/>
-        </w:rPr>
-        <w:t>LoadTable</w:t>
-      </w:r>
-      <w:proofErr w:type="spellEnd"/>
-      <w:r>
-        <w:rPr>
-          <w:sz w:val="26"/>
-          <w:szCs w:val="26"/>
-          <w:lang w:val="en-US"/>
-        </w:rPr>
-        <w:t>(</w:t>
-      </w:r>
-      <w:proofErr w:type="spellStart"/>
-      <w:proofErr w:type="gramEnd"/>
-      <w:r>
-        <w:rPr>
-          <w:sz w:val="26"/>
-          <w:szCs w:val="26"/>
-          <w:lang w:val="en-US"/>
-        </w:rPr>
-        <w:t>db</w:t>
-      </w:r>
-      <w:proofErr w:type="spellEnd"/>
-      <w:r>
-        <w:rPr>
-          <w:sz w:val="26"/>
-          <w:szCs w:val="26"/>
-          <w:lang w:val="en-US"/>
-        </w:rPr>
-        <w:t xml:space="preserve">, </w:t>
-      </w:r>
-      <w:proofErr w:type="spellStart"/>
-      <w:r>
-        <w:rPr>
-          <w:sz w:val="26"/>
-          <w:szCs w:val="26"/>
-          <w:lang w:val="en-US"/>
-        </w:rPr>
-        <w:t>sqlquery</w:t>
-      </w:r>
-      <w:proofErr w:type="spellEnd"/>
-      <w:r>
-        <w:rPr>
-          <w:sz w:val="26"/>
-          <w:szCs w:val="26"/>
-          <w:lang w:val="en-US"/>
-        </w:rPr>
-        <w:t>);</w:t>
+        <w:t>return LoadTable(db, sqlquery);</w:t>
       </w:r>
     </w:p>
     <w:p>
@@ -26564,6 +25630,7 @@
   <w:style w:type="character" w:default="1" w:styleId="DefaultParagraphFont">
     <w:name w:val="Default Paragraph Font"/>
     <w:uiPriority w:val="1"/>
+    <w:semiHidden/>
     <w:unhideWhenUsed/>
   </w:style>
   <w:style w:type="table" w:default="1" w:styleId="TableNormal">
